--- a/ml m2/module 2 (1).docx
+++ b/ml m2/module 2 (1).docx
@@ -4,6 +4,7 @@
   <w:body>
     <w:p>
       <w:pPr>
+        <w:jc w:val="both"/>
         <w:rPr>
           <w:b/>
           <w:bCs/>
@@ -2479,7 +2480,7 @@
     <w:p>
       <w:r>
         <w:pict w14:anchorId="5EFD4DBD">
-          <v:rect id="_x0000_i1127" style="width:0;height:1.5pt" o:hralign="center" o:hrstd="t" o:hr="t" fillcolor="#a0a0a0" stroked="f"/>
+          <v:rect id="_x0000_i1037" style="width:0;height:1.5pt" o:hralign="center" o:hrstd="t" o:hr="t" fillcolor="#a0a0a0" stroked="f"/>
         </w:pict>
       </w:r>
     </w:p>
@@ -2689,7 +2690,7 @@
     <w:p>
       <w:r>
         <w:pict w14:anchorId="369C3649">
-          <v:rect id="_x0000_i1128" style="width:0;height:1.5pt" o:hralign="center" o:hrstd="t" o:hr="t" fillcolor="#a0a0a0" stroked="f"/>
+          <v:rect id="_x0000_i1038" style="width:0;height:1.5pt" o:hralign="center" o:hrstd="t" o:hr="t" fillcolor="#a0a0a0" stroked="f"/>
         </w:pict>
       </w:r>
     </w:p>
@@ -2775,7 +2776,7 @@
     <w:p>
       <w:r>
         <w:pict w14:anchorId="21DB5434">
-          <v:rect id="_x0000_i1129" style="width:0;height:1.5pt" o:hralign="center" o:hrstd="t" o:hr="t" fillcolor="#a0a0a0" stroked="f"/>
+          <v:rect id="_x0000_i1039" style="width:0;height:1.5pt" o:hralign="center" o:hrstd="t" o:hr="t" fillcolor="#a0a0a0" stroked="f"/>
         </w:pict>
       </w:r>
     </w:p>
@@ -2876,7 +2877,7 @@
     <w:p>
       <w:r>
         <w:pict w14:anchorId="763A25E1">
-          <v:rect id="_x0000_i1130" style="width:0;height:1.5pt" o:hralign="center" o:hrstd="t" o:hr="t" fillcolor="#a0a0a0" stroked="f"/>
+          <v:rect id="_x0000_i1040" style="width:0;height:1.5pt" o:hralign="center" o:hrstd="t" o:hr="t" fillcolor="#a0a0a0" stroked="f"/>
         </w:pict>
       </w:r>
     </w:p>
@@ -2962,7 +2963,7 @@
     <w:p>
       <w:r>
         <w:pict w14:anchorId="2FCC2485">
-          <v:rect id="_x0000_i1131" style="width:0;height:1.5pt" o:hralign="center" o:hrstd="t" o:hr="t" fillcolor="#a0a0a0" stroked="f"/>
+          <v:rect id="_x0000_i1041" style="width:0;height:1.5pt" o:hralign="center" o:hrstd="t" o:hr="t" fillcolor="#a0a0a0" stroked="f"/>
         </w:pict>
       </w:r>
     </w:p>
@@ -3057,7 +3058,7 @@
     <w:p>
       <w:r>
         <w:pict w14:anchorId="45A1DEDA">
-          <v:rect id="_x0000_i1132" style="width:0;height:1.5pt" o:hralign="center" o:hrstd="t" o:hr="t" fillcolor="#a0a0a0" stroked="f"/>
+          <v:rect id="_x0000_i1042" style="width:0;height:1.5pt" o:hralign="center" o:hrstd="t" o:hr="t" fillcolor="#a0a0a0" stroked="f"/>
         </w:pict>
       </w:r>
     </w:p>
@@ -3204,7 +3205,7 @@
     <w:p>
       <w:r>
         <w:pict w14:anchorId="6DEF378B">
-          <v:rect id="_x0000_i1133" style="width:0;height:1.5pt" o:hralign="center" o:hrstd="t" o:hr="t" fillcolor="#a0a0a0" stroked="f"/>
+          <v:rect id="_x0000_i1043" style="width:0;height:1.5pt" o:hralign="center" o:hrstd="t" o:hr="t" fillcolor="#a0a0a0" stroked="f"/>
         </w:pict>
       </w:r>
     </w:p>
@@ -3302,7 +3303,7 @@
     <w:p>
       <w:r>
         <w:pict w14:anchorId="0D32D459">
-          <v:rect id="_x0000_i1134" style="width:0;height:1.5pt" o:hralign="center" o:hrstd="t" o:hr="t" fillcolor="#a0a0a0" stroked="f"/>
+          <v:rect id="_x0000_i1044" style="width:0;height:1.5pt" o:hralign="center" o:hrstd="t" o:hr="t" fillcolor="#a0a0a0" stroked="f"/>
         </w:pict>
       </w:r>
     </w:p>
@@ -3445,7 +3446,7 @@
     <w:p>
       <w:r>
         <w:pict w14:anchorId="72090FC1">
-          <v:rect id="_x0000_i1135" style="width:0;height:1.5pt" o:hralign="center" o:hrstd="t" o:hr="t" fillcolor="#a0a0a0" stroked="f"/>
+          <v:rect id="_x0000_i1045" style="width:0;height:1.5pt" o:hralign="center" o:hrstd="t" o:hr="t" fillcolor="#a0a0a0" stroked="f"/>
         </w:pict>
       </w:r>
     </w:p>
@@ -3512,7 +3513,7 @@
     <w:p>
       <w:r>
         <w:pict w14:anchorId="60AE4C82">
-          <v:rect id="_x0000_i1136" style="width:0;height:1.5pt" o:hralign="center" o:hrstd="t" o:hr="t" fillcolor="#a0a0a0" stroked="f"/>
+          <v:rect id="_x0000_i1046" style="width:0;height:1.5pt" o:hralign="center" o:hrstd="t" o:hr="t" fillcolor="#a0a0a0" stroked="f"/>
         </w:pict>
       </w:r>
     </w:p>
@@ -3549,7 +3550,7 @@
     <w:p>
       <w:r>
         <w:pict w14:anchorId="19B9F890">
-          <v:rect id="_x0000_i1137" style="width:0;height:1.5pt" o:hralign="center" o:hrstd="t" o:hr="t" fillcolor="#a0a0a0" stroked="f"/>
+          <v:rect id="_x0000_i1047" style="width:0;height:1.5pt" o:hralign="center" o:hrstd="t" o:hr="t" fillcolor="#a0a0a0" stroked="f"/>
         </w:pict>
       </w:r>
     </w:p>
@@ -3623,7 +3624,7 @@
     <w:p>
       <w:r>
         <w:pict w14:anchorId="0E815DEB">
-          <v:rect id="_x0000_i1138" style="width:0;height:1.5pt" o:hralign="center" o:hrstd="t" o:hr="t" fillcolor="#a0a0a0" stroked="f"/>
+          <v:rect id="_x0000_i1048" style="width:0;height:1.5pt" o:hralign="center" o:hrstd="t" o:hr="t" fillcolor="#a0a0a0" stroked="f"/>
         </w:pict>
       </w:r>
     </w:p>
@@ -3678,7 +3679,7 @@
     <w:p>
       <w:r>
         <w:pict w14:anchorId="13FCBD4A">
-          <v:rect id="_x0000_i1139" style="width:0;height:1.5pt" o:hralign="center" o:hrstd="t" o:hr="t" fillcolor="#a0a0a0" stroked="f"/>
+          <v:rect id="_x0000_i1049" style="width:0;height:1.5pt" o:hralign="center" o:hrstd="t" o:hr="t" fillcolor="#a0a0a0" stroked="f"/>
         </w:pict>
       </w:r>
     </w:p>
@@ -3728,7 +3729,7 @@
     <w:p>
       <w:r>
         <w:pict w14:anchorId="61F68D35">
-          <v:rect id="_x0000_i1140" style="width:0;height:1.5pt" o:hralign="center" o:hrstd="t" o:hr="t" fillcolor="#a0a0a0" stroked="f"/>
+          <v:rect id="_x0000_i1050" style="width:0;height:1.5pt" o:hralign="center" o:hrstd="t" o:hr="t" fillcolor="#a0a0a0" stroked="f"/>
         </w:pict>
       </w:r>
     </w:p>
@@ -3770,7 +3771,7 @@
     <w:p>
       <w:r>
         <w:pict w14:anchorId="4A94157A">
-          <v:rect id="_x0000_i1141" style="width:0;height:1.5pt" o:hralign="center" o:hrstd="t" o:hr="t" fillcolor="#a0a0a0" stroked="f"/>
+          <v:rect id="_x0000_i1051" style="width:0;height:1.5pt" o:hralign="center" o:hrstd="t" o:hr="t" fillcolor="#a0a0a0" stroked="f"/>
         </w:pict>
       </w:r>
     </w:p>
@@ -4565,7 +4566,7 @@
     <w:p>
       <w:r>
         <w:pict w14:anchorId="38EA2ED4">
-          <v:rect id="_x0000_i1205" style="width:0;height:1.5pt" o:hralign="center" o:hrstd="t" o:hr="t" fillcolor="#a0a0a0" stroked="f"/>
+          <v:rect id="_x0000_i1052" style="width:0;height:1.5pt" o:hralign="center" o:hrstd="t" o:hr="t" fillcolor="#a0a0a0" stroked="f"/>
         </w:pict>
       </w:r>
     </w:p>
@@ -4681,6 +4682,9 @@
             </m:den>
           </m:f>
           <m:r>
+            <m:rPr>
+              <m:sty m:val="p"/>
+            </m:rPr>
             <w:br/>
           </m:r>
         </m:oMath>
@@ -4766,7 +4770,7 @@
     <w:p>
       <w:r>
         <w:pict w14:anchorId="0B134B44">
-          <v:rect id="_x0000_i1206" style="width:0;height:1.5pt" o:hralign="center" o:hrstd="t" o:hr="t" fillcolor="#a0a0a0" stroked="f"/>
+          <v:rect id="_x0000_i1053" style="width:0;height:1.5pt" o:hralign="center" o:hrstd="t" o:hr="t" fillcolor="#a0a0a0" stroked="f"/>
         </w:pict>
       </w:r>
     </w:p>
@@ -4871,7 +4875,7 @@
       <w:r>
         <w:lastRenderedPageBreak/>
         <w:pict w14:anchorId="7E3B37C8">
-          <v:rect id="_x0000_i1207" style="width:0;height:1.5pt" o:hralign="center" o:hrstd="t" o:hr="t" fillcolor="#a0a0a0" stroked="f"/>
+          <v:rect id="_x0000_i1054" style="width:0;height:1.5pt" o:hralign="center" o:hrstd="t" o:hr="t" fillcolor="#a0a0a0" stroked="f"/>
         </w:pict>
       </w:r>
     </w:p>
@@ -4936,7 +4940,7 @@
     <w:p>
       <w:r>
         <w:pict w14:anchorId="40D7E9D2">
-          <v:rect id="_x0000_i1208" style="width:0;height:1.5pt" o:hralign="center" o:hrstd="t" o:hr="t" fillcolor="#a0a0a0" stroked="f"/>
+          <v:rect id="_x0000_i1055" style="width:0;height:1.5pt" o:hralign="center" o:hrstd="t" o:hr="t" fillcolor="#a0a0a0" stroked="f"/>
         </w:pict>
       </w:r>
     </w:p>
@@ -5146,7 +5150,7 @@
     <w:p>
       <w:r>
         <w:pict w14:anchorId="3631E200">
-          <v:rect id="_x0000_i1209" style="width:0;height:1.5pt" o:hralign="center" o:hrstd="t" o:hr="t" fillcolor="#a0a0a0" stroked="f"/>
+          <v:rect id="_x0000_i1056" style="width:0;height:1.5pt" o:hralign="center" o:hrstd="t" o:hr="t" fillcolor="#a0a0a0" stroked="f"/>
         </w:pict>
       </w:r>
     </w:p>
@@ -5506,7 +5510,7 @@
     <w:p>
       <w:r>
         <w:pict w14:anchorId="32B7E322">
-          <v:rect id="_x0000_i1210" style="width:0;height:1.5pt" o:hralign="center" o:hrstd="t" o:hr="t" fillcolor="#a0a0a0" stroked="f"/>
+          <v:rect id="_x0000_i1057" style="width:0;height:1.5pt" o:hralign="center" o:hrstd="t" o:hr="t" fillcolor="#a0a0a0" stroked="f"/>
         </w:pict>
       </w:r>
     </w:p>
@@ -5694,7 +5698,7 @@
     <w:p>
       <w:r>
         <w:pict w14:anchorId="53914D9E">
-          <v:rect id="_x0000_i1211" style="width:0;height:1.5pt" o:hralign="center" o:hrstd="t" o:hr="t" fillcolor="#a0a0a0" stroked="f"/>
+          <v:rect id="_x0000_i1058" style="width:0;height:1.5pt" o:hralign="center" o:hrstd="t" o:hr="t" fillcolor="#a0a0a0" stroked="f"/>
         </w:pict>
       </w:r>
     </w:p>
@@ -5832,7 +5836,7 @@
     <w:p>
       <w:r>
         <w:pict w14:anchorId="085B7E11">
-          <v:rect id="_x0000_i1212" style="width:0;height:1.5pt" o:hralign="center" o:hrstd="t" o:hr="t" fillcolor="#a0a0a0" stroked="f"/>
+          <v:rect id="_x0000_i1059" style="width:0;height:1.5pt" o:hralign="center" o:hrstd="t" o:hr="t" fillcolor="#a0a0a0" stroked="f"/>
         </w:pict>
       </w:r>
     </w:p>
@@ -6447,7 +6451,7 @@
     <w:p>
       <w:r>
         <w:pict w14:anchorId="481E4EDA">
-          <v:rect id="_x0000_i1269" style="width:0;height:1.5pt" o:hralign="center" o:hrstd="t" o:hr="t" fillcolor="#a0a0a0" stroked="f"/>
+          <v:rect id="_x0000_i1060" style="width:0;height:1.5pt" o:hralign="center" o:hrstd="t" o:hr="t" fillcolor="#a0a0a0" stroked="f"/>
         </w:pict>
       </w:r>
     </w:p>
@@ -6648,6 +6652,9 @@
             </m:den>
           </m:f>
           <m:r>
+            <m:rPr>
+              <m:sty m:val="p"/>
+            </m:rPr>
             <w:br/>
           </m:r>
         </m:oMath>
@@ -6999,7 +7006,7 @@
     <w:p>
       <w:r>
         <w:pict w14:anchorId="4DC3E4B3">
-          <v:rect id="_x0000_i1270" style="width:0;height:1.5pt" o:hralign="center" o:hrstd="t" o:hr="t" fillcolor="#a0a0a0" stroked="f"/>
+          <v:rect id="_x0000_i1061" style="width:0;height:1.5pt" o:hralign="center" o:hrstd="t" o:hr="t" fillcolor="#a0a0a0" stroked="f"/>
         </w:pict>
       </w:r>
     </w:p>
@@ -7219,6 +7226,9 @@
             </m:den>
           </m:f>
           <m:r>
+            <m:rPr>
+              <m:sty m:val="p"/>
+            </m:rPr>
             <w:br/>
           </m:r>
         </m:oMath>
@@ -7499,7 +7509,7 @@
     <w:p>
       <w:r>
         <w:pict w14:anchorId="6F298941">
-          <v:rect id="_x0000_i1271" style="width:0;height:1.5pt" o:hralign="center" o:hrstd="t" o:hr="t" fillcolor="#a0a0a0" stroked="f"/>
+          <v:rect id="_x0000_i1062" style="width:0;height:1.5pt" o:hralign="center" o:hrstd="t" o:hr="t" fillcolor="#a0a0a0" stroked="f"/>
         </w:pict>
       </w:r>
     </w:p>
@@ -7678,6 +7688,9 @@
             </m:den>
           </m:f>
           <m:r>
+            <m:rPr>
+              <m:sty m:val="p"/>
+            </m:rPr>
             <w:br/>
           </m:r>
         </m:oMath>
@@ -7796,7 +7809,7 @@
     <w:p>
       <w:r>
         <w:pict w14:anchorId="278387D6">
-          <v:rect id="_x0000_i1272" style="width:0;height:1.5pt" o:hralign="center" o:hrstd="t" o:hr="t" fillcolor="#a0a0a0" stroked="f"/>
+          <v:rect id="_x0000_i1063" style="width:0;height:1.5pt" o:hralign="center" o:hrstd="t" o:hr="t" fillcolor="#a0a0a0" stroked="f"/>
         </w:pict>
       </w:r>
     </w:p>
@@ -7938,6 +7951,9 @@
             </m:den>
           </m:f>
           <m:r>
+            <m:rPr>
+              <m:sty m:val="p"/>
+            </m:rPr>
             <w:br/>
           </m:r>
         </m:oMath>
@@ -7958,9 +7974,6 @@
             <m:t>IQR=Q3-Q1</m:t>
           </m:r>
           <m:r>
-            <w:rPr>
-              <w:i/>
-            </w:rPr>
             <w:br/>
           </m:r>
         </m:oMath>
@@ -8079,7 +8092,7 @@
     <w:p>
       <w:r>
         <w:pict w14:anchorId="7BFEF514">
-          <v:rect id="_x0000_i1273" style="width:0;height:1.5pt" o:hralign="center" o:hrstd="t" o:hr="t" fillcolor="#a0a0a0" stroked="f"/>
+          <v:rect id="_x0000_i1064" style="width:0;height:1.5pt" o:hralign="center" o:hrstd="t" o:hr="t" fillcolor="#a0a0a0" stroked="f"/>
         </w:pict>
       </w:r>
     </w:p>
@@ -8360,7 +8373,7 @@
     <w:p>
       <w:r>
         <w:pict w14:anchorId="7F0D0662">
-          <v:rect id="_x0000_i1274" style="width:0;height:1.5pt" o:hralign="center" o:hrstd="t" o:hr="t" fillcolor="#a0a0a0" stroked="f"/>
+          <v:rect id="_x0000_i1065" style="width:0;height:1.5pt" o:hralign="center" o:hrstd="t" o:hr="t" fillcolor="#a0a0a0" stroked="f"/>
         </w:pict>
       </w:r>
     </w:p>
@@ -8491,7 +8504,7 @@
     <w:p>
       <w:r>
         <w:pict w14:anchorId="31BAE333">
-          <v:rect id="_x0000_i1275" style="width:0;height:1.5pt" o:hralign="center" o:hrstd="t" o:hr="t" fillcolor="#a0a0a0" stroked="f"/>
+          <v:rect id="_x0000_i1066" style="width:0;height:1.5pt" o:hralign="center" o:hrstd="t" o:hr="t" fillcolor="#a0a0a0" stroked="f"/>
         </w:pict>
       </w:r>
     </w:p>
@@ -8624,7 +8637,7 @@
     <w:p>
       <w:r>
         <w:pict w14:anchorId="69AAF045">
-          <v:rect id="_x0000_i1276" style="width:0;height:1.5pt" o:hralign="center" o:hrstd="t" o:hr="t" fillcolor="#a0a0a0" stroked="f"/>
+          <v:rect id="_x0000_i1067" style="width:0;height:1.5pt" o:hralign="center" o:hrstd="t" o:hr="t" fillcolor="#a0a0a0" stroked="f"/>
         </w:pict>
       </w:r>
     </w:p>
@@ -9158,6 +9171,1879 @@
         </w:tc>
       </w:tr>
     </w:tbl>
+    <w:p>
+      <w:r>
+        <w:br/>
+      </w:r>
+      <w:r>
+        <w:br/>
+        <w:t>-------------------------------------------------------------------------------------------------------------------------------------</w:t>
+      </w:r>
+    </w:p>
+    <w:p>
+      <w:pPr>
+        <w:rPr>
+          <w:b/>
+          <w:bCs/>
+        </w:rPr>
+      </w:pPr>
+      <w:r>
+        <w:rPr>
+          <w:b/>
+          <w:bCs/>
+        </w:rPr>
+        <w:t>Machine Learning Pipeline – Structured Summary</w:t>
+      </w:r>
+    </w:p>
+    <w:p>
+      <w:pPr>
+        <w:rPr>
+          <w:b/>
+          <w:bCs/>
+        </w:rPr>
+      </w:pPr>
+      <w:r>
+        <w:rPr>
+          <w:b/>
+          <w:bCs/>
+        </w:rPr>
+        <w:t>1. What is a Pipeline?</w:t>
+      </w:r>
+    </w:p>
+    <w:p>
+      <w:r>
+        <w:t xml:space="preserve">A </w:t>
+      </w:r>
+      <w:r>
+        <w:rPr>
+          <w:b/>
+          <w:bCs/>
+        </w:rPr>
+        <w:t>Pipeline</w:t>
+      </w:r>
+      <w:r>
+        <w:t xml:space="preserve"> in Scikit-learn connects multiple ML steps into one workflow.</w:t>
+      </w:r>
+    </w:p>
+    <w:p>
+      <w:r>
+        <w:t>Typical flow:</w:t>
+      </w:r>
+    </w:p>
+    <w:p>
+      <w:r>
+        <w:t>Raw Data</w:t>
+      </w:r>
+    </w:p>
+    <w:p>
+      <w:r>
+        <w:t xml:space="preserve">   ↓</w:t>
+      </w:r>
+    </w:p>
+    <w:p>
+      <w:r>
+        <w:t>Missing Value Handling</w:t>
+      </w:r>
+    </w:p>
+    <w:p>
+      <w:r>
+        <w:t xml:space="preserve">   ↓</w:t>
+      </w:r>
+    </w:p>
+    <w:p>
+      <w:r>
+        <w:t>Feature Scaling</w:t>
+      </w:r>
+    </w:p>
+    <w:p>
+      <w:r>
+        <w:t xml:space="preserve">   ↓</w:t>
+      </w:r>
+    </w:p>
+    <w:p>
+      <w:r>
+        <w:t>Categorical Encoding</w:t>
+      </w:r>
+    </w:p>
+    <w:p>
+      <w:r>
+        <w:t xml:space="preserve">   ↓</w:t>
+      </w:r>
+    </w:p>
+    <w:p>
+      <w:r>
+        <w:t>Model Training</w:t>
+      </w:r>
+    </w:p>
+    <w:p>
+      <w:r>
+        <w:t xml:space="preserve">   ↓</w:t>
+      </w:r>
+    </w:p>
+    <w:p>
+      <w:r>
+        <w:t>Prediction</w:t>
+      </w:r>
+    </w:p>
+    <w:p>
+      <w:r>
+        <w:t>Instead of performing every step manually, the Pipeline automates the process.</w:t>
+      </w:r>
+    </w:p>
+    <w:p>
+      <w:r>
+        <w:pict w14:anchorId="43CE4AA9">
+          <v:rect id="_x0000_i1122" style="width:0;height:1.5pt" o:hralign="center" o:hrstd="t" o:hr="t" fillcolor="#a0a0a0" stroked="f"/>
+        </w:pict>
+      </w:r>
+    </w:p>
+    <w:p>
+      <w:pPr>
+        <w:rPr>
+          <w:b/>
+          <w:bCs/>
+        </w:rPr>
+      </w:pPr>
+      <w:r>
+        <w:rPr>
+          <w:b/>
+          <w:bCs/>
+        </w:rPr>
+        <w:t>2. Why Use Pipelines?</w:t>
+      </w:r>
+    </w:p>
+    <w:p>
+      <w:pPr>
+        <w:rPr>
+          <w:b/>
+          <w:bCs/>
+        </w:rPr>
+      </w:pPr>
+      <w:r>
+        <w:rPr>
+          <w:b/>
+          <w:bCs/>
+        </w:rPr>
+        <w:t>Automation</w:t>
+      </w:r>
+    </w:p>
+    <w:p>
+      <w:r>
+        <w:t>Combines:</w:t>
+      </w:r>
+    </w:p>
+    <w:p>
+      <w:pPr>
+        <w:numPr>
+          <w:ilvl w:val="0"/>
+          <w:numId w:val="46"/>
+        </w:numPr>
+      </w:pPr>
+      <w:r>
+        <w:t xml:space="preserve">Data cleaning </w:t>
+      </w:r>
+    </w:p>
+    <w:p>
+      <w:pPr>
+        <w:numPr>
+          <w:ilvl w:val="0"/>
+          <w:numId w:val="46"/>
+        </w:numPr>
+      </w:pPr>
+      <w:r>
+        <w:t xml:space="preserve">Feature engineering </w:t>
+      </w:r>
+    </w:p>
+    <w:p>
+      <w:pPr>
+        <w:numPr>
+          <w:ilvl w:val="0"/>
+          <w:numId w:val="46"/>
+        </w:numPr>
+      </w:pPr>
+      <w:r>
+        <w:t xml:space="preserve">Encoding </w:t>
+      </w:r>
+    </w:p>
+    <w:p>
+      <w:pPr>
+        <w:numPr>
+          <w:ilvl w:val="0"/>
+          <w:numId w:val="46"/>
+        </w:numPr>
+      </w:pPr>
+      <w:r>
+        <w:t xml:space="preserve">Scaling </w:t>
+      </w:r>
+    </w:p>
+    <w:p>
+      <w:pPr>
+        <w:numPr>
+          <w:ilvl w:val="0"/>
+          <w:numId w:val="46"/>
+        </w:numPr>
+      </w:pPr>
+      <w:r>
+        <w:t xml:space="preserve">Model training </w:t>
+      </w:r>
+    </w:p>
+    <w:p>
+      <w:pPr>
+        <w:rPr>
+          <w:b/>
+          <w:bCs/>
+        </w:rPr>
+      </w:pPr>
+      <w:r>
+        <w:rPr>
+          <w:b/>
+          <w:bCs/>
+        </w:rPr>
+        <w:lastRenderedPageBreak/>
+        <w:t>Data Leakage Prevention</w:t>
+      </w:r>
+    </w:p>
+    <w:p>
+      <w:r>
+        <w:t xml:space="preserve">The pipeline ensures that preprocessing is </w:t>
+      </w:r>
+      <w:r>
+        <w:rPr>
+          <w:b/>
+          <w:bCs/>
+        </w:rPr>
+        <w:t>learned only from training data</w:t>
+      </w:r>
+      <w:r>
+        <w:t>.</w:t>
+      </w:r>
+    </w:p>
+    <w:p>
+      <w:r>
+        <w:t>For example:</w:t>
+      </w:r>
+    </w:p>
+    <w:p>
+      <w:proofErr w:type="spellStart"/>
+      <w:proofErr w:type="gramStart"/>
+      <w:r>
+        <w:t>StandardScaler</w:t>
+      </w:r>
+      <w:proofErr w:type="spellEnd"/>
+      <w:r>
+        <w:t>(</w:t>
+      </w:r>
+      <w:proofErr w:type="gramEnd"/>
+      <w:r>
+        <w:t>)</w:t>
+      </w:r>
+    </w:p>
+    <w:p>
+      <w:r>
+        <w:t>calculates mean and standard deviation from the training data, not from the test data.</w:t>
+      </w:r>
+    </w:p>
+    <w:p>
+      <w:pPr>
+        <w:rPr>
+          <w:b/>
+          <w:bCs/>
+        </w:rPr>
+      </w:pPr>
+      <w:r>
+        <w:rPr>
+          <w:b/>
+          <w:bCs/>
+        </w:rPr>
+        <w:t>Production Ready</w:t>
+      </w:r>
+    </w:p>
+    <w:p>
+      <w:r>
+        <w:t>The same preprocessing used during training is automatically applied when making predictions on new data.</w:t>
+      </w:r>
+    </w:p>
+    <w:p>
+      <w:r>
+        <w:pict w14:anchorId="5C1305B7">
+          <v:rect id="_x0000_i1123" style="width:0;height:1.5pt" o:hralign="center" o:hrstd="t" o:hr="t" fillcolor="#a0a0a0" stroked="f"/>
+        </w:pict>
+      </w:r>
+    </w:p>
+    <w:p>
+      <w:pPr>
+        <w:rPr>
+          <w:b/>
+          <w:bCs/>
+        </w:rPr>
+      </w:pPr>
+      <w:r>
+        <w:rPr>
+          <w:b/>
+          <w:bCs/>
+        </w:rPr>
+        <w:t>3. Important Tools</w:t>
+      </w:r>
+    </w:p>
+    <w:tbl>
+      <w:tblPr>
+        <w:tblW w:w="0" w:type="auto"/>
+        <w:tblCellSpacing w:w="15" w:type="dxa"/>
+        <w:tblCellMar>
+          <w:top w:w="15" w:type="dxa"/>
+          <w:left w:w="15" w:type="dxa"/>
+          <w:bottom w:w="15" w:type="dxa"/>
+          <w:right w:w="15" w:type="dxa"/>
+        </w:tblCellMar>
+        <w:tblLook w:val="04A0" w:firstRow="1" w:lastRow="0" w:firstColumn="1" w:lastColumn="0" w:noHBand="0" w:noVBand="1"/>
+      </w:tblPr>
+      <w:tblGrid>
+        <w:gridCol w:w="1854"/>
+        <w:gridCol w:w="4557"/>
+      </w:tblGrid>
+      <w:tr>
+        <w:trPr>
+          <w:tblHeader/>
+          <w:tblCellSpacing w:w="15" w:type="dxa"/>
+        </w:trPr>
+        <w:tc>
+          <w:tcPr>
+            <w:tcW w:w="0" w:type="auto"/>
+            <w:vAlign w:val="center"/>
+            <w:hideMark/>
+          </w:tcPr>
+          <w:p>
+            <w:pPr>
+              <w:rPr>
+                <w:b/>
+                <w:bCs/>
+              </w:rPr>
+            </w:pPr>
+            <w:r>
+              <w:rPr>
+                <w:b/>
+                <w:bCs/>
+              </w:rPr>
+              <w:t>Tool</w:t>
+            </w:r>
+          </w:p>
+        </w:tc>
+        <w:tc>
+          <w:tcPr>
+            <w:tcW w:w="0" w:type="auto"/>
+            <w:vAlign w:val="center"/>
+            <w:hideMark/>
+          </w:tcPr>
+          <w:p>
+            <w:pPr>
+              <w:rPr>
+                <w:b/>
+                <w:bCs/>
+              </w:rPr>
+            </w:pPr>
+            <w:r>
+              <w:rPr>
+                <w:b/>
+                <w:bCs/>
+              </w:rPr>
+              <w:t>Purpose</w:t>
+            </w:r>
+          </w:p>
+        </w:tc>
+      </w:tr>
+      <w:tr>
+        <w:trPr>
+          <w:tblCellSpacing w:w="15" w:type="dxa"/>
+        </w:trPr>
+        <w:tc>
+          <w:tcPr>
+            <w:tcW w:w="0" w:type="auto"/>
+            <w:vAlign w:val="center"/>
+            <w:hideMark/>
+          </w:tcPr>
+          <w:p>
+            <w:proofErr w:type="spellStart"/>
+            <w:r>
+              <w:t>SimpleImputer</w:t>
+            </w:r>
+            <w:proofErr w:type="spellEnd"/>
+          </w:p>
+        </w:tc>
+        <w:tc>
+          <w:tcPr>
+            <w:tcW w:w="0" w:type="auto"/>
+            <w:vAlign w:val="center"/>
+            <w:hideMark/>
+          </w:tcPr>
+          <w:p>
+            <w:r>
+              <w:t>Handle missing values</w:t>
+            </w:r>
+          </w:p>
+        </w:tc>
+      </w:tr>
+      <w:tr>
+        <w:trPr>
+          <w:tblCellSpacing w:w="15" w:type="dxa"/>
+        </w:trPr>
+        <w:tc>
+          <w:tcPr>
+            <w:tcW w:w="0" w:type="auto"/>
+            <w:vAlign w:val="center"/>
+            <w:hideMark/>
+          </w:tcPr>
+          <w:p>
+            <w:proofErr w:type="spellStart"/>
+            <w:r>
+              <w:t>StandardScaler</w:t>
+            </w:r>
+            <w:proofErr w:type="spellEnd"/>
+          </w:p>
+        </w:tc>
+        <w:tc>
+          <w:tcPr>
+            <w:tcW w:w="0" w:type="auto"/>
+            <w:vAlign w:val="center"/>
+            <w:hideMark/>
+          </w:tcPr>
+          <w:p>
+            <w:r>
+              <w:t>Scale numerical features</w:t>
+            </w:r>
+          </w:p>
+        </w:tc>
+      </w:tr>
+      <w:tr>
+        <w:trPr>
+          <w:tblCellSpacing w:w="15" w:type="dxa"/>
+        </w:trPr>
+        <w:tc>
+          <w:tcPr>
+            <w:tcW w:w="0" w:type="auto"/>
+            <w:vAlign w:val="center"/>
+            <w:hideMark/>
+          </w:tcPr>
+          <w:p>
+            <w:proofErr w:type="spellStart"/>
+            <w:r>
+              <w:t>OneHotEncoder</w:t>
+            </w:r>
+            <w:proofErr w:type="spellEnd"/>
+          </w:p>
+        </w:tc>
+        <w:tc>
+          <w:tcPr>
+            <w:tcW w:w="0" w:type="auto"/>
+            <w:vAlign w:val="center"/>
+            <w:hideMark/>
+          </w:tcPr>
+          <w:p>
+            <w:r>
+              <w:t>Encode nominal data</w:t>
+            </w:r>
+          </w:p>
+        </w:tc>
+      </w:tr>
+      <w:tr>
+        <w:trPr>
+          <w:tblCellSpacing w:w="15" w:type="dxa"/>
+        </w:trPr>
+        <w:tc>
+          <w:tcPr>
+            <w:tcW w:w="0" w:type="auto"/>
+            <w:vAlign w:val="center"/>
+            <w:hideMark/>
+          </w:tcPr>
+          <w:p>
+            <w:proofErr w:type="spellStart"/>
+            <w:r>
+              <w:t>OrdinalEncoder</w:t>
+            </w:r>
+            <w:proofErr w:type="spellEnd"/>
+          </w:p>
+        </w:tc>
+        <w:tc>
+          <w:tcPr>
+            <w:tcW w:w="0" w:type="auto"/>
+            <w:vAlign w:val="center"/>
+            <w:hideMark/>
+          </w:tcPr>
+          <w:p>
+            <w:r>
+              <w:t>Encode ordinal data</w:t>
+            </w:r>
+          </w:p>
+        </w:tc>
+      </w:tr>
+      <w:tr>
+        <w:trPr>
+          <w:tblCellSpacing w:w="15" w:type="dxa"/>
+        </w:trPr>
+        <w:tc>
+          <w:tcPr>
+            <w:tcW w:w="0" w:type="auto"/>
+            <w:vAlign w:val="center"/>
+            <w:hideMark/>
+          </w:tcPr>
+          <w:p>
+            <w:proofErr w:type="spellStart"/>
+            <w:r>
+              <w:t>ColumnTransformer</w:t>
+            </w:r>
+            <w:proofErr w:type="spellEnd"/>
+          </w:p>
+        </w:tc>
+        <w:tc>
+          <w:tcPr>
+            <w:tcW w:w="0" w:type="auto"/>
+            <w:vAlign w:val="center"/>
+            <w:hideMark/>
+          </w:tcPr>
+          <w:p>
+            <w:r>
+              <w:t>Apply different preprocessing to different columns</w:t>
+            </w:r>
+          </w:p>
+        </w:tc>
+      </w:tr>
+      <w:tr>
+        <w:trPr>
+          <w:tblCellSpacing w:w="15" w:type="dxa"/>
+        </w:trPr>
+        <w:tc>
+          <w:tcPr>
+            <w:tcW w:w="0" w:type="auto"/>
+            <w:vAlign w:val="center"/>
+            <w:hideMark/>
+          </w:tcPr>
+          <w:p>
+            <w:r>
+              <w:t>Pipeline</w:t>
+            </w:r>
+          </w:p>
+        </w:tc>
+        <w:tc>
+          <w:tcPr>
+            <w:tcW w:w="0" w:type="auto"/>
+            <w:vAlign w:val="center"/>
+            <w:hideMark/>
+          </w:tcPr>
+          <w:p>
+            <w:r>
+              <w:t>Connect all steps together</w:t>
+            </w:r>
+          </w:p>
+        </w:tc>
+      </w:tr>
+    </w:tbl>
+    <w:p>
+      <w:r>
+        <w:pict w14:anchorId="60CF32E4">
+          <v:rect id="_x0000_i1124" style="width:0;height:1.5pt" o:hralign="center" o:hrstd="t" o:hr="t" fillcolor="#a0a0a0" stroked="f"/>
+        </w:pict>
+      </w:r>
+    </w:p>
+    <w:p>
+      <w:pPr>
+        <w:rPr>
+          <w:b/>
+          <w:bCs/>
+        </w:rPr>
+      </w:pPr>
+      <w:r>
+        <w:rPr>
+          <w:b/>
+          <w:bCs/>
+        </w:rPr>
+        <w:t>4. Without Pipeline</w:t>
+      </w:r>
+    </w:p>
+    <w:p>
+      <w:r>
+        <w:t>Normally, you might manually do:</w:t>
+      </w:r>
+    </w:p>
+    <w:p>
+      <w:proofErr w:type="spellStart"/>
+      <w:r>
+        <w:t>X_train</w:t>
+      </w:r>
+      <w:proofErr w:type="spellEnd"/>
+      <w:r>
+        <w:t xml:space="preserve"> = </w:t>
+      </w:r>
+      <w:proofErr w:type="spellStart"/>
+      <w:r>
+        <w:t>imputer.fit_transform</w:t>
+      </w:r>
+      <w:proofErr w:type="spellEnd"/>
+      <w:r>
+        <w:t>(</w:t>
+      </w:r>
+      <w:proofErr w:type="spellStart"/>
+      <w:r>
+        <w:t>X_train</w:t>
+      </w:r>
+      <w:proofErr w:type="spellEnd"/>
+      <w:r>
+        <w:t>)</w:t>
+      </w:r>
+    </w:p>
+    <w:p/>
+    <w:p>
+      <w:proofErr w:type="spellStart"/>
+      <w:r>
+        <w:t>X_train</w:t>
+      </w:r>
+      <w:proofErr w:type="spellEnd"/>
+      <w:r>
+        <w:t xml:space="preserve"> = </w:t>
+      </w:r>
+      <w:proofErr w:type="spellStart"/>
+      <w:r>
+        <w:t>scaler.fit_transform</w:t>
+      </w:r>
+      <w:proofErr w:type="spellEnd"/>
+      <w:r>
+        <w:t>(</w:t>
+      </w:r>
+      <w:proofErr w:type="spellStart"/>
+      <w:r>
+        <w:t>X_train</w:t>
+      </w:r>
+      <w:proofErr w:type="spellEnd"/>
+      <w:r>
+        <w:t>)</w:t>
+      </w:r>
+    </w:p>
+    <w:p/>
+    <w:p>
+      <w:proofErr w:type="spellStart"/>
+      <w:r>
+        <w:t>X_train</w:t>
+      </w:r>
+      <w:proofErr w:type="spellEnd"/>
+      <w:r>
+        <w:t xml:space="preserve"> = </w:t>
+      </w:r>
+      <w:proofErr w:type="spellStart"/>
+      <w:r>
+        <w:t>encoder.fit_transform</w:t>
+      </w:r>
+      <w:proofErr w:type="spellEnd"/>
+      <w:r>
+        <w:t>(</w:t>
+      </w:r>
+      <w:proofErr w:type="spellStart"/>
+      <w:r>
+        <w:t>X_train</w:t>
+      </w:r>
+      <w:proofErr w:type="spellEnd"/>
+      <w:r>
+        <w:t>)</w:t>
+      </w:r>
+    </w:p>
+    <w:p/>
+    <w:p>
+      <w:proofErr w:type="spellStart"/>
+      <w:proofErr w:type="gramStart"/>
+      <w:r>
+        <w:t>model.fit</w:t>
+      </w:r>
+      <w:proofErr w:type="spellEnd"/>
+      <w:r>
+        <w:t>(</w:t>
+      </w:r>
+      <w:proofErr w:type="spellStart"/>
+      <w:proofErr w:type="gramEnd"/>
+      <w:r>
+        <w:t>X_train</w:t>
+      </w:r>
+      <w:proofErr w:type="spellEnd"/>
+      <w:r>
+        <w:t xml:space="preserve">, </w:t>
+      </w:r>
+      <w:proofErr w:type="spellStart"/>
+      <w:r>
+        <w:t>y_train</w:t>
+      </w:r>
+      <w:proofErr w:type="spellEnd"/>
+      <w:r>
+        <w:t>)</w:t>
+      </w:r>
+    </w:p>
+    <w:p>
+      <w:r>
+        <w:t xml:space="preserve">Then you have to remember to perform the </w:t>
+      </w:r>
+      <w:r>
+        <w:rPr>
+          <w:b/>
+          <w:bCs/>
+        </w:rPr>
+        <w:t>exact same transformations</w:t>
+      </w:r>
+      <w:r>
+        <w:t xml:space="preserve"> on test/new data.</w:t>
+      </w:r>
+    </w:p>
+    <w:p>
+      <w:r>
+        <w:t>This can cause:</w:t>
+      </w:r>
+    </w:p>
+    <w:p>
+      <w:pPr>
+        <w:numPr>
+          <w:ilvl w:val="0"/>
+          <w:numId w:val="47"/>
+        </w:numPr>
+      </w:pPr>
+      <w:r>
+        <w:t xml:space="preserve">More code </w:t>
+      </w:r>
+    </w:p>
+    <w:p>
+      <w:pPr>
+        <w:numPr>
+          <w:ilvl w:val="0"/>
+          <w:numId w:val="47"/>
+        </w:numPr>
+      </w:pPr>
+      <w:r>
+        <w:lastRenderedPageBreak/>
+        <w:t xml:space="preserve">More mistakes </w:t>
+      </w:r>
+    </w:p>
+    <w:p>
+      <w:pPr>
+        <w:numPr>
+          <w:ilvl w:val="0"/>
+          <w:numId w:val="47"/>
+        </w:numPr>
+      </w:pPr>
+      <w:r>
+        <w:t xml:space="preserve">Data leakage </w:t>
+      </w:r>
+    </w:p>
+    <w:p>
+      <w:pPr>
+        <w:numPr>
+          <w:ilvl w:val="0"/>
+          <w:numId w:val="47"/>
+        </w:numPr>
+      </w:pPr>
+      <w:r>
+        <w:t xml:space="preserve">Production problems </w:t>
+      </w:r>
+    </w:p>
+    <w:p>
+      <w:r>
+        <w:pict w14:anchorId="07E046DF">
+          <v:rect id="_x0000_i1125" style="width:0;height:1.5pt" o:hralign="center" o:hrstd="t" o:hr="t" fillcolor="#a0a0a0" stroked="f"/>
+        </w:pict>
+      </w:r>
+    </w:p>
+    <w:p>
+      <w:pPr>
+        <w:rPr>
+          <w:b/>
+          <w:bCs/>
+        </w:rPr>
+      </w:pPr>
+      <w:r>
+        <w:rPr>
+          <w:b/>
+          <w:bCs/>
+        </w:rPr>
+        <w:t>5. Numerical Pipeline</w:t>
+      </w:r>
+    </w:p>
+    <w:p>
+      <w:r>
+        <w:t>For numerical columns:</w:t>
+      </w:r>
+    </w:p>
+    <w:p>
+      <w:r>
+        <w:t xml:space="preserve">from </w:t>
+      </w:r>
+      <w:proofErr w:type="spellStart"/>
+      <w:proofErr w:type="gramStart"/>
+      <w:r>
+        <w:t>sklearn.pipeline</w:t>
+      </w:r>
+      <w:proofErr w:type="spellEnd"/>
+      <w:proofErr w:type="gramEnd"/>
+      <w:r>
+        <w:t xml:space="preserve"> import Pipeline</w:t>
+      </w:r>
+    </w:p>
+    <w:p>
+      <w:r>
+        <w:t xml:space="preserve">from </w:t>
+      </w:r>
+      <w:proofErr w:type="spellStart"/>
+      <w:proofErr w:type="gramStart"/>
+      <w:r>
+        <w:t>sklearn.impute</w:t>
+      </w:r>
+      <w:proofErr w:type="spellEnd"/>
+      <w:proofErr w:type="gramEnd"/>
+      <w:r>
+        <w:t xml:space="preserve"> import </w:t>
+      </w:r>
+      <w:proofErr w:type="spellStart"/>
+      <w:r>
+        <w:t>SimpleImputer</w:t>
+      </w:r>
+      <w:proofErr w:type="spellEnd"/>
+    </w:p>
+    <w:p>
+      <w:r>
+        <w:t xml:space="preserve">from </w:t>
+      </w:r>
+      <w:proofErr w:type="spellStart"/>
+      <w:proofErr w:type="gramStart"/>
+      <w:r>
+        <w:t>sklearn.preprocessing</w:t>
+      </w:r>
+      <w:proofErr w:type="spellEnd"/>
+      <w:proofErr w:type="gramEnd"/>
+      <w:r>
+        <w:t xml:space="preserve"> import </w:t>
+      </w:r>
+      <w:proofErr w:type="spellStart"/>
+      <w:r>
+        <w:t>StandardScaler</w:t>
+      </w:r>
+      <w:proofErr w:type="spellEnd"/>
+    </w:p>
+    <w:p/>
+    <w:p>
+      <w:proofErr w:type="spellStart"/>
+      <w:r>
+        <w:t>num_pipeline</w:t>
+      </w:r>
+      <w:proofErr w:type="spellEnd"/>
+      <w:r>
+        <w:t xml:space="preserve"> = </w:t>
+      </w:r>
+      <w:proofErr w:type="gramStart"/>
+      <w:r>
+        <w:t>Pipeline(</w:t>
+      </w:r>
+      <w:proofErr w:type="gramEnd"/>
+      <w:r>
+        <w:t>[</w:t>
+      </w:r>
+    </w:p>
+    <w:p>
+      <w:r>
+        <w:t xml:space="preserve">    ('imputer', </w:t>
+      </w:r>
+      <w:proofErr w:type="spellStart"/>
+      <w:r>
+        <w:t>SimpleImputer</w:t>
+      </w:r>
+      <w:proofErr w:type="spellEnd"/>
+      <w:r>
+        <w:t>(strategy='mean')),</w:t>
+      </w:r>
+    </w:p>
+    <w:p>
+      <w:r>
+        <w:t xml:space="preserve">    ('scaler', </w:t>
+      </w:r>
+      <w:proofErr w:type="spellStart"/>
+      <w:proofErr w:type="gramStart"/>
+      <w:r>
+        <w:t>StandardScaler</w:t>
+      </w:r>
+      <w:proofErr w:type="spellEnd"/>
+      <w:r>
+        <w:t>(</w:t>
+      </w:r>
+      <w:proofErr w:type="gramEnd"/>
+      <w:r>
+        <w:t>))</w:t>
+      </w:r>
+    </w:p>
+    <w:p>
+      <w:r>
+        <w:t>])</w:t>
+      </w:r>
+    </w:p>
+    <w:p>
+      <w:pPr>
+        <w:rPr>
+          <w:b/>
+          <w:bCs/>
+        </w:rPr>
+      </w:pPr>
+      <w:r>
+        <w:rPr>
+          <w:b/>
+          <w:bCs/>
+        </w:rPr>
+        <w:t>Flow</w:t>
+      </w:r>
+    </w:p>
+    <w:p>
+      <w:r>
+        <w:t>Missing Values</w:t>
+      </w:r>
+    </w:p>
+    <w:p>
+      <w:r>
+        <w:t xml:space="preserve">      ↓</w:t>
+      </w:r>
+    </w:p>
+    <w:p>
+      <w:r>
+        <w:t>Mean Imputation</w:t>
+      </w:r>
+    </w:p>
+    <w:p>
+      <w:r>
+        <w:t xml:space="preserve">      ↓</w:t>
+      </w:r>
+    </w:p>
+    <w:p>
+      <w:r>
+        <w:t>Standard Scaling</w:t>
+      </w:r>
+    </w:p>
+    <w:p>
+      <w:r>
+        <w:pict w14:anchorId="420B9E05">
+          <v:rect id="_x0000_i1126" style="width:0;height:1.5pt" o:hralign="center" o:hrstd="t" o:hr="t" fillcolor="#a0a0a0" stroked="f"/>
+        </w:pict>
+      </w:r>
+    </w:p>
+    <w:p>
+      <w:pPr>
+        <w:rPr>
+          <w:b/>
+          <w:bCs/>
+        </w:rPr>
+      </w:pPr>
+      <w:r>
+        <w:rPr>
+          <w:b/>
+          <w:bCs/>
+        </w:rPr>
+        <w:t>6. Nominal Pipeline</w:t>
+      </w:r>
+    </w:p>
+    <w:p>
+      <w:r>
+        <w:t>For nominal categorical columns:</w:t>
+      </w:r>
+    </w:p>
+    <w:p>
+      <w:proofErr w:type="spellStart"/>
+      <w:r>
+        <w:t>nominal_pipeline</w:t>
+      </w:r>
+      <w:proofErr w:type="spellEnd"/>
+      <w:r>
+        <w:t xml:space="preserve"> = </w:t>
+      </w:r>
+      <w:proofErr w:type="gramStart"/>
+      <w:r>
+        <w:t>Pipeline(</w:t>
+      </w:r>
+      <w:proofErr w:type="gramEnd"/>
+      <w:r>
+        <w:t>[</w:t>
+      </w:r>
+    </w:p>
+    <w:p>
+      <w:r>
+        <w:t xml:space="preserve">    ('imputer', </w:t>
+      </w:r>
+      <w:proofErr w:type="spellStart"/>
+      <w:r>
+        <w:t>SimpleImputer</w:t>
+      </w:r>
+      <w:proofErr w:type="spellEnd"/>
+      <w:r>
+        <w:t>(strategy='</w:t>
+      </w:r>
+      <w:proofErr w:type="spellStart"/>
+      <w:r>
+        <w:t>most_frequent</w:t>
+      </w:r>
+      <w:proofErr w:type="spellEnd"/>
+      <w:r>
+        <w:t>')),</w:t>
+      </w:r>
+    </w:p>
+    <w:p>
+      <w:r>
+        <w:t xml:space="preserve">    ('encoder', </w:t>
+      </w:r>
+      <w:proofErr w:type="spellStart"/>
+      <w:r>
+        <w:t>OneHotEncoder</w:t>
+      </w:r>
+      <w:proofErr w:type="spellEnd"/>
+      <w:r>
+        <w:t>(drop='first'))</w:t>
+      </w:r>
+    </w:p>
+    <w:p>
+      <w:r>
+        <w:t>])</w:t>
+      </w:r>
+    </w:p>
+    <w:p>
+      <w:pPr>
+        <w:rPr>
+          <w:b/>
+          <w:bCs/>
+        </w:rPr>
+      </w:pPr>
+      <w:r>
+        <w:rPr>
+          <w:b/>
+          <w:bCs/>
+        </w:rPr>
+        <w:t>Flow</w:t>
+      </w:r>
+    </w:p>
+    <w:p>
+      <w:r>
+        <w:t>Missing Values</w:t>
+      </w:r>
+    </w:p>
+    <w:p>
+      <w:r>
+        <w:t xml:space="preserve">      ↓</w:t>
+      </w:r>
+    </w:p>
+    <w:p>
+      <w:r>
+        <w:t>Most Frequent Value</w:t>
+      </w:r>
+    </w:p>
+    <w:p>
+      <w:r>
+        <w:lastRenderedPageBreak/>
+        <w:t xml:space="preserve">      ↓</w:t>
+      </w:r>
+    </w:p>
+    <w:p>
+      <w:r>
+        <w:t>One-Hot Encoding</w:t>
+      </w:r>
+    </w:p>
+    <w:p>
+      <w:r>
+        <w:pict w14:anchorId="52BA0AD2">
+          <v:rect id="_x0000_i1127" style="width:0;height:1.5pt" o:hralign="center" o:hrstd="t" o:hr="t" fillcolor="#a0a0a0" stroked="f"/>
+        </w:pict>
+      </w:r>
+    </w:p>
+    <w:p>
+      <w:pPr>
+        <w:rPr>
+          <w:b/>
+          <w:bCs/>
+        </w:rPr>
+      </w:pPr>
+      <w:r>
+        <w:rPr>
+          <w:b/>
+          <w:bCs/>
+        </w:rPr>
+        <w:t>7. Ordinal Pipeline</w:t>
+      </w:r>
+    </w:p>
+    <w:p>
+      <w:r>
+        <w:t>For ordinal categorical columns:</w:t>
+      </w:r>
+    </w:p>
+    <w:p>
+      <w:proofErr w:type="spellStart"/>
+      <w:r>
+        <w:t>ordinal_pipeline</w:t>
+      </w:r>
+      <w:proofErr w:type="spellEnd"/>
+      <w:r>
+        <w:t xml:space="preserve"> = </w:t>
+      </w:r>
+      <w:proofErr w:type="gramStart"/>
+      <w:r>
+        <w:t>Pipeline(</w:t>
+      </w:r>
+      <w:proofErr w:type="gramEnd"/>
+      <w:r>
+        <w:t>[</w:t>
+      </w:r>
+    </w:p>
+    <w:p>
+      <w:r>
+        <w:t xml:space="preserve">    ('imputer', </w:t>
+      </w:r>
+      <w:proofErr w:type="spellStart"/>
+      <w:r>
+        <w:t>SimpleImputer</w:t>
+      </w:r>
+      <w:proofErr w:type="spellEnd"/>
+      <w:r>
+        <w:t>(strategy='</w:t>
+      </w:r>
+      <w:proofErr w:type="spellStart"/>
+      <w:r>
+        <w:t>most_frequent</w:t>
+      </w:r>
+      <w:proofErr w:type="spellEnd"/>
+      <w:r>
+        <w:t>')),</w:t>
+      </w:r>
+    </w:p>
+    <w:p>
+      <w:r>
+        <w:t xml:space="preserve">    ('encoder', </w:t>
+      </w:r>
+      <w:proofErr w:type="spellStart"/>
+      <w:proofErr w:type="gramStart"/>
+      <w:r>
+        <w:t>OrdinalEncoder</w:t>
+      </w:r>
+      <w:proofErr w:type="spellEnd"/>
+      <w:r>
+        <w:t>(</w:t>
+      </w:r>
+      <w:proofErr w:type="gramEnd"/>
+    </w:p>
+    <w:p>
+      <w:r>
+        <w:t xml:space="preserve">        categories</w:t>
+      </w:r>
+      <w:proofErr w:type="gramStart"/>
+      <w:r>
+        <w:t>=[</w:t>
+      </w:r>
+      <w:proofErr w:type="gramEnd"/>
+    </w:p>
+    <w:p>
+      <w:r>
+        <w:t xml:space="preserve">            ['Bachelor', 'Master', 'PhD'],</w:t>
+      </w:r>
+    </w:p>
+    <w:p>
+      <w:r>
+        <w:t xml:space="preserve">            ['Low', 'Medium', 'High']</w:t>
+      </w:r>
+    </w:p>
+    <w:p>
+      <w:r>
+        <w:t xml:space="preserve">        ]</w:t>
+      </w:r>
+    </w:p>
+    <w:p>
+      <w:r>
+        <w:t xml:space="preserve">    ))</w:t>
+      </w:r>
+    </w:p>
+    <w:p>
+      <w:r>
+        <w:t>])</w:t>
+      </w:r>
+    </w:p>
+    <w:p>
+      <w:pPr>
+        <w:rPr>
+          <w:b/>
+          <w:bCs/>
+        </w:rPr>
+      </w:pPr>
+      <w:r>
+        <w:rPr>
+          <w:b/>
+          <w:bCs/>
+        </w:rPr>
+        <w:t>Flow</w:t>
+      </w:r>
+    </w:p>
+    <w:p>
+      <w:r>
+        <w:t>Missing Values</w:t>
+      </w:r>
+    </w:p>
+    <w:p>
+      <w:r>
+        <w:t xml:space="preserve">      ↓</w:t>
+      </w:r>
+    </w:p>
+    <w:p>
+      <w:r>
+        <w:t>Most Frequent Value</w:t>
+      </w:r>
+    </w:p>
+    <w:p>
+      <w:r>
+        <w:t xml:space="preserve">      ↓</w:t>
+      </w:r>
+    </w:p>
+    <w:p>
+      <w:r>
+        <w:t>Ordinal Encoding</w:t>
+      </w:r>
+    </w:p>
+    <w:p>
+      <w:r>
+        <w:pict w14:anchorId="463DEE6F">
+          <v:rect id="_x0000_i1128" style="width:0;height:1.5pt" o:hralign="center" o:hrstd="t" o:hr="t" fillcolor="#a0a0a0" stroked="f"/>
+        </w:pict>
+      </w:r>
+    </w:p>
+    <w:p>
+      <w:pPr>
+        <w:rPr>
+          <w:b/>
+          <w:bCs/>
+        </w:rPr>
+      </w:pPr>
+      <w:r>
+        <w:rPr>
+          <w:b/>
+          <w:bCs/>
+        </w:rPr>
+        <w:t xml:space="preserve">8. Combine Using </w:t>
+      </w:r>
+      <w:proofErr w:type="spellStart"/>
+      <w:r>
+        <w:rPr>
+          <w:b/>
+          <w:bCs/>
+        </w:rPr>
+        <w:t>ColumnTransformer</w:t>
+      </w:r>
+      <w:proofErr w:type="spellEnd"/>
+    </w:p>
+    <w:p>
+      <w:r>
+        <w:t xml:space="preserve">from </w:t>
+      </w:r>
+      <w:proofErr w:type="spellStart"/>
+      <w:proofErr w:type="gramStart"/>
+      <w:r>
+        <w:t>sklearn.compose</w:t>
+      </w:r>
+      <w:proofErr w:type="spellEnd"/>
+      <w:proofErr w:type="gramEnd"/>
+      <w:r>
+        <w:t xml:space="preserve"> import </w:t>
+      </w:r>
+      <w:proofErr w:type="spellStart"/>
+      <w:r>
+        <w:t>ColumnTransformer</w:t>
+      </w:r>
+      <w:proofErr w:type="spellEnd"/>
+    </w:p>
+    <w:p/>
+    <w:p>
+      <w:r>
+        <w:t xml:space="preserve">preprocessor = </w:t>
+      </w:r>
+      <w:proofErr w:type="spellStart"/>
+      <w:proofErr w:type="gramStart"/>
+      <w:r>
+        <w:t>ColumnTransformer</w:t>
+      </w:r>
+      <w:proofErr w:type="spellEnd"/>
+      <w:r>
+        <w:t>(</w:t>
+      </w:r>
+      <w:proofErr w:type="gramEnd"/>
+      <w:r>
+        <w:t>[</w:t>
+      </w:r>
+    </w:p>
+    <w:p>
+      <w:r>
+        <w:t xml:space="preserve">    ('</w:t>
+      </w:r>
+      <w:proofErr w:type="spellStart"/>
+      <w:r>
+        <w:t>num</w:t>
+      </w:r>
+      <w:proofErr w:type="spellEnd"/>
+      <w:r>
+        <w:t xml:space="preserve">', </w:t>
+      </w:r>
+      <w:proofErr w:type="spellStart"/>
+      <w:r>
+        <w:t>num_pipeline</w:t>
+      </w:r>
+      <w:proofErr w:type="spellEnd"/>
+      <w:r>
+        <w:t xml:space="preserve">, </w:t>
+      </w:r>
+      <w:proofErr w:type="spellStart"/>
+      <w:r>
+        <w:t>numerical_columns</w:t>
+      </w:r>
+      <w:proofErr w:type="spellEnd"/>
+      <w:r>
+        <w:t>),</w:t>
+      </w:r>
+    </w:p>
+    <w:p>
+      <w:r>
+        <w:t xml:space="preserve">    ('ordinal', </w:t>
+      </w:r>
+      <w:proofErr w:type="spellStart"/>
+      <w:r>
+        <w:t>ordinal_pipeline</w:t>
+      </w:r>
+      <w:proofErr w:type="spellEnd"/>
+      <w:r>
+        <w:t xml:space="preserve">, </w:t>
+      </w:r>
+      <w:proofErr w:type="spellStart"/>
+      <w:r>
+        <w:t>ordinal_columns</w:t>
+      </w:r>
+      <w:proofErr w:type="spellEnd"/>
+      <w:r>
+        <w:t>),</w:t>
+      </w:r>
+    </w:p>
+    <w:p>
+      <w:r>
+        <w:t xml:space="preserve">    ('nominal', </w:t>
+      </w:r>
+      <w:proofErr w:type="spellStart"/>
+      <w:r>
+        <w:t>nominal_pipeline</w:t>
+      </w:r>
+      <w:proofErr w:type="spellEnd"/>
+      <w:r>
+        <w:t xml:space="preserve">, </w:t>
+      </w:r>
+      <w:proofErr w:type="spellStart"/>
+      <w:r>
+        <w:t>nominal_columns</w:t>
+      </w:r>
+      <w:proofErr w:type="spellEnd"/>
+      <w:r>
+        <w:t>)</w:t>
+      </w:r>
+    </w:p>
+    <w:p>
+      <w:r>
+        <w:t>])</w:t>
+      </w:r>
+    </w:p>
+    <w:p>
+      <w:r>
+        <w:t>Now different columns automatically go through their appropriate pipelines.</w:t>
+      </w:r>
+    </w:p>
+    <w:p>
+      <w:r>
+        <w:pict w14:anchorId="50F0F17D">
+          <v:rect id="_x0000_i1129" style="width:0;height:1.5pt" o:hralign="center" o:hrstd="t" o:hr="t" fillcolor="#a0a0a0" stroked="f"/>
+        </w:pict>
+      </w:r>
+    </w:p>
+    <w:p>
+      <w:pPr>
+        <w:rPr>
+          <w:b/>
+          <w:bCs/>
+        </w:rPr>
+      </w:pPr>
+      <w:r>
+        <w:rPr>
+          <w:b/>
+          <w:bCs/>
+        </w:rPr>
+        <w:lastRenderedPageBreak/>
+        <w:t>9. Final ML Pipeline</w:t>
+      </w:r>
+    </w:p>
+    <w:p>
+      <w:r>
+        <w:t>Suppose we are using Random Forest:</w:t>
+      </w:r>
+    </w:p>
+    <w:p>
+      <w:r>
+        <w:t xml:space="preserve">from </w:t>
+      </w:r>
+      <w:proofErr w:type="spellStart"/>
+      <w:proofErr w:type="gramStart"/>
+      <w:r>
+        <w:t>sklearn.pipeline</w:t>
+      </w:r>
+      <w:proofErr w:type="spellEnd"/>
+      <w:proofErr w:type="gramEnd"/>
+      <w:r>
+        <w:t xml:space="preserve"> import Pipeline</w:t>
+      </w:r>
+    </w:p>
+    <w:p>
+      <w:r>
+        <w:t xml:space="preserve">from </w:t>
+      </w:r>
+      <w:proofErr w:type="spellStart"/>
+      <w:proofErr w:type="gramStart"/>
+      <w:r>
+        <w:t>sklearn.ensemble</w:t>
+      </w:r>
+      <w:proofErr w:type="spellEnd"/>
+      <w:proofErr w:type="gramEnd"/>
+      <w:r>
+        <w:t xml:space="preserve"> import </w:t>
+      </w:r>
+      <w:proofErr w:type="spellStart"/>
+      <w:r>
+        <w:t>RandomForestClassifier</w:t>
+      </w:r>
+      <w:proofErr w:type="spellEnd"/>
+    </w:p>
+    <w:p/>
+    <w:p>
+      <w:proofErr w:type="spellStart"/>
+      <w:r>
+        <w:t>model_pipeline</w:t>
+      </w:r>
+      <w:proofErr w:type="spellEnd"/>
+      <w:r>
+        <w:t xml:space="preserve"> = </w:t>
+      </w:r>
+      <w:proofErr w:type="gramStart"/>
+      <w:r>
+        <w:t>Pipeline(</w:t>
+      </w:r>
+      <w:proofErr w:type="gramEnd"/>
+      <w:r>
+        <w:t>[</w:t>
+      </w:r>
+    </w:p>
+    <w:p>
+      <w:r>
+        <w:t xml:space="preserve">    ('preprocessor', preprocessor),</w:t>
+      </w:r>
+    </w:p>
+    <w:p>
+      <w:r>
+        <w:t xml:space="preserve">    ('model', </w:t>
+      </w:r>
+      <w:proofErr w:type="spellStart"/>
+      <w:proofErr w:type="gramStart"/>
+      <w:r>
+        <w:t>RandomForestClassifier</w:t>
+      </w:r>
+      <w:proofErr w:type="spellEnd"/>
+      <w:r>
+        <w:t>(</w:t>
+      </w:r>
+      <w:proofErr w:type="gramEnd"/>
+      <w:r>
+        <w:t>))</w:t>
+      </w:r>
+    </w:p>
+    <w:p>
+      <w:r>
+        <w:t>])</w:t>
+      </w:r>
+    </w:p>
+    <w:p>
+      <w:r>
+        <w:t>Train:</w:t>
+      </w:r>
+    </w:p>
+    <w:p>
+      <w:proofErr w:type="spellStart"/>
+      <w:proofErr w:type="gramStart"/>
+      <w:r>
+        <w:t>model_pipeline.fit</w:t>
+      </w:r>
+      <w:proofErr w:type="spellEnd"/>
+      <w:r>
+        <w:t>(</w:t>
+      </w:r>
+      <w:proofErr w:type="spellStart"/>
+      <w:proofErr w:type="gramEnd"/>
+      <w:r>
+        <w:t>X_train</w:t>
+      </w:r>
+      <w:proofErr w:type="spellEnd"/>
+      <w:r>
+        <w:t xml:space="preserve">, </w:t>
+      </w:r>
+      <w:proofErr w:type="spellStart"/>
+      <w:r>
+        <w:t>y_train</w:t>
+      </w:r>
+      <w:proofErr w:type="spellEnd"/>
+      <w:r>
+        <w:t>)</w:t>
+      </w:r>
+    </w:p>
+    <w:p>
+      <w:r>
+        <w:t>Predict:</w:t>
+      </w:r>
+    </w:p>
+    <w:p>
+      <w:proofErr w:type="spellStart"/>
+      <w:r>
+        <w:t>y_pred</w:t>
+      </w:r>
+      <w:proofErr w:type="spellEnd"/>
+      <w:r>
+        <w:t xml:space="preserve"> = </w:t>
+      </w:r>
+      <w:proofErr w:type="spellStart"/>
+      <w:r>
+        <w:t>model_</w:t>
+      </w:r>
+      <w:proofErr w:type="gramStart"/>
+      <w:r>
+        <w:t>pipeline.predict</w:t>
+      </w:r>
+      <w:proofErr w:type="spellEnd"/>
+      <w:proofErr w:type="gramEnd"/>
+      <w:r>
+        <w:t>(</w:t>
+      </w:r>
+      <w:proofErr w:type="spellStart"/>
+      <w:r>
+        <w:t>X_test</w:t>
+      </w:r>
+      <w:proofErr w:type="spellEnd"/>
+      <w:r>
+        <w:t>)</w:t>
+      </w:r>
+    </w:p>
+    <w:p>
+      <w:r>
+        <w:pict w14:anchorId="466D2818">
+          <v:rect id="_x0000_i1130" style="width:0;height:1.5pt" o:hralign="center" o:hrstd="t" o:hr="t" fillcolor="#a0a0a0" stroked="f"/>
+        </w:pict>
+      </w:r>
+    </w:p>
+    <w:p>
+      <w:pPr>
+        <w:rPr>
+          <w:b/>
+          <w:bCs/>
+        </w:rPr>
+      </w:pPr>
+      <w:r>
+        <w:rPr>
+          <w:b/>
+          <w:bCs/>
+        </w:rPr>
+        <w:t>10. Complete Flow</w:t>
+      </w:r>
+    </w:p>
+    <w:p>
+      <w:r>
+        <w:t xml:space="preserve">                 Dataset</w:t>
+      </w:r>
+    </w:p>
+    <w:p>
+      <w:r>
+        <w:t xml:space="preserve">                    ↓</w:t>
+      </w:r>
+    </w:p>
+    <w:p>
+      <w:r>
+        <w:t xml:space="preserve">            </w:t>
+      </w:r>
+      <w:proofErr w:type="spellStart"/>
+      <w:r>
+        <w:t>ColumnTransformer</w:t>
+      </w:r>
+      <w:proofErr w:type="spellEnd"/>
+    </w:p>
+    <w:p>
+      <w:r>
+        <w:t xml:space="preserve">                    ↓</w:t>
+      </w:r>
+    </w:p>
+    <w:p>
+      <w:r>
+        <w:t xml:space="preserve">       ┌────────────</w:t>
+      </w:r>
+      <w:r>
+        <w:rPr>
+          <w:rFonts w:ascii="MS Gothic" w:eastAsia="MS Gothic" w:hAnsi="MS Gothic" w:cs="MS Gothic" w:hint="eastAsia"/>
+        </w:rPr>
+        <w:t>┼</w:t>
+      </w:r>
+      <w:r>
+        <w:rPr>
+          <w:rFonts w:ascii="Calibri" w:hAnsi="Calibri" w:cs="Calibri"/>
+        </w:rPr>
+        <w:t>────────────┐</w:t>
+      </w:r>
+    </w:p>
+    <w:p>
+      <w:r>
+        <w:t xml:space="preserve">       ↓            ↓            ↓</w:t>
+      </w:r>
+    </w:p>
+    <w:p>
+      <w:r>
+        <w:t xml:space="preserve">   Numerical      Ordinal      Nominal</w:t>
+      </w:r>
+    </w:p>
+    <w:p>
+      <w:r>
+        <w:t xml:space="preserve">       ↓            ↓            ↓</w:t>
+      </w:r>
+    </w:p>
+    <w:p>
+      <w:r>
+        <w:t xml:space="preserve">   Imputer       </w:t>
+      </w:r>
+      <w:proofErr w:type="spellStart"/>
+      <w:r>
+        <w:t>Imputer</w:t>
+      </w:r>
+      <w:proofErr w:type="spellEnd"/>
+      <w:r>
+        <w:t xml:space="preserve">      </w:t>
+      </w:r>
+      <w:proofErr w:type="spellStart"/>
+      <w:r>
+        <w:t>Imputer</w:t>
+      </w:r>
+      <w:proofErr w:type="spellEnd"/>
+    </w:p>
+    <w:p>
+      <w:r>
+        <w:t xml:space="preserve">       ↓            ↓            ↓</w:t>
+      </w:r>
+    </w:p>
+    <w:p>
+      <w:r>
+        <w:t xml:space="preserve">   Scaler        Encoder      </w:t>
+      </w:r>
+      <w:proofErr w:type="spellStart"/>
+      <w:r>
+        <w:t>OneHot</w:t>
+      </w:r>
+      <w:proofErr w:type="spellEnd"/>
+    </w:p>
+    <w:p>
+      <w:r>
+        <w:t xml:space="preserve">       └────────────</w:t>
+      </w:r>
+      <w:r>
+        <w:rPr>
+          <w:rFonts w:ascii="MS Gothic" w:eastAsia="MS Gothic" w:hAnsi="MS Gothic" w:cs="MS Gothic" w:hint="eastAsia"/>
+        </w:rPr>
+        <w:t>┼</w:t>
+      </w:r>
+      <w:r>
+        <w:rPr>
+          <w:rFonts w:ascii="Calibri" w:hAnsi="Calibri" w:cs="Calibri"/>
+        </w:rPr>
+        <w:t>────────────┘</w:t>
+      </w:r>
+    </w:p>
+    <w:p>
+      <w:r>
+        <w:t xml:space="preserve">                    ↓</w:t>
+      </w:r>
+    </w:p>
+    <w:p>
+      <w:r>
+        <w:t xml:space="preserve">             Random Forest</w:t>
+      </w:r>
+    </w:p>
+    <w:p>
+      <w:r>
+        <w:t xml:space="preserve">                    ↓</w:t>
+      </w:r>
+    </w:p>
+    <w:p>
+      <w:r>
+        <w:t xml:space="preserve">               Prediction</w:t>
+      </w:r>
+    </w:p>
+    <w:p>
+      <w:pPr>
+        <w:rPr>
+          <w:b/>
+          <w:bCs/>
+        </w:rPr>
+      </w:pPr>
+      <w:r>
+        <w:rPr>
+          <w:b/>
+          <w:bCs/>
+        </w:rPr>
+        <w:lastRenderedPageBreak/>
+        <w:t>Key Takeaways</w:t>
+      </w:r>
+    </w:p>
+    <w:p>
+      <w:pPr>
+        <w:numPr>
+          <w:ilvl w:val="0"/>
+          <w:numId w:val="48"/>
+        </w:numPr>
+      </w:pPr>
+      <w:r>
+        <w:rPr>
+          <w:b/>
+          <w:bCs/>
+        </w:rPr>
+        <w:t>Pipeline</w:t>
+      </w:r>
+      <w:r>
+        <w:t xml:space="preserve"> = connects preprocessing + model. </w:t>
+      </w:r>
+    </w:p>
+    <w:p>
+      <w:pPr>
+        <w:numPr>
+          <w:ilvl w:val="0"/>
+          <w:numId w:val="48"/>
+        </w:numPr>
+      </w:pPr>
+      <w:proofErr w:type="spellStart"/>
+      <w:r>
+        <w:rPr>
+          <w:b/>
+          <w:bCs/>
+        </w:rPr>
+        <w:t>ColumnTransformer</w:t>
+      </w:r>
+      <w:proofErr w:type="spellEnd"/>
+      <w:r>
+        <w:t xml:space="preserve"> = sends different columns to different preprocessing methods. </w:t>
+      </w:r>
+    </w:p>
+    <w:p>
+      <w:pPr>
+        <w:numPr>
+          <w:ilvl w:val="0"/>
+          <w:numId w:val="48"/>
+        </w:numPr>
+      </w:pPr>
+      <w:proofErr w:type="spellStart"/>
+      <w:r>
+        <w:rPr>
+          <w:b/>
+          <w:bCs/>
+        </w:rPr>
+        <w:t>SimpleImputer</w:t>
+      </w:r>
+      <w:proofErr w:type="spellEnd"/>
+      <w:r>
+        <w:t xml:space="preserve"> = handles missing values. </w:t>
+      </w:r>
+    </w:p>
+    <w:p>
+      <w:pPr>
+        <w:numPr>
+          <w:ilvl w:val="0"/>
+          <w:numId w:val="48"/>
+        </w:numPr>
+      </w:pPr>
+      <w:proofErr w:type="spellStart"/>
+      <w:r>
+        <w:rPr>
+          <w:b/>
+          <w:bCs/>
+        </w:rPr>
+        <w:t>StandardScaler</w:t>
+      </w:r>
+      <w:proofErr w:type="spellEnd"/>
+      <w:r>
+        <w:t xml:space="preserve"> = scales numerical features. </w:t>
+      </w:r>
+    </w:p>
+    <w:p>
+      <w:pPr>
+        <w:numPr>
+          <w:ilvl w:val="0"/>
+          <w:numId w:val="48"/>
+        </w:numPr>
+      </w:pPr>
+      <w:proofErr w:type="spellStart"/>
+      <w:r>
+        <w:rPr>
+          <w:b/>
+          <w:bCs/>
+        </w:rPr>
+        <w:t>OrdinalEncoder</w:t>
+      </w:r>
+      <w:proofErr w:type="spellEnd"/>
+      <w:r>
+        <w:t xml:space="preserve"> = handles ordered categories. </w:t>
+      </w:r>
+    </w:p>
+    <w:p>
+      <w:pPr>
+        <w:numPr>
+          <w:ilvl w:val="0"/>
+          <w:numId w:val="48"/>
+        </w:numPr>
+      </w:pPr>
+      <w:proofErr w:type="spellStart"/>
+      <w:r>
+        <w:rPr>
+          <w:b/>
+          <w:bCs/>
+        </w:rPr>
+        <w:t>OneHotEncoder</w:t>
+      </w:r>
+      <w:proofErr w:type="spellEnd"/>
+      <w:r>
+        <w:t xml:space="preserve"> = handles nominal categories. </w:t>
+      </w:r>
+    </w:p>
+    <w:p>
+      <w:pPr>
+        <w:numPr>
+          <w:ilvl w:val="0"/>
+          <w:numId w:val="48"/>
+        </w:numPr>
+      </w:pPr>
+      <w:r>
+        <w:t xml:space="preserve">Pipelines reduce code, prevent </w:t>
+      </w:r>
+      <w:r>
+        <w:rPr>
+          <w:b/>
+          <w:bCs/>
+        </w:rPr>
+        <w:t>data leakage</w:t>
+      </w:r>
+      <w:r>
+        <w:t xml:space="preserve">, and make ML systems </w:t>
+      </w:r>
+      <w:r>
+        <w:rPr>
+          <w:b/>
+          <w:bCs/>
+        </w:rPr>
+        <w:t>production-ready</w:t>
+      </w:r>
+      <w:r>
+        <w:t xml:space="preserve">. </w:t>
+      </w:r>
+    </w:p>
+    <w:p>
+      <w:r>
+        <w:t>Voice</w:t>
+      </w:r>
+    </w:p>
     <w:p/>
     <w:sectPr>
       <w:pgSz w:w="11906" w:h="16838" w:code="9"/>
@@ -11705,6 +13591,155 @@
     </w:lvl>
   </w:abstractNum>
   <w:abstractNum w:abstractNumId="17" w15:restartNumberingAfterBreak="0">
+    <w:nsid w:val="18470BCA"/>
+    <w:multiLevelType w:val="multilevel"/>
+    <w:tmpl w:val="EE18CC1A"/>
+    <w:lvl w:ilvl="0">
+      <w:start w:val="1"/>
+      <w:numFmt w:val="bullet"/>
+      <w:lvlText w:val=""/>
+      <w:lvlJc w:val="left"/>
+      <w:pPr>
+        <w:tabs>
+          <w:tab w:val="num" w:pos="720"/>
+        </w:tabs>
+        <w:ind w:left="720" w:hanging="360"/>
+      </w:pPr>
+      <w:rPr>
+        <w:rFonts w:ascii="Symbol" w:hAnsi="Symbol" w:hint="default"/>
+        <w:sz w:val="20"/>
+      </w:rPr>
+    </w:lvl>
+    <w:lvl w:ilvl="1" w:tentative="1">
+      <w:start w:val="1"/>
+      <w:numFmt w:val="bullet"/>
+      <w:lvlText w:val="o"/>
+      <w:lvlJc w:val="left"/>
+      <w:pPr>
+        <w:tabs>
+          <w:tab w:val="num" w:pos="1440"/>
+        </w:tabs>
+        <w:ind w:left="1440" w:hanging="360"/>
+      </w:pPr>
+      <w:rPr>
+        <w:rFonts w:ascii="Courier New" w:hAnsi="Courier New" w:hint="default"/>
+        <w:sz w:val="20"/>
+      </w:rPr>
+    </w:lvl>
+    <w:lvl w:ilvl="2" w:tentative="1">
+      <w:start w:val="1"/>
+      <w:numFmt w:val="bullet"/>
+      <w:lvlText w:val=""/>
+      <w:lvlJc w:val="left"/>
+      <w:pPr>
+        <w:tabs>
+          <w:tab w:val="num" w:pos="2160"/>
+        </w:tabs>
+        <w:ind w:left="2160" w:hanging="360"/>
+      </w:pPr>
+      <w:rPr>
+        <w:rFonts w:ascii="Wingdings" w:hAnsi="Wingdings" w:hint="default"/>
+        <w:sz w:val="20"/>
+      </w:rPr>
+    </w:lvl>
+    <w:lvl w:ilvl="3" w:tentative="1">
+      <w:start w:val="1"/>
+      <w:numFmt w:val="bullet"/>
+      <w:lvlText w:val=""/>
+      <w:lvlJc w:val="left"/>
+      <w:pPr>
+        <w:tabs>
+          <w:tab w:val="num" w:pos="2880"/>
+        </w:tabs>
+        <w:ind w:left="2880" w:hanging="360"/>
+      </w:pPr>
+      <w:rPr>
+        <w:rFonts w:ascii="Wingdings" w:hAnsi="Wingdings" w:hint="default"/>
+        <w:sz w:val="20"/>
+      </w:rPr>
+    </w:lvl>
+    <w:lvl w:ilvl="4" w:tentative="1">
+      <w:start w:val="1"/>
+      <w:numFmt w:val="bullet"/>
+      <w:lvlText w:val=""/>
+      <w:lvlJc w:val="left"/>
+      <w:pPr>
+        <w:tabs>
+          <w:tab w:val="num" w:pos="3600"/>
+        </w:tabs>
+        <w:ind w:left="3600" w:hanging="360"/>
+      </w:pPr>
+      <w:rPr>
+        <w:rFonts w:ascii="Wingdings" w:hAnsi="Wingdings" w:hint="default"/>
+        <w:sz w:val="20"/>
+      </w:rPr>
+    </w:lvl>
+    <w:lvl w:ilvl="5" w:tentative="1">
+      <w:start w:val="1"/>
+      <w:numFmt w:val="bullet"/>
+      <w:lvlText w:val=""/>
+      <w:lvlJc w:val="left"/>
+      <w:pPr>
+        <w:tabs>
+          <w:tab w:val="num" w:pos="4320"/>
+        </w:tabs>
+        <w:ind w:left="4320" w:hanging="360"/>
+      </w:pPr>
+      <w:rPr>
+        <w:rFonts w:ascii="Wingdings" w:hAnsi="Wingdings" w:hint="default"/>
+        <w:sz w:val="20"/>
+      </w:rPr>
+    </w:lvl>
+    <w:lvl w:ilvl="6" w:tentative="1">
+      <w:start w:val="1"/>
+      <w:numFmt w:val="bullet"/>
+      <w:lvlText w:val=""/>
+      <w:lvlJc w:val="left"/>
+      <w:pPr>
+        <w:tabs>
+          <w:tab w:val="num" w:pos="5040"/>
+        </w:tabs>
+        <w:ind w:left="5040" w:hanging="360"/>
+      </w:pPr>
+      <w:rPr>
+        <w:rFonts w:ascii="Wingdings" w:hAnsi="Wingdings" w:hint="default"/>
+        <w:sz w:val="20"/>
+      </w:rPr>
+    </w:lvl>
+    <w:lvl w:ilvl="7" w:tentative="1">
+      <w:start w:val="1"/>
+      <w:numFmt w:val="bullet"/>
+      <w:lvlText w:val=""/>
+      <w:lvlJc w:val="left"/>
+      <w:pPr>
+        <w:tabs>
+          <w:tab w:val="num" w:pos="5760"/>
+        </w:tabs>
+        <w:ind w:left="5760" w:hanging="360"/>
+      </w:pPr>
+      <w:rPr>
+        <w:rFonts w:ascii="Wingdings" w:hAnsi="Wingdings" w:hint="default"/>
+        <w:sz w:val="20"/>
+      </w:rPr>
+    </w:lvl>
+    <w:lvl w:ilvl="8" w:tentative="1">
+      <w:start w:val="1"/>
+      <w:numFmt w:val="bullet"/>
+      <w:lvlText w:val=""/>
+      <w:lvlJc w:val="left"/>
+      <w:pPr>
+        <w:tabs>
+          <w:tab w:val="num" w:pos="6480"/>
+        </w:tabs>
+        <w:ind w:left="6480" w:hanging="360"/>
+      </w:pPr>
+      <w:rPr>
+        <w:rFonts w:ascii="Wingdings" w:hAnsi="Wingdings" w:hint="default"/>
+        <w:sz w:val="20"/>
+      </w:rPr>
+    </w:lvl>
+  </w:abstractNum>
+  <w:abstractNum w:abstractNumId="18" w15:restartNumberingAfterBreak="0">
     <w:nsid w:val="189136C7"/>
     <w:multiLevelType w:val="multilevel"/>
     <w:tmpl w:val="4D8ECE6E"/>
@@ -11853,7 +13888,7 @@
       </w:rPr>
     </w:lvl>
   </w:abstractNum>
-  <w:abstractNum w:abstractNumId="18" w15:restartNumberingAfterBreak="0">
+  <w:abstractNum w:abstractNumId="19" w15:restartNumberingAfterBreak="0">
     <w:nsid w:val="19E46990"/>
     <w:multiLevelType w:val="multilevel"/>
     <w:tmpl w:val="085E4CCC"/>
@@ -12002,7 +14037,7 @@
       </w:rPr>
     </w:lvl>
   </w:abstractNum>
-  <w:abstractNum w:abstractNumId="19" w15:restartNumberingAfterBreak="0">
+  <w:abstractNum w:abstractNumId="20" w15:restartNumberingAfterBreak="0">
     <w:nsid w:val="1D226B74"/>
     <w:multiLevelType w:val="multilevel"/>
     <w:tmpl w:val="220C9F60"/>
@@ -12119,7 +14154,7 @@
       </w:pPr>
     </w:lvl>
   </w:abstractNum>
-  <w:abstractNum w:abstractNumId="20" w15:restartNumberingAfterBreak="0">
+  <w:abstractNum w:abstractNumId="21" w15:restartNumberingAfterBreak="0">
     <w:nsid w:val="1F7D2441"/>
     <w:multiLevelType w:val="multilevel"/>
     <w:tmpl w:val="34842FA6"/>
@@ -12268,7 +14303,156 @@
       </w:rPr>
     </w:lvl>
   </w:abstractNum>
-  <w:abstractNum w:abstractNumId="21" w15:restartNumberingAfterBreak="0">
+  <w:abstractNum w:abstractNumId="22" w15:restartNumberingAfterBreak="0">
+    <w:nsid w:val="229A1F52"/>
+    <w:multiLevelType w:val="multilevel"/>
+    <w:tmpl w:val="986C10A4"/>
+    <w:lvl w:ilvl="0">
+      <w:start w:val="1"/>
+      <w:numFmt w:val="bullet"/>
+      <w:lvlText w:val=""/>
+      <w:lvlJc w:val="left"/>
+      <w:pPr>
+        <w:tabs>
+          <w:tab w:val="num" w:pos="720"/>
+        </w:tabs>
+        <w:ind w:left="720" w:hanging="360"/>
+      </w:pPr>
+      <w:rPr>
+        <w:rFonts w:ascii="Symbol" w:hAnsi="Symbol" w:hint="default"/>
+        <w:sz w:val="20"/>
+      </w:rPr>
+    </w:lvl>
+    <w:lvl w:ilvl="1" w:tentative="1">
+      <w:start w:val="1"/>
+      <w:numFmt w:val="bullet"/>
+      <w:lvlText w:val="o"/>
+      <w:lvlJc w:val="left"/>
+      <w:pPr>
+        <w:tabs>
+          <w:tab w:val="num" w:pos="1440"/>
+        </w:tabs>
+        <w:ind w:left="1440" w:hanging="360"/>
+      </w:pPr>
+      <w:rPr>
+        <w:rFonts w:ascii="Courier New" w:hAnsi="Courier New" w:hint="default"/>
+        <w:sz w:val="20"/>
+      </w:rPr>
+    </w:lvl>
+    <w:lvl w:ilvl="2" w:tentative="1">
+      <w:start w:val="1"/>
+      <w:numFmt w:val="bullet"/>
+      <w:lvlText w:val=""/>
+      <w:lvlJc w:val="left"/>
+      <w:pPr>
+        <w:tabs>
+          <w:tab w:val="num" w:pos="2160"/>
+        </w:tabs>
+        <w:ind w:left="2160" w:hanging="360"/>
+      </w:pPr>
+      <w:rPr>
+        <w:rFonts w:ascii="Wingdings" w:hAnsi="Wingdings" w:hint="default"/>
+        <w:sz w:val="20"/>
+      </w:rPr>
+    </w:lvl>
+    <w:lvl w:ilvl="3" w:tentative="1">
+      <w:start w:val="1"/>
+      <w:numFmt w:val="bullet"/>
+      <w:lvlText w:val=""/>
+      <w:lvlJc w:val="left"/>
+      <w:pPr>
+        <w:tabs>
+          <w:tab w:val="num" w:pos="2880"/>
+        </w:tabs>
+        <w:ind w:left="2880" w:hanging="360"/>
+      </w:pPr>
+      <w:rPr>
+        <w:rFonts w:ascii="Wingdings" w:hAnsi="Wingdings" w:hint="default"/>
+        <w:sz w:val="20"/>
+      </w:rPr>
+    </w:lvl>
+    <w:lvl w:ilvl="4" w:tentative="1">
+      <w:start w:val="1"/>
+      <w:numFmt w:val="bullet"/>
+      <w:lvlText w:val=""/>
+      <w:lvlJc w:val="left"/>
+      <w:pPr>
+        <w:tabs>
+          <w:tab w:val="num" w:pos="3600"/>
+        </w:tabs>
+        <w:ind w:left="3600" w:hanging="360"/>
+      </w:pPr>
+      <w:rPr>
+        <w:rFonts w:ascii="Wingdings" w:hAnsi="Wingdings" w:hint="default"/>
+        <w:sz w:val="20"/>
+      </w:rPr>
+    </w:lvl>
+    <w:lvl w:ilvl="5" w:tentative="1">
+      <w:start w:val="1"/>
+      <w:numFmt w:val="bullet"/>
+      <w:lvlText w:val=""/>
+      <w:lvlJc w:val="left"/>
+      <w:pPr>
+        <w:tabs>
+          <w:tab w:val="num" w:pos="4320"/>
+        </w:tabs>
+        <w:ind w:left="4320" w:hanging="360"/>
+      </w:pPr>
+      <w:rPr>
+        <w:rFonts w:ascii="Wingdings" w:hAnsi="Wingdings" w:hint="default"/>
+        <w:sz w:val="20"/>
+      </w:rPr>
+    </w:lvl>
+    <w:lvl w:ilvl="6" w:tentative="1">
+      <w:start w:val="1"/>
+      <w:numFmt w:val="bullet"/>
+      <w:lvlText w:val=""/>
+      <w:lvlJc w:val="left"/>
+      <w:pPr>
+        <w:tabs>
+          <w:tab w:val="num" w:pos="5040"/>
+        </w:tabs>
+        <w:ind w:left="5040" w:hanging="360"/>
+      </w:pPr>
+      <w:rPr>
+        <w:rFonts w:ascii="Wingdings" w:hAnsi="Wingdings" w:hint="default"/>
+        <w:sz w:val="20"/>
+      </w:rPr>
+    </w:lvl>
+    <w:lvl w:ilvl="7" w:tentative="1">
+      <w:start w:val="1"/>
+      <w:numFmt w:val="bullet"/>
+      <w:lvlText w:val=""/>
+      <w:lvlJc w:val="left"/>
+      <w:pPr>
+        <w:tabs>
+          <w:tab w:val="num" w:pos="5760"/>
+        </w:tabs>
+        <w:ind w:left="5760" w:hanging="360"/>
+      </w:pPr>
+      <w:rPr>
+        <w:rFonts w:ascii="Wingdings" w:hAnsi="Wingdings" w:hint="default"/>
+        <w:sz w:val="20"/>
+      </w:rPr>
+    </w:lvl>
+    <w:lvl w:ilvl="8" w:tentative="1">
+      <w:start w:val="1"/>
+      <w:numFmt w:val="bullet"/>
+      <w:lvlText w:val=""/>
+      <w:lvlJc w:val="left"/>
+      <w:pPr>
+        <w:tabs>
+          <w:tab w:val="num" w:pos="6480"/>
+        </w:tabs>
+        <w:ind w:left="6480" w:hanging="360"/>
+      </w:pPr>
+      <w:rPr>
+        <w:rFonts w:ascii="Wingdings" w:hAnsi="Wingdings" w:hint="default"/>
+        <w:sz w:val="20"/>
+      </w:rPr>
+    </w:lvl>
+  </w:abstractNum>
+  <w:abstractNum w:abstractNumId="23" w15:restartNumberingAfterBreak="0">
     <w:nsid w:val="25184514"/>
     <w:multiLevelType w:val="multilevel"/>
     <w:tmpl w:val="AB9AE540"/>
@@ -12417,7 +14601,7 @@
       </w:rPr>
     </w:lvl>
   </w:abstractNum>
-  <w:abstractNum w:abstractNumId="22" w15:restartNumberingAfterBreak="0">
+  <w:abstractNum w:abstractNumId="24" w15:restartNumberingAfterBreak="0">
     <w:nsid w:val="263E63CD"/>
     <w:multiLevelType w:val="multilevel"/>
     <w:tmpl w:val="19542E40"/>
@@ -12566,7 +14750,7 @@
       </w:rPr>
     </w:lvl>
   </w:abstractNum>
-  <w:abstractNum w:abstractNumId="23" w15:restartNumberingAfterBreak="0">
+  <w:abstractNum w:abstractNumId="25" w15:restartNumberingAfterBreak="0">
     <w:nsid w:val="26677F05"/>
     <w:multiLevelType w:val="multilevel"/>
     <w:tmpl w:val="886ADE9C"/>
@@ -12715,7 +14899,7 @@
       </w:rPr>
     </w:lvl>
   </w:abstractNum>
-  <w:abstractNum w:abstractNumId="24" w15:restartNumberingAfterBreak="0">
+  <w:abstractNum w:abstractNumId="26" w15:restartNumberingAfterBreak="0">
     <w:nsid w:val="27911C31"/>
     <w:multiLevelType w:val="multilevel"/>
     <w:tmpl w:val="6CC8A0E4"/>
@@ -12864,7 +15048,7 @@
       </w:rPr>
     </w:lvl>
   </w:abstractNum>
-  <w:abstractNum w:abstractNumId="25" w15:restartNumberingAfterBreak="0">
+  <w:abstractNum w:abstractNumId="27" w15:restartNumberingAfterBreak="0">
     <w:nsid w:val="2BDD752E"/>
     <w:multiLevelType w:val="multilevel"/>
     <w:tmpl w:val="6EE6DF54"/>
@@ -13013,7 +15197,7 @@
       </w:rPr>
     </w:lvl>
   </w:abstractNum>
-  <w:abstractNum w:abstractNumId="26" w15:restartNumberingAfterBreak="0">
+  <w:abstractNum w:abstractNumId="28" w15:restartNumberingAfterBreak="0">
     <w:nsid w:val="308D4B7F"/>
     <w:multiLevelType w:val="multilevel"/>
     <w:tmpl w:val="38CA028C"/>
@@ -13162,7 +15346,7 @@
       </w:rPr>
     </w:lvl>
   </w:abstractNum>
-  <w:abstractNum w:abstractNumId="27" w15:restartNumberingAfterBreak="0">
+  <w:abstractNum w:abstractNumId="29" w15:restartNumberingAfterBreak="0">
     <w:nsid w:val="32D605B7"/>
     <w:multiLevelType w:val="multilevel"/>
     <w:tmpl w:val="E7D46A74"/>
@@ -13311,7 +15495,7 @@
       </w:rPr>
     </w:lvl>
   </w:abstractNum>
-  <w:abstractNum w:abstractNumId="28" w15:restartNumberingAfterBreak="0">
+  <w:abstractNum w:abstractNumId="30" w15:restartNumberingAfterBreak="0">
     <w:nsid w:val="347C252F"/>
     <w:multiLevelType w:val="multilevel"/>
     <w:tmpl w:val="486CD208"/>
@@ -13460,7 +15644,7 @@
       </w:rPr>
     </w:lvl>
   </w:abstractNum>
-  <w:abstractNum w:abstractNumId="29" w15:restartNumberingAfterBreak="0">
+  <w:abstractNum w:abstractNumId="31" w15:restartNumberingAfterBreak="0">
     <w:nsid w:val="3525175A"/>
     <w:multiLevelType w:val="multilevel"/>
     <w:tmpl w:val="3D4628C0"/>
@@ -13609,7 +15793,7 @@
       </w:rPr>
     </w:lvl>
   </w:abstractNum>
-  <w:abstractNum w:abstractNumId="30" w15:restartNumberingAfterBreak="0">
+  <w:abstractNum w:abstractNumId="32" w15:restartNumberingAfterBreak="0">
     <w:nsid w:val="368954B2"/>
     <w:multiLevelType w:val="multilevel"/>
     <w:tmpl w:val="D7661B64"/>
@@ -13758,7 +15942,7 @@
       </w:rPr>
     </w:lvl>
   </w:abstractNum>
-  <w:abstractNum w:abstractNumId="31" w15:restartNumberingAfterBreak="0">
+  <w:abstractNum w:abstractNumId="33" w15:restartNumberingAfterBreak="0">
     <w:nsid w:val="39BB7E5B"/>
     <w:multiLevelType w:val="multilevel"/>
     <w:tmpl w:val="6A662A62"/>
@@ -13907,7 +16091,7 @@
       </w:rPr>
     </w:lvl>
   </w:abstractNum>
-  <w:abstractNum w:abstractNumId="32" w15:restartNumberingAfterBreak="0">
+  <w:abstractNum w:abstractNumId="34" w15:restartNumberingAfterBreak="0">
     <w:nsid w:val="3C6D5B18"/>
     <w:multiLevelType w:val="multilevel"/>
     <w:tmpl w:val="CE02D1A8"/>
@@ -14056,7 +16240,7 @@
       </w:rPr>
     </w:lvl>
   </w:abstractNum>
-  <w:abstractNum w:abstractNumId="33" w15:restartNumberingAfterBreak="0">
+  <w:abstractNum w:abstractNumId="35" w15:restartNumberingAfterBreak="0">
     <w:nsid w:val="3D2C7B24"/>
     <w:multiLevelType w:val="multilevel"/>
     <w:tmpl w:val="D5A80D1A"/>
@@ -14205,7 +16389,7 @@
       </w:rPr>
     </w:lvl>
   </w:abstractNum>
-  <w:abstractNum w:abstractNumId="34" w15:restartNumberingAfterBreak="0">
+  <w:abstractNum w:abstractNumId="36" w15:restartNumberingAfterBreak="0">
     <w:nsid w:val="43345AC2"/>
     <w:multiLevelType w:val="multilevel"/>
     <w:tmpl w:val="2CB6B1A8"/>
@@ -14354,7 +16538,7 @@
       </w:rPr>
     </w:lvl>
   </w:abstractNum>
-  <w:abstractNum w:abstractNumId="35" w15:restartNumberingAfterBreak="0">
+  <w:abstractNum w:abstractNumId="37" w15:restartNumberingAfterBreak="0">
     <w:nsid w:val="46FE3EA9"/>
     <w:multiLevelType w:val="multilevel"/>
     <w:tmpl w:val="44C49E4A"/>
@@ -14503,7 +16687,156 @@
       </w:rPr>
     </w:lvl>
   </w:abstractNum>
-  <w:abstractNum w:abstractNumId="36" w15:restartNumberingAfterBreak="0">
+  <w:abstractNum w:abstractNumId="38" w15:restartNumberingAfterBreak="0">
+    <w:nsid w:val="471A6C19"/>
+    <w:multiLevelType w:val="multilevel"/>
+    <w:tmpl w:val="7E02782A"/>
+    <w:lvl w:ilvl="0">
+      <w:start w:val="1"/>
+      <w:numFmt w:val="bullet"/>
+      <w:lvlText w:val=""/>
+      <w:lvlJc w:val="left"/>
+      <w:pPr>
+        <w:tabs>
+          <w:tab w:val="num" w:pos="720"/>
+        </w:tabs>
+        <w:ind w:left="720" w:hanging="360"/>
+      </w:pPr>
+      <w:rPr>
+        <w:rFonts w:ascii="Symbol" w:hAnsi="Symbol" w:hint="default"/>
+        <w:sz w:val="20"/>
+      </w:rPr>
+    </w:lvl>
+    <w:lvl w:ilvl="1" w:tentative="1">
+      <w:start w:val="1"/>
+      <w:numFmt w:val="bullet"/>
+      <w:lvlText w:val="o"/>
+      <w:lvlJc w:val="left"/>
+      <w:pPr>
+        <w:tabs>
+          <w:tab w:val="num" w:pos="1440"/>
+        </w:tabs>
+        <w:ind w:left="1440" w:hanging="360"/>
+      </w:pPr>
+      <w:rPr>
+        <w:rFonts w:ascii="Courier New" w:hAnsi="Courier New" w:hint="default"/>
+        <w:sz w:val="20"/>
+      </w:rPr>
+    </w:lvl>
+    <w:lvl w:ilvl="2" w:tentative="1">
+      <w:start w:val="1"/>
+      <w:numFmt w:val="bullet"/>
+      <w:lvlText w:val=""/>
+      <w:lvlJc w:val="left"/>
+      <w:pPr>
+        <w:tabs>
+          <w:tab w:val="num" w:pos="2160"/>
+        </w:tabs>
+        <w:ind w:left="2160" w:hanging="360"/>
+      </w:pPr>
+      <w:rPr>
+        <w:rFonts w:ascii="Wingdings" w:hAnsi="Wingdings" w:hint="default"/>
+        <w:sz w:val="20"/>
+      </w:rPr>
+    </w:lvl>
+    <w:lvl w:ilvl="3" w:tentative="1">
+      <w:start w:val="1"/>
+      <w:numFmt w:val="bullet"/>
+      <w:lvlText w:val=""/>
+      <w:lvlJc w:val="left"/>
+      <w:pPr>
+        <w:tabs>
+          <w:tab w:val="num" w:pos="2880"/>
+        </w:tabs>
+        <w:ind w:left="2880" w:hanging="360"/>
+      </w:pPr>
+      <w:rPr>
+        <w:rFonts w:ascii="Wingdings" w:hAnsi="Wingdings" w:hint="default"/>
+        <w:sz w:val="20"/>
+      </w:rPr>
+    </w:lvl>
+    <w:lvl w:ilvl="4" w:tentative="1">
+      <w:start w:val="1"/>
+      <w:numFmt w:val="bullet"/>
+      <w:lvlText w:val=""/>
+      <w:lvlJc w:val="left"/>
+      <w:pPr>
+        <w:tabs>
+          <w:tab w:val="num" w:pos="3600"/>
+        </w:tabs>
+        <w:ind w:left="3600" w:hanging="360"/>
+      </w:pPr>
+      <w:rPr>
+        <w:rFonts w:ascii="Wingdings" w:hAnsi="Wingdings" w:hint="default"/>
+        <w:sz w:val="20"/>
+      </w:rPr>
+    </w:lvl>
+    <w:lvl w:ilvl="5" w:tentative="1">
+      <w:start w:val="1"/>
+      <w:numFmt w:val="bullet"/>
+      <w:lvlText w:val=""/>
+      <w:lvlJc w:val="left"/>
+      <w:pPr>
+        <w:tabs>
+          <w:tab w:val="num" w:pos="4320"/>
+        </w:tabs>
+        <w:ind w:left="4320" w:hanging="360"/>
+      </w:pPr>
+      <w:rPr>
+        <w:rFonts w:ascii="Wingdings" w:hAnsi="Wingdings" w:hint="default"/>
+        <w:sz w:val="20"/>
+      </w:rPr>
+    </w:lvl>
+    <w:lvl w:ilvl="6" w:tentative="1">
+      <w:start w:val="1"/>
+      <w:numFmt w:val="bullet"/>
+      <w:lvlText w:val=""/>
+      <w:lvlJc w:val="left"/>
+      <w:pPr>
+        <w:tabs>
+          <w:tab w:val="num" w:pos="5040"/>
+        </w:tabs>
+        <w:ind w:left="5040" w:hanging="360"/>
+      </w:pPr>
+      <w:rPr>
+        <w:rFonts w:ascii="Wingdings" w:hAnsi="Wingdings" w:hint="default"/>
+        <w:sz w:val="20"/>
+      </w:rPr>
+    </w:lvl>
+    <w:lvl w:ilvl="7" w:tentative="1">
+      <w:start w:val="1"/>
+      <w:numFmt w:val="bullet"/>
+      <w:lvlText w:val=""/>
+      <w:lvlJc w:val="left"/>
+      <w:pPr>
+        <w:tabs>
+          <w:tab w:val="num" w:pos="5760"/>
+        </w:tabs>
+        <w:ind w:left="5760" w:hanging="360"/>
+      </w:pPr>
+      <w:rPr>
+        <w:rFonts w:ascii="Wingdings" w:hAnsi="Wingdings" w:hint="default"/>
+        <w:sz w:val="20"/>
+      </w:rPr>
+    </w:lvl>
+    <w:lvl w:ilvl="8" w:tentative="1">
+      <w:start w:val="1"/>
+      <w:numFmt w:val="bullet"/>
+      <w:lvlText w:val=""/>
+      <w:lvlJc w:val="left"/>
+      <w:pPr>
+        <w:tabs>
+          <w:tab w:val="num" w:pos="6480"/>
+        </w:tabs>
+        <w:ind w:left="6480" w:hanging="360"/>
+      </w:pPr>
+      <w:rPr>
+        <w:rFonts w:ascii="Wingdings" w:hAnsi="Wingdings" w:hint="default"/>
+        <w:sz w:val="20"/>
+      </w:rPr>
+    </w:lvl>
+  </w:abstractNum>
+  <w:abstractNum w:abstractNumId="39" w15:restartNumberingAfterBreak="0">
     <w:nsid w:val="475D7E21"/>
     <w:multiLevelType w:val="multilevel"/>
     <w:tmpl w:val="271CE53C"/>
@@ -14652,7 +16985,7 @@
       </w:rPr>
     </w:lvl>
   </w:abstractNum>
-  <w:abstractNum w:abstractNumId="37" w15:restartNumberingAfterBreak="0">
+  <w:abstractNum w:abstractNumId="40" w15:restartNumberingAfterBreak="0">
     <w:nsid w:val="4E2C207C"/>
     <w:multiLevelType w:val="multilevel"/>
     <w:tmpl w:val="DEA863E0"/>
@@ -14801,7 +17134,7 @@
       </w:rPr>
     </w:lvl>
   </w:abstractNum>
-  <w:abstractNum w:abstractNumId="38" w15:restartNumberingAfterBreak="0">
+  <w:abstractNum w:abstractNumId="41" w15:restartNumberingAfterBreak="0">
     <w:nsid w:val="50580E35"/>
     <w:multiLevelType w:val="multilevel"/>
     <w:tmpl w:val="91760A22"/>
@@ -14950,7 +17283,7 @@
       </w:rPr>
     </w:lvl>
   </w:abstractNum>
-  <w:abstractNum w:abstractNumId="39" w15:restartNumberingAfterBreak="0">
+  <w:abstractNum w:abstractNumId="42" w15:restartNumberingAfterBreak="0">
     <w:nsid w:val="52344DB9"/>
     <w:multiLevelType w:val="multilevel"/>
     <w:tmpl w:val="FB44E81E"/>
@@ -15099,7 +17432,7 @@
       </w:rPr>
     </w:lvl>
   </w:abstractNum>
-  <w:abstractNum w:abstractNumId="40" w15:restartNumberingAfterBreak="0">
+  <w:abstractNum w:abstractNumId="43" w15:restartNumberingAfterBreak="0">
     <w:nsid w:val="596F4137"/>
     <w:multiLevelType w:val="multilevel"/>
     <w:tmpl w:val="53DA37B8"/>
@@ -15248,7 +17581,7 @@
       </w:rPr>
     </w:lvl>
   </w:abstractNum>
-  <w:abstractNum w:abstractNumId="41" w15:restartNumberingAfterBreak="0">
+  <w:abstractNum w:abstractNumId="44" w15:restartNumberingAfterBreak="0">
     <w:nsid w:val="5AF25034"/>
     <w:multiLevelType w:val="multilevel"/>
     <w:tmpl w:val="50A2CCDE"/>
@@ -15397,7 +17730,7 @@
       </w:rPr>
     </w:lvl>
   </w:abstractNum>
-  <w:abstractNum w:abstractNumId="42" w15:restartNumberingAfterBreak="0">
+  <w:abstractNum w:abstractNumId="45" w15:restartNumberingAfterBreak="0">
     <w:nsid w:val="63C70D60"/>
     <w:multiLevelType w:val="multilevel"/>
     <w:tmpl w:val="7DD868D6"/>
@@ -15546,7 +17879,7 @@
       </w:rPr>
     </w:lvl>
   </w:abstractNum>
-  <w:abstractNum w:abstractNumId="43" w15:restartNumberingAfterBreak="0">
+  <w:abstractNum w:abstractNumId="46" w15:restartNumberingAfterBreak="0">
     <w:nsid w:val="68001687"/>
     <w:multiLevelType w:val="multilevel"/>
     <w:tmpl w:val="E7880A6A"/>
@@ -15695,7 +18028,7 @@
       </w:rPr>
     </w:lvl>
   </w:abstractNum>
-  <w:abstractNum w:abstractNumId="44" w15:restartNumberingAfterBreak="0">
+  <w:abstractNum w:abstractNumId="47" w15:restartNumberingAfterBreak="0">
     <w:nsid w:val="7F146378"/>
     <w:multiLevelType w:val="multilevel"/>
     <w:tmpl w:val="8D0CA590"/>
@@ -15845,13 +18178,13 @@
     </w:lvl>
   </w:abstractNum>
   <w:num w:numId="1" w16cid:durableId="1348094698">
-    <w:abstractNumId w:val="19"/>
+    <w:abstractNumId w:val="20"/>
   </w:num>
   <w:num w:numId="2" w16cid:durableId="70809823">
     <w:abstractNumId w:val="1"/>
   </w:num>
   <w:num w:numId="3" w16cid:durableId="186913055">
-    <w:abstractNumId w:val="40"/>
+    <w:abstractNumId w:val="43"/>
   </w:num>
   <w:num w:numId="4" w16cid:durableId="1756395217">
     <w:abstractNumId w:val="0"/>
@@ -15860,13 +18193,13 @@
     <w:abstractNumId w:val="4"/>
   </w:num>
   <w:num w:numId="6" w16cid:durableId="1687636283">
-    <w:abstractNumId w:val="17"/>
+    <w:abstractNumId w:val="18"/>
   </w:num>
   <w:num w:numId="7" w16cid:durableId="224413174">
-    <w:abstractNumId w:val="26"/>
+    <w:abstractNumId w:val="28"/>
   </w:num>
   <w:num w:numId="8" w16cid:durableId="775834910">
-    <w:abstractNumId w:val="25"/>
+    <w:abstractNumId w:val="27"/>
   </w:num>
   <w:num w:numId="9" w16cid:durableId="1926720009">
     <w:abstractNumId w:val="6"/>
@@ -15875,10 +18208,10 @@
     <w:abstractNumId w:val="3"/>
   </w:num>
   <w:num w:numId="11" w16cid:durableId="219488418">
-    <w:abstractNumId w:val="38"/>
+    <w:abstractNumId w:val="41"/>
   </w:num>
   <w:num w:numId="12" w16cid:durableId="701251664">
-    <w:abstractNumId w:val="20"/>
+    <w:abstractNumId w:val="21"/>
   </w:num>
   <w:num w:numId="13" w16cid:durableId="755173169">
     <w:abstractNumId w:val="8"/>
@@ -15890,76 +18223,76 @@
     <w:abstractNumId w:val="13"/>
   </w:num>
   <w:num w:numId="16" w16cid:durableId="1421291583">
-    <w:abstractNumId w:val="29"/>
+    <w:abstractNumId w:val="31"/>
   </w:num>
   <w:num w:numId="17" w16cid:durableId="1209758109">
     <w:abstractNumId w:val="9"/>
   </w:num>
   <w:num w:numId="18" w16cid:durableId="881676976">
-    <w:abstractNumId w:val="31"/>
+    <w:abstractNumId w:val="33"/>
   </w:num>
   <w:num w:numId="19" w16cid:durableId="1926070255">
-    <w:abstractNumId w:val="43"/>
+    <w:abstractNumId w:val="46"/>
   </w:num>
   <w:num w:numId="20" w16cid:durableId="2040739466">
-    <w:abstractNumId w:val="36"/>
+    <w:abstractNumId w:val="39"/>
   </w:num>
   <w:num w:numId="21" w16cid:durableId="73479493">
-    <w:abstractNumId w:val="44"/>
+    <w:abstractNumId w:val="47"/>
   </w:num>
   <w:num w:numId="22" w16cid:durableId="1912497837">
-    <w:abstractNumId w:val="37"/>
+    <w:abstractNumId w:val="40"/>
   </w:num>
   <w:num w:numId="23" w16cid:durableId="173031148">
-    <w:abstractNumId w:val="33"/>
+    <w:abstractNumId w:val="35"/>
   </w:num>
   <w:num w:numId="24" w16cid:durableId="1314724728">
-    <w:abstractNumId w:val="23"/>
+    <w:abstractNumId w:val="25"/>
   </w:num>
   <w:num w:numId="25" w16cid:durableId="1006714741">
     <w:abstractNumId w:val="12"/>
   </w:num>
   <w:num w:numId="26" w16cid:durableId="308632313">
-    <w:abstractNumId w:val="28"/>
+    <w:abstractNumId w:val="30"/>
   </w:num>
   <w:num w:numId="27" w16cid:durableId="75631663">
-    <w:abstractNumId w:val="41"/>
+    <w:abstractNumId w:val="44"/>
   </w:num>
   <w:num w:numId="28" w16cid:durableId="1114716872">
-    <w:abstractNumId w:val="18"/>
+    <w:abstractNumId w:val="19"/>
   </w:num>
   <w:num w:numId="29" w16cid:durableId="1398699538">
-    <w:abstractNumId w:val="22"/>
+    <w:abstractNumId w:val="24"/>
   </w:num>
   <w:num w:numId="30" w16cid:durableId="1043946692">
-    <w:abstractNumId w:val="21"/>
+    <w:abstractNumId w:val="23"/>
   </w:num>
   <w:num w:numId="31" w16cid:durableId="1981570554">
-    <w:abstractNumId w:val="35"/>
+    <w:abstractNumId w:val="37"/>
   </w:num>
   <w:num w:numId="32" w16cid:durableId="1455294355">
     <w:abstractNumId w:val="2"/>
   </w:num>
   <w:num w:numId="33" w16cid:durableId="295643755">
-    <w:abstractNumId w:val="34"/>
+    <w:abstractNumId w:val="36"/>
   </w:num>
   <w:num w:numId="34" w16cid:durableId="81997789">
     <w:abstractNumId w:val="11"/>
   </w:num>
   <w:num w:numId="35" w16cid:durableId="1916355246">
-    <w:abstractNumId w:val="24"/>
+    <w:abstractNumId w:val="26"/>
   </w:num>
   <w:num w:numId="36" w16cid:durableId="1123615995">
-    <w:abstractNumId w:val="39"/>
+    <w:abstractNumId w:val="42"/>
   </w:num>
   <w:num w:numId="37" w16cid:durableId="529680704">
     <w:abstractNumId w:val="14"/>
   </w:num>
   <w:num w:numId="38" w16cid:durableId="591360421">
-    <w:abstractNumId w:val="42"/>
+    <w:abstractNumId w:val="45"/>
   </w:num>
   <w:num w:numId="39" w16cid:durableId="1436170511">
-    <w:abstractNumId w:val="32"/>
+    <w:abstractNumId w:val="34"/>
   </w:num>
   <w:num w:numId="40" w16cid:durableId="2134053419">
     <w:abstractNumId w:val="5"/>
@@ -15968,16 +18301,25 @@
     <w:abstractNumId w:val="16"/>
   </w:num>
   <w:num w:numId="42" w16cid:durableId="498471236">
-    <w:abstractNumId w:val="30"/>
+    <w:abstractNumId w:val="32"/>
   </w:num>
   <w:num w:numId="43" w16cid:durableId="885336282">
-    <w:abstractNumId w:val="27"/>
+    <w:abstractNumId w:val="29"/>
   </w:num>
   <w:num w:numId="44" w16cid:durableId="1358965275">
     <w:abstractNumId w:val="10"/>
   </w:num>
   <w:num w:numId="45" w16cid:durableId="425543292">
     <w:abstractNumId w:val="15"/>
+  </w:num>
+  <w:num w:numId="46" w16cid:durableId="1949773064">
+    <w:abstractNumId w:val="22"/>
+  </w:num>
+  <w:num w:numId="47" w16cid:durableId="910693353">
+    <w:abstractNumId w:val="38"/>
+  </w:num>
+  <w:num w:numId="48" w16cid:durableId="1465273603">
+    <w:abstractNumId w:val="17"/>
   </w:num>
 </w:numbering>
 </file>

--- a/ml m2/module 2 (1).docx
+++ b/ml m2/module 2 (1).docx
@@ -37,11 +37,62 @@
       <w:pPr>
         <w:numPr>
           <w:ilvl w:val="0"/>
-          <w:numId w:val="2"/>
+          <w:numId w:val="1"/>
         </w:numPr>
       </w:pPr>
       <w:r>
         <w:t xml:space="preserve">Check the number of rows and columns. </w:t>
+      </w:r>
+    </w:p>
+    <w:p>
+      <w:pPr>
+        <w:numPr>
+          <w:ilvl w:val="0"/>
+          <w:numId w:val="1"/>
+        </w:numPr>
+      </w:pPr>
+      <w:r>
+        <w:t xml:space="preserve">Helps understand the dataset size. </w:t>
+      </w:r>
+    </w:p>
+    <w:p>
+      <w:r>
+        <w:rPr>
+          <w:b/>
+          <w:bCs/>
+        </w:rPr>
+        <w:t>Syntax:</w:t>
+      </w:r>
+    </w:p>
+    <w:p>
+      <w:proofErr w:type="spellStart"/>
+      <w:proofErr w:type="gramStart"/>
+      <w:r>
+        <w:t>df.shape</w:t>
+      </w:r>
+      <w:proofErr w:type="spellEnd"/>
+      <w:proofErr w:type="gramEnd"/>
+    </w:p>
+    <w:p>
+      <w:r>
+        <w:pict w14:anchorId="0B6FB09C">
+          <v:rect id="_x0000_i1025" style="width:0;height:1.5pt" o:hralign="center" o:hrstd="t" o:hr="t" fillcolor="#a0a0a0" stroked="f"/>
+        </w:pict>
+      </w:r>
+    </w:p>
+    <w:p>
+      <w:pPr>
+        <w:rPr>
+          <w:b/>
+          <w:bCs/>
+        </w:rPr>
+      </w:pPr>
+      <w:r>
+        <w:rPr>
+          <w:b/>
+          <w:bCs/>
+        </w:rPr>
+        <w:t>2. How Does the Data Look?</w:t>
       </w:r>
     </w:p>
     <w:p>
@@ -52,7 +103,23 @@
         </w:numPr>
       </w:pPr>
       <w:r>
-        <w:t xml:space="preserve">Helps understand the dataset size. </w:t>
+        <w:t xml:space="preserve">View the first few records or random samples. </w:t>
+      </w:r>
+    </w:p>
+    <w:p>
+      <w:pPr>
+        <w:numPr>
+          <w:ilvl w:val="0"/>
+          <w:numId w:val="2"/>
+        </w:numPr>
+      </w:pPr>
+      <w:proofErr w:type="gramStart"/>
+      <w:r>
+        <w:t>sample(</w:t>
+      </w:r>
+      <w:proofErr w:type="gramEnd"/>
+      <w:r>
+        <w:t xml:space="preserve">) is preferred because it avoids bias if the data is sorted. </w:t>
       </w:r>
     </w:p>
     <w:p>
@@ -68,15 +135,36 @@
       <w:proofErr w:type="spellStart"/>
       <w:proofErr w:type="gramStart"/>
       <w:r>
-        <w:t>df.shape</w:t>
+        <w:t>df.head</w:t>
       </w:r>
       <w:proofErr w:type="spellEnd"/>
       <w:proofErr w:type="gramEnd"/>
-    </w:p>
-    <w:p>
-      <w:r>
-        <w:pict w14:anchorId="0B6FB09C">
-          <v:rect id="_x0000_i1025" style="width:0;height:1.5pt" o:hralign="center" o:hrstd="t" o:hr="t" fillcolor="#a0a0a0" stroked="f"/>
+      <w:r>
+        <w:t>()</w:t>
+      </w:r>
+    </w:p>
+    <w:p>
+      <w:proofErr w:type="spellStart"/>
+      <w:r>
+        <w:t>df.</w:t>
+      </w:r>
+      <w:proofErr w:type="gramStart"/>
+      <w:r>
+        <w:t>sample</w:t>
+      </w:r>
+      <w:proofErr w:type="spellEnd"/>
+      <w:r>
+        <w:t>(</w:t>
+      </w:r>
+      <w:proofErr w:type="gramEnd"/>
+      <w:r>
+        <w:t>5)</w:t>
+      </w:r>
+    </w:p>
+    <w:p>
+      <w:r>
+        <w:pict w14:anchorId="56D70F50">
+          <v:rect id="_x0000_i1026" style="width:0;height:1.5pt" o:hralign="center" o:hrstd="t" o:hr="t" fillcolor="#a0a0a0" stroked="f"/>
         </w:pict>
       </w:r>
     </w:p>
@@ -92,7 +180,7 @@
           <w:b/>
           <w:bCs/>
         </w:rPr>
-        <w:t>2. How Does the Data Look?</w:t>
+        <w:t>3. What are the Data Types?</w:t>
       </w:r>
     </w:p>
     <w:p>
@@ -103,7 +191,7 @@
         </w:numPr>
       </w:pPr>
       <w:r>
-        <w:t xml:space="preserve">View the first few records or random samples. </w:t>
+        <w:t xml:space="preserve">Check the data type of each column. </w:t>
       </w:r>
     </w:p>
     <w:p>
@@ -113,58 +201,33 @@
           <w:numId w:val="3"/>
         </w:numPr>
       </w:pPr>
+      <w:r>
+        <w:t xml:space="preserve">Shows memory usage and missing values. </w:t>
+      </w:r>
+    </w:p>
+    <w:p>
+      <w:r>
+        <w:rPr>
+          <w:b/>
+          <w:bCs/>
+        </w:rPr>
+        <w:t>Syntax:</w:t>
+      </w:r>
+    </w:p>
+    <w:p>
       <w:proofErr w:type="gramStart"/>
       <w:r>
-        <w:t>sample(</w:t>
+        <w:t>df.info(</w:t>
       </w:r>
       <w:proofErr w:type="gramEnd"/>
       <w:r>
-        <w:t xml:space="preserve">) is preferred because it avoids bias if the data is sorted. </w:t>
-      </w:r>
-    </w:p>
-    <w:p>
-      <w:r>
-        <w:rPr>
-          <w:b/>
-          <w:bCs/>
-        </w:rPr>
-        <w:t>Syntax:</w:t>
-      </w:r>
-    </w:p>
-    <w:p>
-      <w:proofErr w:type="spellStart"/>
-      <w:proofErr w:type="gramStart"/>
-      <w:r>
-        <w:t>df.head</w:t>
-      </w:r>
-      <w:proofErr w:type="spellEnd"/>
-      <w:proofErr w:type="gramEnd"/>
-      <w:r>
-        <w:t>()</w:t>
-      </w:r>
-    </w:p>
-    <w:p>
-      <w:proofErr w:type="spellStart"/>
-      <w:r>
-        <w:t>df.</w:t>
-      </w:r>
-      <w:proofErr w:type="gramStart"/>
-      <w:r>
-        <w:t>sample</w:t>
-      </w:r>
-      <w:proofErr w:type="spellEnd"/>
-      <w:r>
-        <w:t>(</w:t>
-      </w:r>
-      <w:proofErr w:type="gramEnd"/>
-      <w:r>
-        <w:t>5)</w:t>
-      </w:r>
-    </w:p>
-    <w:p>
-      <w:r>
-        <w:pict w14:anchorId="56D70F50">
-          <v:rect id="_x0000_i1026" style="width:0;height:1.5pt" o:hralign="center" o:hrstd="t" o:hr="t" fillcolor="#a0a0a0" stroked="f"/>
+        <w:t>)</w:t>
+      </w:r>
+    </w:p>
+    <w:p>
+      <w:r>
+        <w:pict w14:anchorId="13734436">
+          <v:rect id="_x0000_i1027" style="width:0;height:1.5pt" o:hralign="center" o:hrstd="t" o:hr="t" fillcolor="#a0a0a0" stroked="f"/>
         </w:pict>
       </w:r>
     </w:p>
@@ -180,7 +243,7 @@
           <w:b/>
           <w:bCs/>
         </w:rPr>
-        <w:t>3. What are the Data Types?</w:t>
+        <w:t>4. Are There Missing Values?</w:t>
       </w:r>
     </w:p>
     <w:p>
@@ -191,7 +254,7 @@
         </w:numPr>
       </w:pPr>
       <w:r>
-        <w:t xml:space="preserve">Check the data type of each column. </w:t>
+        <w:t xml:space="preserve">Count missing values in each column. </w:t>
       </w:r>
     </w:p>
     <w:p>
@@ -202,7 +265,7 @@
         </w:numPr>
       </w:pPr>
       <w:r>
-        <w:t xml:space="preserve">Shows memory usage and missing values. </w:t>
+        <w:t xml:space="preserve">Helps decide whether to remove or fill missing data. </w:t>
       </w:r>
     </w:p>
     <w:p>
@@ -215,19 +278,29 @@
       </w:r>
     </w:p>
     <w:p>
+      <w:proofErr w:type="spellStart"/>
       <w:proofErr w:type="gramStart"/>
       <w:r>
-        <w:t>df.info(</w:t>
-      </w:r>
+        <w:t>df.isnull</w:t>
+      </w:r>
+      <w:proofErr w:type="spellEnd"/>
       <w:proofErr w:type="gramEnd"/>
       <w:r>
-        <w:t>)</w:t>
-      </w:r>
-    </w:p>
-    <w:p>
-      <w:r>
-        <w:pict w14:anchorId="13734436">
-          <v:rect id="_x0000_i1027" style="width:0;height:1.5pt" o:hralign="center" o:hrstd="t" o:hr="t" fillcolor="#a0a0a0" stroked="f"/>
+        <w:t>(</w:t>
+      </w:r>
+      <w:proofErr w:type="gramStart"/>
+      <w:r>
+        <w:t>).sum</w:t>
+      </w:r>
+      <w:proofErr w:type="gramEnd"/>
+      <w:r>
+        <w:t>()</w:t>
+      </w:r>
+    </w:p>
+    <w:p>
+      <w:r>
+        <w:pict w14:anchorId="480C7E6B">
+          <v:rect id="_x0000_i1028" style="width:0;height:1.5pt" o:hralign="center" o:hrstd="t" o:hr="t" fillcolor="#a0a0a0" stroked="f"/>
         </w:pict>
       </w:r>
     </w:p>
@@ -243,7 +316,7 @@
           <w:b/>
           <w:bCs/>
         </w:rPr>
-        <w:t>4. Are There Missing Values?</w:t>
+        <w:t>5. How Does the Data Look Mathematically?</w:t>
       </w:r>
     </w:p>
     <w:p>
@@ -254,7 +327,7 @@
         </w:numPr>
       </w:pPr>
       <w:r>
-        <w:t xml:space="preserve">Count missing values in each column. </w:t>
+        <w:t xml:space="preserve">Generates statistical summary for numerical columns. </w:t>
       </w:r>
     </w:p>
     <w:p>
@@ -265,7 +338,7 @@
         </w:numPr>
       </w:pPr>
       <w:r>
-        <w:t xml:space="preserve">Helps decide whether to remove or fill missing data. </w:t>
+        <w:t xml:space="preserve">Shows count, mean, standard deviation, minimum, maximum, and percentiles. </w:t>
       </w:r>
     </w:p>
     <w:p>
@@ -281,26 +354,19 @@
       <w:proofErr w:type="spellStart"/>
       <w:proofErr w:type="gramStart"/>
       <w:r>
-        <w:t>df.isnull</w:t>
+        <w:t>df.describe</w:t>
       </w:r>
       <w:proofErr w:type="spellEnd"/>
       <w:proofErr w:type="gramEnd"/>
       <w:r>
-        <w:t>(</w:t>
-      </w:r>
-      <w:proofErr w:type="gramStart"/>
-      <w:r>
-        <w:t>).sum</w:t>
-      </w:r>
-      <w:proofErr w:type="gramEnd"/>
-      <w:r>
         <w:t>()</w:t>
       </w:r>
     </w:p>
     <w:p>
       <w:r>
-        <w:pict w14:anchorId="480C7E6B">
-          <v:rect id="_x0000_i1028" style="width:0;height:1.5pt" o:hralign="center" o:hrstd="t" o:hr="t" fillcolor="#a0a0a0" stroked="f"/>
+        <w:lastRenderedPageBreak/>
+        <w:pict w14:anchorId="225AAE8F">
+          <v:rect id="_x0000_i1029" style="width:0;height:1.5pt" o:hralign="center" o:hrstd="t" o:hr="t" fillcolor="#a0a0a0" stroked="f"/>
         </w:pict>
       </w:r>
     </w:p>
@@ -316,7 +382,7 @@
           <w:b/>
           <w:bCs/>
         </w:rPr>
-        <w:t>5. How Does the Data Look Mathematically?</w:t>
+        <w:t>6. Are There Duplicate Values?</w:t>
       </w:r>
     </w:p>
     <w:p>
@@ -327,7 +393,7 @@
         </w:numPr>
       </w:pPr>
       <w:r>
-        <w:t xml:space="preserve">Generates statistical summary for numerical columns. </w:t>
+        <w:t xml:space="preserve">Counts duplicate records in the dataset. </w:t>
       </w:r>
     </w:p>
     <w:p>
@@ -338,7 +404,7 @@
         </w:numPr>
       </w:pPr>
       <w:r>
-        <w:t xml:space="preserve">Shows count, mean, standard deviation, minimum, maximum, and percentiles. </w:t>
+        <w:t xml:space="preserve">Duplicate data can affect model performance. </w:t>
       </w:r>
     </w:p>
     <w:p>
@@ -354,19 +420,26 @@
       <w:proofErr w:type="spellStart"/>
       <w:proofErr w:type="gramStart"/>
       <w:r>
-        <w:t>df.describe</w:t>
+        <w:t>df.duplicated</w:t>
       </w:r>
       <w:proofErr w:type="spellEnd"/>
       <w:proofErr w:type="gramEnd"/>
       <w:r>
+        <w:t>(</w:t>
+      </w:r>
+      <w:proofErr w:type="gramStart"/>
+      <w:r>
+        <w:t>).sum</w:t>
+      </w:r>
+      <w:proofErr w:type="gramEnd"/>
+      <w:r>
         <w:t>()</w:t>
       </w:r>
     </w:p>
     <w:p>
       <w:r>
-        <w:lastRenderedPageBreak/>
-        <w:pict w14:anchorId="225AAE8F">
-          <v:rect id="_x0000_i1029" style="width:0;height:1.5pt" o:hralign="center" o:hrstd="t" o:hr="t" fillcolor="#a0a0a0" stroked="f"/>
+        <w:pict w14:anchorId="0BE755B5">
+          <v:rect id="_x0000_i1030" style="width:0;height:1.5pt" o:hralign="center" o:hrstd="t" o:hr="t" fillcolor="#a0a0a0" stroked="f"/>
         </w:pict>
       </w:r>
     </w:p>
@@ -382,7 +455,7 @@
           <w:b/>
           <w:bCs/>
         </w:rPr>
-        <w:t>6. Are There Duplicate Values?</w:t>
+        <w:t>7. What is the Correlation Between Columns?</w:t>
       </w:r>
     </w:p>
     <w:p>
@@ -393,7 +466,7 @@
         </w:numPr>
       </w:pPr>
       <w:r>
-        <w:t xml:space="preserve">Counts duplicate records in the dataset. </w:t>
+        <w:t xml:space="preserve">Measures the relationship between numerical columns. </w:t>
       </w:r>
     </w:p>
     <w:p>
@@ -401,79 +474,6 @@
         <w:numPr>
           <w:ilvl w:val="0"/>
           <w:numId w:val="7"/>
-        </w:numPr>
-      </w:pPr>
-      <w:r>
-        <w:t xml:space="preserve">Duplicate data can affect model performance. </w:t>
-      </w:r>
-    </w:p>
-    <w:p>
-      <w:r>
-        <w:rPr>
-          <w:b/>
-          <w:bCs/>
-        </w:rPr>
-        <w:t>Syntax:</w:t>
-      </w:r>
-    </w:p>
-    <w:p>
-      <w:proofErr w:type="spellStart"/>
-      <w:proofErr w:type="gramStart"/>
-      <w:r>
-        <w:t>df.duplicated</w:t>
-      </w:r>
-      <w:proofErr w:type="spellEnd"/>
-      <w:proofErr w:type="gramEnd"/>
-      <w:r>
-        <w:t>(</w:t>
-      </w:r>
-      <w:proofErr w:type="gramStart"/>
-      <w:r>
-        <w:t>).sum</w:t>
-      </w:r>
-      <w:proofErr w:type="gramEnd"/>
-      <w:r>
-        <w:t>()</w:t>
-      </w:r>
-    </w:p>
-    <w:p>
-      <w:r>
-        <w:pict w14:anchorId="0BE755B5">
-          <v:rect id="_x0000_i1030" style="width:0;height:1.5pt" o:hralign="center" o:hrstd="t" o:hr="t" fillcolor="#a0a0a0" stroked="f"/>
-        </w:pict>
-      </w:r>
-    </w:p>
-    <w:p>
-      <w:pPr>
-        <w:rPr>
-          <w:b/>
-          <w:bCs/>
-        </w:rPr>
-      </w:pPr>
-      <w:r>
-        <w:rPr>
-          <w:b/>
-          <w:bCs/>
-        </w:rPr>
-        <w:t>7. What is the Correlation Between Columns?</w:t>
-      </w:r>
-    </w:p>
-    <w:p>
-      <w:pPr>
-        <w:numPr>
-          <w:ilvl w:val="0"/>
-          <w:numId w:val="8"/>
-        </w:numPr>
-      </w:pPr>
-      <w:r>
-        <w:t xml:space="preserve">Measures the relationship between numerical columns. </w:t>
-      </w:r>
-    </w:p>
-    <w:p>
-      <w:pPr>
-        <w:numPr>
-          <w:ilvl w:val="0"/>
-          <w:numId w:val="8"/>
         </w:numPr>
       </w:pPr>
       <w:r>
@@ -914,7 +914,7 @@
       <w:pPr>
         <w:numPr>
           <w:ilvl w:val="0"/>
-          <w:numId w:val="9"/>
+          <w:numId w:val="8"/>
         </w:numPr>
       </w:pPr>
       <w:proofErr w:type="spellStart"/>
@@ -926,6 +926,186 @@
       <w:proofErr w:type="gramEnd"/>
       <w:r>
         <w:t xml:space="preserve"> → Check dataset size. </w:t>
+      </w:r>
+    </w:p>
+    <w:p>
+      <w:pPr>
+        <w:numPr>
+          <w:ilvl w:val="0"/>
+          <w:numId w:val="8"/>
+        </w:numPr>
+      </w:pPr>
+      <w:proofErr w:type="spellStart"/>
+      <w:proofErr w:type="gramStart"/>
+      <w:r>
+        <w:t>df.head</w:t>
+      </w:r>
+      <w:proofErr w:type="spellEnd"/>
+      <w:proofErr w:type="gramEnd"/>
+      <w:r>
+        <w:t xml:space="preserve">() / </w:t>
+      </w:r>
+      <w:proofErr w:type="spellStart"/>
+      <w:r>
+        <w:t>df.</w:t>
+      </w:r>
+      <w:proofErr w:type="gramStart"/>
+      <w:r>
+        <w:t>sample</w:t>
+      </w:r>
+      <w:proofErr w:type="spellEnd"/>
+      <w:r>
+        <w:t>(</w:t>
+      </w:r>
+      <w:proofErr w:type="gramEnd"/>
+      <w:r>
+        <w:t xml:space="preserve">) → Preview data. </w:t>
+      </w:r>
+    </w:p>
+    <w:p>
+      <w:pPr>
+        <w:numPr>
+          <w:ilvl w:val="0"/>
+          <w:numId w:val="8"/>
+        </w:numPr>
+      </w:pPr>
+      <w:proofErr w:type="gramStart"/>
+      <w:r>
+        <w:t>df.info(</w:t>
+      </w:r>
+      <w:proofErr w:type="gramEnd"/>
+      <w:r>
+        <w:t xml:space="preserve">) → View data types and memory usage. </w:t>
+      </w:r>
+    </w:p>
+    <w:p>
+      <w:pPr>
+        <w:numPr>
+          <w:ilvl w:val="0"/>
+          <w:numId w:val="8"/>
+        </w:numPr>
+      </w:pPr>
+      <w:proofErr w:type="spellStart"/>
+      <w:proofErr w:type="gramStart"/>
+      <w:r>
+        <w:t>df.isnull</w:t>
+      </w:r>
+      <w:proofErr w:type="spellEnd"/>
+      <w:proofErr w:type="gramEnd"/>
+      <w:r>
+        <w:t>(</w:t>
+      </w:r>
+      <w:proofErr w:type="gramStart"/>
+      <w:r>
+        <w:t>).sum</w:t>
+      </w:r>
+      <w:proofErr w:type="gramEnd"/>
+      <w:r>
+        <w:t xml:space="preserve">() → Find missing values. </w:t>
+      </w:r>
+    </w:p>
+    <w:p>
+      <w:pPr>
+        <w:numPr>
+          <w:ilvl w:val="0"/>
+          <w:numId w:val="8"/>
+        </w:numPr>
+      </w:pPr>
+      <w:proofErr w:type="spellStart"/>
+      <w:proofErr w:type="gramStart"/>
+      <w:r>
+        <w:t>df.describe</w:t>
+      </w:r>
+      <w:proofErr w:type="spellEnd"/>
+      <w:proofErr w:type="gramEnd"/>
+      <w:r>
+        <w:t xml:space="preserve">() → Get statistical summary. </w:t>
+      </w:r>
+    </w:p>
+    <w:p>
+      <w:pPr>
+        <w:numPr>
+          <w:ilvl w:val="0"/>
+          <w:numId w:val="8"/>
+        </w:numPr>
+      </w:pPr>
+      <w:proofErr w:type="spellStart"/>
+      <w:proofErr w:type="gramStart"/>
+      <w:r>
+        <w:t>df.duplicated</w:t>
+      </w:r>
+      <w:proofErr w:type="spellEnd"/>
+      <w:proofErr w:type="gramEnd"/>
+      <w:r>
+        <w:t>(</w:t>
+      </w:r>
+      <w:proofErr w:type="gramStart"/>
+      <w:r>
+        <w:t>).sum</w:t>
+      </w:r>
+      <w:proofErr w:type="gramEnd"/>
+      <w:r>
+        <w:t xml:space="preserve">() → Detect duplicate records. </w:t>
+      </w:r>
+    </w:p>
+    <w:p>
+      <w:pPr>
+        <w:numPr>
+          <w:ilvl w:val="0"/>
+          <w:numId w:val="8"/>
+        </w:numPr>
+        <w:pBdr>
+          <w:bottom w:val="single" w:sz="6" w:space="1" w:color="auto"/>
+        </w:pBdr>
+      </w:pPr>
+      <w:proofErr w:type="spellStart"/>
+      <w:proofErr w:type="gramStart"/>
+      <w:r>
+        <w:lastRenderedPageBreak/>
+        <w:t>df.corr</w:t>
+      </w:r>
+      <w:proofErr w:type="spellEnd"/>
+      <w:proofErr w:type="gramEnd"/>
+      <w:r>
+        <w:t xml:space="preserve">() → </w:t>
+      </w:r>
+      <w:proofErr w:type="spellStart"/>
+      <w:r>
+        <w:t>Analyze</w:t>
+      </w:r>
+      <w:proofErr w:type="spellEnd"/>
+      <w:r>
+        <w:t xml:space="preserve"> relationships between numerical features.</w:t>
+      </w:r>
+    </w:p>
+    <w:p>
+      <w:pPr>
+        <w:rPr>
+          <w:b/>
+          <w:bCs/>
+        </w:rPr>
+      </w:pPr>
+      <w:r>
+        <w:rPr>
+          <w:b/>
+          <w:bCs/>
+        </w:rPr>
+        <w:t>Exploratory Data Analysis (EDA) – Univariate Analysis (Structured Summary)</w:t>
+      </w:r>
+    </w:p>
+    <w:p>
+      <w:pPr>
+        <w:rPr>
+          <w:b/>
+          <w:bCs/>
+        </w:rPr>
+      </w:pPr>
+      <w:r>
+        <w:rPr>
+          <w:b/>
+          <w:bCs/>
+        </w:rPr>
+        <w:t>1. What is Univariate Analysis?</w:t>
       </w:r>
     </w:p>
     <w:p>
@@ -935,31 +1115,18 @@
           <w:numId w:val="9"/>
         </w:numPr>
       </w:pPr>
-      <w:proofErr w:type="spellStart"/>
-      <w:proofErr w:type="gramStart"/>
-      <w:r>
-        <w:t>df.head</w:t>
-      </w:r>
-      <w:proofErr w:type="spellEnd"/>
-      <w:proofErr w:type="gramEnd"/>
-      <w:r>
-        <w:t xml:space="preserve">() / </w:t>
-      </w:r>
-      <w:proofErr w:type="spellStart"/>
-      <w:r>
-        <w:t>df.</w:t>
-      </w:r>
-      <w:proofErr w:type="gramStart"/>
-      <w:r>
-        <w:t>sample</w:t>
-      </w:r>
-      <w:proofErr w:type="spellEnd"/>
-      <w:r>
-        <w:t>(</w:t>
-      </w:r>
-      <w:proofErr w:type="gramEnd"/>
-      <w:r>
-        <w:t xml:space="preserve">) → Preview data. </w:t>
+      <w:r>
+        <w:t xml:space="preserve">Univariate Analysis is a part of </w:t>
+      </w:r>
+      <w:r>
+        <w:rPr>
+          <w:b/>
+          <w:bCs/>
+        </w:rPr>
+        <w:t>Exploratory Data Analysis (EDA)</w:t>
+      </w:r>
+      <w:r>
+        <w:t xml:space="preserve">. </w:t>
       </w:r>
     </w:p>
     <w:p>
@@ -969,13 +1136,26 @@
           <w:numId w:val="9"/>
         </w:numPr>
       </w:pPr>
-      <w:proofErr w:type="gramStart"/>
-      <w:r>
-        <w:t>df.info(</w:t>
-      </w:r>
-      <w:proofErr w:type="gramEnd"/>
-      <w:r>
-        <w:t xml:space="preserve">) → View data types and memory usage. </w:t>
+      <w:r>
+        <w:t xml:space="preserve">It </w:t>
+      </w:r>
+      <w:proofErr w:type="spellStart"/>
+      <w:r>
+        <w:t>analyzes</w:t>
+      </w:r>
+      <w:proofErr w:type="spellEnd"/>
+      <w:r>
+        <w:t xml:space="preserve"> </w:t>
+      </w:r>
+      <w:r>
+        <w:rPr>
+          <w:b/>
+          <w:bCs/>
+        </w:rPr>
+        <w:t>one variable (one column) at a time</w:t>
+      </w:r>
+      <w:r>
+        <w:t xml:space="preserve">. </w:t>
       </w:r>
     </w:p>
     <w:p>
@@ -985,127 +1165,45 @@
           <w:numId w:val="9"/>
         </w:numPr>
       </w:pPr>
-      <w:proofErr w:type="spellStart"/>
-      <w:proofErr w:type="gramStart"/>
-      <w:r>
-        <w:t>df.isnull</w:t>
-      </w:r>
-      <w:proofErr w:type="spellEnd"/>
-      <w:proofErr w:type="gramEnd"/>
-      <w:r>
-        <w:t>(</w:t>
-      </w:r>
-      <w:proofErr w:type="gramStart"/>
-      <w:r>
-        <w:t>).sum</w:t>
-      </w:r>
-      <w:proofErr w:type="gramEnd"/>
-      <w:r>
-        <w:t xml:space="preserve">() → Find missing values. </w:t>
-      </w:r>
-    </w:p>
-    <w:p>
-      <w:pPr>
-        <w:numPr>
-          <w:ilvl w:val="0"/>
-          <w:numId w:val="9"/>
-        </w:numPr>
-      </w:pPr>
-      <w:proofErr w:type="spellStart"/>
-      <w:proofErr w:type="gramStart"/>
-      <w:r>
-        <w:t>df.describe</w:t>
-      </w:r>
-      <w:proofErr w:type="spellEnd"/>
-      <w:proofErr w:type="gramEnd"/>
-      <w:r>
-        <w:t xml:space="preserve">() → Get statistical summary. </w:t>
-      </w:r>
-    </w:p>
-    <w:p>
-      <w:pPr>
-        <w:numPr>
-          <w:ilvl w:val="0"/>
-          <w:numId w:val="9"/>
-        </w:numPr>
-      </w:pPr>
-      <w:proofErr w:type="spellStart"/>
-      <w:proofErr w:type="gramStart"/>
-      <w:r>
-        <w:t>df.duplicated</w:t>
-      </w:r>
-      <w:proofErr w:type="spellEnd"/>
-      <w:proofErr w:type="gramEnd"/>
-      <w:r>
-        <w:t>(</w:t>
-      </w:r>
-      <w:proofErr w:type="gramStart"/>
-      <w:r>
-        <w:t>).sum</w:t>
-      </w:r>
-      <w:proofErr w:type="gramEnd"/>
-      <w:r>
-        <w:t xml:space="preserve">() → Detect duplicate records. </w:t>
-      </w:r>
-    </w:p>
-    <w:p>
-      <w:pPr>
-        <w:numPr>
-          <w:ilvl w:val="0"/>
-          <w:numId w:val="9"/>
-        </w:numPr>
-        <w:pBdr>
-          <w:bottom w:val="single" w:sz="6" w:space="1" w:color="auto"/>
-        </w:pBdr>
-      </w:pPr>
-      <w:proofErr w:type="spellStart"/>
-      <w:proofErr w:type="gramStart"/>
-      <w:r>
-        <w:lastRenderedPageBreak/>
-        <w:t>df.corr</w:t>
-      </w:r>
-      <w:proofErr w:type="spellEnd"/>
-      <w:proofErr w:type="gramEnd"/>
-      <w:r>
-        <w:t xml:space="preserve">() → </w:t>
-      </w:r>
-      <w:proofErr w:type="spellStart"/>
-      <w:r>
-        <w:t>Analyze</w:t>
-      </w:r>
-      <w:proofErr w:type="spellEnd"/>
-      <w:r>
-        <w:t xml:space="preserve"> relationships between numerical features.</w:t>
-      </w:r>
-    </w:p>
-    <w:p>
-      <w:pPr>
-        <w:rPr>
-          <w:b/>
-          <w:bCs/>
-        </w:rPr>
-      </w:pPr>
-      <w:r>
-        <w:rPr>
-          <w:b/>
-          <w:bCs/>
-        </w:rPr>
-        <w:t>Exploratory Data Analysis (EDA) – Univariate Analysis (Structured Summary)</w:t>
-      </w:r>
-    </w:p>
-    <w:p>
-      <w:pPr>
-        <w:rPr>
-          <w:b/>
-          <w:bCs/>
-        </w:rPr>
-      </w:pPr>
-      <w:r>
-        <w:rPr>
-          <w:b/>
-          <w:bCs/>
-        </w:rPr>
-        <w:t>1. What is Univariate Analysis?</w:t>
+      <w:r>
+        <w:t xml:space="preserve">Helps understand the distribution, trends, and characteristics of individual features. </w:t>
+      </w:r>
+    </w:p>
+    <w:p>
+      <w:r>
+        <w:pict w14:anchorId="1CB0D37C">
+          <v:rect id="_x0000_i1032" style="width:0;height:1.5pt" o:hralign="center" o:hrstd="t" o:hr="t" fillcolor="#a0a0a0" stroked="f"/>
+        </w:pict>
+      </w:r>
+    </w:p>
+    <w:p>
+      <w:pPr>
+        <w:rPr>
+          <w:b/>
+          <w:bCs/>
+        </w:rPr>
+      </w:pPr>
+      <w:r>
+        <w:rPr>
+          <w:b/>
+          <w:bCs/>
+        </w:rPr>
+        <w:t>2. Types of Data</w:t>
+      </w:r>
+    </w:p>
+    <w:p>
+      <w:pPr>
+        <w:rPr>
+          <w:b/>
+          <w:bCs/>
+        </w:rPr>
+      </w:pPr>
+      <w:r>
+        <w:rPr>
+          <w:b/>
+          <w:bCs/>
+        </w:rPr>
+        <w:t>Numerical Data</w:t>
       </w:r>
     </w:p>
     <w:p>
@@ -1116,17 +1214,7 @@
         </w:numPr>
       </w:pPr>
       <w:r>
-        <w:t xml:space="preserve">Univariate Analysis is a part of </w:t>
-      </w:r>
-      <w:r>
-        <w:rPr>
-          <w:b/>
-          <w:bCs/>
-        </w:rPr>
-        <w:t>Exploratory Data Analysis (EDA)</w:t>
-      </w:r>
-      <w:r>
-        <w:t xml:space="preserve">. </w:t>
+        <w:t xml:space="preserve">Contains quantitative values. </w:t>
       </w:r>
     </w:p>
     <w:p>
@@ -1137,73 +1225,22 @@
         </w:numPr>
       </w:pPr>
       <w:r>
-        <w:t xml:space="preserve">It </w:t>
-      </w:r>
-      <w:proofErr w:type="spellStart"/>
-      <w:r>
-        <w:t>analyzes</w:t>
-      </w:r>
-      <w:proofErr w:type="spellEnd"/>
-      <w:r>
-        <w:t xml:space="preserve"> </w:t>
-      </w:r>
-      <w:r>
-        <w:rPr>
-          <w:b/>
-          <w:bCs/>
-        </w:rPr>
-        <w:t>one variable (one column) at a time</w:t>
-      </w:r>
-      <w:r>
-        <w:t xml:space="preserve">. </w:t>
-      </w:r>
-    </w:p>
-    <w:p>
-      <w:pPr>
-        <w:numPr>
-          <w:ilvl w:val="0"/>
-          <w:numId w:val="10"/>
-        </w:numPr>
-      </w:pPr>
-      <w:r>
-        <w:t xml:space="preserve">Helps understand the distribution, trends, and characteristics of individual features. </w:t>
-      </w:r>
-    </w:p>
-    <w:p>
-      <w:r>
-        <w:pict w14:anchorId="1CB0D37C">
-          <v:rect id="_x0000_i1032" style="width:0;height:1.5pt" o:hralign="center" o:hrstd="t" o:hr="t" fillcolor="#a0a0a0" stroked="f"/>
-        </w:pict>
-      </w:r>
-    </w:p>
-    <w:p>
-      <w:pPr>
-        <w:rPr>
-          <w:b/>
-          <w:bCs/>
-        </w:rPr>
-      </w:pPr>
-      <w:r>
-        <w:rPr>
-          <w:b/>
-          <w:bCs/>
-        </w:rPr>
-        <w:t>2. Types of Data</w:t>
-      </w:r>
-    </w:p>
-    <w:p>
-      <w:pPr>
-        <w:rPr>
-          <w:b/>
-          <w:bCs/>
-        </w:rPr>
-      </w:pPr>
-      <w:r>
-        <w:rPr>
-          <w:b/>
-          <w:bCs/>
-        </w:rPr>
-        <w:t>Numerical Data</w:t>
+        <w:t xml:space="preserve">Examples: Age, Height, Weight, Salary, Price. </w:t>
+      </w:r>
+    </w:p>
+    <w:p>
+      <w:pPr>
+        <w:rPr>
+          <w:b/>
+          <w:bCs/>
+        </w:rPr>
+      </w:pPr>
+      <w:r>
+        <w:rPr>
+          <w:b/>
+          <w:bCs/>
+        </w:rPr>
+        <w:t>Categorical Data</w:t>
       </w:r>
     </w:p>
     <w:p>
@@ -1214,7 +1251,7 @@
         </w:numPr>
       </w:pPr>
       <w:r>
-        <w:t xml:space="preserve">Contains quantitative values. </w:t>
+        <w:t xml:space="preserve">Contains qualitative values or categories. </w:t>
       </w:r>
     </w:p>
     <w:p>
@@ -1225,22 +1262,60 @@
         </w:numPr>
       </w:pPr>
       <w:r>
-        <w:t xml:space="preserve">Examples: Age, Height, Weight, Salary, Price. </w:t>
-      </w:r>
-    </w:p>
-    <w:p>
-      <w:pPr>
-        <w:rPr>
-          <w:b/>
-          <w:bCs/>
-        </w:rPr>
-      </w:pPr>
-      <w:r>
-        <w:rPr>
-          <w:b/>
-          <w:bCs/>
-        </w:rPr>
-        <w:t>Categorical Data</w:t>
+        <w:t xml:space="preserve">Examples: Gender, Country, Class, Department. </w:t>
+      </w:r>
+    </w:p>
+    <w:p>
+      <w:r>
+        <w:pict w14:anchorId="46AE0A32">
+          <v:rect id="_x0000_i1033" style="width:0;height:1.5pt" o:hralign="center" o:hrstd="t" o:hr="t" fillcolor="#a0a0a0" stroked="f"/>
+        </w:pict>
+      </w:r>
+    </w:p>
+    <w:p>
+      <w:pPr>
+        <w:rPr>
+          <w:b/>
+          <w:bCs/>
+        </w:rPr>
+      </w:pPr>
+      <w:r>
+        <w:rPr>
+          <w:b/>
+          <w:bCs/>
+        </w:rPr>
+        <w:t xml:space="preserve">3. </w:t>
+      </w:r>
+      <w:proofErr w:type="spellStart"/>
+      <w:r>
+        <w:rPr>
+          <w:b/>
+          <w:bCs/>
+        </w:rPr>
+        <w:t>Analyzing</w:t>
+      </w:r>
+      <w:proofErr w:type="spellEnd"/>
+      <w:r>
+        <w:rPr>
+          <w:b/>
+          <w:bCs/>
+        </w:rPr>
+        <w:t xml:space="preserve"> Categorical Data</w:t>
+      </w:r>
+    </w:p>
+    <w:p>
+      <w:pPr>
+        <w:rPr>
+          <w:b/>
+          <w:bCs/>
+        </w:rPr>
+      </w:pPr>
+      <w:r>
+        <w:rPr>
+          <w:b/>
+          <w:bCs/>
+        </w:rPr>
+        <w:t>Count Plot</w:t>
       </w:r>
     </w:p>
     <w:p>
@@ -1251,7 +1326,7 @@
         </w:numPr>
       </w:pPr>
       <w:r>
-        <w:t xml:space="preserve">Contains qualitative values or categories. </w:t>
+        <w:t xml:space="preserve">Shows the frequency of each category. </w:t>
       </w:r>
     </w:p>
     <w:p>
@@ -1262,60 +1337,70 @@
         </w:numPr>
       </w:pPr>
       <w:r>
-        <w:t xml:space="preserve">Examples: Gender, Country, Class, Department. </w:t>
-      </w:r>
-    </w:p>
-    <w:p>
-      <w:r>
-        <w:pict w14:anchorId="46AE0A32">
-          <v:rect id="_x0000_i1033" style="width:0;height:1.5pt" o:hralign="center" o:hrstd="t" o:hr="t" fillcolor="#a0a0a0" stroked="f"/>
-        </w:pict>
-      </w:r>
-    </w:p>
-    <w:p>
-      <w:pPr>
-        <w:rPr>
-          <w:b/>
-          <w:bCs/>
-        </w:rPr>
-      </w:pPr>
-      <w:r>
-        <w:rPr>
-          <w:b/>
-          <w:bCs/>
-        </w:rPr>
-        <w:t xml:space="preserve">3. </w:t>
-      </w:r>
-      <w:proofErr w:type="spellStart"/>
-      <w:r>
-        <w:rPr>
-          <w:b/>
-          <w:bCs/>
-        </w:rPr>
-        <w:t>Analyzing</w:t>
-      </w:r>
-      <w:proofErr w:type="spellEnd"/>
-      <w:r>
-        <w:rPr>
-          <w:b/>
-          <w:bCs/>
-        </w:rPr>
-        <w:t xml:space="preserve"> Categorical Data</w:t>
-      </w:r>
-    </w:p>
-    <w:p>
-      <w:pPr>
-        <w:rPr>
-          <w:b/>
-          <w:bCs/>
-        </w:rPr>
-      </w:pPr>
-      <w:r>
-        <w:rPr>
-          <w:b/>
-          <w:bCs/>
-        </w:rPr>
-        <w:t>Count Plot</w:t>
+        <w:t xml:space="preserve">Best for comparing category counts. </w:t>
+      </w:r>
+    </w:p>
+    <w:p>
+      <w:r>
+        <w:rPr>
+          <w:b/>
+          <w:bCs/>
+        </w:rPr>
+        <w:t>Syntax:</w:t>
+      </w:r>
+    </w:p>
+    <w:p>
+      <w:r>
+        <w:t xml:space="preserve">import seaborn as </w:t>
+      </w:r>
+      <w:proofErr w:type="spellStart"/>
+      <w:r>
+        <w:t>sns</w:t>
+      </w:r>
+      <w:proofErr w:type="spellEnd"/>
+    </w:p>
+    <w:p/>
+    <w:p>
+      <w:proofErr w:type="spellStart"/>
+      <w:proofErr w:type="gramStart"/>
+      <w:r>
+        <w:t>sns.countplot</w:t>
+      </w:r>
+      <w:proofErr w:type="spellEnd"/>
+      <w:proofErr w:type="gramEnd"/>
+      <w:r>
+        <w:t>(x='</w:t>
+      </w:r>
+      <w:proofErr w:type="spellStart"/>
+      <w:r>
+        <w:t>column_name</w:t>
+      </w:r>
+      <w:proofErr w:type="spellEnd"/>
+      <w:r>
+        <w:t>', data=</w:t>
+      </w:r>
+      <w:proofErr w:type="spellStart"/>
+      <w:r>
+        <w:t>df</w:t>
+      </w:r>
+      <w:proofErr w:type="spellEnd"/>
+      <w:r>
+        <w:t>)</w:t>
+      </w:r>
+    </w:p>
+    <w:p>
+      <w:pPr>
+        <w:rPr>
+          <w:b/>
+          <w:bCs/>
+        </w:rPr>
+      </w:pPr>
+      <w:r>
+        <w:rPr>
+          <w:b/>
+          <w:bCs/>
+        </w:rPr>
+        <w:t>Pie Chart</w:t>
       </w:r>
     </w:p>
     <w:p>
@@ -1326,18 +1411,7 @@
         </w:numPr>
       </w:pPr>
       <w:r>
-        <w:t xml:space="preserve">Shows the frequency of each category. </w:t>
-      </w:r>
-    </w:p>
-    <w:p>
-      <w:pPr>
-        <w:numPr>
-          <w:ilvl w:val="0"/>
-          <w:numId w:val="13"/>
-        </w:numPr>
-      </w:pPr>
-      <w:r>
-        <w:t xml:space="preserve">Best for comparing category counts. </w:t>
+        <w:t xml:space="preserve">Shows the percentage distribution of categories. </w:t>
       </w:r>
     </w:p>
     <w:p>
@@ -1350,57 +1424,98 @@
       </w:r>
     </w:p>
     <w:p>
-      <w:r>
-        <w:t xml:space="preserve">import seaborn as </w:t>
-      </w:r>
-      <w:proofErr w:type="spellStart"/>
-      <w:r>
-        <w:t>sns</w:t>
-      </w:r>
-      <w:proofErr w:type="spellEnd"/>
-    </w:p>
-    <w:p/>
-    <w:p>
-      <w:proofErr w:type="spellStart"/>
+      <w:proofErr w:type="spellStart"/>
+      <w:r>
+        <w:t>df</w:t>
+      </w:r>
+      <w:proofErr w:type="spellEnd"/>
+      <w:r>
+        <w:t>['</w:t>
+      </w:r>
+      <w:proofErr w:type="spellStart"/>
+      <w:r>
+        <w:t>column_name</w:t>
+      </w:r>
+      <w:proofErr w:type="spellEnd"/>
+      <w:r>
+        <w:t>'].</w:t>
+      </w:r>
+      <w:proofErr w:type="spellStart"/>
+      <w:r>
+        <w:t>value_</w:t>
+      </w:r>
       <w:proofErr w:type="gramStart"/>
       <w:r>
-        <w:t>sns.countplot</w:t>
-      </w:r>
-      <w:proofErr w:type="spellEnd"/>
+        <w:t>counts</w:t>
+      </w:r>
+      <w:proofErr w:type="spellEnd"/>
+      <w:r>
+        <w:t>().plot</w:t>
+      </w:r>
       <w:proofErr w:type="gramEnd"/>
       <w:r>
-        <w:t>(x='</w:t>
-      </w:r>
-      <w:proofErr w:type="spellStart"/>
-      <w:r>
-        <w:t>column_name</w:t>
-      </w:r>
-      <w:proofErr w:type="spellEnd"/>
-      <w:r>
-        <w:t>', data=</w:t>
-      </w:r>
-      <w:proofErr w:type="spellStart"/>
-      <w:r>
-        <w:t>df</w:t>
-      </w:r>
-      <w:proofErr w:type="spellEnd"/>
-      <w:r>
-        <w:t>)</w:t>
-      </w:r>
-    </w:p>
-    <w:p>
-      <w:pPr>
-        <w:rPr>
-          <w:b/>
-          <w:bCs/>
-        </w:rPr>
-      </w:pPr>
-      <w:r>
-        <w:rPr>
-          <w:b/>
-          <w:bCs/>
-        </w:rPr>
-        <w:t>Pie Chart</w:t>
+        <w:t xml:space="preserve">(kind='pie', </w:t>
+      </w:r>
+      <w:proofErr w:type="spellStart"/>
+      <w:r>
+        <w:t>autopct</w:t>
+      </w:r>
+      <w:proofErr w:type="spellEnd"/>
+      <w:r>
+        <w:t>='%1.1f%%')</w:t>
+      </w:r>
+    </w:p>
+    <w:p>
+      <w:r>
+        <w:pict w14:anchorId="1DCA0B50">
+          <v:rect id="_x0000_i1034" style="width:0;height:1.5pt" o:hralign="center" o:hrstd="t" o:hr="t" fillcolor="#a0a0a0" stroked="f"/>
+        </w:pict>
+      </w:r>
+    </w:p>
+    <w:p>
+      <w:pPr>
+        <w:rPr>
+          <w:b/>
+          <w:bCs/>
+        </w:rPr>
+      </w:pPr>
+      <w:r>
+        <w:rPr>
+          <w:b/>
+          <w:bCs/>
+        </w:rPr>
+        <w:t xml:space="preserve">4. </w:t>
+      </w:r>
+      <w:proofErr w:type="spellStart"/>
+      <w:r>
+        <w:rPr>
+          <w:b/>
+          <w:bCs/>
+        </w:rPr>
+        <w:t>Analyzing</w:t>
+      </w:r>
+      <w:proofErr w:type="spellEnd"/>
+      <w:r>
+        <w:rPr>
+          <w:b/>
+          <w:bCs/>
+        </w:rPr>
+        <w:t xml:space="preserve"> Numerical Data</w:t>
+      </w:r>
+    </w:p>
+    <w:p>
+      <w:pPr>
+        <w:rPr>
+          <w:b/>
+          <w:bCs/>
+        </w:rPr>
+      </w:pPr>
+      <w:r>
+        <w:rPr>
+          <w:b/>
+          <w:bCs/>
+        </w:rPr>
+        <w:t>Histogram</w:t>
       </w:r>
     </w:p>
     <w:p>
@@ -1411,19 +1526,51 @@
         </w:numPr>
       </w:pPr>
       <w:r>
-        <w:t xml:space="preserve">Shows the percentage distribution of categories. </w:t>
-      </w:r>
-    </w:p>
-    <w:p>
-      <w:r>
-        <w:rPr>
-          <w:b/>
-          <w:bCs/>
-        </w:rPr>
+        <w:t xml:space="preserve">Shows the distribution of numerical values using bins. </w:t>
+      </w:r>
+    </w:p>
+    <w:p>
+      <w:r>
+        <w:rPr>
+          <w:b/>
+          <w:bCs/>
+        </w:rPr>
+        <w:lastRenderedPageBreak/>
         <w:t>Syntax:</w:t>
       </w:r>
     </w:p>
     <w:p>
+      <w:r>
+        <w:t xml:space="preserve">import </w:t>
+      </w:r>
+      <w:proofErr w:type="spellStart"/>
+      <w:proofErr w:type="gramStart"/>
+      <w:r>
+        <w:t>matplotlib.pyplot</w:t>
+      </w:r>
+      <w:proofErr w:type="spellEnd"/>
+      <w:proofErr w:type="gramEnd"/>
+      <w:r>
+        <w:t xml:space="preserve"> as </w:t>
+      </w:r>
+      <w:proofErr w:type="spellStart"/>
+      <w:r>
+        <w:t>plt</w:t>
+      </w:r>
+      <w:proofErr w:type="spellEnd"/>
+    </w:p>
+    <w:p/>
+    <w:p>
+      <w:proofErr w:type="spellStart"/>
+      <w:proofErr w:type="gramStart"/>
+      <w:r>
+        <w:t>plt.hist</w:t>
+      </w:r>
+      <w:proofErr w:type="spellEnd"/>
+      <w:proofErr w:type="gramEnd"/>
+      <w:r>
+        <w:t>(</w:t>
+      </w:r>
       <w:proofErr w:type="spellStart"/>
       <w:r>
         <w:t>df</w:t>
@@ -1438,84 +1585,43 @@
       </w:r>
       <w:proofErr w:type="spellEnd"/>
       <w:r>
-        <w:t>'].</w:t>
-      </w:r>
-      <w:proofErr w:type="spellStart"/>
-      <w:r>
-        <w:t>value_</w:t>
-      </w:r>
+        <w:t>'], bins=10)</w:t>
+      </w:r>
+    </w:p>
+    <w:p>
+      <w:proofErr w:type="spellStart"/>
       <w:proofErr w:type="gramStart"/>
       <w:r>
-        <w:t>counts</w:t>
-      </w:r>
-      <w:proofErr w:type="spellEnd"/>
-      <w:r>
-        <w:t>().plot</w:t>
-      </w:r>
+        <w:t>plt.show</w:t>
+      </w:r>
+      <w:proofErr w:type="spellEnd"/>
       <w:proofErr w:type="gramEnd"/>
       <w:r>
-        <w:t xml:space="preserve">(kind='pie', </w:t>
-      </w:r>
-      <w:proofErr w:type="spellStart"/>
-      <w:r>
-        <w:t>autopct</w:t>
-      </w:r>
-      <w:proofErr w:type="spellEnd"/>
-      <w:r>
-        <w:t>='%1.1f%%')</w:t>
-      </w:r>
-    </w:p>
-    <w:p>
-      <w:r>
-        <w:pict w14:anchorId="1DCA0B50">
-          <v:rect id="_x0000_i1034" style="width:0;height:1.5pt" o:hralign="center" o:hrstd="t" o:hr="t" fillcolor="#a0a0a0" stroked="f"/>
-        </w:pict>
-      </w:r>
-    </w:p>
-    <w:p>
-      <w:pPr>
-        <w:rPr>
-          <w:b/>
-          <w:bCs/>
-        </w:rPr>
-      </w:pPr>
-      <w:r>
-        <w:rPr>
-          <w:b/>
-          <w:bCs/>
-        </w:rPr>
-        <w:t xml:space="preserve">4. </w:t>
-      </w:r>
-      <w:proofErr w:type="spellStart"/>
-      <w:r>
-        <w:rPr>
-          <w:b/>
-          <w:bCs/>
-        </w:rPr>
-        <w:t>Analyzing</w:t>
-      </w:r>
-      <w:proofErr w:type="spellEnd"/>
-      <w:r>
-        <w:rPr>
-          <w:b/>
-          <w:bCs/>
-        </w:rPr>
-        <w:t xml:space="preserve"> Numerical Data</w:t>
-      </w:r>
-    </w:p>
-    <w:p>
-      <w:pPr>
-        <w:rPr>
-          <w:b/>
-          <w:bCs/>
-        </w:rPr>
-      </w:pPr>
-      <w:r>
-        <w:rPr>
-          <w:b/>
-          <w:bCs/>
-        </w:rPr>
-        <w:t>Histogram</w:t>
+        <w:t>()</w:t>
+      </w:r>
+    </w:p>
+    <w:p>
+      <w:pPr>
+        <w:rPr>
+          <w:b/>
+          <w:bCs/>
+        </w:rPr>
+      </w:pPr>
+      <w:proofErr w:type="spellStart"/>
+      <w:r>
+        <w:rPr>
+          <w:b/>
+          <w:bCs/>
+        </w:rPr>
+        <w:t>Distplot</w:t>
+      </w:r>
+      <w:proofErr w:type="spellEnd"/>
+      <w:r>
+        <w:rPr>
+          <w:b/>
+          <w:bCs/>
+        </w:rPr>
+        <w:t xml:space="preserve"> / KDE Plot</w:t>
       </w:r>
     </w:p>
     <w:p>
@@ -1526,49 +1632,27 @@
         </w:numPr>
       </w:pPr>
       <w:r>
-        <w:t xml:space="preserve">Shows the distribution of numerical values using bins. </w:t>
-      </w:r>
-    </w:p>
-    <w:p>
-      <w:r>
-        <w:rPr>
-          <w:b/>
-          <w:bCs/>
-        </w:rPr>
-        <w:lastRenderedPageBreak/>
+        <w:t xml:space="preserve">Displays the data distribution with a smooth probability density curve. </w:t>
+      </w:r>
+    </w:p>
+    <w:p>
+      <w:r>
+        <w:rPr>
+          <w:b/>
+          <w:bCs/>
+        </w:rPr>
         <w:t>Syntax:</w:t>
       </w:r>
     </w:p>
     <w:p>
-      <w:r>
-        <w:t xml:space="preserve">import </w:t>
-      </w:r>
       <w:proofErr w:type="spellStart"/>
       <w:proofErr w:type="gramStart"/>
       <w:r>
-        <w:t>matplotlib.pyplot</w:t>
+        <w:t>sns.histplot</w:t>
       </w:r>
       <w:proofErr w:type="spellEnd"/>
       <w:proofErr w:type="gramEnd"/>
       <w:r>
-        <w:t xml:space="preserve"> as </w:t>
-      </w:r>
-      <w:proofErr w:type="spellStart"/>
-      <w:r>
-        <w:t>plt</w:t>
-      </w:r>
-      <w:proofErr w:type="spellEnd"/>
-    </w:p>
-    <w:p/>
-    <w:p>
-      <w:proofErr w:type="spellStart"/>
-      <w:proofErr w:type="gramStart"/>
-      <w:r>
-        <w:t>plt.hist</w:t>
-      </w:r>
-      <w:proofErr w:type="spellEnd"/>
-      <w:proofErr w:type="gramEnd"/>
-      <w:r>
         <w:t>(</w:t>
       </w:r>
       <w:proofErr w:type="spellStart"/>
@@ -1585,43 +1669,30 @@
       </w:r>
       <w:proofErr w:type="spellEnd"/>
       <w:r>
-        <w:t>'], bins=10)</w:t>
-      </w:r>
-    </w:p>
-    <w:p>
-      <w:proofErr w:type="spellStart"/>
-      <w:proofErr w:type="gramStart"/>
-      <w:r>
-        <w:t>plt.show</w:t>
-      </w:r>
-      <w:proofErr w:type="spellEnd"/>
-      <w:proofErr w:type="gramEnd"/>
-      <w:r>
-        <w:t>()</w:t>
-      </w:r>
-    </w:p>
-    <w:p>
-      <w:pPr>
-        <w:rPr>
-          <w:b/>
-          <w:bCs/>
-        </w:rPr>
-      </w:pPr>
-      <w:proofErr w:type="spellStart"/>
-      <w:r>
-        <w:rPr>
-          <w:b/>
-          <w:bCs/>
-        </w:rPr>
-        <w:t>Distplot</w:t>
-      </w:r>
-      <w:proofErr w:type="spellEnd"/>
-      <w:r>
-        <w:rPr>
-          <w:b/>
-          <w:bCs/>
-        </w:rPr>
-        <w:t xml:space="preserve"> / KDE Plot</w:t>
+        <w:t xml:space="preserve">'], </w:t>
+      </w:r>
+      <w:proofErr w:type="spellStart"/>
+      <w:r>
+        <w:t>kde</w:t>
+      </w:r>
+      <w:proofErr w:type="spellEnd"/>
+      <w:r>
+        <w:t>=True)</w:t>
+      </w:r>
+    </w:p>
+    <w:p>
+      <w:pPr>
+        <w:rPr>
+          <w:b/>
+          <w:bCs/>
+        </w:rPr>
+      </w:pPr>
+      <w:r>
+        <w:rPr>
+          <w:b/>
+          <w:bCs/>
+        </w:rPr>
+        <w:t>Box Plot</w:t>
       </w:r>
     </w:p>
     <w:p>
@@ -1632,140 +1703,69 @@
         </w:numPr>
       </w:pPr>
       <w:r>
-        <w:t xml:space="preserve">Displays the data distribution with a smooth probability density curve. </w:t>
-      </w:r>
-    </w:p>
-    <w:p>
-      <w:r>
-        <w:rPr>
-          <w:b/>
-          <w:bCs/>
-        </w:rPr>
-        <w:t>Syntax:</w:t>
-      </w:r>
-    </w:p>
-    <w:p>
-      <w:proofErr w:type="spellStart"/>
-      <w:proofErr w:type="gramStart"/>
-      <w:r>
-        <w:t>sns.histplot</w:t>
-      </w:r>
-      <w:proofErr w:type="spellEnd"/>
-      <w:proofErr w:type="gramEnd"/>
-      <w:r>
-        <w:t>(</w:t>
-      </w:r>
-      <w:proofErr w:type="spellStart"/>
-      <w:r>
-        <w:t>df</w:t>
-      </w:r>
-      <w:proofErr w:type="spellEnd"/>
-      <w:r>
-        <w:t>['</w:t>
-      </w:r>
-      <w:proofErr w:type="spellStart"/>
-      <w:r>
-        <w:t>column_name</w:t>
-      </w:r>
-      <w:proofErr w:type="spellEnd"/>
-      <w:r>
-        <w:t xml:space="preserve">'], </w:t>
-      </w:r>
-      <w:proofErr w:type="spellStart"/>
-      <w:r>
-        <w:t>kde</w:t>
-      </w:r>
-      <w:proofErr w:type="spellEnd"/>
-      <w:r>
-        <w:t>=True)</w:t>
-      </w:r>
-    </w:p>
-    <w:p>
-      <w:pPr>
-        <w:rPr>
-          <w:b/>
-          <w:bCs/>
-        </w:rPr>
-      </w:pPr>
-      <w:r>
-        <w:rPr>
-          <w:b/>
-          <w:bCs/>
-        </w:rPr>
-        <w:t>Box Plot</w:t>
+        <w:t xml:space="preserve">Displays the five-number summary: </w:t>
+      </w:r>
+    </w:p>
+    <w:p>
+      <w:pPr>
+        <w:numPr>
+          <w:ilvl w:val="1"/>
+          <w:numId w:val="16"/>
+        </w:numPr>
+      </w:pPr>
+      <w:r>
+        <w:t xml:space="preserve">Minimum </w:t>
+      </w:r>
+    </w:p>
+    <w:p>
+      <w:pPr>
+        <w:numPr>
+          <w:ilvl w:val="1"/>
+          <w:numId w:val="16"/>
+        </w:numPr>
+      </w:pPr>
+      <w:r>
+        <w:t xml:space="preserve">First Quartile (Q1) </w:t>
+      </w:r>
+    </w:p>
+    <w:p>
+      <w:pPr>
+        <w:numPr>
+          <w:ilvl w:val="1"/>
+          <w:numId w:val="16"/>
+        </w:numPr>
+      </w:pPr>
+      <w:r>
+        <w:t xml:space="preserve">Median </w:t>
+      </w:r>
+    </w:p>
+    <w:p>
+      <w:pPr>
+        <w:numPr>
+          <w:ilvl w:val="1"/>
+          <w:numId w:val="16"/>
+        </w:numPr>
+      </w:pPr>
+      <w:r>
+        <w:t xml:space="preserve">Third Quartile (Q3) </w:t>
+      </w:r>
+    </w:p>
+    <w:p>
+      <w:pPr>
+        <w:numPr>
+          <w:ilvl w:val="1"/>
+          <w:numId w:val="16"/>
+        </w:numPr>
+      </w:pPr>
+      <w:r>
+        <w:t xml:space="preserve">Maximum </w:t>
       </w:r>
     </w:p>
     <w:p>
       <w:pPr>
         <w:numPr>
           <w:ilvl w:val="0"/>
-          <w:numId w:val="17"/>
-        </w:numPr>
-      </w:pPr>
-      <w:r>
-        <w:t xml:space="preserve">Displays the five-number summary: </w:t>
-      </w:r>
-    </w:p>
-    <w:p>
-      <w:pPr>
-        <w:numPr>
-          <w:ilvl w:val="1"/>
-          <w:numId w:val="17"/>
-        </w:numPr>
-      </w:pPr>
-      <w:r>
-        <w:t xml:space="preserve">Minimum </w:t>
-      </w:r>
-    </w:p>
-    <w:p>
-      <w:pPr>
-        <w:numPr>
-          <w:ilvl w:val="1"/>
-          <w:numId w:val="17"/>
-        </w:numPr>
-      </w:pPr>
-      <w:r>
-        <w:t xml:space="preserve">First Quartile (Q1) </w:t>
-      </w:r>
-    </w:p>
-    <w:p>
-      <w:pPr>
-        <w:numPr>
-          <w:ilvl w:val="1"/>
-          <w:numId w:val="17"/>
-        </w:numPr>
-      </w:pPr>
-      <w:r>
-        <w:t xml:space="preserve">Median </w:t>
-      </w:r>
-    </w:p>
-    <w:p>
-      <w:pPr>
-        <w:numPr>
-          <w:ilvl w:val="1"/>
-          <w:numId w:val="17"/>
-        </w:numPr>
-      </w:pPr>
-      <w:r>
-        <w:t xml:space="preserve">Third Quartile (Q3) </w:t>
-      </w:r>
-    </w:p>
-    <w:p>
-      <w:pPr>
-        <w:numPr>
-          <w:ilvl w:val="1"/>
-          <w:numId w:val="17"/>
-        </w:numPr>
-      </w:pPr>
-      <w:r>
-        <w:t xml:space="preserve">Maximum </w:t>
-      </w:r>
-    </w:p>
-    <w:p>
-      <w:pPr>
-        <w:numPr>
-          <w:ilvl w:val="0"/>
-          <w:numId w:val="17"/>
+          <w:numId w:val="16"/>
         </w:numPr>
       </w:pPr>
       <w:r>
@@ -2352,7 +2352,7 @@
       <w:pPr>
         <w:numPr>
           <w:ilvl w:val="0"/>
-          <w:numId w:val="18"/>
+          <w:numId w:val="17"/>
         </w:numPr>
       </w:pPr>
       <w:r>
@@ -2367,6 +2367,52 @@
       </w:r>
       <w:r>
         <w:t xml:space="preserve">. </w:t>
+      </w:r>
+    </w:p>
+    <w:p>
+      <w:pPr>
+        <w:numPr>
+          <w:ilvl w:val="0"/>
+          <w:numId w:val="17"/>
+        </w:numPr>
+      </w:pPr>
+      <w:r>
+        <w:t xml:space="preserve">Example: Relationship between </w:t>
+      </w:r>
+      <w:r>
+        <w:rPr>
+          <w:b/>
+          <w:bCs/>
+        </w:rPr>
+        <w:t>Age</w:t>
+      </w:r>
+      <w:r>
+        <w:t xml:space="preserve"> and </w:t>
+      </w:r>
+      <w:r>
+        <w:rPr>
+          <w:b/>
+          <w:bCs/>
+        </w:rPr>
+        <w:t>Salary</w:t>
+      </w:r>
+      <w:r>
+        <w:t xml:space="preserve">. </w:t>
+      </w:r>
+    </w:p>
+    <w:p>
+      <w:pPr>
+        <w:rPr>
+          <w:b/>
+          <w:bCs/>
+        </w:rPr>
+      </w:pPr>
+      <w:r>
+        <w:rPr>
+          <w:b/>
+          <w:bCs/>
+        </w:rPr>
+        <w:t>2. Multivariate Analysis</w:t>
       </w:r>
     </w:p>
     <w:p>
@@ -2377,6 +2423,27 @@
         </w:numPr>
       </w:pPr>
       <w:r>
+        <w:t xml:space="preserve">Studies the relationship between </w:t>
+      </w:r>
+      <w:r>
+        <w:rPr>
+          <w:b/>
+          <w:bCs/>
+        </w:rPr>
+        <w:t>three or more variables</w:t>
+      </w:r>
+      <w:r>
+        <w:t xml:space="preserve">. </w:t>
+      </w:r>
+    </w:p>
+    <w:p>
+      <w:pPr>
+        <w:numPr>
+          <w:ilvl w:val="0"/>
+          <w:numId w:val="18"/>
+        </w:numPr>
+      </w:pPr>
+      <w:r>
         <w:t xml:space="preserve">Example: Relationship between </w:t>
       </w:r>
       <w:r>
@@ -2387,7 +2454,7 @@
         <w:t>Age</w:t>
       </w:r>
       <w:r>
-        <w:t xml:space="preserve"> and </w:t>
+        <w:t xml:space="preserve">, </w:t>
       </w:r>
       <w:r>
         <w:rPr>
@@ -2397,22 +2464,54 @@
         <w:t>Salary</w:t>
       </w:r>
       <w:r>
+        <w:t xml:space="preserve">, and </w:t>
+      </w:r>
+      <w:r>
+        <w:rPr>
+          <w:b/>
+          <w:bCs/>
+        </w:rPr>
+        <w:t>Department</w:t>
+      </w:r>
+      <w:r>
         <w:t xml:space="preserve">. </w:t>
       </w:r>
     </w:p>
     <w:p>
-      <w:pPr>
-        <w:rPr>
-          <w:b/>
-          <w:bCs/>
-        </w:rPr>
-      </w:pPr>
-      <w:r>
-        <w:rPr>
-          <w:b/>
-          <w:bCs/>
-        </w:rPr>
-        <w:t>2. Multivariate Analysis</w:t>
+      <w:r>
+        <w:pict w14:anchorId="5EFD4DBD">
+          <v:rect id="_x0000_i1037" style="width:0;height:1.5pt" o:hralign="center" o:hrstd="t" o:hr="t" fillcolor="#a0a0a0" stroked="f"/>
+        </w:pict>
+      </w:r>
+    </w:p>
+    <w:p>
+      <w:pPr>
+        <w:rPr>
+          <w:b/>
+          <w:bCs/>
+        </w:rPr>
+      </w:pPr>
+      <w:r>
+        <w:rPr>
+          <w:b/>
+          <w:bCs/>
+        </w:rPr>
+        <w:t>1. Numerical vs Numerical Analysis</w:t>
+      </w:r>
+    </w:p>
+    <w:p>
+      <w:pPr>
+        <w:rPr>
+          <w:b/>
+          <w:bCs/>
+        </w:rPr>
+      </w:pPr>
+      <w:r>
+        <w:rPr>
+          <w:b/>
+          <w:bCs/>
+        </w:rPr>
+        <w:t>Scatter Plot</w:t>
       </w:r>
     </w:p>
     <w:p>
@@ -2423,28 +2522,19 @@
         </w:numPr>
       </w:pPr>
       <w:r>
-        <w:t xml:space="preserve">Studies the relationship between </w:t>
-      </w:r>
-      <w:r>
-        <w:rPr>
-          <w:b/>
-          <w:bCs/>
-        </w:rPr>
-        <w:t>three or more variables</w:t>
-      </w:r>
-      <w:r>
-        <w:t xml:space="preserve">. </w:t>
-      </w:r>
-    </w:p>
-    <w:p>
-      <w:pPr>
-        <w:numPr>
-          <w:ilvl w:val="0"/>
-          <w:numId w:val="19"/>
-        </w:numPr>
-      </w:pPr>
-      <w:r>
-        <w:t xml:space="preserve">Example: Relationship between </w:t>
+        <w:t xml:space="preserve">Used to find the relationship between two numerical variables. </w:t>
+      </w:r>
+    </w:p>
+    <w:p>
+      <w:r>
+        <w:rPr>
+          <w:b/>
+          <w:bCs/>
+        </w:rPr>
+        <w:t>Example:</w:t>
+      </w:r>
+      <w:r>
+        <w:t xml:space="preserve"> Relationship between </w:t>
       </w:r>
       <w:r>
         <w:rPr>
@@ -2454,7 +2544,7 @@
         <w:t>Age</w:t>
       </w:r>
       <w:r>
-        <w:t xml:space="preserve">, </w:t>
+        <w:t xml:space="preserve"> and </w:t>
       </w:r>
       <w:r>
         <w:rPr>
@@ -2464,54 +2554,89 @@
         <w:t>Salary</w:t>
       </w:r>
       <w:r>
-        <w:t xml:space="preserve">, and </w:t>
-      </w:r>
-      <w:r>
-        <w:rPr>
-          <w:b/>
-          <w:bCs/>
-        </w:rPr>
-        <w:t>Department</w:t>
-      </w:r>
-      <w:r>
-        <w:t xml:space="preserve">. </w:t>
-      </w:r>
-    </w:p>
-    <w:p>
-      <w:r>
-        <w:pict w14:anchorId="5EFD4DBD">
-          <v:rect id="_x0000_i1037" style="width:0;height:1.5pt" o:hralign="center" o:hrstd="t" o:hr="t" fillcolor="#a0a0a0" stroked="f"/>
-        </w:pict>
-      </w:r>
-    </w:p>
-    <w:p>
-      <w:pPr>
-        <w:rPr>
-          <w:b/>
-          <w:bCs/>
-        </w:rPr>
-      </w:pPr>
-      <w:r>
-        <w:rPr>
-          <w:b/>
-          <w:bCs/>
-        </w:rPr>
-        <w:t>1. Numerical vs Numerical Analysis</w:t>
-      </w:r>
-    </w:p>
-    <w:p>
-      <w:pPr>
-        <w:rPr>
-          <w:b/>
-          <w:bCs/>
-        </w:rPr>
-      </w:pPr>
-      <w:r>
-        <w:rPr>
-          <w:b/>
-          <w:bCs/>
-        </w:rPr>
-        <w:t>Scatter Plot</w:t>
+        <w:t>.</w:t>
+      </w:r>
+    </w:p>
+    <w:p>
+      <w:r>
+        <w:rPr>
+          <w:b/>
+          <w:bCs/>
+        </w:rPr>
+        <w:t>Syntax:</w:t>
+      </w:r>
+    </w:p>
+    <w:p>
+      <w:r>
+        <w:t xml:space="preserve">import seaborn as </w:t>
+      </w:r>
+      <w:proofErr w:type="spellStart"/>
+      <w:r>
+        <w:t>sns</w:t>
+      </w:r>
+      <w:proofErr w:type="spellEnd"/>
+    </w:p>
+    <w:p>
+      <w:r>
+        <w:t xml:space="preserve">import </w:t>
+      </w:r>
+      <w:proofErr w:type="spellStart"/>
+      <w:proofErr w:type="gramStart"/>
+      <w:r>
+        <w:t>matplotlib.pyplot</w:t>
+      </w:r>
+      <w:proofErr w:type="spellEnd"/>
+      <w:proofErr w:type="gramEnd"/>
+      <w:r>
+        <w:t xml:space="preserve"> as </w:t>
+      </w:r>
+      <w:proofErr w:type="spellStart"/>
+      <w:r>
+        <w:t>plt</w:t>
+      </w:r>
+      <w:proofErr w:type="spellEnd"/>
+    </w:p>
+    <w:p/>
+    <w:p>
+      <w:proofErr w:type="spellStart"/>
+      <w:proofErr w:type="gramStart"/>
+      <w:r>
+        <w:t>sns.scatterplot</w:t>
+      </w:r>
+      <w:proofErr w:type="spellEnd"/>
+      <w:proofErr w:type="gramEnd"/>
+      <w:r>
+        <w:t>(x='Age', y='Salary', data=</w:t>
+      </w:r>
+      <w:proofErr w:type="spellStart"/>
+      <w:r>
+        <w:t>df</w:t>
+      </w:r>
+      <w:proofErr w:type="spellEnd"/>
+      <w:r>
+        <w:t>)</w:t>
+      </w:r>
+    </w:p>
+    <w:p>
+      <w:proofErr w:type="spellStart"/>
+      <w:proofErr w:type="gramStart"/>
+      <w:r>
+        <w:t>plt.show</w:t>
+      </w:r>
+      <w:proofErr w:type="spellEnd"/>
+      <w:proofErr w:type="gramEnd"/>
+      <w:r>
+        <w:t>()</w:t>
+      </w:r>
+    </w:p>
+    <w:p>
+      <w:r>
+        <w:rPr>
+          <w:b/>
+          <w:bCs/>
+        </w:rPr>
+        <w:lastRenderedPageBreak/>
+        <w:t>With Third Variable (Multivariate)</w:t>
       </w:r>
     </w:p>
     <w:p>
@@ -2521,122 +2646,67 @@
           <w:numId w:val="20"/>
         </w:numPr>
       </w:pPr>
-      <w:r>
-        <w:t xml:space="preserve">Used to find the relationship between two numerical variables. </w:t>
-      </w:r>
-    </w:p>
-    <w:p>
-      <w:r>
-        <w:rPr>
-          <w:b/>
-          <w:bCs/>
-        </w:rPr>
-        <w:t>Example:</w:t>
-      </w:r>
-      <w:r>
-        <w:t xml:space="preserve"> Relationship between </w:t>
-      </w:r>
-      <w:r>
-        <w:rPr>
-          <w:b/>
-          <w:bCs/>
-        </w:rPr>
-        <w:t>Age</w:t>
-      </w:r>
-      <w:r>
-        <w:t xml:space="preserve"> and </w:t>
-      </w:r>
-      <w:r>
-        <w:rPr>
-          <w:b/>
-          <w:bCs/>
-        </w:rPr>
-        <w:t>Salary</w:t>
-      </w:r>
-      <w:r>
-        <w:t>.</w:t>
-      </w:r>
-    </w:p>
-    <w:p>
-      <w:r>
-        <w:rPr>
-          <w:b/>
-          <w:bCs/>
-        </w:rPr>
-        <w:t>Syntax:</w:t>
-      </w:r>
-    </w:p>
-    <w:p>
-      <w:r>
-        <w:t xml:space="preserve">import seaborn as </w:t>
-      </w:r>
-      <w:proofErr w:type="spellStart"/>
-      <w:r>
-        <w:t>sns</w:t>
-      </w:r>
-      <w:proofErr w:type="spellEnd"/>
-    </w:p>
-    <w:p>
-      <w:r>
-        <w:t xml:space="preserve">import </w:t>
-      </w:r>
+      <w:proofErr w:type="spellStart"/>
+      <w:r>
+        <w:t>Color</w:t>
+      </w:r>
+      <w:proofErr w:type="spellEnd"/>
+      <w:r>
+        <w:t xml:space="preserve"> points based on Gender. </w:t>
+      </w:r>
+    </w:p>
+    <w:p>
       <w:proofErr w:type="spellStart"/>
       <w:proofErr w:type="gramStart"/>
       <w:r>
-        <w:t>matplotlib.pyplot</w:t>
+        <w:t>sns.scatterplot</w:t>
       </w:r>
       <w:proofErr w:type="spellEnd"/>
       <w:proofErr w:type="gramEnd"/>
       <w:r>
-        <w:t xml:space="preserve"> as </w:t>
-      </w:r>
-      <w:proofErr w:type="spellStart"/>
-      <w:r>
-        <w:t>plt</w:t>
-      </w:r>
-      <w:proofErr w:type="spellEnd"/>
-    </w:p>
-    <w:p/>
+        <w:t>(x='Age', y='Salary', hue='Gender', data=</w:t>
+      </w:r>
+      <w:proofErr w:type="spellStart"/>
+      <w:r>
+        <w:t>df</w:t>
+      </w:r>
+      <w:proofErr w:type="spellEnd"/>
+      <w:r>
+        <w:t>)</w:t>
+      </w:r>
+    </w:p>
     <w:p>
       <w:proofErr w:type="spellStart"/>
       <w:proofErr w:type="gramStart"/>
       <w:r>
-        <w:t>sns.scatterplot</w:t>
+        <w:t>plt.show</w:t>
       </w:r>
       <w:proofErr w:type="spellEnd"/>
       <w:proofErr w:type="gramEnd"/>
       <w:r>
-        <w:t>(x='Age', y='Salary', data=</w:t>
-      </w:r>
-      <w:proofErr w:type="spellStart"/>
-      <w:r>
-        <w:t>df</w:t>
-      </w:r>
-      <w:proofErr w:type="spellEnd"/>
-      <w:r>
-        <w:t>)</w:t>
-      </w:r>
-    </w:p>
-    <w:p>
-      <w:proofErr w:type="spellStart"/>
-      <w:proofErr w:type="gramStart"/>
-      <w:r>
-        <w:t>plt.show</w:t>
-      </w:r>
-      <w:proofErr w:type="spellEnd"/>
-      <w:proofErr w:type="gramEnd"/>
-      <w:r>
         <w:t>()</w:t>
       </w:r>
     </w:p>
     <w:p>
       <w:r>
-        <w:rPr>
-          <w:b/>
-          <w:bCs/>
-        </w:rPr>
-        <w:lastRenderedPageBreak/>
-        <w:t>With Third Variable (Multivariate)</w:t>
+        <w:pict w14:anchorId="369C3649">
+          <v:rect id="_x0000_i1038" style="width:0;height:1.5pt" o:hralign="center" o:hrstd="t" o:hr="t" fillcolor="#a0a0a0" stroked="f"/>
+        </w:pict>
+      </w:r>
+    </w:p>
+    <w:p>
+      <w:pPr>
+        <w:rPr>
+          <w:b/>
+          <w:bCs/>
+        </w:rPr>
+      </w:pPr>
+      <w:r>
+        <w:rPr>
+          <w:b/>
+          <w:bCs/>
+        </w:rPr>
+        <w:t>Line Plot</w:t>
       </w:r>
     </w:p>
     <w:p>
@@ -2646,25 +2716,41 @@
           <w:numId w:val="21"/>
         </w:numPr>
       </w:pPr>
-      <w:proofErr w:type="spellStart"/>
-      <w:r>
-        <w:t>Color</w:t>
-      </w:r>
-      <w:proofErr w:type="spellEnd"/>
-      <w:r>
-        <w:t xml:space="preserve"> points based on Gender. </w:t>
+      <w:r>
+        <w:t xml:space="preserve">Used to show trends over time. </w:t>
+      </w:r>
+    </w:p>
+    <w:p>
+      <w:r>
+        <w:rPr>
+          <w:b/>
+          <w:bCs/>
+        </w:rPr>
+        <w:t>Example:</w:t>
+      </w:r>
+      <w:r>
+        <w:t xml:space="preserve"> Monthly Sales.</w:t>
+      </w:r>
+    </w:p>
+    <w:p>
+      <w:r>
+        <w:rPr>
+          <w:b/>
+          <w:bCs/>
+        </w:rPr>
+        <w:t>Syntax:</w:t>
       </w:r>
     </w:p>
     <w:p>
       <w:proofErr w:type="spellStart"/>
       <w:proofErr w:type="gramStart"/>
       <w:r>
-        <w:t>sns.scatterplot</w:t>
+        <w:t>sns.lineplot</w:t>
       </w:r>
       <w:proofErr w:type="spellEnd"/>
       <w:proofErr w:type="gramEnd"/>
       <w:r>
-        <w:t>(x='Age', y='Salary', hue='Gender', data=</w:t>
+        <w:t>(x='Month', y='Sales', data=</w:t>
       </w:r>
       <w:proofErr w:type="spellStart"/>
       <w:r>
@@ -2689,8 +2775,8 @@
     </w:p>
     <w:p>
       <w:r>
-        <w:pict w14:anchorId="369C3649">
-          <v:rect id="_x0000_i1038" style="width:0;height:1.5pt" o:hralign="center" o:hrstd="t" o:hr="t" fillcolor="#a0a0a0" stroked="f"/>
+        <w:pict w14:anchorId="21DB5434">
+          <v:rect id="_x0000_i1039" style="width:0;height:1.5pt" o:hralign="center" o:hrstd="t" o:hr="t" fillcolor="#a0a0a0" stroked="f"/>
         </w:pict>
       </w:r>
     </w:p>
@@ -2706,7 +2792,22 @@
           <w:b/>
           <w:bCs/>
         </w:rPr>
-        <w:t>Line Plot</w:t>
+        <w:t>2. Numerical vs Categorical Analysis</w:t>
+      </w:r>
+    </w:p>
+    <w:p>
+      <w:pPr>
+        <w:rPr>
+          <w:b/>
+          <w:bCs/>
+        </w:rPr>
+      </w:pPr>
+      <w:r>
+        <w:rPr>
+          <w:b/>
+          <w:bCs/>
+        </w:rPr>
+        <w:t>Bar Plot</w:t>
       </w:r>
     </w:p>
     <w:p>
@@ -2717,7 +2818,7 @@
         </w:numPr>
       </w:pPr>
       <w:r>
-        <w:t xml:space="preserve">Used to show trends over time. </w:t>
+        <w:t xml:space="preserve">Compares average numerical values across categories. </w:t>
       </w:r>
     </w:p>
     <w:p>
@@ -2729,7 +2830,7 @@
         <w:t>Example:</w:t>
       </w:r>
       <w:r>
-        <w:t xml:space="preserve"> Monthly Sales.</w:t>
+        <w:t xml:space="preserve"> Average Salary in each Department.</w:t>
       </w:r>
     </w:p>
     <w:p>
@@ -2745,12 +2846,12 @@
       <w:proofErr w:type="spellStart"/>
       <w:proofErr w:type="gramStart"/>
       <w:r>
-        <w:t>sns.lineplot</w:t>
+        <w:t>sns.barplot</w:t>
       </w:r>
       <w:proofErr w:type="spellEnd"/>
       <w:proofErr w:type="gramEnd"/>
       <w:r>
-        <w:t>(x='Month', y='Sales', data=</w:t>
+        <w:t>(x='Department', y='Salary', data=</w:t>
       </w:r>
       <w:proofErr w:type="spellStart"/>
       <w:r>
@@ -2775,8 +2876,8 @@
     </w:p>
     <w:p>
       <w:r>
-        <w:pict w14:anchorId="21DB5434">
-          <v:rect id="_x0000_i1039" style="width:0;height:1.5pt" o:hralign="center" o:hrstd="t" o:hr="t" fillcolor="#a0a0a0" stroked="f"/>
+        <w:pict w14:anchorId="763A25E1">
+          <v:rect id="_x0000_i1040" style="width:0;height:1.5pt" o:hralign="center" o:hrstd="t" o:hr="t" fillcolor="#a0a0a0" stroked="f"/>
         </w:pict>
       </w:r>
     </w:p>
@@ -2792,22 +2893,7 @@
           <w:b/>
           <w:bCs/>
         </w:rPr>
-        <w:t>2. Numerical vs Categorical Analysis</w:t>
-      </w:r>
-    </w:p>
-    <w:p>
-      <w:pPr>
-        <w:rPr>
-          <w:b/>
-          <w:bCs/>
-        </w:rPr>
-      </w:pPr>
-      <w:r>
-        <w:rPr>
-          <w:b/>
-          <w:bCs/>
-        </w:rPr>
-        <w:t>Bar Plot</w:t>
+        <w:t>Box Plot</w:t>
       </w:r>
     </w:p>
     <w:p>
@@ -2818,7 +2904,7 @@
         </w:numPr>
       </w:pPr>
       <w:r>
-        <w:t xml:space="preserve">Compares average numerical values across categories. </w:t>
+        <w:t xml:space="preserve">Shows distribution and detects outliers. </w:t>
       </w:r>
     </w:p>
     <w:p>
@@ -2830,7 +2916,7 @@
         <w:t>Example:</w:t>
       </w:r>
       <w:r>
-        <w:t xml:space="preserve"> Average Salary in each Department.</w:t>
+        <w:t xml:space="preserve"> Salary distribution by Department.</w:t>
       </w:r>
     </w:p>
     <w:p>
@@ -2846,7 +2932,7 @@
       <w:proofErr w:type="spellStart"/>
       <w:proofErr w:type="gramStart"/>
       <w:r>
-        <w:t>sns.barplot</w:t>
+        <w:t>sns.boxplot</w:t>
       </w:r>
       <w:proofErr w:type="spellEnd"/>
       <w:proofErr w:type="gramEnd"/>
@@ -2876,8 +2962,8 @@
     </w:p>
     <w:p>
       <w:r>
-        <w:pict w14:anchorId="763A25E1">
-          <v:rect id="_x0000_i1040" style="width:0;height:1.5pt" o:hralign="center" o:hrstd="t" o:hr="t" fillcolor="#a0a0a0" stroked="f"/>
+        <w:pict w14:anchorId="2FCC2485">
+          <v:rect id="_x0000_i1041" style="width:0;height:1.5pt" o:hralign="center" o:hrstd="t" o:hr="t" fillcolor="#a0a0a0" stroked="f"/>
         </w:pict>
       </w:r>
     </w:p>
@@ -2893,7 +2979,7 @@
           <w:b/>
           <w:bCs/>
         </w:rPr>
-        <w:t>Box Plot</w:t>
+        <w:t>Distribution Plot (Histogram + KDE)</w:t>
       </w:r>
     </w:p>
     <w:p>
@@ -2904,7 +2990,7 @@
         </w:numPr>
       </w:pPr>
       <w:r>
-        <w:t xml:space="preserve">Shows distribution and detects outliers. </w:t>
+        <w:t xml:space="preserve">Compares distribution of numerical values. </w:t>
       </w:r>
     </w:p>
     <w:p>
@@ -2916,7 +3002,7 @@
         <w:t>Example:</w:t>
       </w:r>
       <w:r>
-        <w:t xml:space="preserve"> Salary distribution by Department.</w:t>
+        <w:t xml:space="preserve"> Age distribution by Gender.</w:t>
       </w:r>
     </w:p>
     <w:p>
@@ -2932,12 +3018,13 @@
       <w:proofErr w:type="spellStart"/>
       <w:proofErr w:type="gramStart"/>
       <w:r>
-        <w:t>sns.boxplot</w:t>
+        <w:lastRenderedPageBreak/>
+        <w:t>sns.histplot</w:t>
       </w:r>
       <w:proofErr w:type="spellEnd"/>
       <w:proofErr w:type="gramEnd"/>
       <w:r>
-        <w:t>(x='Department', y='Salary', data=</w:t>
+        <w:t>(data=</w:t>
       </w:r>
       <w:proofErr w:type="spellStart"/>
       <w:r>
@@ -2945,7 +3032,15 @@
       </w:r>
       <w:proofErr w:type="spellEnd"/>
       <w:r>
-        <w:t>)</w:t>
+        <w:t xml:space="preserve">, x='Age', hue='Gender', </w:t>
+      </w:r>
+      <w:proofErr w:type="spellStart"/>
+      <w:r>
+        <w:t>kde</w:t>
+      </w:r>
+      <w:proofErr w:type="spellEnd"/>
+      <w:r>
+        <w:t>=True)</w:t>
       </w:r>
     </w:p>
     <w:p>
@@ -2962,8 +3057,8 @@
     </w:p>
     <w:p>
       <w:r>
-        <w:pict w14:anchorId="2FCC2485">
-          <v:rect id="_x0000_i1041" style="width:0;height:1.5pt" o:hralign="center" o:hrstd="t" o:hr="t" fillcolor="#a0a0a0" stroked="f"/>
+        <w:pict w14:anchorId="45A1DEDA">
+          <v:rect id="_x0000_i1042" style="width:0;height:1.5pt" o:hralign="center" o:hrstd="t" o:hr="t" fillcolor="#a0a0a0" stroked="f"/>
         </w:pict>
       </w:r>
     </w:p>
@@ -2979,7 +3074,22 @@
           <w:b/>
           <w:bCs/>
         </w:rPr>
-        <w:t>Distribution Plot (Histogram + KDE)</w:t>
+        <w:t>3. Categorical vs Categorical Analysis</w:t>
+      </w:r>
+    </w:p>
+    <w:p>
+      <w:pPr>
+        <w:rPr>
+          <w:b/>
+          <w:bCs/>
+        </w:rPr>
+      </w:pPr>
+      <w:r>
+        <w:rPr>
+          <w:b/>
+          <w:bCs/>
+        </w:rPr>
+        <w:t>Heatmap</w:t>
       </w:r>
     </w:p>
     <w:p>
@@ -2990,7 +3100,7 @@
         </w:numPr>
       </w:pPr>
       <w:r>
-        <w:t xml:space="preserve">Compares distribution of numerical values. </w:t>
+        <w:t xml:space="preserve">Shows relationship between two categorical variables. </w:t>
       </w:r>
     </w:p>
     <w:p>
@@ -3002,7 +3112,7 @@
         <w:t>Example:</w:t>
       </w:r>
       <w:r>
-        <w:t xml:space="preserve"> Age distribution by Gender.</w:t>
+        <w:t xml:space="preserve"> Gender vs Department.</w:t>
       </w:r>
     </w:p>
     <w:p>
@@ -3015,16 +3125,24 @@
       </w:r>
     </w:p>
     <w:p>
+      <w:r>
+        <w:t>import pandas as pd</w:t>
+      </w:r>
+    </w:p>
+    <w:p/>
+    <w:p>
+      <w:r>
+        <w:t xml:space="preserve">table = </w:t>
+      </w:r>
       <w:proofErr w:type="spellStart"/>
       <w:proofErr w:type="gramStart"/>
       <w:r>
-        <w:lastRenderedPageBreak/>
-        <w:t>sns.histplot</w:t>
+        <w:t>pd.crosstab</w:t>
       </w:r>
       <w:proofErr w:type="spellEnd"/>
       <w:proofErr w:type="gramEnd"/>
       <w:r>
-        <w:t>(data=</w:t>
+        <w:t>(</w:t>
       </w:r>
       <w:proofErr w:type="spellStart"/>
       <w:r>
@@ -3032,21 +3150,50 @@
       </w:r>
       <w:proofErr w:type="spellEnd"/>
       <w:r>
-        <w:t xml:space="preserve">, x='Age', hue='Gender', </w:t>
-      </w:r>
-      <w:proofErr w:type="spellStart"/>
-      <w:r>
-        <w:t>kde</w:t>
-      </w:r>
-      <w:proofErr w:type="spellEnd"/>
-      <w:r>
-        <w:t>=True)</w:t>
-      </w:r>
-    </w:p>
+        <w:t xml:space="preserve">['Gender'], </w:t>
+      </w:r>
+      <w:proofErr w:type="spellStart"/>
+      <w:r>
+        <w:t>df</w:t>
+      </w:r>
+      <w:proofErr w:type="spellEnd"/>
+      <w:r>
+        <w:t>['Department'])</w:t>
+      </w:r>
+    </w:p>
+    <w:p/>
     <w:p>
       <w:proofErr w:type="spellStart"/>
       <w:proofErr w:type="gramStart"/>
       <w:r>
+        <w:t>sns.heatmap</w:t>
+      </w:r>
+      <w:proofErr w:type="spellEnd"/>
+      <w:proofErr w:type="gramEnd"/>
+      <w:r>
+        <w:t xml:space="preserve">(table, </w:t>
+      </w:r>
+      <w:proofErr w:type="spellStart"/>
+      <w:r>
+        <w:t>annot</w:t>
+      </w:r>
+      <w:proofErr w:type="spellEnd"/>
+      <w:r>
+        <w:t xml:space="preserve">=True, </w:t>
+      </w:r>
+      <w:proofErr w:type="spellStart"/>
+      <w:r>
+        <w:t>cmap</w:t>
+      </w:r>
+      <w:proofErr w:type="spellEnd"/>
+      <w:r>
+        <w:t>='Blues')</w:t>
+      </w:r>
+    </w:p>
+    <w:p>
+      <w:proofErr w:type="spellStart"/>
+      <w:proofErr w:type="gramStart"/>
+      <w:r>
         <w:t>plt.show</w:t>
       </w:r>
       <w:proofErr w:type="spellEnd"/>
@@ -3057,8 +3204,8 @@
     </w:p>
     <w:p>
       <w:r>
-        <w:pict w14:anchorId="45A1DEDA">
-          <v:rect id="_x0000_i1042" style="width:0;height:1.5pt" o:hralign="center" o:hrstd="t" o:hr="t" fillcolor="#a0a0a0" stroked="f"/>
+        <w:pict w14:anchorId="6DEF378B">
+          <v:rect id="_x0000_i1043" style="width:0;height:1.5pt" o:hralign="center" o:hrstd="t" o:hr="t" fillcolor="#a0a0a0" stroked="f"/>
         </w:pict>
       </w:r>
     </w:p>
@@ -3074,22 +3221,7 @@
           <w:b/>
           <w:bCs/>
         </w:rPr>
-        <w:t>3. Categorical vs Categorical Analysis</w:t>
-      </w:r>
-    </w:p>
-    <w:p>
-      <w:pPr>
-        <w:rPr>
-          <w:b/>
-          <w:bCs/>
-        </w:rPr>
-      </w:pPr>
-      <w:r>
-        <w:rPr>
-          <w:b/>
-          <w:bCs/>
-        </w:rPr>
-        <w:t>Heatmap</w:t>
+        <w:t>Cluster Map</w:t>
       </w:r>
     </w:p>
     <w:p>
@@ -3100,7 +3232,7 @@
         </w:numPr>
       </w:pPr>
       <w:r>
-        <w:t xml:space="preserve">Shows relationship between two categorical variables. </w:t>
+        <w:t xml:space="preserve">Groups similar categories. </w:t>
       </w:r>
     </w:p>
     <w:p>
@@ -3126,86 +3258,52 @@
     </w:p>
     <w:p>
       <w:r>
-        <w:t>import pandas as pd</w:t>
+        <w:t xml:space="preserve">table = </w:t>
+      </w:r>
+      <w:proofErr w:type="spellStart"/>
+      <w:proofErr w:type="gramStart"/>
+      <w:r>
+        <w:t>pd.crosstab</w:t>
+      </w:r>
+      <w:proofErr w:type="spellEnd"/>
+      <w:proofErr w:type="gramEnd"/>
+      <w:r>
+        <w:t>(</w:t>
+      </w:r>
+      <w:proofErr w:type="spellStart"/>
+      <w:r>
+        <w:t>df</w:t>
+      </w:r>
+      <w:proofErr w:type="spellEnd"/>
+      <w:r>
+        <w:t xml:space="preserve">['Gender'], </w:t>
+      </w:r>
+      <w:proofErr w:type="spellStart"/>
+      <w:r>
+        <w:t>df</w:t>
+      </w:r>
+      <w:proofErr w:type="spellEnd"/>
+      <w:r>
+        <w:t>['Department'])</w:t>
       </w:r>
     </w:p>
     <w:p/>
     <w:p>
-      <w:r>
-        <w:t xml:space="preserve">table = </w:t>
-      </w:r>
       <w:proofErr w:type="spellStart"/>
       <w:proofErr w:type="gramStart"/>
       <w:r>
-        <w:t>pd.crosstab</w:t>
+        <w:t>sns.clustermap</w:t>
       </w:r>
       <w:proofErr w:type="spellEnd"/>
       <w:proofErr w:type="gramEnd"/>
       <w:r>
-        <w:t>(</w:t>
-      </w:r>
-      <w:proofErr w:type="spellStart"/>
-      <w:r>
-        <w:t>df</w:t>
-      </w:r>
-      <w:proofErr w:type="spellEnd"/>
-      <w:r>
-        <w:t xml:space="preserve">['Gender'], </w:t>
-      </w:r>
-      <w:proofErr w:type="spellStart"/>
-      <w:r>
-        <w:t>df</w:t>
-      </w:r>
-      <w:proofErr w:type="spellEnd"/>
-      <w:r>
-        <w:t>['Department'])</w:t>
-      </w:r>
-    </w:p>
-    <w:p/>
-    <w:p>
-      <w:proofErr w:type="spellStart"/>
-      <w:proofErr w:type="gramStart"/>
-      <w:r>
-        <w:t>sns.heatmap</w:t>
-      </w:r>
-      <w:proofErr w:type="spellEnd"/>
-      <w:proofErr w:type="gramEnd"/>
-      <w:r>
-        <w:t xml:space="preserve">(table, </w:t>
-      </w:r>
-      <w:proofErr w:type="spellStart"/>
-      <w:r>
-        <w:t>annot</w:t>
-      </w:r>
-      <w:proofErr w:type="spellEnd"/>
-      <w:r>
-        <w:t xml:space="preserve">=True, </w:t>
-      </w:r>
-      <w:proofErr w:type="spellStart"/>
-      <w:r>
-        <w:t>cmap</w:t>
-      </w:r>
-      <w:proofErr w:type="spellEnd"/>
-      <w:r>
-        <w:t>='Blues')</w:t>
-      </w:r>
-    </w:p>
-    <w:p>
-      <w:proofErr w:type="spellStart"/>
-      <w:proofErr w:type="gramStart"/>
-      <w:r>
-        <w:t>plt.show</w:t>
-      </w:r>
-      <w:proofErr w:type="spellEnd"/>
-      <w:proofErr w:type="gramEnd"/>
-      <w:r>
-        <w:t>()</w:t>
-      </w:r>
-    </w:p>
-    <w:p>
-      <w:r>
-        <w:pict w14:anchorId="6DEF378B">
-          <v:rect id="_x0000_i1043" style="width:0;height:1.5pt" o:hralign="center" o:hrstd="t" o:hr="t" fillcolor="#a0a0a0" stroked="f"/>
+        <w:t>(table)</w:t>
+      </w:r>
+    </w:p>
+    <w:p>
+      <w:r>
+        <w:pict w14:anchorId="0D32D459">
+          <v:rect id="_x0000_i1044" style="width:0;height:1.5pt" o:hralign="center" o:hrstd="t" o:hr="t" fillcolor="#a0a0a0" stroked="f"/>
         </w:pict>
       </w:r>
     </w:p>
@@ -3221,7 +3319,22 @@
           <w:b/>
           <w:bCs/>
         </w:rPr>
-        <w:t>Cluster Map</w:t>
+        <w:t>4. Multivariate Analysis</w:t>
+      </w:r>
+    </w:p>
+    <w:p>
+      <w:pPr>
+        <w:rPr>
+          <w:b/>
+          <w:bCs/>
+        </w:rPr>
+      </w:pPr>
+      <w:r>
+        <w:rPr>
+          <w:b/>
+          <w:bCs/>
+        </w:rPr>
+        <w:t>Pair Plot</w:t>
       </w:r>
     </w:p>
     <w:p>
@@ -3229,119 +3342,6 @@
         <w:numPr>
           <w:ilvl w:val="0"/>
           <w:numId w:val="27"/>
-        </w:numPr>
-      </w:pPr>
-      <w:r>
-        <w:t xml:space="preserve">Groups similar categories. </w:t>
-      </w:r>
-    </w:p>
-    <w:p>
-      <w:r>
-        <w:rPr>
-          <w:b/>
-          <w:bCs/>
-        </w:rPr>
-        <w:t>Example:</w:t>
-      </w:r>
-      <w:r>
-        <w:t xml:space="preserve"> Gender vs Department.</w:t>
-      </w:r>
-    </w:p>
-    <w:p>
-      <w:r>
-        <w:rPr>
-          <w:b/>
-          <w:bCs/>
-        </w:rPr>
-        <w:t>Syntax:</w:t>
-      </w:r>
-    </w:p>
-    <w:p>
-      <w:r>
-        <w:t xml:space="preserve">table = </w:t>
-      </w:r>
-      <w:proofErr w:type="spellStart"/>
-      <w:proofErr w:type="gramStart"/>
-      <w:r>
-        <w:t>pd.crosstab</w:t>
-      </w:r>
-      <w:proofErr w:type="spellEnd"/>
-      <w:proofErr w:type="gramEnd"/>
-      <w:r>
-        <w:t>(</w:t>
-      </w:r>
-      <w:proofErr w:type="spellStart"/>
-      <w:r>
-        <w:t>df</w:t>
-      </w:r>
-      <w:proofErr w:type="spellEnd"/>
-      <w:r>
-        <w:t xml:space="preserve">['Gender'], </w:t>
-      </w:r>
-      <w:proofErr w:type="spellStart"/>
-      <w:r>
-        <w:t>df</w:t>
-      </w:r>
-      <w:proofErr w:type="spellEnd"/>
-      <w:r>
-        <w:t>['Department'])</w:t>
-      </w:r>
-    </w:p>
-    <w:p/>
-    <w:p>
-      <w:proofErr w:type="spellStart"/>
-      <w:proofErr w:type="gramStart"/>
-      <w:r>
-        <w:t>sns.clustermap</w:t>
-      </w:r>
-      <w:proofErr w:type="spellEnd"/>
-      <w:proofErr w:type="gramEnd"/>
-      <w:r>
-        <w:t>(table)</w:t>
-      </w:r>
-    </w:p>
-    <w:p>
-      <w:r>
-        <w:pict w14:anchorId="0D32D459">
-          <v:rect id="_x0000_i1044" style="width:0;height:1.5pt" o:hralign="center" o:hrstd="t" o:hr="t" fillcolor="#a0a0a0" stroked="f"/>
-        </w:pict>
-      </w:r>
-    </w:p>
-    <w:p>
-      <w:pPr>
-        <w:rPr>
-          <w:b/>
-          <w:bCs/>
-        </w:rPr>
-      </w:pPr>
-      <w:r>
-        <w:rPr>
-          <w:b/>
-          <w:bCs/>
-        </w:rPr>
-        <w:t>4. Multivariate Analysis</w:t>
-      </w:r>
-    </w:p>
-    <w:p>
-      <w:pPr>
-        <w:rPr>
-          <w:b/>
-          <w:bCs/>
-        </w:rPr>
-      </w:pPr>
-      <w:r>
-        <w:rPr>
-          <w:b/>
-          <w:bCs/>
-        </w:rPr>
-        <w:t>Pair Plot</w:t>
-      </w:r>
-    </w:p>
-    <w:p>
-      <w:pPr>
-        <w:numPr>
-          <w:ilvl w:val="0"/>
-          <w:numId w:val="28"/>
         </w:numPr>
       </w:pPr>
       <w:r>
@@ -4365,7 +4365,7 @@
       <w:pPr>
         <w:numPr>
           <w:ilvl w:val="0"/>
-          <w:numId w:val="29"/>
+          <w:numId w:val="28"/>
         </w:numPr>
       </w:pPr>
       <w:r>
@@ -4386,7 +4386,7 @@
       <w:pPr>
         <w:numPr>
           <w:ilvl w:val="0"/>
-          <w:numId w:val="29"/>
+          <w:numId w:val="28"/>
         </w:numPr>
       </w:pPr>
       <w:r>
@@ -4397,7 +4397,7 @@
       <w:pPr>
         <w:numPr>
           <w:ilvl w:val="0"/>
-          <w:numId w:val="29"/>
+          <w:numId w:val="28"/>
         </w:numPr>
       </w:pPr>
       <w:r>
@@ -4589,7 +4589,7 @@
       <w:pPr>
         <w:numPr>
           <w:ilvl w:val="0"/>
-          <w:numId w:val="30"/>
+          <w:numId w:val="29"/>
         </w:numPr>
       </w:pPr>
       <w:r>
@@ -4600,7 +4600,7 @@
       <w:pPr>
         <w:numPr>
           <w:ilvl w:val="1"/>
-          <w:numId w:val="30"/>
+          <w:numId w:val="29"/>
         </w:numPr>
       </w:pPr>
       <w:r>
@@ -4618,7 +4618,7 @@
       <w:pPr>
         <w:numPr>
           <w:ilvl w:val="1"/>
-          <w:numId w:val="30"/>
+          <w:numId w:val="29"/>
         </w:numPr>
       </w:pPr>
       <w:r>
@@ -4699,7 +4699,7 @@
       <w:pPr>
         <w:numPr>
           <w:ilvl w:val="0"/>
-          <w:numId w:val="31"/>
+          <w:numId w:val="30"/>
         </w:numPr>
       </w:pPr>
       <w:r>
@@ -4712,6 +4712,106 @@
       <w:r>
         <w:t xml:space="preserve"> = Original value </w:t>
       </w:r>
+    </w:p>
+    <w:p>
+      <w:pPr>
+        <w:numPr>
+          <w:ilvl w:val="0"/>
+          <w:numId w:val="30"/>
+        </w:numPr>
+      </w:pPr>
+      <w:r>
+        <w:rPr>
+          <w:b/>
+          <w:bCs/>
+        </w:rPr>
+        <w:t>μ</w:t>
+      </w:r>
+      <w:r>
+        <w:t xml:space="preserve"> = Mean </w:t>
+      </w:r>
+    </w:p>
+    <w:p>
+      <w:pPr>
+        <w:numPr>
+          <w:ilvl w:val="0"/>
+          <w:numId w:val="30"/>
+        </w:numPr>
+      </w:pPr>
+      <w:r>
+        <w:rPr>
+          <w:b/>
+          <w:bCs/>
+        </w:rPr>
+        <w:t>σ</w:t>
+      </w:r>
+      <w:r>
+        <w:t xml:space="preserve"> = Standard deviation </w:t>
+      </w:r>
+    </w:p>
+    <w:p>
+      <w:pPr>
+        <w:numPr>
+          <w:ilvl w:val="0"/>
+          <w:numId w:val="30"/>
+        </w:numPr>
+      </w:pPr>
+      <w:r>
+        <w:rPr>
+          <w:b/>
+          <w:bCs/>
+        </w:rPr>
+        <w:t>Z</w:t>
+      </w:r>
+      <w:r>
+        <w:t xml:space="preserve"> = Standardized value </w:t>
+      </w:r>
+    </w:p>
+    <w:p>
+      <w:r>
+        <w:pict w14:anchorId="0B134B44">
+          <v:rect id="_x0000_i1053" style="width:0;height:1.5pt" o:hralign="center" o:hrstd="t" o:hr="t" fillcolor="#a0a0a0" stroked="f"/>
+        </w:pict>
+      </w:r>
+    </w:p>
+    <w:p>
+      <w:pPr>
+        <w:rPr>
+          <w:b/>
+          <w:bCs/>
+        </w:rPr>
+      </w:pPr>
+      <w:r>
+        <w:rPr>
+          <w:b/>
+          <w:bCs/>
+        </w:rPr>
+        <w:t>3. How Standardization Works</w:t>
+      </w:r>
+    </w:p>
+    <w:p>
+      <w:pPr>
+        <w:rPr>
+          <w:b/>
+          <w:bCs/>
+        </w:rPr>
+      </w:pPr>
+      <w:r>
+        <w:rPr>
+          <w:b/>
+          <w:bCs/>
+        </w:rPr>
+        <w:t xml:space="preserve">Mean </w:t>
+      </w:r>
+      <w:proofErr w:type="spellStart"/>
+      <w:r>
+        <w:rPr>
+          <w:b/>
+          <w:bCs/>
+        </w:rPr>
+        <w:t>Centering</w:t>
+      </w:r>
+      <w:proofErr w:type="spellEnd"/>
     </w:p>
     <w:p>
       <w:pPr>
@@ -4721,97 +4821,33 @@
         </w:numPr>
       </w:pPr>
       <w:r>
-        <w:rPr>
-          <w:b/>
-          <w:bCs/>
-        </w:rPr>
-        <w:t>μ</w:t>
-      </w:r>
-      <w:r>
-        <w:t xml:space="preserve"> = Mean </w:t>
-      </w:r>
-    </w:p>
-    <w:p>
-      <w:pPr>
-        <w:numPr>
-          <w:ilvl w:val="0"/>
-          <w:numId w:val="31"/>
-        </w:numPr>
-      </w:pPr>
-      <w:r>
-        <w:rPr>
-          <w:b/>
-          <w:bCs/>
-        </w:rPr>
-        <w:t>σ</w:t>
-      </w:r>
-      <w:r>
-        <w:t xml:space="preserve"> = Standard deviation </w:t>
-      </w:r>
-    </w:p>
-    <w:p>
-      <w:pPr>
-        <w:numPr>
-          <w:ilvl w:val="0"/>
-          <w:numId w:val="31"/>
-        </w:numPr>
-      </w:pPr>
-      <w:r>
-        <w:rPr>
-          <w:b/>
-          <w:bCs/>
-        </w:rPr>
-        <w:t>Z</w:t>
-      </w:r>
-      <w:r>
-        <w:t xml:space="preserve"> = Standardized value </w:t>
-      </w:r>
-    </w:p>
-    <w:p>
-      <w:r>
-        <w:pict w14:anchorId="0B134B44">
-          <v:rect id="_x0000_i1053" style="width:0;height:1.5pt" o:hralign="center" o:hrstd="t" o:hr="t" fillcolor="#a0a0a0" stroked="f"/>
-        </w:pict>
-      </w:r>
-    </w:p>
-    <w:p>
-      <w:pPr>
-        <w:rPr>
-          <w:b/>
-          <w:bCs/>
-        </w:rPr>
-      </w:pPr>
-      <w:r>
-        <w:rPr>
-          <w:b/>
-          <w:bCs/>
-        </w:rPr>
-        <w:t>3. How Standardization Works</w:t>
-      </w:r>
-    </w:p>
-    <w:p>
-      <w:pPr>
-        <w:rPr>
-          <w:b/>
-          <w:bCs/>
-        </w:rPr>
-      </w:pPr>
-      <w:r>
-        <w:rPr>
-          <w:b/>
-          <w:bCs/>
-        </w:rPr>
-        <w:t xml:space="preserve">Mean </w:t>
-      </w:r>
-      <w:proofErr w:type="spellStart"/>
-      <w:r>
-        <w:rPr>
-          <w:b/>
-          <w:bCs/>
-        </w:rPr>
-        <w:t>Centering</w:t>
-      </w:r>
-      <w:proofErr w:type="spellEnd"/>
+        <w:t xml:space="preserve">Shifts data so that the mean becomes </w:t>
+      </w:r>
+      <w:r>
+        <w:rPr>
+          <w:b/>
+          <w:bCs/>
+        </w:rPr>
+        <w:t>0</w:t>
+      </w:r>
+      <w:r>
+        <w:t xml:space="preserve">. </w:t>
+      </w:r>
+    </w:p>
+    <w:p>
+      <w:pPr>
+        <w:rPr>
+          <w:b/>
+          <w:bCs/>
+        </w:rPr>
+      </w:pPr>
+      <w:r>
+        <w:rPr>
+          <w:b/>
+          <w:bCs/>
+        </w:rPr>
+        <w:t>Scaling</w:t>
+      </w:r>
     </w:p>
     <w:p>
       <w:pPr>
@@ -4821,32 +4857,41 @@
         </w:numPr>
       </w:pPr>
       <w:r>
-        <w:t xml:space="preserve">Shifts data so that the mean becomes </w:t>
-      </w:r>
-      <w:r>
-        <w:rPr>
-          <w:b/>
-          <w:bCs/>
-        </w:rPr>
-        <w:t>0</w:t>
-      </w:r>
-      <w:r>
-        <w:t xml:space="preserve">. </w:t>
-      </w:r>
-    </w:p>
-    <w:p>
-      <w:pPr>
-        <w:rPr>
-          <w:b/>
-          <w:bCs/>
-        </w:rPr>
-      </w:pPr>
-      <w:r>
-        <w:rPr>
-          <w:b/>
-          <w:bCs/>
-        </w:rPr>
-        <w:t>Scaling</w:t>
+        <w:t xml:space="preserve">Divides each value by the standard deviation. </w:t>
+      </w:r>
+    </w:p>
+    <w:p>
+      <w:pPr>
+        <w:numPr>
+          <w:ilvl w:val="0"/>
+          <w:numId w:val="32"/>
+        </w:numPr>
+      </w:pPr>
+      <w:r>
+        <w:t xml:space="preserve">Makes all features have similar variance. </w:t>
+      </w:r>
+    </w:p>
+    <w:p>
+      <w:r>
+        <w:lastRenderedPageBreak/>
+        <w:pict w14:anchorId="7E3B37C8">
+          <v:rect id="_x0000_i1054" style="width:0;height:1.5pt" o:hralign="center" o:hrstd="t" o:hr="t" fillcolor="#a0a0a0" stroked="f"/>
+        </w:pict>
+      </w:r>
+    </w:p>
+    <w:p>
+      <w:pPr>
+        <w:rPr>
+          <w:b/>
+          <w:bCs/>
+        </w:rPr>
+      </w:pPr>
+      <w:r>
+        <w:rPr>
+          <w:b/>
+          <w:bCs/>
+        </w:rPr>
+        <w:t>4. Effect of Outliers</w:t>
       </w:r>
     </w:p>
     <w:p>
@@ -4857,7 +4902,17 @@
         </w:numPr>
       </w:pPr>
       <w:r>
-        <w:t xml:space="preserve">Divides each value by the standard deviation. </w:t>
+        <w:t xml:space="preserve">Standardization </w:t>
+      </w:r>
+      <w:r>
+        <w:rPr>
+          <w:b/>
+          <w:bCs/>
+        </w:rPr>
+        <w:t>does not remove outliers</w:t>
+      </w:r>
+      <w:r>
+        <w:t xml:space="preserve">. </w:t>
       </w:r>
     </w:p>
     <w:p>
@@ -4868,69 +4923,14 @@
         </w:numPr>
       </w:pPr>
       <w:r>
-        <w:t xml:space="preserve">Makes all features have similar variance. </w:t>
-      </w:r>
-    </w:p>
-    <w:p>
-      <w:r>
-        <w:lastRenderedPageBreak/>
-        <w:pict w14:anchorId="7E3B37C8">
-          <v:rect id="_x0000_i1054" style="width:0;height:1.5pt" o:hralign="center" o:hrstd="t" o:hr="t" fillcolor="#a0a0a0" stroked="f"/>
-        </w:pict>
-      </w:r>
-    </w:p>
-    <w:p>
-      <w:pPr>
-        <w:rPr>
-          <w:b/>
-          <w:bCs/>
-        </w:rPr>
-      </w:pPr>
-      <w:r>
-        <w:rPr>
-          <w:b/>
-          <w:bCs/>
-        </w:rPr>
-        <w:t>4. Effect of Outliers</w:t>
+        <w:t xml:space="preserve">Outliers still affect the mean and standard deviation. </w:t>
       </w:r>
     </w:p>
     <w:p>
       <w:pPr>
         <w:numPr>
           <w:ilvl w:val="0"/>
-          <w:numId w:val="34"/>
-        </w:numPr>
-      </w:pPr>
-      <w:r>
-        <w:t xml:space="preserve">Standardization </w:t>
-      </w:r>
-      <w:r>
-        <w:rPr>
-          <w:b/>
-          <w:bCs/>
-        </w:rPr>
-        <w:t>does not remove outliers</w:t>
-      </w:r>
-      <w:r>
-        <w:t xml:space="preserve">. </w:t>
-      </w:r>
-    </w:p>
-    <w:p>
-      <w:pPr>
-        <w:numPr>
-          <w:ilvl w:val="0"/>
-          <w:numId w:val="34"/>
-        </w:numPr>
-      </w:pPr>
-      <w:r>
-        <w:t xml:space="preserve">Outliers still affect the mean and standard deviation. </w:t>
-      </w:r>
-    </w:p>
-    <w:p>
-      <w:pPr>
-        <w:numPr>
-          <w:ilvl w:val="0"/>
-          <w:numId w:val="34"/>
+          <w:numId w:val="33"/>
         </w:numPr>
       </w:pPr>
       <w:r>
@@ -5539,7 +5539,7 @@
       <w:pPr>
         <w:numPr>
           <w:ilvl w:val="0"/>
-          <w:numId w:val="35"/>
+          <w:numId w:val="34"/>
         </w:numPr>
       </w:pPr>
       <w:r>
@@ -5567,6 +5567,174 @@
       </w:r>
       <w:r>
         <w:t xml:space="preserve"> </w:t>
+      </w:r>
+    </w:p>
+    <w:p>
+      <w:pPr>
+        <w:numPr>
+          <w:ilvl w:val="0"/>
+          <w:numId w:val="34"/>
+        </w:numPr>
+      </w:pPr>
+      <w:r>
+        <w:rPr>
+          <w:b/>
+          <w:bCs/>
+        </w:rPr>
+        <w:t>K-Means Clustering</w:t>
+      </w:r>
+      <w:r>
+        <w:t xml:space="preserve"> </w:t>
+      </w:r>
+    </w:p>
+    <w:p>
+      <w:pPr>
+        <w:numPr>
+          <w:ilvl w:val="0"/>
+          <w:numId w:val="34"/>
+        </w:numPr>
+      </w:pPr>
+      <w:r>
+        <w:rPr>
+          <w:b/>
+          <w:bCs/>
+        </w:rPr>
+        <w:t>Principal Component Analysis (PCA)</w:t>
+      </w:r>
+      <w:r>
+        <w:t xml:space="preserve"> </w:t>
+      </w:r>
+    </w:p>
+    <w:p>
+      <w:pPr>
+        <w:numPr>
+          <w:ilvl w:val="0"/>
+          <w:numId w:val="34"/>
+        </w:numPr>
+      </w:pPr>
+      <w:r>
+        <w:rPr>
+          <w:b/>
+          <w:bCs/>
+        </w:rPr>
+        <w:t>Logistic Regression</w:t>
+      </w:r>
+      <w:r>
+        <w:t xml:space="preserve"> </w:t>
+      </w:r>
+    </w:p>
+    <w:p>
+      <w:pPr>
+        <w:numPr>
+          <w:ilvl w:val="0"/>
+          <w:numId w:val="34"/>
+        </w:numPr>
+      </w:pPr>
+      <w:r>
+        <w:rPr>
+          <w:b/>
+          <w:bCs/>
+        </w:rPr>
+        <w:t>Linear Regression (Gradient Descent)</w:t>
+      </w:r>
+      <w:r>
+        <w:t xml:space="preserve"> </w:t>
+      </w:r>
+    </w:p>
+    <w:p>
+      <w:pPr>
+        <w:numPr>
+          <w:ilvl w:val="0"/>
+          <w:numId w:val="34"/>
+        </w:numPr>
+      </w:pPr>
+      <w:r>
+        <w:rPr>
+          <w:b/>
+          <w:bCs/>
+        </w:rPr>
+        <w:t>Support Vector Machine (SVM)</w:t>
+      </w:r>
+      <w:r>
+        <w:t xml:space="preserve"> </w:t>
+      </w:r>
+    </w:p>
+    <w:p>
+      <w:pPr>
+        <w:numPr>
+          <w:ilvl w:val="0"/>
+          <w:numId w:val="34"/>
+        </w:numPr>
+      </w:pPr>
+      <w:r>
+        <w:rPr>
+          <w:b/>
+          <w:bCs/>
+        </w:rPr>
+        <w:t>Neural Networks</w:t>
+      </w:r>
+      <w:r>
+        <w:t xml:space="preserve"> </w:t>
+      </w:r>
+    </w:p>
+    <w:p>
+      <w:pPr>
+        <w:numPr>
+          <w:ilvl w:val="0"/>
+          <w:numId w:val="34"/>
+        </w:numPr>
+      </w:pPr>
+      <w:r>
+        <w:rPr>
+          <w:b/>
+          <w:bCs/>
+        </w:rPr>
+        <w:t>Deep Learning Models</w:t>
+      </w:r>
+      <w:r>
+        <w:t xml:space="preserve"> </w:t>
+      </w:r>
+    </w:p>
+    <w:p>
+      <w:r>
+        <w:pict w14:anchorId="53914D9E">
+          <v:rect id="_x0000_i1058" style="width:0;height:1.5pt" o:hralign="center" o:hrstd="t" o:hr="t" fillcolor="#a0a0a0" stroked="f"/>
+        </w:pict>
+      </w:r>
+    </w:p>
+    <w:p>
+      <w:pPr>
+        <w:rPr>
+          <w:b/>
+          <w:bCs/>
+        </w:rPr>
+      </w:pPr>
+      <w:r>
+        <w:rPr>
+          <w:b/>
+          <w:bCs/>
+        </w:rPr>
+        <w:t>8. When Standardization is NOT Required</w:t>
+      </w:r>
+    </w:p>
+    <w:p>
+      <w:r>
+        <w:t xml:space="preserve">Standardization is generally </w:t>
+      </w:r>
+      <w:r>
+        <w:rPr>
+          <w:b/>
+          <w:bCs/>
+        </w:rPr>
+        <w:t>not needed</w:t>
+      </w:r>
+      <w:r>
+        <w:t xml:space="preserve"> for tree-based algorithms because they split data based on feature values rather than distances.</w:t>
+      </w:r>
+    </w:p>
+    <w:p>
+      <w:r>
+        <w:t>Examples:</w:t>
       </w:r>
     </w:p>
     <w:p>
@@ -5581,7 +5749,7 @@
           <w:b/>
           <w:bCs/>
         </w:rPr>
-        <w:t>K-Means Clustering</w:t>
+        <w:t>Decision Tree</w:t>
       </w:r>
       <w:r>
         <w:t xml:space="preserve"> </w:t>
@@ -5599,7 +5767,7 @@
           <w:b/>
           <w:bCs/>
         </w:rPr>
-        <w:t>Principal Component Analysis (PCA)</w:t>
+        <w:t>Random Forest</w:t>
       </w:r>
       <w:r>
         <w:t xml:space="preserve"> </w:t>
@@ -5612,13 +5780,15 @@
           <w:numId w:val="35"/>
         </w:numPr>
       </w:pPr>
-      <w:r>
-        <w:rPr>
-          <w:b/>
-          <w:bCs/>
-        </w:rPr>
-        <w:t>Logistic Regression</w:t>
-      </w:r>
+      <w:proofErr w:type="spellStart"/>
+      <w:r>
+        <w:rPr>
+          <w:b/>
+          <w:bCs/>
+        </w:rPr>
+        <w:t>XGBoost</w:t>
+      </w:r>
+      <w:proofErr w:type="spellEnd"/>
       <w:r>
         <w:t xml:space="preserve"> </w:t>
       </w:r>
@@ -5630,13 +5800,15 @@
           <w:numId w:val="35"/>
         </w:numPr>
       </w:pPr>
-      <w:r>
-        <w:rPr>
-          <w:b/>
-          <w:bCs/>
-        </w:rPr>
-        <w:t>Linear Regression (Gradient Descent)</w:t>
-      </w:r>
+      <w:proofErr w:type="spellStart"/>
+      <w:r>
+        <w:rPr>
+          <w:b/>
+          <w:bCs/>
+        </w:rPr>
+        <w:t>LightGBM</w:t>
+      </w:r>
+      <w:proofErr w:type="spellEnd"/>
       <w:r>
         <w:t xml:space="preserve"> </w:t>
       </w:r>
@@ -5646,178 +5818,6 @@
         <w:numPr>
           <w:ilvl w:val="0"/>
           <w:numId w:val="35"/>
-        </w:numPr>
-      </w:pPr>
-      <w:r>
-        <w:rPr>
-          <w:b/>
-          <w:bCs/>
-        </w:rPr>
-        <w:t>Support Vector Machine (SVM)</w:t>
-      </w:r>
-      <w:r>
-        <w:t xml:space="preserve"> </w:t>
-      </w:r>
-    </w:p>
-    <w:p>
-      <w:pPr>
-        <w:numPr>
-          <w:ilvl w:val="0"/>
-          <w:numId w:val="35"/>
-        </w:numPr>
-      </w:pPr>
-      <w:r>
-        <w:rPr>
-          <w:b/>
-          <w:bCs/>
-        </w:rPr>
-        <w:t>Neural Networks</w:t>
-      </w:r>
-      <w:r>
-        <w:t xml:space="preserve"> </w:t>
-      </w:r>
-    </w:p>
-    <w:p>
-      <w:pPr>
-        <w:numPr>
-          <w:ilvl w:val="0"/>
-          <w:numId w:val="35"/>
-        </w:numPr>
-      </w:pPr>
-      <w:r>
-        <w:rPr>
-          <w:b/>
-          <w:bCs/>
-        </w:rPr>
-        <w:t>Deep Learning Models</w:t>
-      </w:r>
-      <w:r>
-        <w:t xml:space="preserve"> </w:t>
-      </w:r>
-    </w:p>
-    <w:p>
-      <w:r>
-        <w:pict w14:anchorId="53914D9E">
-          <v:rect id="_x0000_i1058" style="width:0;height:1.5pt" o:hralign="center" o:hrstd="t" o:hr="t" fillcolor="#a0a0a0" stroked="f"/>
-        </w:pict>
-      </w:r>
-    </w:p>
-    <w:p>
-      <w:pPr>
-        <w:rPr>
-          <w:b/>
-          <w:bCs/>
-        </w:rPr>
-      </w:pPr>
-      <w:r>
-        <w:rPr>
-          <w:b/>
-          <w:bCs/>
-        </w:rPr>
-        <w:t>8. When Standardization is NOT Required</w:t>
-      </w:r>
-    </w:p>
-    <w:p>
-      <w:r>
-        <w:t xml:space="preserve">Standardization is generally </w:t>
-      </w:r>
-      <w:r>
-        <w:rPr>
-          <w:b/>
-          <w:bCs/>
-        </w:rPr>
-        <w:t>not needed</w:t>
-      </w:r>
-      <w:r>
-        <w:t xml:space="preserve"> for tree-based algorithms because they split data based on feature values rather than distances.</w:t>
-      </w:r>
-    </w:p>
-    <w:p>
-      <w:r>
-        <w:t>Examples:</w:t>
-      </w:r>
-    </w:p>
-    <w:p>
-      <w:pPr>
-        <w:numPr>
-          <w:ilvl w:val="0"/>
-          <w:numId w:val="36"/>
-        </w:numPr>
-      </w:pPr>
-      <w:r>
-        <w:rPr>
-          <w:b/>
-          <w:bCs/>
-        </w:rPr>
-        <w:t>Decision Tree</w:t>
-      </w:r>
-      <w:r>
-        <w:t xml:space="preserve"> </w:t>
-      </w:r>
-    </w:p>
-    <w:p>
-      <w:pPr>
-        <w:numPr>
-          <w:ilvl w:val="0"/>
-          <w:numId w:val="36"/>
-        </w:numPr>
-      </w:pPr>
-      <w:r>
-        <w:rPr>
-          <w:b/>
-          <w:bCs/>
-        </w:rPr>
-        <w:t>Random Forest</w:t>
-      </w:r>
-      <w:r>
-        <w:t xml:space="preserve"> </w:t>
-      </w:r>
-    </w:p>
-    <w:p>
-      <w:pPr>
-        <w:numPr>
-          <w:ilvl w:val="0"/>
-          <w:numId w:val="36"/>
-        </w:numPr>
-      </w:pPr>
-      <w:proofErr w:type="spellStart"/>
-      <w:r>
-        <w:rPr>
-          <w:b/>
-          <w:bCs/>
-        </w:rPr>
-        <w:t>XGBoost</w:t>
-      </w:r>
-      <w:proofErr w:type="spellEnd"/>
-      <w:r>
-        <w:t xml:space="preserve"> </w:t>
-      </w:r>
-    </w:p>
-    <w:p>
-      <w:pPr>
-        <w:numPr>
-          <w:ilvl w:val="0"/>
-          <w:numId w:val="36"/>
-        </w:numPr>
-      </w:pPr>
-      <w:proofErr w:type="spellStart"/>
-      <w:r>
-        <w:rPr>
-          <w:b/>
-          <w:bCs/>
-        </w:rPr>
-        <w:t>LightGBM</w:t>
-      </w:r>
-      <w:proofErr w:type="spellEnd"/>
-      <w:r>
-        <w:t xml:space="preserve"> </w:t>
-      </w:r>
-    </w:p>
-    <w:p>
-      <w:pPr>
-        <w:numPr>
-          <w:ilvl w:val="0"/>
-          <w:numId w:val="36"/>
         </w:numPr>
       </w:pPr>
       <w:proofErr w:type="spellStart"/>
@@ -6226,7 +6226,7 @@
       <w:pPr>
         <w:numPr>
           <w:ilvl w:val="0"/>
-          <w:numId w:val="37"/>
+          <w:numId w:val="36"/>
         </w:numPr>
       </w:pPr>
       <w:r>
@@ -6247,7 +6247,7 @@
       <w:pPr>
         <w:numPr>
           <w:ilvl w:val="0"/>
-          <w:numId w:val="37"/>
+          <w:numId w:val="36"/>
         </w:numPr>
       </w:pPr>
       <w:r>
@@ -6258,7 +6258,7 @@
       <w:pPr>
         <w:numPr>
           <w:ilvl w:val="0"/>
-          <w:numId w:val="37"/>
+          <w:numId w:val="36"/>
         </w:numPr>
       </w:pPr>
       <w:r>
@@ -6474,7 +6474,7 @@
       <w:pPr>
         <w:numPr>
           <w:ilvl w:val="0"/>
-          <w:numId w:val="38"/>
+          <w:numId w:val="37"/>
         </w:numPr>
       </w:pPr>
       <w:r>
@@ -6495,7 +6495,7 @@
       <w:pPr>
         <w:numPr>
           <w:ilvl w:val="0"/>
-          <w:numId w:val="38"/>
+          <w:numId w:val="37"/>
         </w:numPr>
       </w:pPr>
       <w:r>
@@ -6669,7 +6669,7 @@
       <w:pPr>
         <w:numPr>
           <w:ilvl w:val="0"/>
-          <w:numId w:val="39"/>
+          <w:numId w:val="38"/>
         </w:numPr>
       </w:pPr>
       <w:r>
@@ -6687,7 +6687,7 @@
       <w:pPr>
         <w:numPr>
           <w:ilvl w:val="0"/>
-          <w:numId w:val="39"/>
+          <w:numId w:val="38"/>
         </w:numPr>
       </w:pPr>
       <w:proofErr w:type="spellStart"/>
@@ -6707,7 +6707,7 @@
       <w:pPr>
         <w:numPr>
           <w:ilvl w:val="0"/>
-          <w:numId w:val="39"/>
+          <w:numId w:val="38"/>
         </w:numPr>
       </w:pPr>
       <w:proofErr w:type="spellStart"/>
@@ -7029,7 +7029,7 @@
       <w:pPr>
         <w:numPr>
           <w:ilvl w:val="0"/>
-          <w:numId w:val="40"/>
+          <w:numId w:val="39"/>
         </w:numPr>
       </w:pPr>
       <w:proofErr w:type="spellStart"/>
@@ -7055,7 +7055,7 @@
       <w:pPr>
         <w:numPr>
           <w:ilvl w:val="0"/>
-          <w:numId w:val="40"/>
+          <w:numId w:val="39"/>
         </w:numPr>
       </w:pPr>
       <w:r>
@@ -7076,7 +7076,7 @@
       <w:pPr>
         <w:numPr>
           <w:ilvl w:val="0"/>
-          <w:numId w:val="40"/>
+          <w:numId w:val="39"/>
         </w:numPr>
       </w:pPr>
       <w:r>
@@ -7243,7 +7243,7 @@
       <w:pPr>
         <w:numPr>
           <w:ilvl w:val="0"/>
-          <w:numId w:val="41"/>
+          <w:numId w:val="40"/>
         </w:numPr>
       </w:pPr>
       <w:r>
@@ -7533,7 +7533,7 @@
       <w:pPr>
         <w:numPr>
           <w:ilvl w:val="0"/>
-          <w:numId w:val="42"/>
+          <w:numId w:val="41"/>
         </w:numPr>
       </w:pPr>
       <w:r>
@@ -7554,7 +7554,7 @@
       <w:pPr>
         <w:numPr>
           <w:ilvl w:val="0"/>
-          <w:numId w:val="42"/>
+          <w:numId w:val="41"/>
         </w:numPr>
       </w:pPr>
       <w:r>
@@ -7565,7 +7565,7 @@
       <w:pPr>
         <w:numPr>
           <w:ilvl w:val="0"/>
-          <w:numId w:val="42"/>
+          <w:numId w:val="41"/>
         </w:numPr>
       </w:pPr>
       <w:r>
@@ -7832,7 +7832,7 @@
       <w:pPr>
         <w:numPr>
           <w:ilvl w:val="0"/>
-          <w:numId w:val="43"/>
+          <w:numId w:val="42"/>
         </w:numPr>
       </w:pPr>
       <w:r>
@@ -7863,7 +7863,7 @@
       <w:pPr>
         <w:numPr>
           <w:ilvl w:val="0"/>
-          <w:numId w:val="43"/>
+          <w:numId w:val="42"/>
         </w:numPr>
       </w:pPr>
       <w:r>
@@ -8396,7 +8396,7 @@
       <w:pPr>
         <w:numPr>
           <w:ilvl w:val="0"/>
-          <w:numId w:val="44"/>
+          <w:numId w:val="43"/>
         </w:numPr>
       </w:pPr>
       <w:r>
@@ -8424,6 +8424,103 @@
       </w:r>
       <w:r>
         <w:t xml:space="preserve"> </w:t>
+      </w:r>
+    </w:p>
+    <w:p>
+      <w:pPr>
+        <w:numPr>
+          <w:ilvl w:val="0"/>
+          <w:numId w:val="43"/>
+        </w:numPr>
+      </w:pPr>
+      <w:r>
+        <w:rPr>
+          <w:b/>
+          <w:bCs/>
+        </w:rPr>
+        <w:t>K-Means Clustering</w:t>
+      </w:r>
+      <w:r>
+        <w:t xml:space="preserve"> </w:t>
+      </w:r>
+    </w:p>
+    <w:p>
+      <w:pPr>
+        <w:numPr>
+          <w:ilvl w:val="0"/>
+          <w:numId w:val="43"/>
+        </w:numPr>
+      </w:pPr>
+      <w:r>
+        <w:rPr>
+          <w:b/>
+          <w:bCs/>
+        </w:rPr>
+        <w:t>Image Processing</w:t>
+      </w:r>
+      <w:r>
+        <w:t xml:space="preserve"> </w:t>
+      </w:r>
+    </w:p>
+    <w:p>
+      <w:pPr>
+        <w:numPr>
+          <w:ilvl w:val="0"/>
+          <w:numId w:val="43"/>
+        </w:numPr>
+      </w:pPr>
+      <w:r>
+        <w:rPr>
+          <w:b/>
+          <w:bCs/>
+        </w:rPr>
+        <w:t>Neural Networks (sometimes)</w:t>
+      </w:r>
+      <w:r>
+        <w:t xml:space="preserve"> </w:t>
+      </w:r>
+    </w:p>
+    <w:p>
+      <w:pPr>
+        <w:numPr>
+          <w:ilvl w:val="0"/>
+          <w:numId w:val="43"/>
+        </w:numPr>
+      </w:pPr>
+      <w:r>
+        <w:t xml:space="preserve">When feature values have </w:t>
+      </w:r>
+      <w:r>
+        <w:rPr>
+          <w:b/>
+          <w:bCs/>
+        </w:rPr>
+        <w:t>known minimum and maximum limits</w:t>
+      </w:r>
+      <w:r>
+        <w:t xml:space="preserve"> </w:t>
+      </w:r>
+    </w:p>
+    <w:p>
+      <w:r>
+        <w:pict w14:anchorId="31BAE333">
+          <v:rect id="_x0000_i1066" style="width:0;height:1.5pt" o:hralign="center" o:hrstd="t" o:hr="t" fillcolor="#a0a0a0" stroked="f"/>
+        </w:pict>
+      </w:r>
+    </w:p>
+    <w:p>
+      <w:pPr>
+        <w:rPr>
+          <w:b/>
+          <w:bCs/>
+        </w:rPr>
+      </w:pPr>
+      <w:r>
+        <w:rPr>
+          <w:b/>
+          <w:bCs/>
+        </w:rPr>
+        <w:t>When to Use Standardization</w:t>
       </w:r>
     </w:p>
     <w:p>
@@ -8438,7 +8535,7 @@
           <w:b/>
           <w:bCs/>
         </w:rPr>
-        <w:t>K-Means Clustering</w:t>
+        <w:t>Logistic Regression</w:t>
       </w:r>
       <w:r>
         <w:t xml:space="preserve"> </w:t>
@@ -8456,7 +8553,7 @@
           <w:b/>
           <w:bCs/>
         </w:rPr>
-        <w:t>Image Processing</w:t>
+        <w:t>Linear Regression (Gradient Descent)</w:t>
       </w:r>
       <w:r>
         <w:t xml:space="preserve"> </w:t>
@@ -8474,7 +8571,7 @@
           <w:b/>
           <w:bCs/>
         </w:rPr>
-        <w:t>Neural Networks (sometimes)</w:t>
+        <w:t>Support Vector Machine (SVM)</w:t>
       </w:r>
       <w:r>
         <w:t xml:space="preserve"> </w:t>
@@ -8488,46 +8585,21 @@
         </w:numPr>
       </w:pPr>
       <w:r>
-        <w:t xml:space="preserve">When feature values have </w:t>
-      </w:r>
-      <w:r>
-        <w:rPr>
-          <w:b/>
-          <w:bCs/>
-        </w:rPr>
-        <w:t>known minimum and maximum limits</w:t>
+        <w:rPr>
+          <w:b/>
+          <w:bCs/>
+        </w:rPr>
+        <w:t>Principal Component Analysis (PCA)</w:t>
       </w:r>
       <w:r>
         <w:t xml:space="preserve"> </w:t>
-      </w:r>
-    </w:p>
-    <w:p>
-      <w:r>
-        <w:pict w14:anchorId="31BAE333">
-          <v:rect id="_x0000_i1066" style="width:0;height:1.5pt" o:hralign="center" o:hrstd="t" o:hr="t" fillcolor="#a0a0a0" stroked="f"/>
-        </w:pict>
-      </w:r>
-    </w:p>
-    <w:p>
-      <w:pPr>
-        <w:rPr>
-          <w:b/>
-          <w:bCs/>
-        </w:rPr>
-      </w:pPr>
-      <w:r>
-        <w:rPr>
-          <w:b/>
-          <w:bCs/>
-        </w:rPr>
-        <w:t>When to Use Standardization</w:t>
       </w:r>
     </w:p>
     <w:p>
       <w:pPr>
         <w:numPr>
           <w:ilvl w:val="0"/>
-          <w:numId w:val="45"/>
+          <w:numId w:val="44"/>
         </w:numPr>
       </w:pPr>
       <w:r>
@@ -8535,7 +8607,7 @@
           <w:b/>
           <w:bCs/>
         </w:rPr>
-        <w:t>Logistic Regression</w:t>
+        <w:t>Neural Networks</w:t>
       </w:r>
       <w:r>
         <w:t xml:space="preserve"> </w:t>
@@ -8545,79 +8617,7 @@
       <w:pPr>
         <w:numPr>
           <w:ilvl w:val="0"/>
-          <w:numId w:val="45"/>
-        </w:numPr>
-      </w:pPr>
-      <w:r>
-        <w:rPr>
-          <w:b/>
-          <w:bCs/>
-        </w:rPr>
-        <w:t>Linear Regression (Gradient Descent)</w:t>
-      </w:r>
-      <w:r>
-        <w:t xml:space="preserve"> </w:t>
-      </w:r>
-    </w:p>
-    <w:p>
-      <w:pPr>
-        <w:numPr>
-          <w:ilvl w:val="0"/>
-          <w:numId w:val="45"/>
-        </w:numPr>
-      </w:pPr>
-      <w:r>
-        <w:rPr>
-          <w:b/>
-          <w:bCs/>
-        </w:rPr>
-        <w:t>Support Vector Machine (SVM)</w:t>
-      </w:r>
-      <w:r>
-        <w:t xml:space="preserve"> </w:t>
-      </w:r>
-    </w:p>
-    <w:p>
-      <w:pPr>
-        <w:numPr>
-          <w:ilvl w:val="0"/>
-          <w:numId w:val="45"/>
-        </w:numPr>
-      </w:pPr>
-      <w:r>
-        <w:rPr>
-          <w:b/>
-          <w:bCs/>
-        </w:rPr>
-        <w:t>Principal Component Analysis (PCA)</w:t>
-      </w:r>
-      <w:r>
-        <w:t xml:space="preserve"> </w:t>
-      </w:r>
-    </w:p>
-    <w:p>
-      <w:pPr>
-        <w:numPr>
-          <w:ilvl w:val="0"/>
-          <w:numId w:val="45"/>
-        </w:numPr>
-      </w:pPr>
-      <w:r>
-        <w:rPr>
-          <w:b/>
-          <w:bCs/>
-        </w:rPr>
-        <w:t>Neural Networks</w:t>
-      </w:r>
-      <w:r>
-        <w:t xml:space="preserve"> </w:t>
-      </w:r>
-    </w:p>
-    <w:p>
-      <w:pPr>
-        <w:numPr>
-          <w:ilvl w:val="0"/>
-          <w:numId w:val="45"/>
+          <w:numId w:val="44"/>
         </w:numPr>
       </w:pPr>
       <w:r>
@@ -9336,7 +9336,7 @@
       <w:pPr>
         <w:numPr>
           <w:ilvl w:val="0"/>
-          <w:numId w:val="46"/>
+          <w:numId w:val="45"/>
         </w:numPr>
       </w:pPr>
       <w:r>
@@ -9347,7 +9347,7 @@
       <w:pPr>
         <w:numPr>
           <w:ilvl w:val="0"/>
-          <w:numId w:val="46"/>
+          <w:numId w:val="45"/>
         </w:numPr>
       </w:pPr>
       <w:r>
@@ -9358,7 +9358,7 @@
       <w:pPr>
         <w:numPr>
           <w:ilvl w:val="0"/>
-          <w:numId w:val="46"/>
+          <w:numId w:val="45"/>
         </w:numPr>
       </w:pPr>
       <w:r>
@@ -9369,7 +9369,7 @@
       <w:pPr>
         <w:numPr>
           <w:ilvl w:val="0"/>
-          <w:numId w:val="46"/>
+          <w:numId w:val="45"/>
         </w:numPr>
       </w:pPr>
       <w:r>
@@ -9380,7 +9380,7 @@
       <w:pPr>
         <w:numPr>
           <w:ilvl w:val="0"/>
-          <w:numId w:val="46"/>
+          <w:numId w:val="45"/>
         </w:numPr>
       </w:pPr>
       <w:r>
@@ -9896,11 +9896,998 @@
       <w:pPr>
         <w:numPr>
           <w:ilvl w:val="0"/>
-          <w:numId w:val="47"/>
+          <w:numId w:val="46"/>
         </w:numPr>
       </w:pPr>
       <w:r>
         <w:t xml:space="preserve">More code </w:t>
+      </w:r>
+    </w:p>
+    <w:p>
+      <w:pPr>
+        <w:numPr>
+          <w:ilvl w:val="0"/>
+          <w:numId w:val="46"/>
+        </w:numPr>
+      </w:pPr>
+      <w:r>
+        <w:lastRenderedPageBreak/>
+        <w:t xml:space="preserve">More mistakes </w:t>
+      </w:r>
+    </w:p>
+    <w:p>
+      <w:pPr>
+        <w:numPr>
+          <w:ilvl w:val="0"/>
+          <w:numId w:val="46"/>
+        </w:numPr>
+      </w:pPr>
+      <w:r>
+        <w:t xml:space="preserve">Data leakage </w:t>
+      </w:r>
+    </w:p>
+    <w:p>
+      <w:pPr>
+        <w:numPr>
+          <w:ilvl w:val="0"/>
+          <w:numId w:val="46"/>
+        </w:numPr>
+      </w:pPr>
+      <w:r>
+        <w:t xml:space="preserve">Production problems </w:t>
+      </w:r>
+    </w:p>
+    <w:p>
+      <w:r>
+        <w:pict w14:anchorId="07E046DF">
+          <v:rect id="_x0000_i1125" style="width:0;height:1.5pt" o:hralign="center" o:hrstd="t" o:hr="t" fillcolor="#a0a0a0" stroked="f"/>
+        </w:pict>
+      </w:r>
+    </w:p>
+    <w:p>
+      <w:pPr>
+        <w:rPr>
+          <w:b/>
+          <w:bCs/>
+        </w:rPr>
+      </w:pPr>
+      <w:r>
+        <w:rPr>
+          <w:b/>
+          <w:bCs/>
+        </w:rPr>
+        <w:t>5. Numerical Pipeline</w:t>
+      </w:r>
+    </w:p>
+    <w:p>
+      <w:r>
+        <w:t>For numerical columns:</w:t>
+      </w:r>
+    </w:p>
+    <w:p>
+      <w:r>
+        <w:t xml:space="preserve">from </w:t>
+      </w:r>
+      <w:proofErr w:type="spellStart"/>
+      <w:proofErr w:type="gramStart"/>
+      <w:r>
+        <w:t>sklearn.pipeline</w:t>
+      </w:r>
+      <w:proofErr w:type="spellEnd"/>
+      <w:proofErr w:type="gramEnd"/>
+      <w:r>
+        <w:t xml:space="preserve"> import Pipeline</w:t>
+      </w:r>
+    </w:p>
+    <w:p>
+      <w:r>
+        <w:t xml:space="preserve">from </w:t>
+      </w:r>
+      <w:proofErr w:type="spellStart"/>
+      <w:proofErr w:type="gramStart"/>
+      <w:r>
+        <w:t>sklearn.impute</w:t>
+      </w:r>
+      <w:proofErr w:type="spellEnd"/>
+      <w:proofErr w:type="gramEnd"/>
+      <w:r>
+        <w:t xml:space="preserve"> import </w:t>
+      </w:r>
+      <w:proofErr w:type="spellStart"/>
+      <w:r>
+        <w:t>SimpleImputer</w:t>
+      </w:r>
+      <w:proofErr w:type="spellEnd"/>
+    </w:p>
+    <w:p>
+      <w:r>
+        <w:t xml:space="preserve">from </w:t>
+      </w:r>
+      <w:proofErr w:type="spellStart"/>
+      <w:proofErr w:type="gramStart"/>
+      <w:r>
+        <w:t>sklearn.preprocessing</w:t>
+      </w:r>
+      <w:proofErr w:type="spellEnd"/>
+      <w:proofErr w:type="gramEnd"/>
+      <w:r>
+        <w:t xml:space="preserve"> import </w:t>
+      </w:r>
+      <w:proofErr w:type="spellStart"/>
+      <w:r>
+        <w:t>StandardScaler</w:t>
+      </w:r>
+      <w:proofErr w:type="spellEnd"/>
+    </w:p>
+    <w:p/>
+    <w:p>
+      <w:proofErr w:type="spellStart"/>
+      <w:r>
+        <w:t>num_pipeline</w:t>
+      </w:r>
+      <w:proofErr w:type="spellEnd"/>
+      <w:r>
+        <w:t xml:space="preserve"> = </w:t>
+      </w:r>
+      <w:proofErr w:type="gramStart"/>
+      <w:r>
+        <w:t>Pipeline(</w:t>
+      </w:r>
+      <w:proofErr w:type="gramEnd"/>
+      <w:r>
+        <w:t>[</w:t>
+      </w:r>
+    </w:p>
+    <w:p>
+      <w:r>
+        <w:t xml:space="preserve">    ('imputer', </w:t>
+      </w:r>
+      <w:proofErr w:type="spellStart"/>
+      <w:r>
+        <w:t>SimpleImputer</w:t>
+      </w:r>
+      <w:proofErr w:type="spellEnd"/>
+      <w:r>
+        <w:t>(strategy='mean')),</w:t>
+      </w:r>
+    </w:p>
+    <w:p>
+      <w:r>
+        <w:t xml:space="preserve">    ('scaler', </w:t>
+      </w:r>
+      <w:proofErr w:type="spellStart"/>
+      <w:proofErr w:type="gramStart"/>
+      <w:r>
+        <w:t>StandardScaler</w:t>
+      </w:r>
+      <w:proofErr w:type="spellEnd"/>
+      <w:r>
+        <w:t>(</w:t>
+      </w:r>
+      <w:proofErr w:type="gramEnd"/>
+      <w:r>
+        <w:t>))</w:t>
+      </w:r>
+    </w:p>
+    <w:p>
+      <w:r>
+        <w:t>])</w:t>
+      </w:r>
+    </w:p>
+    <w:p>
+      <w:pPr>
+        <w:rPr>
+          <w:b/>
+          <w:bCs/>
+        </w:rPr>
+      </w:pPr>
+      <w:r>
+        <w:rPr>
+          <w:b/>
+          <w:bCs/>
+        </w:rPr>
+        <w:t>Flow</w:t>
+      </w:r>
+    </w:p>
+    <w:p>
+      <w:r>
+        <w:t>Missing Values</w:t>
+      </w:r>
+    </w:p>
+    <w:p>
+      <w:r>
+        <w:t xml:space="preserve">      ↓</w:t>
+      </w:r>
+    </w:p>
+    <w:p>
+      <w:r>
+        <w:t>Mean Imputation</w:t>
+      </w:r>
+    </w:p>
+    <w:p>
+      <w:r>
+        <w:t xml:space="preserve">      ↓</w:t>
+      </w:r>
+    </w:p>
+    <w:p>
+      <w:r>
+        <w:t>Standard Scaling</w:t>
+      </w:r>
+    </w:p>
+    <w:p>
+      <w:r>
+        <w:pict w14:anchorId="420B9E05">
+          <v:rect id="_x0000_i1126" style="width:0;height:1.5pt" o:hralign="center" o:hrstd="t" o:hr="t" fillcolor="#a0a0a0" stroked="f"/>
+        </w:pict>
+      </w:r>
+    </w:p>
+    <w:p>
+      <w:pPr>
+        <w:rPr>
+          <w:b/>
+          <w:bCs/>
+        </w:rPr>
+      </w:pPr>
+      <w:r>
+        <w:rPr>
+          <w:b/>
+          <w:bCs/>
+        </w:rPr>
+        <w:t>6. Nominal Pipeline</w:t>
+      </w:r>
+    </w:p>
+    <w:p>
+      <w:r>
+        <w:t>For nominal categorical columns:</w:t>
+      </w:r>
+    </w:p>
+    <w:p>
+      <w:proofErr w:type="spellStart"/>
+      <w:r>
+        <w:t>nominal_pipeline</w:t>
+      </w:r>
+      <w:proofErr w:type="spellEnd"/>
+      <w:r>
+        <w:t xml:space="preserve"> = </w:t>
+      </w:r>
+      <w:proofErr w:type="gramStart"/>
+      <w:r>
+        <w:t>Pipeline(</w:t>
+      </w:r>
+      <w:proofErr w:type="gramEnd"/>
+      <w:r>
+        <w:t>[</w:t>
+      </w:r>
+    </w:p>
+    <w:p>
+      <w:r>
+        <w:t xml:space="preserve">    ('imputer', </w:t>
+      </w:r>
+      <w:proofErr w:type="spellStart"/>
+      <w:r>
+        <w:t>SimpleImputer</w:t>
+      </w:r>
+      <w:proofErr w:type="spellEnd"/>
+      <w:r>
+        <w:t>(strategy='</w:t>
+      </w:r>
+      <w:proofErr w:type="spellStart"/>
+      <w:r>
+        <w:t>most_frequent</w:t>
+      </w:r>
+      <w:proofErr w:type="spellEnd"/>
+      <w:r>
+        <w:t>')),</w:t>
+      </w:r>
+    </w:p>
+    <w:p>
+      <w:r>
+        <w:t xml:space="preserve">    ('encoder', </w:t>
+      </w:r>
+      <w:proofErr w:type="spellStart"/>
+      <w:r>
+        <w:t>OneHotEncoder</w:t>
+      </w:r>
+      <w:proofErr w:type="spellEnd"/>
+      <w:r>
+        <w:t>(drop='first'))</w:t>
+      </w:r>
+    </w:p>
+    <w:p>
+      <w:r>
+        <w:t>])</w:t>
+      </w:r>
+    </w:p>
+    <w:p>
+      <w:pPr>
+        <w:rPr>
+          <w:b/>
+          <w:bCs/>
+        </w:rPr>
+      </w:pPr>
+      <w:r>
+        <w:rPr>
+          <w:b/>
+          <w:bCs/>
+        </w:rPr>
+        <w:t>Flow</w:t>
+      </w:r>
+    </w:p>
+    <w:p>
+      <w:r>
+        <w:t>Missing Values</w:t>
+      </w:r>
+    </w:p>
+    <w:p>
+      <w:r>
+        <w:t xml:space="preserve">      ↓</w:t>
+      </w:r>
+    </w:p>
+    <w:p>
+      <w:r>
+        <w:t>Most Frequent Value</w:t>
+      </w:r>
+    </w:p>
+    <w:p>
+      <w:r>
+        <w:lastRenderedPageBreak/>
+        <w:t xml:space="preserve">      ↓</w:t>
+      </w:r>
+    </w:p>
+    <w:p>
+      <w:r>
+        <w:t>One-Hot Encoding</w:t>
+      </w:r>
+    </w:p>
+    <w:p>
+      <w:r>
+        <w:pict w14:anchorId="52BA0AD2">
+          <v:rect id="_x0000_i1127" style="width:0;height:1.5pt" o:hralign="center" o:hrstd="t" o:hr="t" fillcolor="#a0a0a0" stroked="f"/>
+        </w:pict>
+      </w:r>
+    </w:p>
+    <w:p>
+      <w:pPr>
+        <w:rPr>
+          <w:b/>
+          <w:bCs/>
+        </w:rPr>
+      </w:pPr>
+      <w:r>
+        <w:rPr>
+          <w:b/>
+          <w:bCs/>
+        </w:rPr>
+        <w:t>7. Ordinal Pipeline</w:t>
+      </w:r>
+    </w:p>
+    <w:p>
+      <w:r>
+        <w:t>For ordinal categorical columns:</w:t>
+      </w:r>
+    </w:p>
+    <w:p>
+      <w:proofErr w:type="spellStart"/>
+      <w:r>
+        <w:t>ordinal_pipeline</w:t>
+      </w:r>
+      <w:proofErr w:type="spellEnd"/>
+      <w:r>
+        <w:t xml:space="preserve"> = </w:t>
+      </w:r>
+      <w:proofErr w:type="gramStart"/>
+      <w:r>
+        <w:t>Pipeline(</w:t>
+      </w:r>
+      <w:proofErr w:type="gramEnd"/>
+      <w:r>
+        <w:t>[</w:t>
+      </w:r>
+    </w:p>
+    <w:p>
+      <w:r>
+        <w:t xml:space="preserve">    ('imputer', </w:t>
+      </w:r>
+      <w:proofErr w:type="spellStart"/>
+      <w:r>
+        <w:t>SimpleImputer</w:t>
+      </w:r>
+      <w:proofErr w:type="spellEnd"/>
+      <w:r>
+        <w:t>(strategy='</w:t>
+      </w:r>
+      <w:proofErr w:type="spellStart"/>
+      <w:r>
+        <w:t>most_frequent</w:t>
+      </w:r>
+      <w:proofErr w:type="spellEnd"/>
+      <w:r>
+        <w:t>')),</w:t>
+      </w:r>
+    </w:p>
+    <w:p>
+      <w:r>
+        <w:t xml:space="preserve">    ('encoder', </w:t>
+      </w:r>
+      <w:proofErr w:type="spellStart"/>
+      <w:proofErr w:type="gramStart"/>
+      <w:r>
+        <w:t>OrdinalEncoder</w:t>
+      </w:r>
+      <w:proofErr w:type="spellEnd"/>
+      <w:r>
+        <w:t>(</w:t>
+      </w:r>
+      <w:proofErr w:type="gramEnd"/>
+    </w:p>
+    <w:p>
+      <w:r>
+        <w:t xml:space="preserve">        categories</w:t>
+      </w:r>
+      <w:proofErr w:type="gramStart"/>
+      <w:r>
+        <w:t>=[</w:t>
+      </w:r>
+      <w:proofErr w:type="gramEnd"/>
+    </w:p>
+    <w:p>
+      <w:r>
+        <w:t xml:space="preserve">            ['Bachelor', 'Master', 'PhD'],</w:t>
+      </w:r>
+    </w:p>
+    <w:p>
+      <w:r>
+        <w:t xml:space="preserve">            ['Low', 'Medium', 'High']</w:t>
+      </w:r>
+    </w:p>
+    <w:p>
+      <w:r>
+        <w:t xml:space="preserve">        ]</w:t>
+      </w:r>
+    </w:p>
+    <w:p>
+      <w:r>
+        <w:t xml:space="preserve">    ))</w:t>
+      </w:r>
+    </w:p>
+    <w:p>
+      <w:r>
+        <w:t>])</w:t>
+      </w:r>
+    </w:p>
+    <w:p>
+      <w:pPr>
+        <w:rPr>
+          <w:b/>
+          <w:bCs/>
+        </w:rPr>
+      </w:pPr>
+      <w:r>
+        <w:rPr>
+          <w:b/>
+          <w:bCs/>
+        </w:rPr>
+        <w:t>Flow</w:t>
+      </w:r>
+    </w:p>
+    <w:p>
+      <w:r>
+        <w:t>Missing Values</w:t>
+      </w:r>
+    </w:p>
+    <w:p>
+      <w:r>
+        <w:t xml:space="preserve">      ↓</w:t>
+      </w:r>
+    </w:p>
+    <w:p>
+      <w:r>
+        <w:t>Most Frequent Value</w:t>
+      </w:r>
+    </w:p>
+    <w:p>
+      <w:r>
+        <w:t xml:space="preserve">      ↓</w:t>
+      </w:r>
+    </w:p>
+    <w:p>
+      <w:r>
+        <w:t>Ordinal Encoding</w:t>
+      </w:r>
+    </w:p>
+    <w:p>
+      <w:r>
+        <w:pict w14:anchorId="463DEE6F">
+          <v:rect id="_x0000_i1128" style="width:0;height:1.5pt" o:hralign="center" o:hrstd="t" o:hr="t" fillcolor="#a0a0a0" stroked="f"/>
+        </w:pict>
+      </w:r>
+    </w:p>
+    <w:p>
+      <w:pPr>
+        <w:rPr>
+          <w:b/>
+          <w:bCs/>
+        </w:rPr>
+      </w:pPr>
+      <w:r>
+        <w:rPr>
+          <w:b/>
+          <w:bCs/>
+        </w:rPr>
+        <w:t xml:space="preserve">8. Combine Using </w:t>
+      </w:r>
+      <w:proofErr w:type="spellStart"/>
+      <w:r>
+        <w:rPr>
+          <w:b/>
+          <w:bCs/>
+        </w:rPr>
+        <w:t>ColumnTransformer</w:t>
+      </w:r>
+      <w:proofErr w:type="spellEnd"/>
+    </w:p>
+    <w:p>
+      <w:r>
+        <w:t xml:space="preserve">from </w:t>
+      </w:r>
+      <w:proofErr w:type="spellStart"/>
+      <w:proofErr w:type="gramStart"/>
+      <w:r>
+        <w:t>sklearn.compose</w:t>
+      </w:r>
+      <w:proofErr w:type="spellEnd"/>
+      <w:proofErr w:type="gramEnd"/>
+      <w:r>
+        <w:t xml:space="preserve"> import </w:t>
+      </w:r>
+      <w:proofErr w:type="spellStart"/>
+      <w:r>
+        <w:t>ColumnTransformer</w:t>
+      </w:r>
+      <w:proofErr w:type="spellEnd"/>
+    </w:p>
+    <w:p/>
+    <w:p>
+      <w:r>
+        <w:t xml:space="preserve">preprocessor = </w:t>
+      </w:r>
+      <w:proofErr w:type="spellStart"/>
+      <w:proofErr w:type="gramStart"/>
+      <w:r>
+        <w:t>ColumnTransformer</w:t>
+      </w:r>
+      <w:proofErr w:type="spellEnd"/>
+      <w:r>
+        <w:t>(</w:t>
+      </w:r>
+      <w:proofErr w:type="gramEnd"/>
+      <w:r>
+        <w:t>[</w:t>
+      </w:r>
+    </w:p>
+    <w:p>
+      <w:r>
+        <w:t xml:space="preserve">    ('</w:t>
+      </w:r>
+      <w:proofErr w:type="spellStart"/>
+      <w:r>
+        <w:t>num</w:t>
+      </w:r>
+      <w:proofErr w:type="spellEnd"/>
+      <w:r>
+        <w:t xml:space="preserve">', </w:t>
+      </w:r>
+      <w:proofErr w:type="spellStart"/>
+      <w:r>
+        <w:t>num_pipeline</w:t>
+      </w:r>
+      <w:proofErr w:type="spellEnd"/>
+      <w:r>
+        <w:t xml:space="preserve">, </w:t>
+      </w:r>
+      <w:proofErr w:type="spellStart"/>
+      <w:r>
+        <w:t>numerical_columns</w:t>
+      </w:r>
+      <w:proofErr w:type="spellEnd"/>
+      <w:r>
+        <w:t>),</w:t>
+      </w:r>
+    </w:p>
+    <w:p>
+      <w:r>
+        <w:t xml:space="preserve">    ('ordinal', </w:t>
+      </w:r>
+      <w:proofErr w:type="spellStart"/>
+      <w:r>
+        <w:t>ordinal_pipeline</w:t>
+      </w:r>
+      <w:proofErr w:type="spellEnd"/>
+      <w:r>
+        <w:t xml:space="preserve">, </w:t>
+      </w:r>
+      <w:proofErr w:type="spellStart"/>
+      <w:r>
+        <w:t>ordinal_columns</w:t>
+      </w:r>
+      <w:proofErr w:type="spellEnd"/>
+      <w:r>
+        <w:t>),</w:t>
+      </w:r>
+    </w:p>
+    <w:p>
+      <w:r>
+        <w:t xml:space="preserve">    ('nominal', </w:t>
+      </w:r>
+      <w:proofErr w:type="spellStart"/>
+      <w:r>
+        <w:t>nominal_pipeline</w:t>
+      </w:r>
+      <w:proofErr w:type="spellEnd"/>
+      <w:r>
+        <w:t xml:space="preserve">, </w:t>
+      </w:r>
+      <w:proofErr w:type="spellStart"/>
+      <w:r>
+        <w:t>nominal_columns</w:t>
+      </w:r>
+      <w:proofErr w:type="spellEnd"/>
+      <w:r>
+        <w:t>)</w:t>
+      </w:r>
+    </w:p>
+    <w:p>
+      <w:r>
+        <w:t>])</w:t>
+      </w:r>
+    </w:p>
+    <w:p>
+      <w:r>
+        <w:t>Now different columns automatically go through their appropriate pipelines.</w:t>
+      </w:r>
+    </w:p>
+    <w:p>
+      <w:r>
+        <w:pict w14:anchorId="50F0F17D">
+          <v:rect id="_x0000_i1129" style="width:0;height:1.5pt" o:hralign="center" o:hrstd="t" o:hr="t" fillcolor="#a0a0a0" stroked="f"/>
+        </w:pict>
+      </w:r>
+    </w:p>
+    <w:p>
+      <w:pPr>
+        <w:rPr>
+          <w:b/>
+          <w:bCs/>
+        </w:rPr>
+      </w:pPr>
+      <w:r>
+        <w:rPr>
+          <w:b/>
+          <w:bCs/>
+        </w:rPr>
+        <w:lastRenderedPageBreak/>
+        <w:t>9. Final ML Pipeline</w:t>
+      </w:r>
+    </w:p>
+    <w:p>
+      <w:r>
+        <w:t>Suppose we are using Random Forest:</w:t>
+      </w:r>
+    </w:p>
+    <w:p>
+      <w:r>
+        <w:t xml:space="preserve">from </w:t>
+      </w:r>
+      <w:proofErr w:type="spellStart"/>
+      <w:proofErr w:type="gramStart"/>
+      <w:r>
+        <w:t>sklearn.pipeline</w:t>
+      </w:r>
+      <w:proofErr w:type="spellEnd"/>
+      <w:proofErr w:type="gramEnd"/>
+      <w:r>
+        <w:t xml:space="preserve"> import Pipeline</w:t>
+      </w:r>
+    </w:p>
+    <w:p>
+      <w:r>
+        <w:t xml:space="preserve">from </w:t>
+      </w:r>
+      <w:proofErr w:type="spellStart"/>
+      <w:proofErr w:type="gramStart"/>
+      <w:r>
+        <w:t>sklearn.ensemble</w:t>
+      </w:r>
+      <w:proofErr w:type="spellEnd"/>
+      <w:proofErr w:type="gramEnd"/>
+      <w:r>
+        <w:t xml:space="preserve"> import </w:t>
+      </w:r>
+      <w:proofErr w:type="spellStart"/>
+      <w:r>
+        <w:t>RandomForestClassifier</w:t>
+      </w:r>
+      <w:proofErr w:type="spellEnd"/>
+    </w:p>
+    <w:p/>
+    <w:p>
+      <w:proofErr w:type="spellStart"/>
+      <w:r>
+        <w:t>model_pipeline</w:t>
+      </w:r>
+      <w:proofErr w:type="spellEnd"/>
+      <w:r>
+        <w:t xml:space="preserve"> = </w:t>
+      </w:r>
+      <w:proofErr w:type="gramStart"/>
+      <w:r>
+        <w:t>Pipeline(</w:t>
+      </w:r>
+      <w:proofErr w:type="gramEnd"/>
+      <w:r>
+        <w:t>[</w:t>
+      </w:r>
+    </w:p>
+    <w:p>
+      <w:r>
+        <w:t xml:space="preserve">    ('preprocessor', preprocessor),</w:t>
+      </w:r>
+    </w:p>
+    <w:p>
+      <w:r>
+        <w:t xml:space="preserve">    ('model', </w:t>
+      </w:r>
+      <w:proofErr w:type="spellStart"/>
+      <w:proofErr w:type="gramStart"/>
+      <w:r>
+        <w:t>RandomForestClassifier</w:t>
+      </w:r>
+      <w:proofErr w:type="spellEnd"/>
+      <w:r>
+        <w:t>(</w:t>
+      </w:r>
+      <w:proofErr w:type="gramEnd"/>
+      <w:r>
+        <w:t>))</w:t>
+      </w:r>
+    </w:p>
+    <w:p>
+      <w:r>
+        <w:t>])</w:t>
+      </w:r>
+    </w:p>
+    <w:p>
+      <w:r>
+        <w:t>Train:</w:t>
+      </w:r>
+    </w:p>
+    <w:p>
+      <w:proofErr w:type="spellStart"/>
+      <w:proofErr w:type="gramStart"/>
+      <w:r>
+        <w:t>model_pipeline.fit</w:t>
+      </w:r>
+      <w:proofErr w:type="spellEnd"/>
+      <w:r>
+        <w:t>(</w:t>
+      </w:r>
+      <w:proofErr w:type="spellStart"/>
+      <w:proofErr w:type="gramEnd"/>
+      <w:r>
+        <w:t>X_train</w:t>
+      </w:r>
+      <w:proofErr w:type="spellEnd"/>
+      <w:r>
+        <w:t xml:space="preserve">, </w:t>
+      </w:r>
+      <w:proofErr w:type="spellStart"/>
+      <w:r>
+        <w:t>y_train</w:t>
+      </w:r>
+      <w:proofErr w:type="spellEnd"/>
+      <w:r>
+        <w:t>)</w:t>
+      </w:r>
+    </w:p>
+    <w:p>
+      <w:r>
+        <w:t>Predict:</w:t>
+      </w:r>
+    </w:p>
+    <w:p>
+      <w:proofErr w:type="spellStart"/>
+      <w:r>
+        <w:t>y_pred</w:t>
+      </w:r>
+      <w:proofErr w:type="spellEnd"/>
+      <w:r>
+        <w:t xml:space="preserve"> = </w:t>
+      </w:r>
+      <w:proofErr w:type="spellStart"/>
+      <w:r>
+        <w:t>model_</w:t>
+      </w:r>
+      <w:proofErr w:type="gramStart"/>
+      <w:r>
+        <w:t>pipeline.predict</w:t>
+      </w:r>
+      <w:proofErr w:type="spellEnd"/>
+      <w:proofErr w:type="gramEnd"/>
+      <w:r>
+        <w:t>(</w:t>
+      </w:r>
+      <w:proofErr w:type="spellStart"/>
+      <w:r>
+        <w:t>X_test</w:t>
+      </w:r>
+      <w:proofErr w:type="spellEnd"/>
+      <w:r>
+        <w:t>)</w:t>
+      </w:r>
+    </w:p>
+    <w:p>
+      <w:r>
+        <w:pict w14:anchorId="466D2818">
+          <v:rect id="_x0000_i1130" style="width:0;height:1.5pt" o:hralign="center" o:hrstd="t" o:hr="t" fillcolor="#a0a0a0" stroked="f"/>
+        </w:pict>
+      </w:r>
+    </w:p>
+    <w:p>
+      <w:pPr>
+        <w:rPr>
+          <w:b/>
+          <w:bCs/>
+        </w:rPr>
+      </w:pPr>
+      <w:r>
+        <w:rPr>
+          <w:b/>
+          <w:bCs/>
+        </w:rPr>
+        <w:t>10. Complete Flow</w:t>
+      </w:r>
+    </w:p>
+    <w:p>
+      <w:r>
+        <w:t xml:space="preserve">                 Dataset</w:t>
+      </w:r>
+    </w:p>
+    <w:p>
+      <w:r>
+        <w:t xml:space="preserve">                    ↓</w:t>
+      </w:r>
+    </w:p>
+    <w:p>
+      <w:r>
+        <w:t xml:space="preserve">            </w:t>
+      </w:r>
+      <w:proofErr w:type="spellStart"/>
+      <w:r>
+        <w:t>ColumnTransformer</w:t>
+      </w:r>
+      <w:proofErr w:type="spellEnd"/>
+    </w:p>
+    <w:p>
+      <w:r>
+        <w:t xml:space="preserve">                    ↓</w:t>
+      </w:r>
+    </w:p>
+    <w:p>
+      <w:r>
+        <w:t xml:space="preserve">       ┌────────────</w:t>
+      </w:r>
+      <w:r>
+        <w:rPr>
+          <w:rFonts w:ascii="MS Gothic" w:eastAsia="MS Gothic" w:hAnsi="MS Gothic" w:cs="MS Gothic" w:hint="eastAsia"/>
+        </w:rPr>
+        <w:t>┼</w:t>
+      </w:r>
+      <w:r>
+        <w:rPr>
+          <w:rFonts w:ascii="Calibri" w:hAnsi="Calibri" w:cs="Calibri"/>
+        </w:rPr>
+        <w:t>────────────┐</w:t>
+      </w:r>
+    </w:p>
+    <w:p>
+      <w:r>
+        <w:t xml:space="preserve">       ↓            ↓            ↓</w:t>
+      </w:r>
+    </w:p>
+    <w:p>
+      <w:r>
+        <w:t xml:space="preserve">   Numerical      Ordinal      Nominal</w:t>
+      </w:r>
+    </w:p>
+    <w:p>
+      <w:r>
+        <w:t xml:space="preserve">       ↓            ↓            ↓</w:t>
+      </w:r>
+    </w:p>
+    <w:p>
+      <w:r>
+        <w:t xml:space="preserve">   Imputer       </w:t>
+      </w:r>
+      <w:proofErr w:type="spellStart"/>
+      <w:r>
+        <w:t>Imputer</w:t>
+      </w:r>
+      <w:proofErr w:type="spellEnd"/>
+      <w:r>
+        <w:t xml:space="preserve">      </w:t>
+      </w:r>
+      <w:proofErr w:type="spellStart"/>
+      <w:r>
+        <w:t>Imputer</w:t>
+      </w:r>
+      <w:proofErr w:type="spellEnd"/>
+    </w:p>
+    <w:p>
+      <w:r>
+        <w:t xml:space="preserve">       ↓            ↓            ↓</w:t>
+      </w:r>
+    </w:p>
+    <w:p>
+      <w:r>
+        <w:t xml:space="preserve">   Scaler        Encoder      </w:t>
+      </w:r>
+      <w:proofErr w:type="spellStart"/>
+      <w:r>
+        <w:t>OneHot</w:t>
+      </w:r>
+      <w:proofErr w:type="spellEnd"/>
+    </w:p>
+    <w:p>
+      <w:r>
+        <w:t xml:space="preserve">       └────────────</w:t>
+      </w:r>
+      <w:r>
+        <w:rPr>
+          <w:rFonts w:ascii="MS Gothic" w:eastAsia="MS Gothic" w:hAnsi="MS Gothic" w:cs="MS Gothic" w:hint="eastAsia"/>
+        </w:rPr>
+        <w:t>┼</w:t>
+      </w:r>
+      <w:r>
+        <w:rPr>
+          <w:rFonts w:ascii="Calibri" w:hAnsi="Calibri" w:cs="Calibri"/>
+        </w:rPr>
+        <w:t>────────────┘</w:t>
+      </w:r>
+    </w:p>
+    <w:p>
+      <w:r>
+        <w:t xml:space="preserve">                    ↓</w:t>
+      </w:r>
+    </w:p>
+    <w:p>
+      <w:r>
+        <w:t xml:space="preserve">             Random Forest</w:t>
+      </w:r>
+    </w:p>
+    <w:p>
+      <w:r>
+        <w:t xml:space="preserve">                    ↓</w:t>
+      </w:r>
+    </w:p>
+    <w:p>
+      <w:r>
+        <w:t xml:space="preserve">               Prediction</w:t>
+      </w:r>
+    </w:p>
+    <w:p>
+      <w:pPr>
+        <w:rPr>
+          <w:b/>
+          <w:bCs/>
+        </w:rPr>
+      </w:pPr>
+      <w:r>
+        <w:rPr>
+          <w:b/>
+          <w:bCs/>
+        </w:rPr>
+        <w:lastRenderedPageBreak/>
+        <w:t>Key Takeaways</w:t>
       </w:r>
     </w:p>
     <w:p>
@@ -9911,8 +10898,14 @@
         </w:numPr>
       </w:pPr>
       <w:r>
-        <w:lastRenderedPageBreak/>
-        <w:t xml:space="preserve">More mistakes </w:t>
+        <w:rPr>
+          <w:b/>
+          <w:bCs/>
+        </w:rPr>
+        <w:t>Pipeline</w:t>
+      </w:r>
+      <w:r>
+        <w:t xml:space="preserve"> = connects preprocessing + model. </w:t>
       </w:r>
     </w:p>
     <w:p>
@@ -9922,8 +10915,17 @@
           <w:numId w:val="47"/>
         </w:numPr>
       </w:pPr>
-      <w:r>
-        <w:t xml:space="preserve">Data leakage </w:t>
+      <w:proofErr w:type="spellStart"/>
+      <w:r>
+        <w:rPr>
+          <w:b/>
+          <w:bCs/>
+        </w:rPr>
+        <w:t>ColumnTransformer</w:t>
+      </w:r>
+      <w:proofErr w:type="spellEnd"/>
+      <w:r>
+        <w:t xml:space="preserve"> = sends different columns to different preprocessing methods. </w:t>
       </w:r>
     </w:p>
     <w:p>
@@ -9933,961 +10935,145 @@
           <w:numId w:val="47"/>
         </w:numPr>
       </w:pPr>
-      <w:r>
-        <w:t xml:space="preserve">Production problems </w:t>
-      </w:r>
-    </w:p>
-    <w:p>
-      <w:r>
-        <w:pict w14:anchorId="07E046DF">
-          <v:rect id="_x0000_i1125" style="width:0;height:1.5pt" o:hralign="center" o:hrstd="t" o:hr="t" fillcolor="#a0a0a0" stroked="f"/>
-        </w:pict>
-      </w:r>
-    </w:p>
-    <w:p>
-      <w:pPr>
-        <w:rPr>
-          <w:b/>
-          <w:bCs/>
-        </w:rPr>
-      </w:pPr>
-      <w:r>
-        <w:rPr>
-          <w:b/>
-          <w:bCs/>
-        </w:rPr>
-        <w:t>5. Numerical Pipeline</w:t>
-      </w:r>
-    </w:p>
-    <w:p>
-      <w:r>
-        <w:t>For numerical columns:</w:t>
-      </w:r>
-    </w:p>
-    <w:p>
-      <w:r>
-        <w:t xml:space="preserve">from </w:t>
-      </w:r>
-      <w:proofErr w:type="spellStart"/>
-      <w:proofErr w:type="gramStart"/>
-      <w:r>
-        <w:t>sklearn.pipeline</w:t>
-      </w:r>
-      <w:proofErr w:type="spellEnd"/>
-      <w:proofErr w:type="gramEnd"/>
-      <w:r>
-        <w:t xml:space="preserve"> import Pipeline</w:t>
-      </w:r>
-    </w:p>
-    <w:p>
-      <w:r>
-        <w:t xml:space="preserve">from </w:t>
-      </w:r>
-      <w:proofErr w:type="spellStart"/>
-      <w:proofErr w:type="gramStart"/>
-      <w:r>
-        <w:t>sklearn.impute</w:t>
-      </w:r>
-      <w:proofErr w:type="spellEnd"/>
-      <w:proofErr w:type="gramEnd"/>
-      <w:r>
-        <w:t xml:space="preserve"> import </w:t>
-      </w:r>
-      <w:proofErr w:type="spellStart"/>
-      <w:r>
+      <w:proofErr w:type="spellStart"/>
+      <w:r>
+        <w:rPr>
+          <w:b/>
+          <w:bCs/>
+        </w:rPr>
         <w:t>SimpleImputer</w:t>
       </w:r>
       <w:proofErr w:type="spellEnd"/>
-    </w:p>
-    <w:p>
-      <w:r>
-        <w:t xml:space="preserve">from </w:t>
-      </w:r>
-      <w:proofErr w:type="spellStart"/>
-      <w:proofErr w:type="gramStart"/>
-      <w:r>
-        <w:t>sklearn.preprocessing</w:t>
-      </w:r>
-      <w:proofErr w:type="spellEnd"/>
-      <w:proofErr w:type="gramEnd"/>
-      <w:r>
-        <w:t xml:space="preserve"> import </w:t>
-      </w:r>
-      <w:proofErr w:type="spellStart"/>
-      <w:r>
+      <w:r>
+        <w:t xml:space="preserve"> = handles missing values. </w:t>
+      </w:r>
+    </w:p>
+    <w:p>
+      <w:pPr>
+        <w:numPr>
+          <w:ilvl w:val="0"/>
+          <w:numId w:val="47"/>
+        </w:numPr>
+      </w:pPr>
+      <w:proofErr w:type="spellStart"/>
+      <w:r>
+        <w:rPr>
+          <w:b/>
+          <w:bCs/>
+        </w:rPr>
         <w:t>StandardScaler</w:t>
       </w:r>
       <w:proofErr w:type="spellEnd"/>
-    </w:p>
-    <w:p/>
-    <w:p>
-      <w:proofErr w:type="spellStart"/>
-      <w:r>
-        <w:t>num_pipeline</w:t>
-      </w:r>
-      <w:proofErr w:type="spellEnd"/>
-      <w:r>
-        <w:t xml:space="preserve"> = </w:t>
-      </w:r>
-      <w:proofErr w:type="gramStart"/>
-      <w:r>
-        <w:t>Pipeline(</w:t>
-      </w:r>
-      <w:proofErr w:type="gramEnd"/>
-      <w:r>
-        <w:t>[</w:t>
-      </w:r>
-    </w:p>
-    <w:p>
-      <w:r>
-        <w:t xml:space="preserve">    ('imputer', </w:t>
-      </w:r>
-      <w:proofErr w:type="spellStart"/>
-      <w:r>
-        <w:t>SimpleImputer</w:t>
-      </w:r>
-      <w:proofErr w:type="spellEnd"/>
-      <w:r>
-        <w:t>(strategy='mean')),</w:t>
-      </w:r>
-    </w:p>
-    <w:p>
-      <w:r>
-        <w:t xml:space="preserve">    ('scaler', </w:t>
-      </w:r>
-      <w:proofErr w:type="spellStart"/>
-      <w:proofErr w:type="gramStart"/>
-      <w:r>
-        <w:t>StandardScaler</w:t>
-      </w:r>
-      <w:proofErr w:type="spellEnd"/>
-      <w:r>
-        <w:t>(</w:t>
-      </w:r>
-      <w:proofErr w:type="gramEnd"/>
-      <w:r>
-        <w:t>))</w:t>
-      </w:r>
-    </w:p>
-    <w:p>
-      <w:r>
-        <w:t>])</w:t>
-      </w:r>
-    </w:p>
-    <w:p>
-      <w:pPr>
-        <w:rPr>
-          <w:b/>
-          <w:bCs/>
-        </w:rPr>
-      </w:pPr>
-      <w:r>
-        <w:rPr>
-          <w:b/>
-          <w:bCs/>
-        </w:rPr>
-        <w:t>Flow</w:t>
-      </w:r>
-    </w:p>
-    <w:p>
-      <w:r>
-        <w:t>Missing Values</w:t>
-      </w:r>
-    </w:p>
-    <w:p>
-      <w:r>
-        <w:t xml:space="preserve">      ↓</w:t>
-      </w:r>
-    </w:p>
-    <w:p>
-      <w:r>
-        <w:t>Mean Imputation</w:t>
-      </w:r>
-    </w:p>
-    <w:p>
-      <w:r>
-        <w:t xml:space="preserve">      ↓</w:t>
-      </w:r>
-    </w:p>
-    <w:p>
-      <w:r>
-        <w:t>Standard Scaling</w:t>
-      </w:r>
-    </w:p>
-    <w:p>
-      <w:r>
-        <w:pict w14:anchorId="420B9E05">
-          <v:rect id="_x0000_i1126" style="width:0;height:1.5pt" o:hralign="center" o:hrstd="t" o:hr="t" fillcolor="#a0a0a0" stroked="f"/>
-        </w:pict>
-      </w:r>
-    </w:p>
-    <w:p>
-      <w:pPr>
-        <w:rPr>
-          <w:b/>
-          <w:bCs/>
-        </w:rPr>
-      </w:pPr>
-      <w:r>
-        <w:rPr>
-          <w:b/>
-          <w:bCs/>
-        </w:rPr>
-        <w:t>6. Nominal Pipeline</w:t>
-      </w:r>
-    </w:p>
-    <w:p>
-      <w:r>
-        <w:t>For nominal categorical columns:</w:t>
-      </w:r>
-    </w:p>
-    <w:p>
-      <w:proofErr w:type="spellStart"/>
-      <w:r>
-        <w:t>nominal_pipeline</w:t>
-      </w:r>
-      <w:proofErr w:type="spellEnd"/>
-      <w:r>
-        <w:t xml:space="preserve"> = </w:t>
-      </w:r>
-      <w:proofErr w:type="gramStart"/>
-      <w:r>
-        <w:t>Pipeline(</w:t>
-      </w:r>
-      <w:proofErr w:type="gramEnd"/>
-      <w:r>
-        <w:t>[</w:t>
-      </w:r>
-    </w:p>
-    <w:p>
-      <w:r>
-        <w:t xml:space="preserve">    ('imputer', </w:t>
-      </w:r>
-      <w:proofErr w:type="spellStart"/>
-      <w:r>
-        <w:t>SimpleImputer</w:t>
-      </w:r>
-      <w:proofErr w:type="spellEnd"/>
-      <w:r>
-        <w:t>(strategy='</w:t>
-      </w:r>
-      <w:proofErr w:type="spellStart"/>
-      <w:r>
-        <w:t>most_frequent</w:t>
-      </w:r>
-      <w:proofErr w:type="spellEnd"/>
-      <w:r>
-        <w:t>')),</w:t>
-      </w:r>
-    </w:p>
-    <w:p>
-      <w:r>
-        <w:t xml:space="preserve">    ('encoder', </w:t>
-      </w:r>
-      <w:proofErr w:type="spellStart"/>
-      <w:r>
+      <w:r>
+        <w:t xml:space="preserve"> = scales numerical features. </w:t>
+      </w:r>
+    </w:p>
+    <w:p>
+      <w:pPr>
+        <w:numPr>
+          <w:ilvl w:val="0"/>
+          <w:numId w:val="47"/>
+        </w:numPr>
+      </w:pPr>
+      <w:proofErr w:type="spellStart"/>
+      <w:r>
+        <w:rPr>
+          <w:b/>
+          <w:bCs/>
+        </w:rPr>
+        <w:t>OrdinalEncoder</w:t>
+      </w:r>
+      <w:proofErr w:type="spellEnd"/>
+      <w:r>
+        <w:t xml:space="preserve"> = handles ordered categories. </w:t>
+      </w:r>
+    </w:p>
+    <w:p>
+      <w:pPr>
+        <w:numPr>
+          <w:ilvl w:val="0"/>
+          <w:numId w:val="47"/>
+        </w:numPr>
+      </w:pPr>
+      <w:proofErr w:type="spellStart"/>
+      <w:r>
+        <w:rPr>
+          <w:b/>
+          <w:bCs/>
+        </w:rPr>
         <w:t>OneHotEncoder</w:t>
       </w:r>
       <w:proofErr w:type="spellEnd"/>
       <w:r>
-        <w:t>(drop='first'))</w:t>
-      </w:r>
-    </w:p>
-    <w:p>
-      <w:r>
-        <w:t>])</w:t>
-      </w:r>
-    </w:p>
-    <w:p>
-      <w:pPr>
-        <w:rPr>
-          <w:b/>
-          <w:bCs/>
-        </w:rPr>
-      </w:pPr>
-      <w:r>
-        <w:rPr>
-          <w:b/>
-          <w:bCs/>
-        </w:rPr>
-        <w:t>Flow</w:t>
-      </w:r>
-    </w:p>
-    <w:p>
-      <w:r>
-        <w:t>Missing Values</w:t>
-      </w:r>
-    </w:p>
-    <w:p>
-      <w:r>
-        <w:t xml:space="preserve">      ↓</w:t>
-      </w:r>
-    </w:p>
-    <w:p>
-      <w:r>
-        <w:t>Most Frequent Value</w:t>
-      </w:r>
-    </w:p>
-    <w:p>
-      <w:r>
-        <w:lastRenderedPageBreak/>
-        <w:t xml:space="preserve">      ↓</w:t>
-      </w:r>
-    </w:p>
-    <w:p>
-      <w:r>
-        <w:t>One-Hot Encoding</w:t>
-      </w:r>
-    </w:p>
-    <w:p>
-      <w:r>
-        <w:pict w14:anchorId="52BA0AD2">
-          <v:rect id="_x0000_i1127" style="width:0;height:1.5pt" o:hralign="center" o:hrstd="t" o:hr="t" fillcolor="#a0a0a0" stroked="f"/>
-        </w:pict>
-      </w:r>
-    </w:p>
-    <w:p>
-      <w:pPr>
-        <w:rPr>
-          <w:b/>
-          <w:bCs/>
-        </w:rPr>
-      </w:pPr>
-      <w:r>
-        <w:rPr>
-          <w:b/>
-          <w:bCs/>
-        </w:rPr>
-        <w:t>7. Ordinal Pipeline</w:t>
-      </w:r>
-    </w:p>
-    <w:p>
-      <w:r>
-        <w:t>For ordinal categorical columns:</w:t>
-      </w:r>
-    </w:p>
-    <w:p>
-      <w:proofErr w:type="spellStart"/>
-      <w:r>
-        <w:t>ordinal_pipeline</w:t>
-      </w:r>
-      <w:proofErr w:type="spellEnd"/>
-      <w:r>
-        <w:t xml:space="preserve"> = </w:t>
-      </w:r>
-      <w:proofErr w:type="gramStart"/>
-      <w:r>
-        <w:t>Pipeline(</w:t>
-      </w:r>
-      <w:proofErr w:type="gramEnd"/>
-      <w:r>
-        <w:t>[</w:t>
-      </w:r>
-    </w:p>
-    <w:p>
-      <w:r>
-        <w:t xml:space="preserve">    ('imputer', </w:t>
-      </w:r>
-      <w:proofErr w:type="spellStart"/>
-      <w:r>
-        <w:t>SimpleImputer</w:t>
-      </w:r>
-      <w:proofErr w:type="spellEnd"/>
-      <w:r>
-        <w:t>(strategy='</w:t>
-      </w:r>
-      <w:proofErr w:type="spellStart"/>
-      <w:r>
-        <w:t>most_frequent</w:t>
-      </w:r>
-      <w:proofErr w:type="spellEnd"/>
-      <w:r>
-        <w:t>')),</w:t>
-      </w:r>
-    </w:p>
-    <w:p>
-      <w:r>
-        <w:t xml:space="preserve">    ('encoder', </w:t>
-      </w:r>
-      <w:proofErr w:type="spellStart"/>
-      <w:proofErr w:type="gramStart"/>
-      <w:r>
-        <w:t>OrdinalEncoder</w:t>
-      </w:r>
-      <w:proofErr w:type="spellEnd"/>
-      <w:r>
-        <w:t>(</w:t>
-      </w:r>
-      <w:proofErr w:type="gramEnd"/>
-    </w:p>
-    <w:p>
-      <w:r>
-        <w:t xml:space="preserve">        categories</w:t>
-      </w:r>
-      <w:proofErr w:type="gramStart"/>
-      <w:r>
-        <w:t>=[</w:t>
-      </w:r>
-      <w:proofErr w:type="gramEnd"/>
-    </w:p>
-    <w:p>
-      <w:r>
-        <w:t xml:space="preserve">            ['Bachelor', 'Master', 'PhD'],</w:t>
-      </w:r>
-    </w:p>
-    <w:p>
-      <w:r>
-        <w:t xml:space="preserve">            ['Low', 'Medium', 'High']</w:t>
-      </w:r>
-    </w:p>
-    <w:p>
-      <w:r>
-        <w:t xml:space="preserve">        ]</w:t>
-      </w:r>
-    </w:p>
-    <w:p>
-      <w:r>
-        <w:t xml:space="preserve">    ))</w:t>
-      </w:r>
-    </w:p>
-    <w:p>
-      <w:r>
-        <w:t>])</w:t>
-      </w:r>
-    </w:p>
-    <w:p>
-      <w:pPr>
-        <w:rPr>
-          <w:b/>
-          <w:bCs/>
-        </w:rPr>
-      </w:pPr>
-      <w:r>
-        <w:rPr>
-          <w:b/>
-          <w:bCs/>
-        </w:rPr>
-        <w:t>Flow</w:t>
-      </w:r>
-    </w:p>
-    <w:p>
-      <w:r>
-        <w:t>Missing Values</w:t>
-      </w:r>
-    </w:p>
-    <w:p>
-      <w:r>
-        <w:t xml:space="preserve">      ↓</w:t>
-      </w:r>
-    </w:p>
-    <w:p>
-      <w:r>
-        <w:t>Most Frequent Value</w:t>
-      </w:r>
-    </w:p>
-    <w:p>
-      <w:r>
-        <w:t xml:space="preserve">      ↓</w:t>
-      </w:r>
-    </w:p>
-    <w:p>
-      <w:r>
-        <w:t>Ordinal Encoding</w:t>
-      </w:r>
-    </w:p>
-    <w:p>
-      <w:r>
-        <w:pict w14:anchorId="463DEE6F">
-          <v:rect id="_x0000_i1128" style="width:0;height:1.5pt" o:hralign="center" o:hrstd="t" o:hr="t" fillcolor="#a0a0a0" stroked="f"/>
-        </w:pict>
-      </w:r>
-    </w:p>
-    <w:p>
-      <w:pPr>
-        <w:rPr>
-          <w:b/>
-          <w:bCs/>
-        </w:rPr>
-      </w:pPr>
-      <w:r>
-        <w:rPr>
-          <w:b/>
-          <w:bCs/>
-        </w:rPr>
-        <w:t xml:space="preserve">8. Combine Using </w:t>
-      </w:r>
-      <w:proofErr w:type="spellStart"/>
-      <w:r>
-        <w:rPr>
-          <w:b/>
-          <w:bCs/>
-        </w:rPr>
-        <w:t>ColumnTransformer</w:t>
-      </w:r>
-      <w:proofErr w:type="spellEnd"/>
-    </w:p>
-    <w:p>
-      <w:r>
-        <w:t xml:space="preserve">from </w:t>
-      </w:r>
-      <w:proofErr w:type="spellStart"/>
-      <w:proofErr w:type="gramStart"/>
-      <w:r>
-        <w:t>sklearn.compose</w:t>
-      </w:r>
-      <w:proofErr w:type="spellEnd"/>
-      <w:proofErr w:type="gramEnd"/>
-      <w:r>
-        <w:t xml:space="preserve"> import </w:t>
-      </w:r>
-      <w:proofErr w:type="spellStart"/>
-      <w:r>
-        <w:t>ColumnTransformer</w:t>
-      </w:r>
-      <w:proofErr w:type="spellEnd"/>
-    </w:p>
-    <w:p/>
-    <w:p>
-      <w:r>
-        <w:t xml:space="preserve">preprocessor = </w:t>
-      </w:r>
-      <w:proofErr w:type="spellStart"/>
-      <w:proofErr w:type="gramStart"/>
-      <w:r>
-        <w:t>ColumnTransformer</w:t>
-      </w:r>
-      <w:proofErr w:type="spellEnd"/>
-      <w:r>
-        <w:t>(</w:t>
-      </w:r>
-      <w:proofErr w:type="gramEnd"/>
-      <w:r>
-        <w:t>[</w:t>
-      </w:r>
-    </w:p>
-    <w:p>
-      <w:r>
-        <w:t xml:space="preserve">    ('</w:t>
-      </w:r>
-      <w:proofErr w:type="spellStart"/>
-      <w:r>
-        <w:t>num</w:t>
-      </w:r>
-      <w:proofErr w:type="spellEnd"/>
-      <w:r>
-        <w:t xml:space="preserve">', </w:t>
-      </w:r>
-      <w:proofErr w:type="spellStart"/>
-      <w:r>
-        <w:t>num_pipeline</w:t>
-      </w:r>
-      <w:proofErr w:type="spellEnd"/>
-      <w:r>
-        <w:t xml:space="preserve">, </w:t>
-      </w:r>
-      <w:proofErr w:type="spellStart"/>
-      <w:r>
-        <w:t>numerical_columns</w:t>
-      </w:r>
-      <w:proofErr w:type="spellEnd"/>
-      <w:r>
-        <w:t>),</w:t>
-      </w:r>
-    </w:p>
-    <w:p>
-      <w:r>
-        <w:t xml:space="preserve">    ('ordinal', </w:t>
-      </w:r>
-      <w:proofErr w:type="spellStart"/>
-      <w:r>
-        <w:t>ordinal_pipeline</w:t>
-      </w:r>
-      <w:proofErr w:type="spellEnd"/>
-      <w:r>
-        <w:t xml:space="preserve">, </w:t>
-      </w:r>
-      <w:proofErr w:type="spellStart"/>
-      <w:r>
-        <w:t>ordinal_columns</w:t>
-      </w:r>
-      <w:proofErr w:type="spellEnd"/>
-      <w:r>
-        <w:t>),</w:t>
-      </w:r>
-    </w:p>
-    <w:p>
-      <w:r>
-        <w:t xml:space="preserve">    ('nominal', </w:t>
-      </w:r>
-      <w:proofErr w:type="spellStart"/>
-      <w:r>
-        <w:t>nominal_pipeline</w:t>
-      </w:r>
-      <w:proofErr w:type="spellEnd"/>
-      <w:r>
-        <w:t xml:space="preserve">, </w:t>
-      </w:r>
-      <w:proofErr w:type="spellStart"/>
-      <w:r>
-        <w:t>nominal_columns</w:t>
-      </w:r>
-      <w:proofErr w:type="spellEnd"/>
-      <w:r>
-        <w:t>)</w:t>
-      </w:r>
-    </w:p>
-    <w:p>
-      <w:r>
-        <w:t>])</w:t>
-      </w:r>
-    </w:p>
-    <w:p>
-      <w:r>
-        <w:t>Now different columns automatically go through their appropriate pipelines.</w:t>
-      </w:r>
-    </w:p>
-    <w:p>
-      <w:r>
-        <w:pict w14:anchorId="50F0F17D">
-          <v:rect id="_x0000_i1129" style="width:0;height:1.5pt" o:hralign="center" o:hrstd="t" o:hr="t" fillcolor="#a0a0a0" stroked="f"/>
-        </w:pict>
-      </w:r>
-    </w:p>
-    <w:p>
-      <w:pPr>
-        <w:rPr>
-          <w:b/>
-          <w:bCs/>
-        </w:rPr>
-      </w:pPr>
-      <w:r>
-        <w:rPr>
-          <w:b/>
-          <w:bCs/>
-        </w:rPr>
-        <w:lastRenderedPageBreak/>
-        <w:t>9. Final ML Pipeline</w:t>
-      </w:r>
-    </w:p>
-    <w:p>
-      <w:r>
-        <w:t>Suppose we are using Random Forest:</w:t>
-      </w:r>
-    </w:p>
-    <w:p>
-      <w:r>
-        <w:t xml:space="preserve">from </w:t>
-      </w:r>
-      <w:proofErr w:type="spellStart"/>
-      <w:proofErr w:type="gramStart"/>
-      <w:r>
-        <w:t>sklearn.pipeline</w:t>
-      </w:r>
-      <w:proofErr w:type="spellEnd"/>
-      <w:proofErr w:type="gramEnd"/>
-      <w:r>
-        <w:t xml:space="preserve"> import Pipeline</w:t>
-      </w:r>
-    </w:p>
-    <w:p>
-      <w:r>
-        <w:t xml:space="preserve">from </w:t>
-      </w:r>
-      <w:proofErr w:type="spellStart"/>
-      <w:proofErr w:type="gramStart"/>
-      <w:r>
-        <w:t>sklearn.ensemble</w:t>
-      </w:r>
-      <w:proofErr w:type="spellEnd"/>
-      <w:proofErr w:type="gramEnd"/>
-      <w:r>
-        <w:t xml:space="preserve"> import </w:t>
-      </w:r>
-      <w:proofErr w:type="spellStart"/>
-      <w:r>
-        <w:t>RandomForestClassifier</w:t>
-      </w:r>
-      <w:proofErr w:type="spellEnd"/>
-    </w:p>
-    <w:p/>
-    <w:p>
-      <w:proofErr w:type="spellStart"/>
-      <w:r>
-        <w:t>model_pipeline</w:t>
-      </w:r>
-      <w:proofErr w:type="spellEnd"/>
-      <w:r>
-        <w:t xml:space="preserve"> = </w:t>
-      </w:r>
-      <w:proofErr w:type="gramStart"/>
-      <w:r>
-        <w:t>Pipeline(</w:t>
-      </w:r>
-      <w:proofErr w:type="gramEnd"/>
-      <w:r>
-        <w:t>[</w:t>
-      </w:r>
-    </w:p>
-    <w:p>
-      <w:r>
-        <w:t xml:space="preserve">    ('preprocessor', preprocessor),</w:t>
-      </w:r>
-    </w:p>
-    <w:p>
-      <w:r>
-        <w:t xml:space="preserve">    ('model', </w:t>
-      </w:r>
-      <w:proofErr w:type="spellStart"/>
-      <w:proofErr w:type="gramStart"/>
-      <w:r>
-        <w:t>RandomForestClassifier</w:t>
-      </w:r>
-      <w:proofErr w:type="spellEnd"/>
-      <w:r>
-        <w:t>(</w:t>
-      </w:r>
-      <w:proofErr w:type="gramEnd"/>
-      <w:r>
-        <w:t>))</w:t>
-      </w:r>
-    </w:p>
-    <w:p>
-      <w:r>
-        <w:t>])</w:t>
-      </w:r>
-    </w:p>
-    <w:p>
-      <w:r>
-        <w:t>Train:</w:t>
-      </w:r>
-    </w:p>
-    <w:p>
-      <w:proofErr w:type="spellStart"/>
-      <w:proofErr w:type="gramStart"/>
-      <w:r>
-        <w:t>model_pipeline.fit</w:t>
-      </w:r>
-      <w:proofErr w:type="spellEnd"/>
-      <w:r>
-        <w:t>(</w:t>
-      </w:r>
-      <w:proofErr w:type="spellStart"/>
-      <w:proofErr w:type="gramEnd"/>
-      <w:r>
-        <w:t>X_train</w:t>
-      </w:r>
-      <w:proofErr w:type="spellEnd"/>
-      <w:r>
-        <w:t xml:space="preserve">, </w:t>
-      </w:r>
-      <w:proofErr w:type="spellStart"/>
-      <w:r>
-        <w:t>y_train</w:t>
-      </w:r>
-      <w:proofErr w:type="spellEnd"/>
-      <w:r>
-        <w:t>)</w:t>
-      </w:r>
-    </w:p>
-    <w:p>
-      <w:r>
-        <w:t>Predict:</w:t>
-      </w:r>
-    </w:p>
-    <w:p>
-      <w:proofErr w:type="spellStart"/>
-      <w:r>
-        <w:t>y_pred</w:t>
-      </w:r>
-      <w:proofErr w:type="spellEnd"/>
-      <w:r>
-        <w:t xml:space="preserve"> = </w:t>
-      </w:r>
-      <w:proofErr w:type="spellStart"/>
-      <w:r>
-        <w:t>model_</w:t>
-      </w:r>
-      <w:proofErr w:type="gramStart"/>
-      <w:r>
-        <w:t>pipeline.predict</w:t>
-      </w:r>
-      <w:proofErr w:type="spellEnd"/>
-      <w:proofErr w:type="gramEnd"/>
-      <w:r>
-        <w:t>(</w:t>
-      </w:r>
-      <w:proofErr w:type="spellStart"/>
-      <w:r>
-        <w:t>X_test</w:t>
-      </w:r>
-      <w:proofErr w:type="spellEnd"/>
-      <w:r>
-        <w:t>)</w:t>
-      </w:r>
-    </w:p>
-    <w:p>
-      <w:r>
-        <w:pict w14:anchorId="466D2818">
-          <v:rect id="_x0000_i1130" style="width:0;height:1.5pt" o:hralign="center" o:hrstd="t" o:hr="t" fillcolor="#a0a0a0" stroked="f"/>
-        </w:pict>
-      </w:r>
-    </w:p>
-    <w:p>
-      <w:pPr>
-        <w:rPr>
-          <w:b/>
-          <w:bCs/>
-        </w:rPr>
-      </w:pPr>
-      <w:r>
-        <w:rPr>
-          <w:b/>
-          <w:bCs/>
-        </w:rPr>
-        <w:t>10. Complete Flow</w:t>
-      </w:r>
-    </w:p>
-    <w:p>
-      <w:r>
-        <w:t xml:space="preserve">                 Dataset</w:t>
-      </w:r>
-    </w:p>
-    <w:p>
-      <w:r>
-        <w:t xml:space="preserve">                    ↓</w:t>
-      </w:r>
-    </w:p>
-    <w:p>
-      <w:r>
-        <w:t xml:space="preserve">            </w:t>
-      </w:r>
-      <w:proofErr w:type="spellStart"/>
-      <w:r>
-        <w:t>ColumnTransformer</w:t>
-      </w:r>
-      <w:proofErr w:type="spellEnd"/>
-    </w:p>
-    <w:p>
-      <w:r>
-        <w:t xml:space="preserve">                    ↓</w:t>
-      </w:r>
-    </w:p>
-    <w:p>
-      <w:r>
-        <w:t xml:space="preserve">       ┌────────────</w:t>
-      </w:r>
-      <w:r>
-        <w:rPr>
-          <w:rFonts w:ascii="MS Gothic" w:eastAsia="MS Gothic" w:hAnsi="MS Gothic" w:cs="MS Gothic" w:hint="eastAsia"/>
-        </w:rPr>
-        <w:t>┼</w:t>
-      </w:r>
-      <w:r>
-        <w:rPr>
-          <w:rFonts w:ascii="Calibri" w:hAnsi="Calibri" w:cs="Calibri"/>
-        </w:rPr>
-        <w:t>────────────┐</w:t>
-      </w:r>
-    </w:p>
-    <w:p>
-      <w:r>
-        <w:t xml:space="preserve">       ↓            ↓            ↓</w:t>
-      </w:r>
-    </w:p>
-    <w:p>
-      <w:r>
-        <w:t xml:space="preserve">   Numerical      Ordinal      Nominal</w:t>
-      </w:r>
-    </w:p>
-    <w:p>
-      <w:r>
-        <w:t xml:space="preserve">       ↓            ↓            ↓</w:t>
-      </w:r>
-    </w:p>
-    <w:p>
-      <w:r>
-        <w:t xml:space="preserve">   Imputer       </w:t>
-      </w:r>
-      <w:proofErr w:type="spellStart"/>
-      <w:r>
-        <w:t>Imputer</w:t>
-      </w:r>
-      <w:proofErr w:type="spellEnd"/>
-      <w:r>
-        <w:t xml:space="preserve">      </w:t>
-      </w:r>
-      <w:proofErr w:type="spellStart"/>
-      <w:r>
-        <w:t>Imputer</w:t>
-      </w:r>
-      <w:proofErr w:type="spellEnd"/>
-    </w:p>
-    <w:p>
-      <w:r>
-        <w:t xml:space="preserve">       ↓            ↓            ↓</w:t>
-      </w:r>
-    </w:p>
-    <w:p>
-      <w:r>
-        <w:t xml:space="preserve">   Scaler        Encoder      </w:t>
-      </w:r>
-      <w:proofErr w:type="spellStart"/>
-      <w:r>
-        <w:t>OneHot</w:t>
-      </w:r>
-      <w:proofErr w:type="spellEnd"/>
-    </w:p>
-    <w:p>
-      <w:r>
-        <w:t xml:space="preserve">       └────────────</w:t>
-      </w:r>
-      <w:r>
-        <w:rPr>
-          <w:rFonts w:ascii="MS Gothic" w:eastAsia="MS Gothic" w:hAnsi="MS Gothic" w:cs="MS Gothic" w:hint="eastAsia"/>
-        </w:rPr>
-        <w:t>┼</w:t>
-      </w:r>
-      <w:r>
-        <w:rPr>
-          <w:rFonts w:ascii="Calibri" w:hAnsi="Calibri" w:cs="Calibri"/>
-        </w:rPr>
-        <w:t>────────────┘</w:t>
-      </w:r>
-    </w:p>
-    <w:p>
-      <w:r>
-        <w:t xml:space="preserve">                    ↓</w:t>
-      </w:r>
-    </w:p>
-    <w:p>
-      <w:r>
-        <w:t xml:space="preserve">             Random Forest</w:t>
-      </w:r>
-    </w:p>
-    <w:p>
-      <w:r>
-        <w:t xml:space="preserve">                    ↓</w:t>
-      </w:r>
-    </w:p>
-    <w:p>
-      <w:r>
-        <w:t xml:space="preserve">               Prediction</w:t>
-      </w:r>
-    </w:p>
-    <w:p>
-      <w:pPr>
-        <w:rPr>
-          <w:b/>
-          <w:bCs/>
-        </w:rPr>
-      </w:pPr>
-      <w:r>
-        <w:rPr>
-          <w:b/>
-          <w:bCs/>
-        </w:rPr>
-        <w:lastRenderedPageBreak/>
-        <w:t>Key Takeaways</w:t>
+        <w:t xml:space="preserve"> = handles nominal categories. </w:t>
+      </w:r>
+    </w:p>
+    <w:p>
+      <w:pPr>
+        <w:numPr>
+          <w:ilvl w:val="0"/>
+          <w:numId w:val="47"/>
+        </w:numPr>
+      </w:pPr>
+      <w:r>
+        <w:t xml:space="preserve">Pipelines reduce code, prevent </w:t>
+      </w:r>
+      <w:r>
+        <w:rPr>
+          <w:b/>
+          <w:bCs/>
+        </w:rPr>
+        <w:t>data leakage</w:t>
+      </w:r>
+      <w:r>
+        <w:t xml:space="preserve">, and make ML systems </w:t>
+      </w:r>
+      <w:r>
+        <w:rPr>
+          <w:b/>
+          <w:bCs/>
+        </w:rPr>
+        <w:t>production-ready</w:t>
+      </w:r>
+      <w:r>
+        <w:t xml:space="preserve">. </w:t>
+      </w:r>
+    </w:p>
+    <w:p>
+      <w:pPr>
+        <w:pBdr>
+          <w:bottom w:val="single" w:sz="6" w:space="1" w:color="auto"/>
+        </w:pBdr>
+      </w:pPr>
+      <w:r>
+        <w:t>Voice</w:t>
+      </w:r>
+      <w:r>
+        <w:br/>
+      </w:r>
+    </w:p>
+    <w:p>
+      <w:r>
+        <w:t xml:space="preserve">This video provides an introduction to </w:t>
+      </w:r>
+      <w:r>
+        <w:rPr>
+          <w:b/>
+          <w:bCs/>
+        </w:rPr>
+        <w:t>Function Transformers</w:t>
+      </w:r>
+      <w:r>
+        <w:t xml:space="preserve"> in Machine Learning, which are used to transform data into a more normal distribution, helping models perform better. Here are the key notes:</w:t>
+      </w:r>
+    </w:p>
+    <w:p>
+      <w:r>
+        <w:rPr>
+          <w:b/>
+          <w:bCs/>
+        </w:rPr>
+        <w:t>Types of Transformers</w:t>
       </w:r>
     </w:p>
     <w:p>
@@ -10902,10 +11088,10 @@
           <w:b/>
           <w:bCs/>
         </w:rPr>
-        <w:t>Pipeline</w:t>
-      </w:r>
-      <w:r>
-        <w:t xml:space="preserve"> = connects preprocessing + model. </w:t>
+        <w:t>Function Transformer:</w:t>
+      </w:r>
+      <w:r>
+        <w:t> Uses mathematical functions (Log, Reciprocal, Square/Square Root, Custom).</w:t>
       </w:r>
     </w:p>
     <w:p>
@@ -10915,17 +11101,35 @@
           <w:numId w:val="48"/>
         </w:numPr>
       </w:pPr>
-      <w:proofErr w:type="spellStart"/>
-      <w:r>
-        <w:rPr>
-          <w:b/>
-          <w:bCs/>
-        </w:rPr>
-        <w:t>ColumnTransformer</w:t>
-      </w:r>
-      <w:proofErr w:type="spellEnd"/>
-      <w:r>
-        <w:t xml:space="preserve"> = sends different columns to different preprocessing methods. </w:t>
+      <w:r>
+        <w:rPr>
+          <w:b/>
+          <w:bCs/>
+        </w:rPr>
+        <w:t>Power Transformer:</w:t>
+      </w:r>
+      <w:r>
+        <w:t> Includes </w:t>
+      </w:r>
+      <w:r>
+        <w:rPr>
+          <w:i/>
+          <w:iCs/>
+        </w:rPr>
+        <w:t>Box-Cox</w:t>
+      </w:r>
+      <w:r>
+        <w:t> and </w:t>
+      </w:r>
+      <w:r>
+        <w:rPr>
+          <w:i/>
+          <w:iCs/>
+        </w:rPr>
+        <w:t>Yeo-Johnson</w:t>
+      </w:r>
+      <w:r>
+        <w:t> methods (0:36-1:55).</w:t>
       </w:r>
     </w:p>
     <w:p>
@@ -10935,113 +11139,309 @@
           <w:numId w:val="48"/>
         </w:numPr>
       </w:pPr>
-      <w:proofErr w:type="spellStart"/>
-      <w:r>
-        <w:rPr>
-          <w:b/>
-          <w:bCs/>
-        </w:rPr>
-        <w:t>SimpleImputer</w:t>
-      </w:r>
-      <w:proofErr w:type="spellEnd"/>
-      <w:r>
-        <w:t xml:space="preserve"> = handles missing values. </w:t>
+      <w:r>
+        <w:rPr>
+          <w:b/>
+          <w:bCs/>
+        </w:rPr>
+        <w:t>Quantile Transformer:</w:t>
+      </w:r>
+      <w:r>
+        <w:t> (0:43).</w:t>
+      </w:r>
+    </w:p>
+    <w:p>
+      <w:r>
+        <w:rPr>
+          <w:b/>
+          <w:bCs/>
+        </w:rPr>
+        <w:t>Data Distribution &amp; Q-Q Plots</w:t>
       </w:r>
     </w:p>
     <w:p>
       <w:pPr>
         <w:numPr>
           <w:ilvl w:val="0"/>
-          <w:numId w:val="48"/>
+          <w:numId w:val="49"/>
         </w:numPr>
       </w:pPr>
-      <w:proofErr w:type="spellStart"/>
-      <w:r>
-        <w:rPr>
-          <w:b/>
-          <w:bCs/>
-        </w:rPr>
-        <w:t>StandardScaler</w:t>
-      </w:r>
-      <w:proofErr w:type="spellEnd"/>
-      <w:r>
-        <w:t xml:space="preserve"> = scales numerical features. </w:t>
+      <w:r>
+        <w:t>Understanding distribution is crucial for linear models like </w:t>
+      </w:r>
+      <w:r>
+        <w:rPr>
+          <w:i/>
+          <w:iCs/>
+        </w:rPr>
+        <w:t>Linear</w:t>
+      </w:r>
+      <w:r>
+        <w:t> and </w:t>
+      </w:r>
+      <w:r>
+        <w:rPr>
+          <w:i/>
+          <w:iCs/>
+        </w:rPr>
+        <w:t>Logistic Regression</w:t>
+      </w:r>
+      <w:r>
+        <w:t> (3:53-4:04).</w:t>
       </w:r>
     </w:p>
     <w:p>
       <w:pPr>
         <w:numPr>
           <w:ilvl w:val="0"/>
-          <w:numId w:val="48"/>
+          <w:numId w:val="49"/>
         </w:numPr>
       </w:pPr>
-      <w:proofErr w:type="spellStart"/>
-      <w:r>
-        <w:rPr>
-          <w:b/>
-          <w:bCs/>
-        </w:rPr>
-        <w:t>OrdinalEncoder</w:t>
-      </w:r>
-      <w:proofErr w:type="spellEnd"/>
-      <w:r>
-        <w:t xml:space="preserve"> = handles ordered categories. </w:t>
+      <w:r>
+        <w:rPr>
+          <w:b/>
+          <w:bCs/>
+        </w:rPr>
+        <w:t>Q-Q Plots (Quantile-Quantile plots):</w:t>
+      </w:r>
+      <w:r>
+        <w:t> The most accurate visual tool to compare your data against a normal distribution (5:24-5:56).</w:t>
       </w:r>
     </w:p>
     <w:p>
       <w:pPr>
         <w:numPr>
           <w:ilvl w:val="0"/>
-          <w:numId w:val="48"/>
+          <w:numId w:val="49"/>
         </w:numPr>
       </w:pPr>
-      <w:proofErr w:type="spellStart"/>
-      <w:r>
-        <w:rPr>
-          <w:b/>
-          <w:bCs/>
-        </w:rPr>
-        <w:t>OneHotEncoder</w:t>
-      </w:r>
-      <w:proofErr w:type="spellEnd"/>
-      <w:r>
-        <w:t xml:space="preserve"> = handles nominal categories. </w:t>
+      <w:r>
+        <w:t>The video describes common distribution issues: </w:t>
+      </w:r>
+      <w:r>
+        <w:rPr>
+          <w:b/>
+          <w:bCs/>
+        </w:rPr>
+        <w:t>Right-skewed</w:t>
+      </w:r>
+      <w:r>
+        <w:t> (long tail on the right), </w:t>
+      </w:r>
+      <w:r>
+        <w:rPr>
+          <w:b/>
+          <w:bCs/>
+        </w:rPr>
+        <w:t>Left-skewed</w:t>
+      </w:r>
+      <w:r>
+        <w:t> (long tail on the left), and data with </w:t>
+      </w:r>
+      <w:r>
+        <w:rPr>
+          <w:b/>
+          <w:bCs/>
+        </w:rPr>
+        <w:t>Fat/Thin tails</w:t>
+      </w:r>
+      <w:r>
+        <w:t> (8:24-9:38).</w:t>
+      </w:r>
+    </w:p>
+    <w:p>
+      <w:r>
+        <w:rPr>
+          <w:b/>
+          <w:bCs/>
+        </w:rPr>
+        <w:t>Transformation Methods</w:t>
       </w:r>
     </w:p>
     <w:p>
       <w:pPr>
         <w:numPr>
           <w:ilvl w:val="0"/>
-          <w:numId w:val="48"/>
+          <w:numId w:val="50"/>
         </w:numPr>
       </w:pPr>
       <w:r>
-        <w:t xml:space="preserve">Pipelines reduce code, prevent </w:t>
-      </w:r>
-      <w:r>
-        <w:rPr>
-          <w:b/>
-          <w:bCs/>
-        </w:rPr>
-        <w:t>data leakage</w:t>
-      </w:r>
-      <w:r>
-        <w:t xml:space="preserve">, and make ML systems </w:t>
-      </w:r>
-      <w:r>
-        <w:rPr>
-          <w:b/>
-          <w:bCs/>
-        </w:rPr>
-        <w:t>production-ready</w:t>
-      </w:r>
-      <w:r>
-        <w:t xml:space="preserve">. </w:t>
-      </w:r>
-    </w:p>
-    <w:p>
-      <w:r>
-        <w:t>Voice</w:t>
+        <w:rPr>
+          <w:b/>
+          <w:bCs/>
+        </w:rPr>
+        <w:t>Log Transformation:</w:t>
+      </w:r>
+      <w:r>
+        <w:t> Great for right-skewed data. It helps convert non-linear relationships to linear and multiplicative relationships into additive ones (10:07-16:40).</w:t>
+      </w:r>
+    </w:p>
+    <w:p>
+      <w:pPr>
+        <w:numPr>
+          <w:ilvl w:val="0"/>
+          <w:numId w:val="50"/>
+        </w:numPr>
+      </w:pPr>
+      <w:r>
+        <w:rPr>
+          <w:b/>
+          <w:bCs/>
+        </w:rPr>
+        <w:t>Reciprocal Transformation:</w:t>
+      </w:r>
+      <w:r>
+        <w:t> Used to compress large values (16:40-18:04).</w:t>
+      </w:r>
+    </w:p>
+    <w:p>
+      <w:pPr>
+        <w:numPr>
+          <w:ilvl w:val="0"/>
+          <w:numId w:val="50"/>
+        </w:numPr>
+      </w:pPr>
+      <w:r>
+        <w:rPr>
+          <w:b/>
+          <w:bCs/>
+        </w:rPr>
+        <w:t>Square/Square Root Transformations:</w:t>
+      </w:r>
+      <w:r>
+        <w:t> Used for specific compression needs, though square transformations can sometimes create new outliers (18:07-20:01).</w:t>
+      </w:r>
+    </w:p>
+    <w:p>
+      <w:r>
+        <w:rPr>
+          <w:noProof/>
+        </w:rPr>
+        <w:lastRenderedPageBreak/>
+        <w:drawing>
+          <wp:inline distT="0" distB="0" distL="0" distR="0" wp14:anchorId="07E476C0" wp14:editId="07292820">
+            <wp:extent cx="2754775" cy="2395855"/>
+            <wp:effectExtent l="0" t="0" r="7620" b="4445"/>
+            <wp:docPr id="905433507" name="Picture 1"/>
+            <wp:cNvGraphicFramePr>
+              <a:graphicFrameLocks xmlns:a="http://schemas.openxmlformats.org/drawingml/2006/main" noChangeAspect="1"/>
+            </wp:cNvGraphicFramePr>
+            <a:graphic xmlns:a="http://schemas.openxmlformats.org/drawingml/2006/main">
+              <a:graphicData uri="http://schemas.openxmlformats.org/drawingml/2006/picture">
+                <pic:pic xmlns:pic="http://schemas.openxmlformats.org/drawingml/2006/picture">
+                  <pic:nvPicPr>
+                    <pic:cNvPr id="905433507" name=""/>
+                    <pic:cNvPicPr/>
+                  </pic:nvPicPr>
+                  <pic:blipFill>
+                    <a:blip r:embed="rId6"/>
+                    <a:stretch>
+                      <a:fillRect/>
+                    </a:stretch>
+                  </pic:blipFill>
+                  <pic:spPr>
+                    <a:xfrm>
+                      <a:off x="0" y="0"/>
+                      <a:ext cx="2781699" cy="2419271"/>
+                    </a:xfrm>
+                    <a:prstGeom prst="rect">
+                      <a:avLst/>
+                    </a:prstGeom>
+                  </pic:spPr>
+                </pic:pic>
+              </a:graphicData>
+            </a:graphic>
+          </wp:inline>
+        </w:drawing>
+      </w:r>
+      <w:r>
+        <w:rPr>
+          <w:noProof/>
+        </w:rPr>
+        <w:drawing>
+          <wp:inline distT="0" distB="0" distL="0" distR="0" wp14:anchorId="6E7BF4F5" wp14:editId="1C1B4D42">
+            <wp:extent cx="2724608" cy="2611712"/>
+            <wp:effectExtent l="0" t="0" r="0" b="0"/>
+            <wp:docPr id="692693016" name="Picture 1"/>
+            <wp:cNvGraphicFramePr>
+              <a:graphicFrameLocks xmlns:a="http://schemas.openxmlformats.org/drawingml/2006/main" noChangeAspect="1"/>
+            </wp:cNvGraphicFramePr>
+            <a:graphic xmlns:a="http://schemas.openxmlformats.org/drawingml/2006/main">
+              <a:graphicData uri="http://schemas.openxmlformats.org/drawingml/2006/picture">
+                <pic:pic xmlns:pic="http://schemas.openxmlformats.org/drawingml/2006/picture">
+                  <pic:nvPicPr>
+                    <pic:cNvPr id="692693016" name=""/>
+                    <pic:cNvPicPr/>
+                  </pic:nvPicPr>
+                  <pic:blipFill>
+                    <a:blip r:embed="rId7"/>
+                    <a:stretch>
+                      <a:fillRect/>
+                    </a:stretch>
+                  </pic:blipFill>
+                  <pic:spPr>
+                    <a:xfrm>
+                      <a:off x="0" y="0"/>
+                      <a:ext cx="2737074" cy="2623662"/>
+                    </a:xfrm>
+                    <a:prstGeom prst="rect">
+                      <a:avLst/>
+                    </a:prstGeom>
+                  </pic:spPr>
+                </pic:pic>
+              </a:graphicData>
+            </a:graphic>
+          </wp:inline>
+        </w:drawing>
+      </w:r>
+    </w:p>
+    <w:p>
+      <w:r>
+        <w:rPr>
+          <w:noProof/>
+        </w:rPr>
+        <w:drawing>
+          <wp:inline distT="0" distB="0" distL="0" distR="0" wp14:anchorId="0446FEE3" wp14:editId="1A850934">
+            <wp:extent cx="5731510" cy="2563792"/>
+            <wp:effectExtent l="0" t="0" r="2540" b="8255"/>
+            <wp:docPr id="1043490817" name="Picture 1"/>
+            <wp:cNvGraphicFramePr>
+              <a:graphicFrameLocks xmlns:a="http://schemas.openxmlformats.org/drawingml/2006/main" noChangeAspect="1"/>
+            </wp:cNvGraphicFramePr>
+            <a:graphic xmlns:a="http://schemas.openxmlformats.org/drawingml/2006/main">
+              <a:graphicData uri="http://schemas.openxmlformats.org/drawingml/2006/picture">
+                <pic:pic xmlns:pic="http://schemas.openxmlformats.org/drawingml/2006/picture">
+                  <pic:nvPicPr>
+                    <pic:cNvPr id="1043490817" name=""/>
+                    <pic:cNvPicPr/>
+                  </pic:nvPicPr>
+                  <pic:blipFill>
+                    <a:blip r:embed="rId8"/>
+                    <a:stretch>
+                      <a:fillRect/>
+                    </a:stretch>
+                  </pic:blipFill>
+                  <pic:spPr>
+                    <a:xfrm>
+                      <a:off x="0" y="0"/>
+                      <a:ext cx="5747147" cy="2570787"/>
+                    </a:xfrm>
+                    <a:prstGeom prst="rect">
+                      <a:avLst/>
+                    </a:prstGeom>
+                  </pic:spPr>
+                </pic:pic>
+              </a:graphicData>
+            </a:graphic>
+          </wp:inline>
+        </w:drawing>
+      </w:r>
+      <w:r>
+        <w:br/>
+      </w:r>
+      <w:r>
+        <w:br/>
+        <w:t>---------------------------------------------------------------------------------------------------</w:t>
       </w:r>
     </w:p>
     <w:p/>
@@ -12846,6 +13246,155 @@
     </w:lvl>
   </w:abstractNum>
   <w:abstractNum w:abstractNumId="12" w15:restartNumberingAfterBreak="0">
+    <w:nsid w:val="128956D0"/>
+    <w:multiLevelType w:val="multilevel"/>
+    <w:tmpl w:val="50D213F0"/>
+    <w:lvl w:ilvl="0">
+      <w:start w:val="1"/>
+      <w:numFmt w:val="bullet"/>
+      <w:lvlText w:val=""/>
+      <w:lvlJc w:val="left"/>
+      <w:pPr>
+        <w:tabs>
+          <w:tab w:val="num" w:pos="720"/>
+        </w:tabs>
+        <w:ind w:left="720" w:hanging="360"/>
+      </w:pPr>
+      <w:rPr>
+        <w:rFonts w:ascii="Symbol" w:hAnsi="Symbol" w:hint="default"/>
+        <w:sz w:val="20"/>
+      </w:rPr>
+    </w:lvl>
+    <w:lvl w:ilvl="1" w:tentative="1">
+      <w:start w:val="1"/>
+      <w:numFmt w:val="bullet"/>
+      <w:lvlText w:val=""/>
+      <w:lvlJc w:val="left"/>
+      <w:pPr>
+        <w:tabs>
+          <w:tab w:val="num" w:pos="1440"/>
+        </w:tabs>
+        <w:ind w:left="1440" w:hanging="360"/>
+      </w:pPr>
+      <w:rPr>
+        <w:rFonts w:ascii="Symbol" w:hAnsi="Symbol" w:hint="default"/>
+        <w:sz w:val="20"/>
+      </w:rPr>
+    </w:lvl>
+    <w:lvl w:ilvl="2" w:tentative="1">
+      <w:start w:val="1"/>
+      <w:numFmt w:val="bullet"/>
+      <w:lvlText w:val=""/>
+      <w:lvlJc w:val="left"/>
+      <w:pPr>
+        <w:tabs>
+          <w:tab w:val="num" w:pos="2160"/>
+        </w:tabs>
+        <w:ind w:left="2160" w:hanging="360"/>
+      </w:pPr>
+      <w:rPr>
+        <w:rFonts w:ascii="Symbol" w:hAnsi="Symbol" w:hint="default"/>
+        <w:sz w:val="20"/>
+      </w:rPr>
+    </w:lvl>
+    <w:lvl w:ilvl="3" w:tentative="1">
+      <w:start w:val="1"/>
+      <w:numFmt w:val="bullet"/>
+      <w:lvlText w:val=""/>
+      <w:lvlJc w:val="left"/>
+      <w:pPr>
+        <w:tabs>
+          <w:tab w:val="num" w:pos="2880"/>
+        </w:tabs>
+        <w:ind w:left="2880" w:hanging="360"/>
+      </w:pPr>
+      <w:rPr>
+        <w:rFonts w:ascii="Symbol" w:hAnsi="Symbol" w:hint="default"/>
+        <w:sz w:val="20"/>
+      </w:rPr>
+    </w:lvl>
+    <w:lvl w:ilvl="4" w:tentative="1">
+      <w:start w:val="1"/>
+      <w:numFmt w:val="bullet"/>
+      <w:lvlText w:val=""/>
+      <w:lvlJc w:val="left"/>
+      <w:pPr>
+        <w:tabs>
+          <w:tab w:val="num" w:pos="3600"/>
+        </w:tabs>
+        <w:ind w:left="3600" w:hanging="360"/>
+      </w:pPr>
+      <w:rPr>
+        <w:rFonts w:ascii="Symbol" w:hAnsi="Symbol" w:hint="default"/>
+        <w:sz w:val="20"/>
+      </w:rPr>
+    </w:lvl>
+    <w:lvl w:ilvl="5" w:tentative="1">
+      <w:start w:val="1"/>
+      <w:numFmt w:val="bullet"/>
+      <w:lvlText w:val=""/>
+      <w:lvlJc w:val="left"/>
+      <w:pPr>
+        <w:tabs>
+          <w:tab w:val="num" w:pos="4320"/>
+        </w:tabs>
+        <w:ind w:left="4320" w:hanging="360"/>
+      </w:pPr>
+      <w:rPr>
+        <w:rFonts w:ascii="Symbol" w:hAnsi="Symbol" w:hint="default"/>
+        <w:sz w:val="20"/>
+      </w:rPr>
+    </w:lvl>
+    <w:lvl w:ilvl="6" w:tentative="1">
+      <w:start w:val="1"/>
+      <w:numFmt w:val="bullet"/>
+      <w:lvlText w:val=""/>
+      <w:lvlJc w:val="left"/>
+      <w:pPr>
+        <w:tabs>
+          <w:tab w:val="num" w:pos="5040"/>
+        </w:tabs>
+        <w:ind w:left="5040" w:hanging="360"/>
+      </w:pPr>
+      <w:rPr>
+        <w:rFonts w:ascii="Symbol" w:hAnsi="Symbol" w:hint="default"/>
+        <w:sz w:val="20"/>
+      </w:rPr>
+    </w:lvl>
+    <w:lvl w:ilvl="7" w:tentative="1">
+      <w:start w:val="1"/>
+      <w:numFmt w:val="bullet"/>
+      <w:lvlText w:val=""/>
+      <w:lvlJc w:val="left"/>
+      <w:pPr>
+        <w:tabs>
+          <w:tab w:val="num" w:pos="5760"/>
+        </w:tabs>
+        <w:ind w:left="5760" w:hanging="360"/>
+      </w:pPr>
+      <w:rPr>
+        <w:rFonts w:ascii="Symbol" w:hAnsi="Symbol" w:hint="default"/>
+        <w:sz w:val="20"/>
+      </w:rPr>
+    </w:lvl>
+    <w:lvl w:ilvl="8" w:tentative="1">
+      <w:start w:val="1"/>
+      <w:numFmt w:val="bullet"/>
+      <w:lvlText w:val=""/>
+      <w:lvlJc w:val="left"/>
+      <w:pPr>
+        <w:tabs>
+          <w:tab w:val="num" w:pos="6480"/>
+        </w:tabs>
+        <w:ind w:left="6480" w:hanging="360"/>
+      </w:pPr>
+      <w:rPr>
+        <w:rFonts w:ascii="Symbol" w:hAnsi="Symbol" w:hint="default"/>
+        <w:sz w:val="20"/>
+      </w:rPr>
+    </w:lvl>
+  </w:abstractNum>
+  <w:abstractNum w:abstractNumId="13" w15:restartNumberingAfterBreak="0">
     <w:nsid w:val="12BB3A1F"/>
     <w:multiLevelType w:val="multilevel"/>
     <w:tmpl w:val="FA74C650"/>
@@ -12994,7 +13543,7 @@
       </w:rPr>
     </w:lvl>
   </w:abstractNum>
-  <w:abstractNum w:abstractNumId="13" w15:restartNumberingAfterBreak="0">
+  <w:abstractNum w:abstractNumId="14" w15:restartNumberingAfterBreak="0">
     <w:nsid w:val="13554E43"/>
     <w:multiLevelType w:val="multilevel"/>
     <w:tmpl w:val="6D78F3D4"/>
@@ -13143,7 +13692,7 @@
       </w:rPr>
     </w:lvl>
   </w:abstractNum>
-  <w:abstractNum w:abstractNumId="14" w15:restartNumberingAfterBreak="0">
+  <w:abstractNum w:abstractNumId="15" w15:restartNumberingAfterBreak="0">
     <w:nsid w:val="15D548C1"/>
     <w:multiLevelType w:val="multilevel"/>
     <w:tmpl w:val="9216D774"/>
@@ -13292,7 +13841,7 @@
       </w:rPr>
     </w:lvl>
   </w:abstractNum>
-  <w:abstractNum w:abstractNumId="15" w15:restartNumberingAfterBreak="0">
+  <w:abstractNum w:abstractNumId="16" w15:restartNumberingAfterBreak="0">
     <w:nsid w:val="168530D8"/>
     <w:multiLevelType w:val="multilevel"/>
     <w:tmpl w:val="1CE0336C"/>
@@ -13441,7 +13990,7 @@
       </w:rPr>
     </w:lvl>
   </w:abstractNum>
-  <w:abstractNum w:abstractNumId="16" w15:restartNumberingAfterBreak="0">
+  <w:abstractNum w:abstractNumId="17" w15:restartNumberingAfterBreak="0">
     <w:nsid w:val="16B55526"/>
     <w:multiLevelType w:val="multilevel"/>
     <w:tmpl w:val="A3EAB272"/>
@@ -13590,7 +14139,7 @@
       </w:rPr>
     </w:lvl>
   </w:abstractNum>
-  <w:abstractNum w:abstractNumId="17" w15:restartNumberingAfterBreak="0">
+  <w:abstractNum w:abstractNumId="18" w15:restartNumberingAfterBreak="0">
     <w:nsid w:val="18470BCA"/>
     <w:multiLevelType w:val="multilevel"/>
     <w:tmpl w:val="EE18CC1A"/>
@@ -13739,7 +14288,7 @@
       </w:rPr>
     </w:lvl>
   </w:abstractNum>
-  <w:abstractNum w:abstractNumId="18" w15:restartNumberingAfterBreak="0">
+  <w:abstractNum w:abstractNumId="19" w15:restartNumberingAfterBreak="0">
     <w:nsid w:val="189136C7"/>
     <w:multiLevelType w:val="multilevel"/>
     <w:tmpl w:val="4D8ECE6E"/>
@@ -13888,7 +14437,7 @@
       </w:rPr>
     </w:lvl>
   </w:abstractNum>
-  <w:abstractNum w:abstractNumId="19" w15:restartNumberingAfterBreak="0">
+  <w:abstractNum w:abstractNumId="20" w15:restartNumberingAfterBreak="0">
     <w:nsid w:val="19E46990"/>
     <w:multiLevelType w:val="multilevel"/>
     <w:tmpl w:val="085E4CCC"/>
@@ -14035,123 +14584,6 @@
         <w:rFonts w:ascii="Wingdings" w:hAnsi="Wingdings" w:hint="default"/>
         <w:sz w:val="20"/>
       </w:rPr>
-    </w:lvl>
-  </w:abstractNum>
-  <w:abstractNum w:abstractNumId="20" w15:restartNumberingAfterBreak="0">
-    <w:nsid w:val="1D226B74"/>
-    <w:multiLevelType w:val="multilevel"/>
-    <w:tmpl w:val="220C9F60"/>
-    <w:lvl w:ilvl="0">
-      <w:start w:val="1"/>
-      <w:numFmt w:val="decimal"/>
-      <w:lvlText w:val="%1."/>
-      <w:lvlJc w:val="left"/>
-      <w:pPr>
-        <w:tabs>
-          <w:tab w:val="num" w:pos="720"/>
-        </w:tabs>
-        <w:ind w:left="720" w:hanging="360"/>
-      </w:pPr>
-    </w:lvl>
-    <w:lvl w:ilvl="1">
-      <w:start w:val="1"/>
-      <w:numFmt w:val="bullet"/>
-      <w:lvlText w:val=""/>
-      <w:lvlJc w:val="left"/>
-      <w:pPr>
-        <w:tabs>
-          <w:tab w:val="num" w:pos="1440"/>
-        </w:tabs>
-        <w:ind w:left="1440" w:hanging="360"/>
-      </w:pPr>
-      <w:rPr>
-        <w:rFonts w:ascii="Symbol" w:hAnsi="Symbol" w:hint="default"/>
-        <w:sz w:val="20"/>
-      </w:rPr>
-    </w:lvl>
-    <w:lvl w:ilvl="2" w:tentative="1">
-      <w:start w:val="1"/>
-      <w:numFmt w:val="decimal"/>
-      <w:lvlText w:val="%3."/>
-      <w:lvlJc w:val="left"/>
-      <w:pPr>
-        <w:tabs>
-          <w:tab w:val="num" w:pos="2160"/>
-        </w:tabs>
-        <w:ind w:left="2160" w:hanging="360"/>
-      </w:pPr>
-    </w:lvl>
-    <w:lvl w:ilvl="3" w:tentative="1">
-      <w:start w:val="1"/>
-      <w:numFmt w:val="decimal"/>
-      <w:lvlText w:val="%4."/>
-      <w:lvlJc w:val="left"/>
-      <w:pPr>
-        <w:tabs>
-          <w:tab w:val="num" w:pos="2880"/>
-        </w:tabs>
-        <w:ind w:left="2880" w:hanging="360"/>
-      </w:pPr>
-    </w:lvl>
-    <w:lvl w:ilvl="4" w:tentative="1">
-      <w:start w:val="1"/>
-      <w:numFmt w:val="decimal"/>
-      <w:lvlText w:val="%5."/>
-      <w:lvlJc w:val="left"/>
-      <w:pPr>
-        <w:tabs>
-          <w:tab w:val="num" w:pos="3600"/>
-        </w:tabs>
-        <w:ind w:left="3600" w:hanging="360"/>
-      </w:pPr>
-    </w:lvl>
-    <w:lvl w:ilvl="5" w:tentative="1">
-      <w:start w:val="1"/>
-      <w:numFmt w:val="decimal"/>
-      <w:lvlText w:val="%6."/>
-      <w:lvlJc w:val="left"/>
-      <w:pPr>
-        <w:tabs>
-          <w:tab w:val="num" w:pos="4320"/>
-        </w:tabs>
-        <w:ind w:left="4320" w:hanging="360"/>
-      </w:pPr>
-    </w:lvl>
-    <w:lvl w:ilvl="6" w:tentative="1">
-      <w:start w:val="1"/>
-      <w:numFmt w:val="decimal"/>
-      <w:lvlText w:val="%7."/>
-      <w:lvlJc w:val="left"/>
-      <w:pPr>
-        <w:tabs>
-          <w:tab w:val="num" w:pos="5040"/>
-        </w:tabs>
-        <w:ind w:left="5040" w:hanging="360"/>
-      </w:pPr>
-    </w:lvl>
-    <w:lvl w:ilvl="7" w:tentative="1">
-      <w:start w:val="1"/>
-      <w:numFmt w:val="decimal"/>
-      <w:lvlText w:val="%8."/>
-      <w:lvlJc w:val="left"/>
-      <w:pPr>
-        <w:tabs>
-          <w:tab w:val="num" w:pos="5760"/>
-        </w:tabs>
-        <w:ind w:left="5760" w:hanging="360"/>
-      </w:pPr>
-    </w:lvl>
-    <w:lvl w:ilvl="8" w:tentative="1">
-      <w:start w:val="1"/>
-      <w:numFmt w:val="decimal"/>
-      <w:lvlText w:val="%9."/>
-      <w:lvlJc w:val="left"/>
-      <w:pPr>
-        <w:tabs>
-          <w:tab w:val="num" w:pos="6480"/>
-        </w:tabs>
-        <w:ind w:left="6480" w:hanging="360"/>
-      </w:pPr>
     </w:lvl>
   </w:abstractNum>
   <w:abstractNum w:abstractNumId="21" w15:restartNumberingAfterBreak="0">
@@ -16390,6 +16822,155 @@
     </w:lvl>
   </w:abstractNum>
   <w:abstractNum w:abstractNumId="36" w15:restartNumberingAfterBreak="0">
+    <w:nsid w:val="3FF96CD3"/>
+    <w:multiLevelType w:val="multilevel"/>
+    <w:tmpl w:val="5C0EE1DA"/>
+    <w:lvl w:ilvl="0">
+      <w:start w:val="1"/>
+      <w:numFmt w:val="bullet"/>
+      <w:lvlText w:val=""/>
+      <w:lvlJc w:val="left"/>
+      <w:pPr>
+        <w:tabs>
+          <w:tab w:val="num" w:pos="720"/>
+        </w:tabs>
+        <w:ind w:left="720" w:hanging="360"/>
+      </w:pPr>
+      <w:rPr>
+        <w:rFonts w:ascii="Symbol" w:hAnsi="Symbol" w:hint="default"/>
+        <w:sz w:val="20"/>
+      </w:rPr>
+    </w:lvl>
+    <w:lvl w:ilvl="1" w:tentative="1">
+      <w:start w:val="1"/>
+      <w:numFmt w:val="bullet"/>
+      <w:lvlText w:val=""/>
+      <w:lvlJc w:val="left"/>
+      <w:pPr>
+        <w:tabs>
+          <w:tab w:val="num" w:pos="1440"/>
+        </w:tabs>
+        <w:ind w:left="1440" w:hanging="360"/>
+      </w:pPr>
+      <w:rPr>
+        <w:rFonts w:ascii="Symbol" w:hAnsi="Symbol" w:hint="default"/>
+        <w:sz w:val="20"/>
+      </w:rPr>
+    </w:lvl>
+    <w:lvl w:ilvl="2" w:tentative="1">
+      <w:start w:val="1"/>
+      <w:numFmt w:val="bullet"/>
+      <w:lvlText w:val=""/>
+      <w:lvlJc w:val="left"/>
+      <w:pPr>
+        <w:tabs>
+          <w:tab w:val="num" w:pos="2160"/>
+        </w:tabs>
+        <w:ind w:left="2160" w:hanging="360"/>
+      </w:pPr>
+      <w:rPr>
+        <w:rFonts w:ascii="Symbol" w:hAnsi="Symbol" w:hint="default"/>
+        <w:sz w:val="20"/>
+      </w:rPr>
+    </w:lvl>
+    <w:lvl w:ilvl="3" w:tentative="1">
+      <w:start w:val="1"/>
+      <w:numFmt w:val="bullet"/>
+      <w:lvlText w:val=""/>
+      <w:lvlJc w:val="left"/>
+      <w:pPr>
+        <w:tabs>
+          <w:tab w:val="num" w:pos="2880"/>
+        </w:tabs>
+        <w:ind w:left="2880" w:hanging="360"/>
+      </w:pPr>
+      <w:rPr>
+        <w:rFonts w:ascii="Symbol" w:hAnsi="Symbol" w:hint="default"/>
+        <w:sz w:val="20"/>
+      </w:rPr>
+    </w:lvl>
+    <w:lvl w:ilvl="4" w:tentative="1">
+      <w:start w:val="1"/>
+      <w:numFmt w:val="bullet"/>
+      <w:lvlText w:val=""/>
+      <w:lvlJc w:val="left"/>
+      <w:pPr>
+        <w:tabs>
+          <w:tab w:val="num" w:pos="3600"/>
+        </w:tabs>
+        <w:ind w:left="3600" w:hanging="360"/>
+      </w:pPr>
+      <w:rPr>
+        <w:rFonts w:ascii="Symbol" w:hAnsi="Symbol" w:hint="default"/>
+        <w:sz w:val="20"/>
+      </w:rPr>
+    </w:lvl>
+    <w:lvl w:ilvl="5" w:tentative="1">
+      <w:start w:val="1"/>
+      <w:numFmt w:val="bullet"/>
+      <w:lvlText w:val=""/>
+      <w:lvlJc w:val="left"/>
+      <w:pPr>
+        <w:tabs>
+          <w:tab w:val="num" w:pos="4320"/>
+        </w:tabs>
+        <w:ind w:left="4320" w:hanging="360"/>
+      </w:pPr>
+      <w:rPr>
+        <w:rFonts w:ascii="Symbol" w:hAnsi="Symbol" w:hint="default"/>
+        <w:sz w:val="20"/>
+      </w:rPr>
+    </w:lvl>
+    <w:lvl w:ilvl="6" w:tentative="1">
+      <w:start w:val="1"/>
+      <w:numFmt w:val="bullet"/>
+      <w:lvlText w:val=""/>
+      <w:lvlJc w:val="left"/>
+      <w:pPr>
+        <w:tabs>
+          <w:tab w:val="num" w:pos="5040"/>
+        </w:tabs>
+        <w:ind w:left="5040" w:hanging="360"/>
+      </w:pPr>
+      <w:rPr>
+        <w:rFonts w:ascii="Symbol" w:hAnsi="Symbol" w:hint="default"/>
+        <w:sz w:val="20"/>
+      </w:rPr>
+    </w:lvl>
+    <w:lvl w:ilvl="7" w:tentative="1">
+      <w:start w:val="1"/>
+      <w:numFmt w:val="bullet"/>
+      <w:lvlText w:val=""/>
+      <w:lvlJc w:val="left"/>
+      <w:pPr>
+        <w:tabs>
+          <w:tab w:val="num" w:pos="5760"/>
+        </w:tabs>
+        <w:ind w:left="5760" w:hanging="360"/>
+      </w:pPr>
+      <w:rPr>
+        <w:rFonts w:ascii="Symbol" w:hAnsi="Symbol" w:hint="default"/>
+        <w:sz w:val="20"/>
+      </w:rPr>
+    </w:lvl>
+    <w:lvl w:ilvl="8" w:tentative="1">
+      <w:start w:val="1"/>
+      <w:numFmt w:val="bullet"/>
+      <w:lvlText w:val=""/>
+      <w:lvlJc w:val="left"/>
+      <w:pPr>
+        <w:tabs>
+          <w:tab w:val="num" w:pos="6480"/>
+        </w:tabs>
+        <w:ind w:left="6480" w:hanging="360"/>
+      </w:pPr>
+      <w:rPr>
+        <w:rFonts w:ascii="Symbol" w:hAnsi="Symbol" w:hint="default"/>
+        <w:sz w:val="20"/>
+      </w:rPr>
+    </w:lvl>
+  </w:abstractNum>
+  <w:abstractNum w:abstractNumId="37" w15:restartNumberingAfterBreak="0">
     <w:nsid w:val="43345AC2"/>
     <w:multiLevelType w:val="multilevel"/>
     <w:tmpl w:val="2CB6B1A8"/>
@@ -16538,7 +17119,7 @@
       </w:rPr>
     </w:lvl>
   </w:abstractNum>
-  <w:abstractNum w:abstractNumId="37" w15:restartNumberingAfterBreak="0">
+  <w:abstractNum w:abstractNumId="38" w15:restartNumberingAfterBreak="0">
     <w:nsid w:val="46FE3EA9"/>
     <w:multiLevelType w:val="multilevel"/>
     <w:tmpl w:val="44C49E4A"/>
@@ -16687,7 +17268,7 @@
       </w:rPr>
     </w:lvl>
   </w:abstractNum>
-  <w:abstractNum w:abstractNumId="38" w15:restartNumberingAfterBreak="0">
+  <w:abstractNum w:abstractNumId="39" w15:restartNumberingAfterBreak="0">
     <w:nsid w:val="471A6C19"/>
     <w:multiLevelType w:val="multilevel"/>
     <w:tmpl w:val="7E02782A"/>
@@ -16836,7 +17417,7 @@
       </w:rPr>
     </w:lvl>
   </w:abstractNum>
-  <w:abstractNum w:abstractNumId="39" w15:restartNumberingAfterBreak="0">
+  <w:abstractNum w:abstractNumId="40" w15:restartNumberingAfterBreak="0">
     <w:nsid w:val="475D7E21"/>
     <w:multiLevelType w:val="multilevel"/>
     <w:tmpl w:val="271CE53C"/>
@@ -16985,7 +17566,7 @@
       </w:rPr>
     </w:lvl>
   </w:abstractNum>
-  <w:abstractNum w:abstractNumId="40" w15:restartNumberingAfterBreak="0">
+  <w:abstractNum w:abstractNumId="41" w15:restartNumberingAfterBreak="0">
     <w:nsid w:val="4E2C207C"/>
     <w:multiLevelType w:val="multilevel"/>
     <w:tmpl w:val="DEA863E0"/>
@@ -17134,7 +17715,7 @@
       </w:rPr>
     </w:lvl>
   </w:abstractNum>
-  <w:abstractNum w:abstractNumId="41" w15:restartNumberingAfterBreak="0">
+  <w:abstractNum w:abstractNumId="42" w15:restartNumberingAfterBreak="0">
     <w:nsid w:val="50580E35"/>
     <w:multiLevelType w:val="multilevel"/>
     <w:tmpl w:val="91760A22"/>
@@ -17283,7 +17864,7 @@
       </w:rPr>
     </w:lvl>
   </w:abstractNum>
-  <w:abstractNum w:abstractNumId="42" w15:restartNumberingAfterBreak="0">
+  <w:abstractNum w:abstractNumId="43" w15:restartNumberingAfterBreak="0">
     <w:nsid w:val="52344DB9"/>
     <w:multiLevelType w:val="multilevel"/>
     <w:tmpl w:val="FB44E81E"/>
@@ -17432,7 +18013,7 @@
       </w:rPr>
     </w:lvl>
   </w:abstractNum>
-  <w:abstractNum w:abstractNumId="43" w15:restartNumberingAfterBreak="0">
+  <w:abstractNum w:abstractNumId="44" w15:restartNumberingAfterBreak="0">
     <w:nsid w:val="596F4137"/>
     <w:multiLevelType w:val="multilevel"/>
     <w:tmpl w:val="53DA37B8"/>
@@ -17581,7 +18162,7 @@
       </w:rPr>
     </w:lvl>
   </w:abstractNum>
-  <w:abstractNum w:abstractNumId="44" w15:restartNumberingAfterBreak="0">
+  <w:abstractNum w:abstractNumId="45" w15:restartNumberingAfterBreak="0">
     <w:nsid w:val="5AF25034"/>
     <w:multiLevelType w:val="multilevel"/>
     <w:tmpl w:val="50A2CCDE"/>
@@ -17730,7 +18311,7 @@
       </w:rPr>
     </w:lvl>
   </w:abstractNum>
-  <w:abstractNum w:abstractNumId="45" w15:restartNumberingAfterBreak="0">
+  <w:abstractNum w:abstractNumId="46" w15:restartNumberingAfterBreak="0">
     <w:nsid w:val="63C70D60"/>
     <w:multiLevelType w:val="multilevel"/>
     <w:tmpl w:val="7DD868D6"/>
@@ -17879,7 +18460,7 @@
       </w:rPr>
     </w:lvl>
   </w:abstractNum>
-  <w:abstractNum w:abstractNumId="46" w15:restartNumberingAfterBreak="0">
+  <w:abstractNum w:abstractNumId="47" w15:restartNumberingAfterBreak="0">
     <w:nsid w:val="68001687"/>
     <w:multiLevelType w:val="multilevel"/>
     <w:tmpl w:val="E7880A6A"/>
@@ -18028,7 +18609,156 @@
       </w:rPr>
     </w:lvl>
   </w:abstractNum>
-  <w:abstractNum w:abstractNumId="47" w15:restartNumberingAfterBreak="0">
+  <w:abstractNum w:abstractNumId="48" w15:restartNumberingAfterBreak="0">
+    <w:nsid w:val="707F0B98"/>
+    <w:multiLevelType w:val="multilevel"/>
+    <w:tmpl w:val="E0B4F426"/>
+    <w:lvl w:ilvl="0">
+      <w:start w:val="1"/>
+      <w:numFmt w:val="bullet"/>
+      <w:lvlText w:val=""/>
+      <w:lvlJc w:val="left"/>
+      <w:pPr>
+        <w:tabs>
+          <w:tab w:val="num" w:pos="720"/>
+        </w:tabs>
+        <w:ind w:left="720" w:hanging="360"/>
+      </w:pPr>
+      <w:rPr>
+        <w:rFonts w:ascii="Symbol" w:hAnsi="Symbol" w:hint="default"/>
+        <w:sz w:val="20"/>
+      </w:rPr>
+    </w:lvl>
+    <w:lvl w:ilvl="1" w:tentative="1">
+      <w:start w:val="1"/>
+      <w:numFmt w:val="bullet"/>
+      <w:lvlText w:val=""/>
+      <w:lvlJc w:val="left"/>
+      <w:pPr>
+        <w:tabs>
+          <w:tab w:val="num" w:pos="1440"/>
+        </w:tabs>
+        <w:ind w:left="1440" w:hanging="360"/>
+      </w:pPr>
+      <w:rPr>
+        <w:rFonts w:ascii="Symbol" w:hAnsi="Symbol" w:hint="default"/>
+        <w:sz w:val="20"/>
+      </w:rPr>
+    </w:lvl>
+    <w:lvl w:ilvl="2" w:tentative="1">
+      <w:start w:val="1"/>
+      <w:numFmt w:val="bullet"/>
+      <w:lvlText w:val=""/>
+      <w:lvlJc w:val="left"/>
+      <w:pPr>
+        <w:tabs>
+          <w:tab w:val="num" w:pos="2160"/>
+        </w:tabs>
+        <w:ind w:left="2160" w:hanging="360"/>
+      </w:pPr>
+      <w:rPr>
+        <w:rFonts w:ascii="Symbol" w:hAnsi="Symbol" w:hint="default"/>
+        <w:sz w:val="20"/>
+      </w:rPr>
+    </w:lvl>
+    <w:lvl w:ilvl="3" w:tentative="1">
+      <w:start w:val="1"/>
+      <w:numFmt w:val="bullet"/>
+      <w:lvlText w:val=""/>
+      <w:lvlJc w:val="left"/>
+      <w:pPr>
+        <w:tabs>
+          <w:tab w:val="num" w:pos="2880"/>
+        </w:tabs>
+        <w:ind w:left="2880" w:hanging="360"/>
+      </w:pPr>
+      <w:rPr>
+        <w:rFonts w:ascii="Symbol" w:hAnsi="Symbol" w:hint="default"/>
+        <w:sz w:val="20"/>
+      </w:rPr>
+    </w:lvl>
+    <w:lvl w:ilvl="4" w:tentative="1">
+      <w:start w:val="1"/>
+      <w:numFmt w:val="bullet"/>
+      <w:lvlText w:val=""/>
+      <w:lvlJc w:val="left"/>
+      <w:pPr>
+        <w:tabs>
+          <w:tab w:val="num" w:pos="3600"/>
+        </w:tabs>
+        <w:ind w:left="3600" w:hanging="360"/>
+      </w:pPr>
+      <w:rPr>
+        <w:rFonts w:ascii="Symbol" w:hAnsi="Symbol" w:hint="default"/>
+        <w:sz w:val="20"/>
+      </w:rPr>
+    </w:lvl>
+    <w:lvl w:ilvl="5" w:tentative="1">
+      <w:start w:val="1"/>
+      <w:numFmt w:val="bullet"/>
+      <w:lvlText w:val=""/>
+      <w:lvlJc w:val="left"/>
+      <w:pPr>
+        <w:tabs>
+          <w:tab w:val="num" w:pos="4320"/>
+        </w:tabs>
+        <w:ind w:left="4320" w:hanging="360"/>
+      </w:pPr>
+      <w:rPr>
+        <w:rFonts w:ascii="Symbol" w:hAnsi="Symbol" w:hint="default"/>
+        <w:sz w:val="20"/>
+      </w:rPr>
+    </w:lvl>
+    <w:lvl w:ilvl="6" w:tentative="1">
+      <w:start w:val="1"/>
+      <w:numFmt w:val="bullet"/>
+      <w:lvlText w:val=""/>
+      <w:lvlJc w:val="left"/>
+      <w:pPr>
+        <w:tabs>
+          <w:tab w:val="num" w:pos="5040"/>
+        </w:tabs>
+        <w:ind w:left="5040" w:hanging="360"/>
+      </w:pPr>
+      <w:rPr>
+        <w:rFonts w:ascii="Symbol" w:hAnsi="Symbol" w:hint="default"/>
+        <w:sz w:val="20"/>
+      </w:rPr>
+    </w:lvl>
+    <w:lvl w:ilvl="7" w:tentative="1">
+      <w:start w:val="1"/>
+      <w:numFmt w:val="bullet"/>
+      <w:lvlText w:val=""/>
+      <w:lvlJc w:val="left"/>
+      <w:pPr>
+        <w:tabs>
+          <w:tab w:val="num" w:pos="5760"/>
+        </w:tabs>
+        <w:ind w:left="5760" w:hanging="360"/>
+      </w:pPr>
+      <w:rPr>
+        <w:rFonts w:ascii="Symbol" w:hAnsi="Symbol" w:hint="default"/>
+        <w:sz w:val="20"/>
+      </w:rPr>
+    </w:lvl>
+    <w:lvl w:ilvl="8" w:tentative="1">
+      <w:start w:val="1"/>
+      <w:numFmt w:val="bullet"/>
+      <w:lvlText w:val=""/>
+      <w:lvlJc w:val="left"/>
+      <w:pPr>
+        <w:tabs>
+          <w:tab w:val="num" w:pos="6480"/>
+        </w:tabs>
+        <w:ind w:left="6480" w:hanging="360"/>
+      </w:pPr>
+      <w:rPr>
+        <w:rFonts w:ascii="Symbol" w:hAnsi="Symbol" w:hint="default"/>
+        <w:sz w:val="20"/>
+      </w:rPr>
+    </w:lvl>
+  </w:abstractNum>
+  <w:abstractNum w:abstractNumId="49" w15:restartNumberingAfterBreak="0">
     <w:nsid w:val="7F146378"/>
     <w:multiLevelType w:val="multilevel"/>
     <w:tmpl w:val="8D0CA590"/>
@@ -18177,150 +18907,157 @@
       </w:rPr>
     </w:lvl>
   </w:abstractNum>
-  <w:num w:numId="1" w16cid:durableId="1348094698">
+  <w:num w:numId="1" w16cid:durableId="70809823">
+    <w:abstractNumId w:val="1"/>
+  </w:num>
+  <w:num w:numId="2" w16cid:durableId="186913055">
+    <w:abstractNumId w:val="44"/>
+  </w:num>
+  <w:num w:numId="3" w16cid:durableId="1756395217">
+    <w:abstractNumId w:val="0"/>
+  </w:num>
+  <w:num w:numId="4" w16cid:durableId="1252739690">
+    <w:abstractNumId w:val="4"/>
+  </w:num>
+  <w:num w:numId="5" w16cid:durableId="1687636283">
+    <w:abstractNumId w:val="19"/>
+  </w:num>
+  <w:num w:numId="6" w16cid:durableId="224413174">
+    <w:abstractNumId w:val="28"/>
+  </w:num>
+  <w:num w:numId="7" w16cid:durableId="775834910">
+    <w:abstractNumId w:val="27"/>
+  </w:num>
+  <w:num w:numId="8" w16cid:durableId="1926720009">
+    <w:abstractNumId w:val="6"/>
+  </w:num>
+  <w:num w:numId="9" w16cid:durableId="1920406247">
+    <w:abstractNumId w:val="3"/>
+  </w:num>
+  <w:num w:numId="10" w16cid:durableId="219488418">
+    <w:abstractNumId w:val="42"/>
+  </w:num>
+  <w:num w:numId="11" w16cid:durableId="701251664">
+    <w:abstractNumId w:val="21"/>
+  </w:num>
+  <w:num w:numId="12" w16cid:durableId="755173169">
+    <w:abstractNumId w:val="8"/>
+  </w:num>
+  <w:num w:numId="13" w16cid:durableId="1073550096">
+    <w:abstractNumId w:val="7"/>
+  </w:num>
+  <w:num w:numId="14" w16cid:durableId="1594973528">
+    <w:abstractNumId w:val="14"/>
+  </w:num>
+  <w:num w:numId="15" w16cid:durableId="1421291583">
+    <w:abstractNumId w:val="31"/>
+  </w:num>
+  <w:num w:numId="16" w16cid:durableId="1209758109">
+    <w:abstractNumId w:val="9"/>
+  </w:num>
+  <w:num w:numId="17" w16cid:durableId="881676976">
+    <w:abstractNumId w:val="33"/>
+  </w:num>
+  <w:num w:numId="18" w16cid:durableId="1926070255">
+    <w:abstractNumId w:val="47"/>
+  </w:num>
+  <w:num w:numId="19" w16cid:durableId="2040739466">
+    <w:abstractNumId w:val="40"/>
+  </w:num>
+  <w:num w:numId="20" w16cid:durableId="73479493">
+    <w:abstractNumId w:val="49"/>
+  </w:num>
+  <w:num w:numId="21" w16cid:durableId="1912497837">
+    <w:abstractNumId w:val="41"/>
+  </w:num>
+  <w:num w:numId="22" w16cid:durableId="173031148">
+    <w:abstractNumId w:val="35"/>
+  </w:num>
+  <w:num w:numId="23" w16cid:durableId="1314724728">
+    <w:abstractNumId w:val="25"/>
+  </w:num>
+  <w:num w:numId="24" w16cid:durableId="1006714741">
+    <w:abstractNumId w:val="13"/>
+  </w:num>
+  <w:num w:numId="25" w16cid:durableId="308632313">
+    <w:abstractNumId w:val="30"/>
+  </w:num>
+  <w:num w:numId="26" w16cid:durableId="75631663">
+    <w:abstractNumId w:val="45"/>
+  </w:num>
+  <w:num w:numId="27" w16cid:durableId="1114716872">
     <w:abstractNumId w:val="20"/>
   </w:num>
-  <w:num w:numId="2" w16cid:durableId="70809823">
-    <w:abstractNumId w:val="1"/>
+  <w:num w:numId="28" w16cid:durableId="1398699538">
+    <w:abstractNumId w:val="24"/>
   </w:num>
-  <w:num w:numId="3" w16cid:durableId="186913055">
+  <w:num w:numId="29" w16cid:durableId="1043946692">
+    <w:abstractNumId w:val="23"/>
+  </w:num>
+  <w:num w:numId="30" w16cid:durableId="1981570554">
+    <w:abstractNumId w:val="38"/>
+  </w:num>
+  <w:num w:numId="31" w16cid:durableId="1455294355">
+    <w:abstractNumId w:val="2"/>
+  </w:num>
+  <w:num w:numId="32" w16cid:durableId="295643755">
+    <w:abstractNumId w:val="37"/>
+  </w:num>
+  <w:num w:numId="33" w16cid:durableId="81997789">
+    <w:abstractNumId w:val="11"/>
+  </w:num>
+  <w:num w:numId="34" w16cid:durableId="1916355246">
+    <w:abstractNumId w:val="26"/>
+  </w:num>
+  <w:num w:numId="35" w16cid:durableId="1123615995">
     <w:abstractNumId w:val="43"/>
   </w:num>
-  <w:num w:numId="4" w16cid:durableId="1756395217">
-    <w:abstractNumId w:val="0"/>
+  <w:num w:numId="36" w16cid:durableId="529680704">
+    <w:abstractNumId w:val="15"/>
   </w:num>
-  <w:num w:numId="5" w16cid:durableId="1252739690">
-    <w:abstractNumId w:val="4"/>
+  <w:num w:numId="37" w16cid:durableId="591360421">
+    <w:abstractNumId w:val="46"/>
   </w:num>
-  <w:num w:numId="6" w16cid:durableId="1687636283">
+  <w:num w:numId="38" w16cid:durableId="1436170511">
+    <w:abstractNumId w:val="34"/>
+  </w:num>
+  <w:num w:numId="39" w16cid:durableId="2134053419">
+    <w:abstractNumId w:val="5"/>
+  </w:num>
+  <w:num w:numId="40" w16cid:durableId="378088487">
+    <w:abstractNumId w:val="17"/>
+  </w:num>
+  <w:num w:numId="41" w16cid:durableId="498471236">
+    <w:abstractNumId w:val="32"/>
+  </w:num>
+  <w:num w:numId="42" w16cid:durableId="885336282">
+    <w:abstractNumId w:val="29"/>
+  </w:num>
+  <w:num w:numId="43" w16cid:durableId="1358965275">
+    <w:abstractNumId w:val="10"/>
+  </w:num>
+  <w:num w:numId="44" w16cid:durableId="425543292">
+    <w:abstractNumId w:val="16"/>
+  </w:num>
+  <w:num w:numId="45" w16cid:durableId="1949773064">
+    <w:abstractNumId w:val="22"/>
+  </w:num>
+  <w:num w:numId="46" w16cid:durableId="910693353">
+    <w:abstractNumId w:val="39"/>
+  </w:num>
+  <w:num w:numId="47" w16cid:durableId="1465273603">
     <w:abstractNumId w:val="18"/>
   </w:num>
-  <w:num w:numId="7" w16cid:durableId="224413174">
-    <w:abstractNumId w:val="28"/>
+  <w:num w:numId="48" w16cid:durableId="11147652">
+    <w:abstractNumId w:val="48"/>
   </w:num>
-  <w:num w:numId="8" w16cid:durableId="775834910">
-    <w:abstractNumId w:val="27"/>
-  </w:num>
-  <w:num w:numId="9" w16cid:durableId="1926720009">
-    <w:abstractNumId w:val="6"/>
-  </w:num>
-  <w:num w:numId="10" w16cid:durableId="1920406247">
-    <w:abstractNumId w:val="3"/>
-  </w:num>
-  <w:num w:numId="11" w16cid:durableId="219488418">
-    <w:abstractNumId w:val="41"/>
-  </w:num>
-  <w:num w:numId="12" w16cid:durableId="701251664">
-    <w:abstractNumId w:val="21"/>
-  </w:num>
-  <w:num w:numId="13" w16cid:durableId="755173169">
-    <w:abstractNumId w:val="8"/>
-  </w:num>
-  <w:num w:numId="14" w16cid:durableId="1073550096">
-    <w:abstractNumId w:val="7"/>
-  </w:num>
-  <w:num w:numId="15" w16cid:durableId="1594973528">
-    <w:abstractNumId w:val="13"/>
-  </w:num>
-  <w:num w:numId="16" w16cid:durableId="1421291583">
-    <w:abstractNumId w:val="31"/>
-  </w:num>
-  <w:num w:numId="17" w16cid:durableId="1209758109">
-    <w:abstractNumId w:val="9"/>
-  </w:num>
-  <w:num w:numId="18" w16cid:durableId="881676976">
-    <w:abstractNumId w:val="33"/>
-  </w:num>
-  <w:num w:numId="19" w16cid:durableId="1926070255">
-    <w:abstractNumId w:val="46"/>
-  </w:num>
-  <w:num w:numId="20" w16cid:durableId="2040739466">
-    <w:abstractNumId w:val="39"/>
-  </w:num>
-  <w:num w:numId="21" w16cid:durableId="73479493">
-    <w:abstractNumId w:val="47"/>
-  </w:num>
-  <w:num w:numId="22" w16cid:durableId="1912497837">
-    <w:abstractNumId w:val="40"/>
-  </w:num>
-  <w:num w:numId="23" w16cid:durableId="173031148">
-    <w:abstractNumId w:val="35"/>
-  </w:num>
-  <w:num w:numId="24" w16cid:durableId="1314724728">
-    <w:abstractNumId w:val="25"/>
-  </w:num>
-  <w:num w:numId="25" w16cid:durableId="1006714741">
+  <w:num w:numId="49" w16cid:durableId="559361278">
     <w:abstractNumId w:val="12"/>
   </w:num>
-  <w:num w:numId="26" w16cid:durableId="308632313">
-    <w:abstractNumId w:val="30"/>
-  </w:num>
-  <w:num w:numId="27" w16cid:durableId="75631663">
-    <w:abstractNumId w:val="44"/>
-  </w:num>
-  <w:num w:numId="28" w16cid:durableId="1114716872">
-    <w:abstractNumId w:val="19"/>
-  </w:num>
-  <w:num w:numId="29" w16cid:durableId="1398699538">
-    <w:abstractNumId w:val="24"/>
-  </w:num>
-  <w:num w:numId="30" w16cid:durableId="1043946692">
-    <w:abstractNumId w:val="23"/>
-  </w:num>
-  <w:num w:numId="31" w16cid:durableId="1981570554">
-    <w:abstractNumId w:val="37"/>
-  </w:num>
-  <w:num w:numId="32" w16cid:durableId="1455294355">
-    <w:abstractNumId w:val="2"/>
-  </w:num>
-  <w:num w:numId="33" w16cid:durableId="295643755">
+  <w:num w:numId="50" w16cid:durableId="220943341">
     <w:abstractNumId w:val="36"/>
   </w:num>
-  <w:num w:numId="34" w16cid:durableId="81997789">
-    <w:abstractNumId w:val="11"/>
-  </w:num>
-  <w:num w:numId="35" w16cid:durableId="1916355246">
-    <w:abstractNumId w:val="26"/>
-  </w:num>
-  <w:num w:numId="36" w16cid:durableId="1123615995">
-    <w:abstractNumId w:val="42"/>
-  </w:num>
-  <w:num w:numId="37" w16cid:durableId="529680704">
-    <w:abstractNumId w:val="14"/>
-  </w:num>
-  <w:num w:numId="38" w16cid:durableId="591360421">
-    <w:abstractNumId w:val="45"/>
-  </w:num>
-  <w:num w:numId="39" w16cid:durableId="1436170511">
-    <w:abstractNumId w:val="34"/>
-  </w:num>
-  <w:num w:numId="40" w16cid:durableId="2134053419">
-    <w:abstractNumId w:val="5"/>
-  </w:num>
-  <w:num w:numId="41" w16cid:durableId="378088487">
-    <w:abstractNumId w:val="16"/>
-  </w:num>
-  <w:num w:numId="42" w16cid:durableId="498471236">
-    <w:abstractNumId w:val="32"/>
-  </w:num>
-  <w:num w:numId="43" w16cid:durableId="885336282">
-    <w:abstractNumId w:val="29"/>
-  </w:num>
-  <w:num w:numId="44" w16cid:durableId="1358965275">
-    <w:abstractNumId w:val="10"/>
-  </w:num>
-  <w:num w:numId="45" w16cid:durableId="425543292">
-    <w:abstractNumId w:val="15"/>
-  </w:num>
-  <w:num w:numId="46" w16cid:durableId="1949773064">
-    <w:abstractNumId w:val="22"/>
-  </w:num>
-  <w:num w:numId="47" w16cid:durableId="910693353">
-    <w:abstractNumId w:val="38"/>
-  </w:num>
-  <w:num w:numId="48" w16cid:durableId="1465273603">
-    <w:abstractNumId w:val="17"/>
-  </w:num>
+  <w:numIdMacAtCleanup w:val="50"/>
 </w:numbering>
 </file>
 

--- a/ml m2/module 2 (1).docx
+++ b/ml m2/module 2 (1).docx
@@ -7974,6 +7974,9 @@
             <m:t>IQR=Q3-Q1</m:t>
           </m:r>
           <m:r>
+            <m:rPr>
+              <m:sty m:val="p"/>
+            </m:rPr>
             <w:br/>
           </m:r>
         </m:oMath>
@@ -9293,7 +9296,7 @@
     <w:p>
       <w:r>
         <w:pict w14:anchorId="43CE4AA9">
-          <v:rect id="_x0000_i1122" style="width:0;height:1.5pt" o:hralign="center" o:hrstd="t" o:hr="t" fillcolor="#a0a0a0" stroked="f"/>
+          <v:rect id="_x0000_i1068" style="width:0;height:1.5pt" o:hralign="center" o:hrstd="t" o:hr="t" fillcolor="#a0a0a0" stroked="f"/>
         </w:pict>
       </w:r>
     </w:p>
@@ -9466,7 +9469,7 @@
     <w:p>
       <w:r>
         <w:pict w14:anchorId="5C1305B7">
-          <v:rect id="_x0000_i1123" style="width:0;height:1.5pt" o:hralign="center" o:hrstd="t" o:hr="t" fillcolor="#a0a0a0" stroked="f"/>
+          <v:rect id="_x0000_i1069" style="width:0;height:1.5pt" o:hralign="center" o:hrstd="t" o:hr="t" fillcolor="#a0a0a0" stroked="f"/>
         </w:pict>
       </w:r>
     </w:p>
@@ -9739,7 +9742,7 @@
     <w:p>
       <w:r>
         <w:pict w14:anchorId="60CF32E4">
-          <v:rect id="_x0000_i1124" style="width:0;height:1.5pt" o:hralign="center" o:hrstd="t" o:hr="t" fillcolor="#a0a0a0" stroked="f"/>
+          <v:rect id="_x0000_i1070" style="width:0;height:1.5pt" o:hralign="center" o:hrstd="t" o:hr="t" fillcolor="#a0a0a0" stroked="f"/>
         </w:pict>
       </w:r>
     </w:p>
@@ -9940,7 +9943,7 @@
     <w:p>
       <w:r>
         <w:pict w14:anchorId="07E046DF">
-          <v:rect id="_x0000_i1125" style="width:0;height:1.5pt" o:hralign="center" o:hrstd="t" o:hr="t" fillcolor="#a0a0a0" stroked="f"/>
+          <v:rect id="_x0000_i1071" style="width:0;height:1.5pt" o:hralign="center" o:hrstd="t" o:hr="t" fillcolor="#a0a0a0" stroked="f"/>
         </w:pict>
       </w:r>
     </w:p>
@@ -10117,7 +10120,7 @@
     <w:p>
       <w:r>
         <w:pict w14:anchorId="420B9E05">
-          <v:rect id="_x0000_i1126" style="width:0;height:1.5pt" o:hralign="center" o:hrstd="t" o:hr="t" fillcolor="#a0a0a0" stroked="f"/>
+          <v:rect id="_x0000_i1072" style="width:0;height:1.5pt" o:hralign="center" o:hrstd="t" o:hr="t" fillcolor="#a0a0a0" stroked="f"/>
         </w:pict>
       </w:r>
     </w:p>
@@ -10242,7 +10245,7 @@
     <w:p>
       <w:r>
         <w:pict w14:anchorId="52BA0AD2">
-          <v:rect id="_x0000_i1127" style="width:0;height:1.5pt" o:hralign="center" o:hrstd="t" o:hr="t" fillcolor="#a0a0a0" stroked="f"/>
+          <v:rect id="_x0000_i1073" style="width:0;height:1.5pt" o:hralign="center" o:hrstd="t" o:hr="t" fillcolor="#a0a0a0" stroked="f"/>
         </w:pict>
       </w:r>
     </w:p>
@@ -10398,7 +10401,7 @@
     <w:p>
       <w:r>
         <w:pict w14:anchorId="463DEE6F">
-          <v:rect id="_x0000_i1128" style="width:0;height:1.5pt" o:hralign="center" o:hrstd="t" o:hr="t" fillcolor="#a0a0a0" stroked="f"/>
+          <v:rect id="_x0000_i1074" style="width:0;height:1.5pt" o:hralign="center" o:hrstd="t" o:hr="t" fillcolor="#a0a0a0" stroked="f"/>
         </w:pict>
       </w:r>
     </w:p>
@@ -10549,7 +10552,7 @@
     <w:p>
       <w:r>
         <w:pict w14:anchorId="50F0F17D">
-          <v:rect id="_x0000_i1129" style="width:0;height:1.5pt" o:hralign="center" o:hrstd="t" o:hr="t" fillcolor="#a0a0a0" stroked="f"/>
+          <v:rect id="_x0000_i1075" style="width:0;height:1.5pt" o:hralign="center" o:hrstd="t" o:hr="t" fillcolor="#a0a0a0" stroked="f"/>
         </w:pict>
       </w:r>
     </w:p>
@@ -10728,7 +10731,7 @@
     <w:p>
       <w:r>
         <w:pict w14:anchorId="466D2818">
-          <v:rect id="_x0000_i1130" style="width:0;height:1.5pt" o:hralign="center" o:hrstd="t" o:hr="t" fillcolor="#a0a0a0" stroked="f"/>
+          <v:rect id="_x0000_i1076" style="width:0;height:1.5pt" o:hralign="center" o:hrstd="t" o:hr="t" fillcolor="#a0a0a0" stroked="f"/>
         </w:pict>
       </w:r>
     </w:p>
@@ -11444,6 +11447,1845 @@
         <w:t>---------------------------------------------------------------------------------------------------</w:t>
       </w:r>
     </w:p>
+    <w:p>
+      <w:pPr>
+        <w:rPr>
+          <w:b/>
+          <w:bCs/>
+        </w:rPr>
+      </w:pPr>
+      <w:r>
+        <w:rPr>
+          <w:b/>
+          <w:bCs/>
+        </w:rPr>
+        <w:t>Numerical Data Encoding — Structured Summary</w:t>
+      </w:r>
+    </w:p>
+    <w:p>
+      <w:pPr>
+        <w:rPr>
+          <w:b/>
+          <w:bCs/>
+        </w:rPr>
+      </w:pPr>
+      <w:r>
+        <w:rPr>
+          <w:b/>
+          <w:bCs/>
+        </w:rPr>
+        <w:t>1. What is Numerical Encoding?</w:t>
+      </w:r>
+    </w:p>
+    <w:p>
+      <w:r>
+        <w:t xml:space="preserve">Numerical encoding transforms </w:t>
+      </w:r>
+      <w:r>
+        <w:rPr>
+          <w:b/>
+          <w:bCs/>
+        </w:rPr>
+        <w:t>continuous numerical data</w:t>
+      </w:r>
+      <w:r>
+        <w:t xml:space="preserve"> into simpler forms such as </w:t>
+      </w:r>
+      <w:r>
+        <w:rPr>
+          <w:b/>
+          <w:bCs/>
+        </w:rPr>
+        <w:t>categories or binary values</w:t>
+      </w:r>
+      <w:r>
+        <w:t>.</w:t>
+      </w:r>
+    </w:p>
+    <w:p>
+      <w:r>
+        <w:t>Main techniques:</w:t>
+      </w:r>
+    </w:p>
+    <w:p>
+      <w:pPr>
+        <w:numPr>
+          <w:ilvl w:val="0"/>
+          <w:numId w:val="51"/>
+        </w:numPr>
+      </w:pPr>
+      <w:r>
+        <w:rPr>
+          <w:b/>
+          <w:bCs/>
+        </w:rPr>
+        <w:t>Discretization (Binning)</w:t>
+      </w:r>
+      <w:r>
+        <w:t xml:space="preserve"> </w:t>
+      </w:r>
+    </w:p>
+    <w:p>
+      <w:pPr>
+        <w:numPr>
+          <w:ilvl w:val="0"/>
+          <w:numId w:val="51"/>
+        </w:numPr>
+      </w:pPr>
+      <w:r>
+        <w:rPr>
+          <w:b/>
+          <w:bCs/>
+        </w:rPr>
+        <w:t>Binarization</w:t>
+      </w:r>
+      <w:r>
+        <w:t xml:space="preserve"> </w:t>
+      </w:r>
+    </w:p>
+    <w:p>
+      <w:pPr>
+        <w:rPr>
+          <w:b/>
+          <w:bCs/>
+        </w:rPr>
+      </w:pPr>
+      <w:r>
+        <w:rPr>
+          <w:b/>
+          <w:bCs/>
+        </w:rPr>
+        <w:t>2. Discretization / Binning</w:t>
+      </w:r>
+    </w:p>
+    <w:p>
+      <w:r>
+        <w:t xml:space="preserve">Discretization converts continuous values into </w:t>
+      </w:r>
+      <w:r>
+        <w:rPr>
+          <w:b/>
+          <w:bCs/>
+        </w:rPr>
+        <w:t>bins (categories)</w:t>
+      </w:r>
+      <w:r>
+        <w:t>.</w:t>
+      </w:r>
+    </w:p>
+    <w:p>
+      <w:r>
+        <w:t>Example:</w:t>
+      </w:r>
+    </w:p>
+    <w:p>
+      <w:r>
+        <w:t>Age: 12, 25, 38, 52, 67, 80</w:t>
+      </w:r>
+    </w:p>
+    <w:p/>
+    <w:p>
+      <w:r>
+        <w:t>Bins:</w:t>
+      </w:r>
+    </w:p>
+    <w:p>
+      <w:r>
+        <w:t>0–20   → Young</w:t>
+      </w:r>
+    </w:p>
+    <w:p>
+      <w:r>
+        <w:t>21–</w:t>
+      </w:r>
+      <w:proofErr w:type="gramStart"/>
+      <w:r>
+        <w:t>40  →</w:t>
+      </w:r>
+      <w:proofErr w:type="gramEnd"/>
+      <w:r>
+        <w:t xml:space="preserve"> Adult</w:t>
+      </w:r>
+    </w:p>
+    <w:p>
+      <w:r>
+        <w:t>41–</w:t>
+      </w:r>
+      <w:proofErr w:type="gramStart"/>
+      <w:r>
+        <w:t>60  →</w:t>
+      </w:r>
+      <w:proofErr w:type="gramEnd"/>
+      <w:r>
+        <w:t xml:space="preserve"> Middle Age</w:t>
+      </w:r>
+    </w:p>
+    <w:p>
+      <w:r>
+        <w:t>61+    → Senior</w:t>
+      </w:r>
+    </w:p>
+    <w:p>
+      <w:pPr>
+        <w:rPr>
+          <w:b/>
+          <w:bCs/>
+        </w:rPr>
+      </w:pPr>
+      <w:r>
+        <w:rPr>
+          <w:b/>
+          <w:bCs/>
+        </w:rPr>
+        <w:t>Why use it?</w:t>
+      </w:r>
+    </w:p>
+    <w:p>
+      <w:pPr>
+        <w:numPr>
+          <w:ilvl w:val="0"/>
+          <w:numId w:val="52"/>
+        </w:numPr>
+      </w:pPr>
+      <w:r>
+        <w:t xml:space="preserve">Handles outliers </w:t>
+      </w:r>
+    </w:p>
+    <w:p>
+      <w:pPr>
+        <w:numPr>
+          <w:ilvl w:val="0"/>
+          <w:numId w:val="52"/>
+        </w:numPr>
+      </w:pPr>
+      <w:r>
+        <w:t xml:space="preserve">Reduces complexity </w:t>
+      </w:r>
+    </w:p>
+    <w:p>
+      <w:pPr>
+        <w:numPr>
+          <w:ilvl w:val="0"/>
+          <w:numId w:val="52"/>
+        </w:numPr>
+      </w:pPr>
+      <w:r>
+        <w:t xml:space="preserve">Converts numerical data into categories </w:t>
+      </w:r>
+    </w:p>
+    <w:p>
+      <w:pPr>
+        <w:numPr>
+          <w:ilvl w:val="0"/>
+          <w:numId w:val="52"/>
+        </w:numPr>
+      </w:pPr>
+      <w:r>
+        <w:t xml:space="preserve">Can improve some models </w:t>
+      </w:r>
+    </w:p>
+    <w:p>
+      <w:pPr>
+        <w:rPr>
+          <w:b/>
+          <w:bCs/>
+        </w:rPr>
+      </w:pPr>
+      <w:r>
+        <w:rPr>
+          <w:b/>
+          <w:bCs/>
+        </w:rPr>
+        <w:t>3. Equal Width Binning</w:t>
+      </w:r>
+    </w:p>
+    <w:p>
+      <w:r>
+        <w:t xml:space="preserve">Divides the </w:t>
+      </w:r>
+      <w:r>
+        <w:rPr>
+          <w:b/>
+          <w:bCs/>
+        </w:rPr>
+        <w:t>minimum-to-maximum range into equal-sized intervals</w:t>
+      </w:r>
+      <w:r>
+        <w:t>.</w:t>
+      </w:r>
+    </w:p>
+    <w:p>
+      <w:r>
+        <w:t>Example:</w:t>
+      </w:r>
+    </w:p>
+    <w:p>
+      <w:r>
+        <w:t>Age: 10 to 70</w:t>
+      </w:r>
+    </w:p>
+    <w:p/>
+    <w:p>
+      <w:r>
+        <w:t>Bin 1: 10–25</w:t>
+      </w:r>
+    </w:p>
+    <w:p>
+      <w:r>
+        <w:t>Bin 2: 25–40</w:t>
+      </w:r>
+    </w:p>
+    <w:p>
+      <w:r>
+        <w:t>Bin 3: 40–55</w:t>
+      </w:r>
+    </w:p>
+    <w:p>
+      <w:r>
+        <w:t>Bin 4: 55–70</w:t>
+      </w:r>
+    </w:p>
+    <w:p>
+      <w:pPr>
+        <w:rPr>
+          <w:b/>
+          <w:bCs/>
+        </w:rPr>
+      </w:pPr>
+      <w:r>
+        <w:rPr>
+          <w:b/>
+          <w:bCs/>
+        </w:rPr>
+        <w:t>Syntax</w:t>
+      </w:r>
+    </w:p>
+    <w:p>
+      <w:r>
+        <w:t xml:space="preserve">from </w:t>
+      </w:r>
+      <w:proofErr w:type="spellStart"/>
+      <w:proofErr w:type="gramStart"/>
+      <w:r>
+        <w:t>sklearn.preprocessing</w:t>
+      </w:r>
+      <w:proofErr w:type="spellEnd"/>
+      <w:proofErr w:type="gramEnd"/>
+      <w:r>
+        <w:t xml:space="preserve"> import </w:t>
+      </w:r>
+      <w:proofErr w:type="spellStart"/>
+      <w:r>
+        <w:t>KBinsDiscretizer</w:t>
+      </w:r>
+      <w:proofErr w:type="spellEnd"/>
+    </w:p>
+    <w:p/>
+    <w:p>
+      <w:r>
+        <w:t xml:space="preserve">encoder = </w:t>
+      </w:r>
+      <w:proofErr w:type="spellStart"/>
+      <w:proofErr w:type="gramStart"/>
+      <w:r>
+        <w:t>KBinsDiscretizer</w:t>
+      </w:r>
+      <w:proofErr w:type="spellEnd"/>
+      <w:r>
+        <w:t>(</w:t>
+      </w:r>
+      <w:proofErr w:type="gramEnd"/>
+    </w:p>
+    <w:p>
+      <w:r>
+        <w:t xml:space="preserve">    </w:t>
+      </w:r>
+      <w:proofErr w:type="spellStart"/>
+      <w:r>
+        <w:t>n_bins</w:t>
+      </w:r>
+      <w:proofErr w:type="spellEnd"/>
+      <w:r>
+        <w:t>=4,</w:t>
+      </w:r>
+    </w:p>
+    <w:p>
+      <w:r>
+        <w:t xml:space="preserve">    encode='ordinal',</w:t>
+      </w:r>
+    </w:p>
+    <w:p>
+      <w:r>
+        <w:t xml:space="preserve">    strategy='uniform'</w:t>
+      </w:r>
+    </w:p>
+    <w:p>
+      <w:r>
+        <w:t>)</w:t>
+      </w:r>
+    </w:p>
+    <w:p/>
+    <w:p>
+      <w:proofErr w:type="spellStart"/>
+      <w:r>
+        <w:t>X_new</w:t>
+      </w:r>
+      <w:proofErr w:type="spellEnd"/>
+      <w:r>
+        <w:t xml:space="preserve"> = </w:t>
+      </w:r>
+      <w:proofErr w:type="spellStart"/>
+      <w:r>
+        <w:t>encoder.fit_transform</w:t>
+      </w:r>
+      <w:proofErr w:type="spellEnd"/>
+      <w:r>
+        <w:t>(X)</w:t>
+      </w:r>
+    </w:p>
+    <w:p>
+      <w:r>
+        <w:t>strategy='uniform' → Equal Width Binning.</w:t>
+      </w:r>
+    </w:p>
+    <w:p>
+      <w:pPr>
+        <w:rPr>
+          <w:b/>
+          <w:bCs/>
+        </w:rPr>
+      </w:pPr>
+      <w:r>
+        <w:rPr>
+          <w:b/>
+          <w:bCs/>
+        </w:rPr>
+        <w:lastRenderedPageBreak/>
+        <w:t>4. Equal Frequency Binning</w:t>
+      </w:r>
+    </w:p>
+    <w:p>
+      <w:r>
+        <w:t xml:space="preserve">Also called </w:t>
+      </w:r>
+      <w:r>
+        <w:rPr>
+          <w:b/>
+          <w:bCs/>
+        </w:rPr>
+        <w:t>Quantile Binning</w:t>
+      </w:r>
+      <w:r>
+        <w:t>.</w:t>
+      </w:r>
+    </w:p>
+    <w:p>
+      <w:r>
+        <w:t xml:space="preserve">Each bin contains approximately the </w:t>
+      </w:r>
+      <w:r>
+        <w:rPr>
+          <w:b/>
+          <w:bCs/>
+        </w:rPr>
+        <w:t>same number of data points</w:t>
+      </w:r>
+      <w:r>
+        <w:t>.</w:t>
+      </w:r>
+    </w:p>
+    <w:p>
+      <w:r>
+        <w:t>Example:</w:t>
+      </w:r>
+    </w:p>
+    <w:p>
+      <w:r>
+        <w:t>100 students</w:t>
+      </w:r>
+    </w:p>
+    <w:p/>
+    <w:p>
+      <w:r>
+        <w:t>Bin 1 → 25 students</w:t>
+      </w:r>
+    </w:p>
+    <w:p>
+      <w:r>
+        <w:t>Bin 2 → 25 students</w:t>
+      </w:r>
+    </w:p>
+    <w:p>
+      <w:r>
+        <w:t>Bin 3 → 25 students</w:t>
+      </w:r>
+    </w:p>
+    <w:p>
+      <w:r>
+        <w:t>Bin 4 → 25 students</w:t>
+      </w:r>
+    </w:p>
+    <w:p>
+      <w:pPr>
+        <w:rPr>
+          <w:b/>
+          <w:bCs/>
+        </w:rPr>
+      </w:pPr>
+      <w:r>
+        <w:rPr>
+          <w:b/>
+          <w:bCs/>
+        </w:rPr>
+        <w:t>Syntax</w:t>
+      </w:r>
+    </w:p>
+    <w:p>
+      <w:r>
+        <w:t xml:space="preserve">encoder = </w:t>
+      </w:r>
+      <w:proofErr w:type="spellStart"/>
+      <w:proofErr w:type="gramStart"/>
+      <w:r>
+        <w:t>KBinsDiscretizer</w:t>
+      </w:r>
+      <w:proofErr w:type="spellEnd"/>
+      <w:r>
+        <w:t>(</w:t>
+      </w:r>
+      <w:proofErr w:type="gramEnd"/>
+    </w:p>
+    <w:p>
+      <w:r>
+        <w:t xml:space="preserve">    </w:t>
+      </w:r>
+      <w:proofErr w:type="spellStart"/>
+      <w:r>
+        <w:t>n_bins</w:t>
+      </w:r>
+      <w:proofErr w:type="spellEnd"/>
+      <w:r>
+        <w:t>=4,</w:t>
+      </w:r>
+    </w:p>
+    <w:p>
+      <w:r>
+        <w:t xml:space="preserve">    encode='ordinal',</w:t>
+      </w:r>
+    </w:p>
+    <w:p>
+      <w:r>
+        <w:t xml:space="preserve">    strategy='quantile'</w:t>
+      </w:r>
+    </w:p>
+    <w:p>
+      <w:r>
+        <w:t>)</w:t>
+      </w:r>
+    </w:p>
+    <w:p/>
+    <w:p>
+      <w:proofErr w:type="spellStart"/>
+      <w:r>
+        <w:t>X_new</w:t>
+      </w:r>
+      <w:proofErr w:type="spellEnd"/>
+      <w:r>
+        <w:t xml:space="preserve"> = </w:t>
+      </w:r>
+      <w:proofErr w:type="spellStart"/>
+      <w:r>
+        <w:t>encoder.fit_transform</w:t>
+      </w:r>
+      <w:proofErr w:type="spellEnd"/>
+      <w:r>
+        <w:t>(X)</w:t>
+      </w:r>
+    </w:p>
+    <w:p>
+      <w:r>
+        <w:t>strategy='quantile' → Equal Frequency Binning.</w:t>
+      </w:r>
+    </w:p>
+    <w:p>
+      <w:pPr>
+        <w:rPr>
+          <w:b/>
+          <w:bCs/>
+        </w:rPr>
+      </w:pPr>
+      <w:r>
+        <w:rPr>
+          <w:b/>
+          <w:bCs/>
+        </w:rPr>
+        <w:t>5. K-Means Binning</w:t>
+      </w:r>
+    </w:p>
+    <w:p>
+      <w:r>
+        <w:t xml:space="preserve">Uses </w:t>
+      </w:r>
+      <w:r>
+        <w:rPr>
+          <w:b/>
+          <w:bCs/>
+        </w:rPr>
+        <w:t>K-Means clustering</w:t>
+      </w:r>
+      <w:r>
+        <w:t xml:space="preserve"> to decide the bin boundaries.</w:t>
+      </w:r>
+    </w:p>
+    <w:p>
+      <w:r>
+        <w:t xml:space="preserve">Useful when data naturally forms </w:t>
+      </w:r>
+      <w:r>
+        <w:rPr>
+          <w:b/>
+          <w:bCs/>
+        </w:rPr>
+        <w:t>different clusters</w:t>
+      </w:r>
+      <w:r>
+        <w:t>.</w:t>
+      </w:r>
+    </w:p>
+    <w:p>
+      <w:pPr>
+        <w:rPr>
+          <w:b/>
+          <w:bCs/>
+        </w:rPr>
+      </w:pPr>
+      <w:r>
+        <w:rPr>
+          <w:b/>
+          <w:bCs/>
+        </w:rPr>
+        <w:t>Syntax</w:t>
+      </w:r>
+    </w:p>
+    <w:p>
+      <w:r>
+        <w:t xml:space="preserve">encoder = </w:t>
+      </w:r>
+      <w:proofErr w:type="spellStart"/>
+      <w:proofErr w:type="gramStart"/>
+      <w:r>
+        <w:t>KBinsDiscretizer</w:t>
+      </w:r>
+      <w:proofErr w:type="spellEnd"/>
+      <w:r>
+        <w:t>(</w:t>
+      </w:r>
+      <w:proofErr w:type="gramEnd"/>
+    </w:p>
+    <w:p>
+      <w:r>
+        <w:t xml:space="preserve">    </w:t>
+      </w:r>
+      <w:proofErr w:type="spellStart"/>
+      <w:r>
+        <w:t>n_bins</w:t>
+      </w:r>
+      <w:proofErr w:type="spellEnd"/>
+      <w:r>
+        <w:t>=4,</w:t>
+      </w:r>
+    </w:p>
+    <w:p>
+      <w:r>
+        <w:t xml:space="preserve">    encode='ordinal',</w:t>
+      </w:r>
+    </w:p>
+    <w:p>
+      <w:r>
+        <w:t xml:space="preserve">    strategy='</w:t>
+      </w:r>
+      <w:proofErr w:type="spellStart"/>
+      <w:r>
+        <w:t>kmeans</w:t>
+      </w:r>
+      <w:proofErr w:type="spellEnd"/>
+      <w:r>
+        <w:t>'</w:t>
+      </w:r>
+    </w:p>
+    <w:p>
+      <w:r>
+        <w:t>)</w:t>
+      </w:r>
+    </w:p>
+    <w:p/>
+    <w:p>
+      <w:proofErr w:type="spellStart"/>
+      <w:r>
+        <w:t>X_new</w:t>
+      </w:r>
+      <w:proofErr w:type="spellEnd"/>
+      <w:r>
+        <w:t xml:space="preserve"> = </w:t>
+      </w:r>
+      <w:proofErr w:type="spellStart"/>
+      <w:r>
+        <w:t>encoder.fit_transform</w:t>
+      </w:r>
+      <w:proofErr w:type="spellEnd"/>
+      <w:r>
+        <w:t>(X)</w:t>
+      </w:r>
+    </w:p>
+    <w:p>
+      <w:pPr>
+        <w:rPr>
+          <w:b/>
+          <w:bCs/>
+        </w:rPr>
+      </w:pPr>
+      <w:r>
+        <w:rPr>
+          <w:b/>
+          <w:bCs/>
+        </w:rPr>
+        <w:t>6. Comparison of Binning Methods</w:t>
+      </w:r>
+    </w:p>
+    <w:tbl>
+      <w:tblPr>
+        <w:tblW w:w="0" w:type="auto"/>
+        <w:tblCellSpacing w:w="15" w:type="dxa"/>
+        <w:tblCellMar>
+          <w:top w:w="15" w:type="dxa"/>
+          <w:left w:w="15" w:type="dxa"/>
+          <w:bottom w:w="15" w:type="dxa"/>
+          <w:right w:w="15" w:type="dxa"/>
+        </w:tblCellMar>
+        <w:tblLook w:val="04A0" w:firstRow="1" w:lastRow="0" w:firstColumn="1" w:lastColumn="0" w:noHBand="0" w:noVBand="1"/>
+      </w:tblPr>
+      <w:tblGrid>
+        <w:gridCol w:w="1550"/>
+        <w:gridCol w:w="2322"/>
+        <w:gridCol w:w="2205"/>
+      </w:tblGrid>
+      <w:tr>
+        <w:trPr>
+          <w:tblHeader/>
+          <w:tblCellSpacing w:w="15" w:type="dxa"/>
+        </w:trPr>
+        <w:tc>
+          <w:tcPr>
+            <w:tcW w:w="0" w:type="auto"/>
+            <w:vAlign w:val="center"/>
+            <w:hideMark/>
+          </w:tcPr>
+          <w:p>
+            <w:pPr>
+              <w:rPr>
+                <w:b/>
+                <w:bCs/>
+              </w:rPr>
+            </w:pPr>
+            <w:r>
+              <w:rPr>
+                <w:b/>
+                <w:bCs/>
+              </w:rPr>
+              <w:lastRenderedPageBreak/>
+              <w:t>Method</w:t>
+            </w:r>
+          </w:p>
+        </w:tc>
+        <w:tc>
+          <w:tcPr>
+            <w:tcW w:w="0" w:type="auto"/>
+            <w:vAlign w:val="center"/>
+            <w:hideMark/>
+          </w:tcPr>
+          <w:p>
+            <w:pPr>
+              <w:rPr>
+                <w:b/>
+                <w:bCs/>
+              </w:rPr>
+            </w:pPr>
+            <w:r>
+              <w:rPr>
+                <w:b/>
+                <w:bCs/>
+              </w:rPr>
+              <w:t>How it works</w:t>
+            </w:r>
+          </w:p>
+        </w:tc>
+        <w:tc>
+          <w:tcPr>
+            <w:tcW w:w="0" w:type="auto"/>
+            <w:vAlign w:val="center"/>
+            <w:hideMark/>
+          </w:tcPr>
+          <w:p>
+            <w:pPr>
+              <w:rPr>
+                <w:b/>
+                <w:bCs/>
+              </w:rPr>
+            </w:pPr>
+            <w:r>
+              <w:rPr>
+                <w:b/>
+                <w:bCs/>
+              </w:rPr>
+              <w:t>Best use</w:t>
+            </w:r>
+          </w:p>
+        </w:tc>
+      </w:tr>
+      <w:tr>
+        <w:trPr>
+          <w:tblCellSpacing w:w="15" w:type="dxa"/>
+        </w:trPr>
+        <w:tc>
+          <w:tcPr>
+            <w:tcW w:w="0" w:type="auto"/>
+            <w:vAlign w:val="center"/>
+            <w:hideMark/>
+          </w:tcPr>
+          <w:p>
+            <w:r>
+              <w:t>Equal Width</w:t>
+            </w:r>
+          </w:p>
+        </w:tc>
+        <w:tc>
+          <w:tcPr>
+            <w:tcW w:w="0" w:type="auto"/>
+            <w:vAlign w:val="center"/>
+            <w:hideMark/>
+          </w:tcPr>
+          <w:p>
+            <w:r>
+              <w:t>Equal range size</w:t>
+            </w:r>
+          </w:p>
+        </w:tc>
+        <w:tc>
+          <w:tcPr>
+            <w:tcW w:w="0" w:type="auto"/>
+            <w:vAlign w:val="center"/>
+            <w:hideMark/>
+          </w:tcPr>
+          <w:p>
+            <w:r>
+              <w:t>Simple binning</w:t>
+            </w:r>
+          </w:p>
+        </w:tc>
+      </w:tr>
+      <w:tr>
+        <w:trPr>
+          <w:tblCellSpacing w:w="15" w:type="dxa"/>
+        </w:trPr>
+        <w:tc>
+          <w:tcPr>
+            <w:tcW w:w="0" w:type="auto"/>
+            <w:vAlign w:val="center"/>
+            <w:hideMark/>
+          </w:tcPr>
+          <w:p>
+            <w:r>
+              <w:t>Equal Frequency</w:t>
+            </w:r>
+          </w:p>
+        </w:tc>
+        <w:tc>
+          <w:tcPr>
+            <w:tcW w:w="0" w:type="auto"/>
+            <w:vAlign w:val="center"/>
+            <w:hideMark/>
+          </w:tcPr>
+          <w:p>
+            <w:r>
+              <w:t>Equal number of samples</w:t>
+            </w:r>
+          </w:p>
+        </w:tc>
+        <w:tc>
+          <w:tcPr>
+            <w:tcW w:w="0" w:type="auto"/>
+            <w:vAlign w:val="center"/>
+            <w:hideMark/>
+          </w:tcPr>
+          <w:p>
+            <w:r>
+              <w:t>Uneven distributions</w:t>
+            </w:r>
+          </w:p>
+        </w:tc>
+      </w:tr>
+      <w:tr>
+        <w:trPr>
+          <w:tblCellSpacing w:w="15" w:type="dxa"/>
+        </w:trPr>
+        <w:tc>
+          <w:tcPr>
+            <w:tcW w:w="0" w:type="auto"/>
+            <w:vAlign w:val="center"/>
+            <w:hideMark/>
+          </w:tcPr>
+          <w:p>
+            <w:r>
+              <w:t>K-Means</w:t>
+            </w:r>
+          </w:p>
+        </w:tc>
+        <w:tc>
+          <w:tcPr>
+            <w:tcW w:w="0" w:type="auto"/>
+            <w:vAlign w:val="center"/>
+            <w:hideMark/>
+          </w:tcPr>
+          <w:p>
+            <w:r>
+              <w:t>Uses clusters</w:t>
+            </w:r>
+          </w:p>
+        </w:tc>
+        <w:tc>
+          <w:tcPr>
+            <w:tcW w:w="0" w:type="auto"/>
+            <w:vAlign w:val="center"/>
+            <w:hideMark/>
+          </w:tcPr>
+          <w:p>
+            <w:r>
+              <w:t>Naturally clustered data</w:t>
+            </w:r>
+          </w:p>
+        </w:tc>
+      </w:tr>
+    </w:tbl>
+    <w:p>
+      <w:pPr>
+        <w:rPr>
+          <w:b/>
+          <w:bCs/>
+        </w:rPr>
+      </w:pPr>
+      <w:r>
+        <w:rPr>
+          <w:b/>
+          <w:bCs/>
+        </w:rPr>
+        <w:t>7. Binarization</w:t>
+      </w:r>
+    </w:p>
+    <w:p>
+      <w:r>
+        <w:t xml:space="preserve">Binarization converts numerical values into </w:t>
+      </w:r>
+      <w:r>
+        <w:rPr>
+          <w:b/>
+          <w:bCs/>
+        </w:rPr>
+        <w:t>0 or 1</w:t>
+      </w:r>
+      <w:r>
+        <w:t xml:space="preserve"> using a threshold.</w:t>
+      </w:r>
+    </w:p>
+    <w:p>
+      <w:r>
+        <w:t>Example:</w:t>
+      </w:r>
+    </w:p>
+    <w:p>
+      <w:r>
+        <w:t xml:space="preserve">Age &gt; </w:t>
+      </w:r>
+      <w:proofErr w:type="gramStart"/>
+      <w:r>
+        <w:t>60  →</w:t>
+      </w:r>
+      <w:proofErr w:type="gramEnd"/>
+      <w:r>
+        <w:t xml:space="preserve"> 1</w:t>
+      </w:r>
+    </w:p>
+    <w:p>
+      <w:r>
+        <w:t xml:space="preserve">Age ≤ </w:t>
+      </w:r>
+      <w:proofErr w:type="gramStart"/>
+      <w:r>
+        <w:t>60  →</w:t>
+      </w:r>
+      <w:proofErr w:type="gramEnd"/>
+      <w:r>
+        <w:t xml:space="preserve"> 0</w:t>
+      </w:r>
+    </w:p>
+    <w:p>
+      <w:pPr>
+        <w:rPr>
+          <w:b/>
+          <w:bCs/>
+        </w:rPr>
+      </w:pPr>
+      <w:r>
+        <w:rPr>
+          <w:b/>
+          <w:bCs/>
+        </w:rPr>
+        <w:t>Syntax</w:t>
+      </w:r>
+    </w:p>
+    <w:p>
+      <w:r>
+        <w:t xml:space="preserve">from </w:t>
+      </w:r>
+      <w:proofErr w:type="spellStart"/>
+      <w:proofErr w:type="gramStart"/>
+      <w:r>
+        <w:t>sklearn.preprocessing</w:t>
+      </w:r>
+      <w:proofErr w:type="spellEnd"/>
+      <w:proofErr w:type="gramEnd"/>
+      <w:r>
+        <w:t xml:space="preserve"> import </w:t>
+      </w:r>
+      <w:proofErr w:type="spellStart"/>
+      <w:r>
+        <w:t>Binarizer</w:t>
+      </w:r>
+      <w:proofErr w:type="spellEnd"/>
+    </w:p>
+    <w:p/>
+    <w:p>
+      <w:proofErr w:type="spellStart"/>
+      <w:r>
+        <w:t>binarizer</w:t>
+      </w:r>
+      <w:proofErr w:type="spellEnd"/>
+      <w:r>
+        <w:t xml:space="preserve"> = </w:t>
+      </w:r>
+      <w:proofErr w:type="spellStart"/>
+      <w:r>
+        <w:t>Binarizer</w:t>
+      </w:r>
+      <w:proofErr w:type="spellEnd"/>
+      <w:r>
+        <w:t>(threshold=60)</w:t>
+      </w:r>
+    </w:p>
+    <w:p/>
+    <w:p>
+      <w:proofErr w:type="spellStart"/>
+      <w:r>
+        <w:t>X_new</w:t>
+      </w:r>
+      <w:proofErr w:type="spellEnd"/>
+      <w:r>
+        <w:t xml:space="preserve"> = </w:t>
+      </w:r>
+      <w:proofErr w:type="spellStart"/>
+      <w:r>
+        <w:t>binarizer.fit_transform</w:t>
+      </w:r>
+      <w:proofErr w:type="spellEnd"/>
+      <w:r>
+        <w:t>(X)</w:t>
+      </w:r>
+    </w:p>
+    <w:p>
+      <w:r>
+        <w:t>Example:</w:t>
+      </w:r>
+    </w:p>
+    <w:p>
+      <w:r>
+        <w:t>Age = [25, 45, 61, 75]</w:t>
+      </w:r>
+    </w:p>
+    <w:p/>
+    <w:p>
+      <w:r>
+        <w:t>Result:</w:t>
+      </w:r>
+    </w:p>
+    <w:p>
+      <w:r>
+        <w:t>[0, 0, 1, 1]</w:t>
+      </w:r>
+    </w:p>
+    <w:p>
+      <w:pPr>
+        <w:rPr>
+          <w:b/>
+          <w:bCs/>
+        </w:rPr>
+      </w:pPr>
+      <w:r>
+        <w:rPr>
+          <w:b/>
+          <w:bCs/>
+        </w:rPr>
+        <w:t>8. Key Difference</w:t>
+      </w:r>
+    </w:p>
+    <w:p>
+      <w:r>
+        <w:rPr>
+          <w:b/>
+          <w:bCs/>
+        </w:rPr>
+        <w:t>Binning:</w:t>
+      </w:r>
+    </w:p>
+    <w:p>
+      <w:r>
+        <w:t>Continuous → Multiple categories</w:t>
+      </w:r>
+    </w:p>
+    <w:p>
+      <w:r>
+        <w:t>Example:</w:t>
+      </w:r>
+    </w:p>
+    <w:p>
+      <w:r>
+        <w:t>Age → Young / Adult / Senior</w:t>
+      </w:r>
+    </w:p>
+    <w:p>
+      <w:r>
+        <w:rPr>
+          <w:b/>
+          <w:bCs/>
+        </w:rPr>
+        <w:t>Binarization:</w:t>
+      </w:r>
+    </w:p>
+    <w:p>
+      <w:r>
+        <w:t>Continuous → 0 or 1</w:t>
+      </w:r>
+    </w:p>
+    <w:p>
+      <w:r>
+        <w:t>Example:</w:t>
+      </w:r>
+    </w:p>
+    <w:p>
+      <w:pPr>
+        <w:pBdr>
+          <w:bottom w:val="single" w:sz="6" w:space="1" w:color="auto"/>
+        </w:pBdr>
+      </w:pPr>
+      <w:r>
+        <w:t>Age → 0 / 1</w:t>
+      </w:r>
+    </w:p>
+    <w:p>
+      <w:pPr>
+        <w:rPr>
+          <w:b/>
+          <w:bCs/>
+        </w:rPr>
+      </w:pPr>
+      <w:r>
+        <w:rPr>
+          <w:b/>
+          <w:bCs/>
+        </w:rPr>
+        <w:t>Mixed Type Columns — Structured Summary</w:t>
+      </w:r>
+    </w:p>
+    <w:p>
+      <w:pPr>
+        <w:rPr>
+          <w:b/>
+          <w:bCs/>
+        </w:rPr>
+      </w:pPr>
+      <w:r>
+        <w:rPr>
+          <w:b/>
+          <w:bCs/>
+        </w:rPr>
+        <w:lastRenderedPageBreak/>
+        <w:t>1. What are Mixed Type Columns?</w:t>
+      </w:r>
+    </w:p>
+    <w:p>
+      <w:r>
+        <w:t xml:space="preserve">A </w:t>
+      </w:r>
+      <w:r>
+        <w:rPr>
+          <w:b/>
+          <w:bCs/>
+        </w:rPr>
+        <w:t>mixed type column</w:t>
+      </w:r>
+      <w:r>
+        <w:t xml:space="preserve"> contains different types of information in the same column.</w:t>
+      </w:r>
+    </w:p>
+    <w:p>
+      <w:r>
+        <w:t>Example:</w:t>
+      </w:r>
+    </w:p>
+    <w:p>
+      <w:r>
+        <w:t>Class</w:t>
+      </w:r>
+    </w:p>
+    <w:p>
+      <w:r>
+        <w:t>S1</w:t>
+      </w:r>
+    </w:p>
+    <w:p>
+      <w:r>
+        <w:t>S2</w:t>
+      </w:r>
+    </w:p>
+    <w:p>
+      <w:r>
+        <w:t>A1</w:t>
+      </w:r>
+    </w:p>
+    <w:p>
+      <w:r>
+        <w:t>B3</w:t>
+      </w:r>
+    </w:p>
+    <w:p>
+      <w:r>
+        <w:t>Here, the column contains:</w:t>
+      </w:r>
+    </w:p>
+    <w:p>
+      <w:pPr>
+        <w:numPr>
+          <w:ilvl w:val="0"/>
+          <w:numId w:val="53"/>
+        </w:numPr>
+      </w:pPr>
+      <w:r>
+        <w:t xml:space="preserve">Letters → S, A, B </w:t>
+      </w:r>
+    </w:p>
+    <w:p>
+      <w:pPr>
+        <w:numPr>
+          <w:ilvl w:val="0"/>
+          <w:numId w:val="53"/>
+        </w:numPr>
+      </w:pPr>
+      <w:r>
+        <w:t xml:space="preserve">Numbers → 1, 2, 3 </w:t>
+      </w:r>
+    </w:p>
+    <w:p>
+      <w:r>
+        <w:t>This can cause problems during ML preprocessing.</w:t>
+      </w:r>
+    </w:p>
+    <w:p>
+      <w:pPr>
+        <w:rPr>
+          <w:b/>
+          <w:bCs/>
+        </w:rPr>
+      </w:pPr>
+      <w:r>
+        <w:rPr>
+          <w:b/>
+          <w:bCs/>
+        </w:rPr>
+        <w:t>2. Problems</w:t>
+      </w:r>
+    </w:p>
+    <w:p>
+      <w:pPr>
+        <w:rPr>
+          <w:b/>
+          <w:bCs/>
+        </w:rPr>
+      </w:pPr>
+      <w:r>
+        <w:rPr>
+          <w:b/>
+          <w:bCs/>
+        </w:rPr>
+        <w:t>One-Hot Encoding</w:t>
+      </w:r>
+    </w:p>
+    <w:p>
+      <w:r>
+        <w:t>Applying One-Hot Encoding directly can create too many categories.</w:t>
+      </w:r>
+    </w:p>
+    <w:p>
+      <w:r>
+        <w:t>S1 → column</w:t>
+      </w:r>
+    </w:p>
+    <w:p>
+      <w:r>
+        <w:t>S2 → column</w:t>
+      </w:r>
+    </w:p>
+    <w:p>
+      <w:r>
+        <w:t>A1 → column</w:t>
+      </w:r>
+    </w:p>
+    <w:p>
+      <w:r>
+        <w:t>B3 → column</w:t>
+      </w:r>
+    </w:p>
+    <w:p>
+      <w:r>
+        <w:t>...</w:t>
+      </w:r>
+    </w:p>
+    <w:p>
+      <w:r>
+        <w:t>This can lead to:</w:t>
+      </w:r>
+    </w:p>
+    <w:p>
+      <w:pPr>
+        <w:numPr>
+          <w:ilvl w:val="0"/>
+          <w:numId w:val="54"/>
+        </w:numPr>
+      </w:pPr>
+      <w:r>
+        <w:t xml:space="preserve">High dimensionality </w:t>
+      </w:r>
+    </w:p>
+    <w:p>
+      <w:pPr>
+        <w:numPr>
+          <w:ilvl w:val="0"/>
+          <w:numId w:val="54"/>
+        </w:numPr>
+      </w:pPr>
+      <w:r>
+        <w:t xml:space="preserve">Sparse data </w:t>
+      </w:r>
+    </w:p>
+    <w:p>
+      <w:pPr>
+        <w:numPr>
+          <w:ilvl w:val="0"/>
+          <w:numId w:val="54"/>
+        </w:numPr>
+      </w:pPr>
+      <w:r>
+        <w:t xml:space="preserve">Slower training </w:t>
+      </w:r>
+    </w:p>
+    <w:p>
+      <w:pPr>
+        <w:rPr>
+          <w:b/>
+          <w:bCs/>
+        </w:rPr>
+      </w:pPr>
+      <w:r>
+        <w:rPr>
+          <w:b/>
+          <w:bCs/>
+        </w:rPr>
+        <w:t>Ordinal Encoding</w:t>
+      </w:r>
+    </w:p>
+    <w:p>
+      <w:r>
+        <w:t>Ordinal Encoding assigns numbers:</w:t>
+      </w:r>
+    </w:p>
+    <w:p>
+      <w:r>
+        <w:t>S1 → 1</w:t>
+      </w:r>
+    </w:p>
+    <w:p>
+      <w:r>
+        <w:t>S2 → 2</w:t>
+      </w:r>
+    </w:p>
+    <w:p>
+      <w:r>
+        <w:t>A1 → 3</w:t>
+      </w:r>
+    </w:p>
+    <w:p>
+      <w:r>
+        <w:t>B3 → 4</w:t>
+      </w:r>
+    </w:p>
+    <w:p>
+      <w:r>
+        <w:t>The problem is that the model may assume:</w:t>
+      </w:r>
+    </w:p>
+    <w:p>
+      <w:r>
+        <w:lastRenderedPageBreak/>
+        <w:t>B3 &gt; A1 &gt; S2 &gt; S1</w:t>
+      </w:r>
+    </w:p>
+    <w:p>
+      <w:r>
+        <w:t xml:space="preserve">But there may be </w:t>
+      </w:r>
+      <w:r>
+        <w:rPr>
+          <w:b/>
+          <w:bCs/>
+        </w:rPr>
+        <w:t>no actual order</w:t>
+      </w:r>
+      <w:r>
+        <w:t xml:space="preserve"> between them.</w:t>
+      </w:r>
+    </w:p>
+    <w:p>
+      <w:pPr>
+        <w:rPr>
+          <w:b/>
+          <w:bCs/>
+        </w:rPr>
+      </w:pPr>
+      <w:r>
+        <w:rPr>
+          <w:b/>
+          <w:bCs/>
+        </w:rPr>
+        <w:t>3. Best Solution</w:t>
+      </w:r>
+    </w:p>
+    <w:p>
+      <w:r>
+        <w:rPr>
+          <w:b/>
+          <w:bCs/>
+        </w:rPr>
+        <w:t>Split the mixed column into separate features.</w:t>
+      </w:r>
+    </w:p>
+    <w:p>
+      <w:r>
+        <w:t>Example:</w:t>
+      </w:r>
+    </w:p>
+    <w:p>
+      <w:r>
+        <w:t>Original:</w:t>
+      </w:r>
+    </w:p>
+    <w:p>
+      <w:r>
+        <w:t>S1</w:t>
+      </w:r>
+    </w:p>
+    <w:p>
+      <w:r>
+        <w:t>S2</w:t>
+      </w:r>
+    </w:p>
+    <w:p>
+      <w:r>
+        <w:t>A1</w:t>
+      </w:r>
+    </w:p>
+    <w:p>
+      <w:r>
+        <w:t>B3</w:t>
+      </w:r>
+    </w:p>
+    <w:p>
+      <w:r>
+        <w:t>Convert into:</w:t>
+      </w:r>
+    </w:p>
+    <w:p>
+      <w:r>
+        <w:t>Class    Number</w:t>
+      </w:r>
+    </w:p>
+    <w:p>
+      <w:r>
+        <w:t>S        1</w:t>
+      </w:r>
+    </w:p>
+    <w:p>
+      <w:r>
+        <w:t>S        2</w:t>
+      </w:r>
+    </w:p>
+    <w:p>
+      <w:r>
+        <w:t>A        1</w:t>
+      </w:r>
+    </w:p>
+    <w:p>
+      <w:r>
+        <w:t>B        3</w:t>
+      </w:r>
+    </w:p>
+    <w:p>
+      <w:r>
+        <w:t>Now each feature has a clear meaning.</w:t>
+      </w:r>
+    </w:p>
+    <w:p>
+      <w:pPr>
+        <w:rPr>
+          <w:b/>
+          <w:bCs/>
+        </w:rPr>
+      </w:pPr>
+      <w:r>
+        <w:rPr>
+          <w:b/>
+          <w:bCs/>
+        </w:rPr>
+        <w:t xml:space="preserve">4. Using </w:t>
+      </w:r>
+      <w:proofErr w:type="spellStart"/>
+      <w:proofErr w:type="gramStart"/>
+      <w:r>
+        <w:rPr>
+          <w:b/>
+          <w:bCs/>
+        </w:rPr>
+        <w:t>str.extract</w:t>
+      </w:r>
+      <w:proofErr w:type="spellEnd"/>
+      <w:proofErr w:type="gramEnd"/>
+      <w:r>
+        <w:rPr>
+          <w:b/>
+          <w:bCs/>
+        </w:rPr>
+        <w:t>()</w:t>
+      </w:r>
+    </w:p>
+    <w:p>
+      <w:r>
+        <w:t>Pandas can extract letters and numbers using regular expressions.</w:t>
+      </w:r>
+    </w:p>
+    <w:p>
+      <w:pPr>
+        <w:rPr>
+          <w:b/>
+          <w:bCs/>
+        </w:rPr>
+      </w:pPr>
+      <w:r>
+        <w:rPr>
+          <w:b/>
+          <w:bCs/>
+        </w:rPr>
+        <w:t>Extract letters</w:t>
+      </w:r>
+    </w:p>
+    <w:p>
+      <w:proofErr w:type="spellStart"/>
+      <w:r>
+        <w:t>df</w:t>
+      </w:r>
+      <w:proofErr w:type="spellEnd"/>
+      <w:r>
+        <w:t>['</w:t>
+      </w:r>
+      <w:proofErr w:type="spellStart"/>
+      <w:r>
+        <w:t>Class'</w:t>
+      </w:r>
+      <w:proofErr w:type="spellEnd"/>
+      <w:r>
+        <w:t xml:space="preserve">] = </w:t>
+      </w:r>
+      <w:proofErr w:type="spellStart"/>
+      <w:r>
+        <w:t>df</w:t>
+      </w:r>
+      <w:proofErr w:type="spellEnd"/>
+      <w:r>
+        <w:t>['Seat'].</w:t>
+      </w:r>
+      <w:proofErr w:type="spellStart"/>
+      <w:proofErr w:type="gramStart"/>
+      <w:r>
+        <w:t>str.extract</w:t>
+      </w:r>
+      <w:proofErr w:type="spellEnd"/>
+      <w:proofErr w:type="gramEnd"/>
+      <w:r>
+        <w:t>(r'([A-Za-</w:t>
+      </w:r>
+      <w:proofErr w:type="gramStart"/>
+      <w:r>
+        <w:t>z]+</w:t>
+      </w:r>
+      <w:proofErr w:type="gramEnd"/>
+      <w:r>
+        <w:t>)')</w:t>
+      </w:r>
+    </w:p>
+    <w:p>
+      <w:pPr>
+        <w:rPr>
+          <w:b/>
+          <w:bCs/>
+        </w:rPr>
+      </w:pPr>
+      <w:r>
+        <w:rPr>
+          <w:b/>
+          <w:bCs/>
+        </w:rPr>
+        <w:t>Extract numbers</w:t>
+      </w:r>
+    </w:p>
+    <w:p>
+      <w:proofErr w:type="spellStart"/>
+      <w:r>
+        <w:t>df</w:t>
+      </w:r>
+      <w:proofErr w:type="spellEnd"/>
+      <w:r>
+        <w:t xml:space="preserve">['Number'] = </w:t>
+      </w:r>
+      <w:proofErr w:type="spellStart"/>
+      <w:r>
+        <w:t>df</w:t>
+      </w:r>
+      <w:proofErr w:type="spellEnd"/>
+      <w:r>
+        <w:t>['Seat'].</w:t>
+      </w:r>
+      <w:proofErr w:type="spellStart"/>
+      <w:proofErr w:type="gramStart"/>
+      <w:r>
+        <w:t>str.extract</w:t>
+      </w:r>
+      <w:proofErr w:type="spellEnd"/>
+      <w:proofErr w:type="gramEnd"/>
+      <w:r>
+        <w:t>(r'(\d+)')</w:t>
+      </w:r>
+    </w:p>
+    <w:p>
+      <w:r>
+        <w:t>Example:</w:t>
+      </w:r>
+    </w:p>
+    <w:p>
+      <w:r>
+        <w:t>Seat = "S25"</w:t>
+      </w:r>
+    </w:p>
+    <w:p/>
+    <w:p>
+      <w:proofErr w:type="gramStart"/>
+      <w:r>
+        <w:t>Class  →</w:t>
+      </w:r>
+      <w:proofErr w:type="gramEnd"/>
+      <w:r>
+        <w:t xml:space="preserve"> S</w:t>
+      </w:r>
+    </w:p>
+    <w:p>
+      <w:r>
+        <w:t>Number → 25</w:t>
+      </w:r>
+    </w:p>
+    <w:p>
+      <w:pPr>
+        <w:rPr>
+          <w:b/>
+          <w:bCs/>
+        </w:rPr>
+      </w:pPr>
+      <w:r>
+        <w:rPr>
+          <w:b/>
+          <w:bCs/>
+        </w:rPr>
+        <w:t>5. Using Lambda Functions</w:t>
+      </w:r>
+      <w:r>
+        <w:rPr>
+          <w:b/>
+          <w:bCs/>
+        </w:rPr>
+        <w:t>:</w:t>
+      </w:r>
+    </w:p>
+    <w:p>
+      <w:pPr>
+        <w:rPr>
+          <w:b/>
+          <w:bCs/>
+        </w:rPr>
+      </w:pPr>
+      <w:r>
+        <w:rPr>
+          <w:b/>
+          <w:bCs/>
+        </w:rPr>
+        <w:t>: For more complex formatting, apply lambda functions to rows to search for specific regex patterns or groups, which helps in cleaning and restructuring the data into useful, uniform features</w:t>
+      </w:r>
+    </w:p>
+    <w:p>
+      <w:r>
+        <w:lastRenderedPageBreak/>
+        <w:t>For more complex patterns:</w:t>
+      </w:r>
+    </w:p>
+    <w:p>
+      <w:proofErr w:type="spellStart"/>
+      <w:r>
+        <w:t>df</w:t>
+      </w:r>
+      <w:proofErr w:type="spellEnd"/>
+      <w:r>
+        <w:t>['</w:t>
+      </w:r>
+      <w:proofErr w:type="spellStart"/>
+      <w:r>
+        <w:t>Class'</w:t>
+      </w:r>
+      <w:proofErr w:type="spellEnd"/>
+      <w:r>
+        <w:t xml:space="preserve">] = </w:t>
+      </w:r>
+      <w:proofErr w:type="spellStart"/>
+      <w:r>
+        <w:t>df</w:t>
+      </w:r>
+      <w:proofErr w:type="spellEnd"/>
+      <w:r>
+        <w:t>['Seat'</w:t>
+      </w:r>
+      <w:proofErr w:type="gramStart"/>
+      <w:r>
+        <w:t>].apply</w:t>
+      </w:r>
+      <w:proofErr w:type="gramEnd"/>
+      <w:r>
+        <w:t>(</w:t>
+      </w:r>
+    </w:p>
+    <w:p>
+      <w:r>
+        <w:t xml:space="preserve">    lambda x: </w:t>
+      </w:r>
+      <w:proofErr w:type="gramStart"/>
+      <w:r>
+        <w:t>x[</w:t>
+      </w:r>
+      <w:proofErr w:type="gramEnd"/>
+      <w:r>
+        <w:t xml:space="preserve">0] if </w:t>
+      </w:r>
+      <w:proofErr w:type="spellStart"/>
+      <w:proofErr w:type="gramStart"/>
+      <w:r>
+        <w:t>isinstance</w:t>
+      </w:r>
+      <w:proofErr w:type="spellEnd"/>
+      <w:r>
+        <w:t>(</w:t>
+      </w:r>
+      <w:proofErr w:type="gramEnd"/>
+      <w:r>
+        <w:t>x, str) else None</w:t>
+      </w:r>
+    </w:p>
+    <w:p>
+      <w:r>
+        <w:t>)</w:t>
+      </w:r>
+    </w:p>
+    <w:p>
+      <w:r>
+        <w:t>Extract number:</w:t>
+      </w:r>
+    </w:p>
+    <w:p>
+      <w:proofErr w:type="spellStart"/>
+      <w:r>
+        <w:t>df</w:t>
+      </w:r>
+      <w:proofErr w:type="spellEnd"/>
+      <w:r>
+        <w:t xml:space="preserve">['Number'] = </w:t>
+      </w:r>
+      <w:proofErr w:type="spellStart"/>
+      <w:r>
+        <w:t>df</w:t>
+      </w:r>
+      <w:proofErr w:type="spellEnd"/>
+      <w:r>
+        <w:t>['Seat'</w:t>
+      </w:r>
+      <w:proofErr w:type="gramStart"/>
+      <w:r>
+        <w:t>].apply</w:t>
+      </w:r>
+      <w:proofErr w:type="gramEnd"/>
+      <w:r>
+        <w:t>(</w:t>
+      </w:r>
+    </w:p>
+    <w:p>
+      <w:r>
+        <w:t xml:space="preserve">    lambda x: int(</w:t>
+      </w:r>
+      <w:proofErr w:type="gramStart"/>
+      <w:r>
+        <w:t>x[</w:t>
+      </w:r>
+      <w:proofErr w:type="gramEnd"/>
+      <w:r>
+        <w:t xml:space="preserve">1:]) if </w:t>
+      </w:r>
+      <w:proofErr w:type="spellStart"/>
+      <w:proofErr w:type="gramStart"/>
+      <w:r>
+        <w:t>isinstance</w:t>
+      </w:r>
+      <w:proofErr w:type="spellEnd"/>
+      <w:r>
+        <w:t>(</w:t>
+      </w:r>
+      <w:proofErr w:type="gramEnd"/>
+      <w:r>
+        <w:t>x, str) else None</w:t>
+      </w:r>
+    </w:p>
+    <w:p>
+      <w:r>
+        <w:t>)</w:t>
+      </w:r>
+    </w:p>
     <w:p/>
     <w:sectPr>
       <w:pgSz w:w="11906" w:h="16838" w:code="9"/>
@@ -14736,6 +16578,155 @@
     </w:lvl>
   </w:abstractNum>
   <w:abstractNum w:abstractNumId="22" w15:restartNumberingAfterBreak="0">
+    <w:nsid w:val="20BD24CB"/>
+    <w:multiLevelType w:val="multilevel"/>
+    <w:tmpl w:val="545CB492"/>
+    <w:lvl w:ilvl="0">
+      <w:start w:val="1"/>
+      <w:numFmt w:val="bullet"/>
+      <w:lvlText w:val=""/>
+      <w:lvlJc w:val="left"/>
+      <w:pPr>
+        <w:tabs>
+          <w:tab w:val="num" w:pos="720"/>
+        </w:tabs>
+        <w:ind w:left="720" w:hanging="360"/>
+      </w:pPr>
+      <w:rPr>
+        <w:rFonts w:ascii="Symbol" w:hAnsi="Symbol" w:hint="default"/>
+        <w:sz w:val="20"/>
+      </w:rPr>
+    </w:lvl>
+    <w:lvl w:ilvl="1" w:tentative="1">
+      <w:start w:val="1"/>
+      <w:numFmt w:val="bullet"/>
+      <w:lvlText w:val="o"/>
+      <w:lvlJc w:val="left"/>
+      <w:pPr>
+        <w:tabs>
+          <w:tab w:val="num" w:pos="1440"/>
+        </w:tabs>
+        <w:ind w:left="1440" w:hanging="360"/>
+      </w:pPr>
+      <w:rPr>
+        <w:rFonts w:ascii="Courier New" w:hAnsi="Courier New" w:hint="default"/>
+        <w:sz w:val="20"/>
+      </w:rPr>
+    </w:lvl>
+    <w:lvl w:ilvl="2" w:tentative="1">
+      <w:start w:val="1"/>
+      <w:numFmt w:val="bullet"/>
+      <w:lvlText w:val=""/>
+      <w:lvlJc w:val="left"/>
+      <w:pPr>
+        <w:tabs>
+          <w:tab w:val="num" w:pos="2160"/>
+        </w:tabs>
+        <w:ind w:left="2160" w:hanging="360"/>
+      </w:pPr>
+      <w:rPr>
+        <w:rFonts w:ascii="Wingdings" w:hAnsi="Wingdings" w:hint="default"/>
+        <w:sz w:val="20"/>
+      </w:rPr>
+    </w:lvl>
+    <w:lvl w:ilvl="3" w:tentative="1">
+      <w:start w:val="1"/>
+      <w:numFmt w:val="bullet"/>
+      <w:lvlText w:val=""/>
+      <w:lvlJc w:val="left"/>
+      <w:pPr>
+        <w:tabs>
+          <w:tab w:val="num" w:pos="2880"/>
+        </w:tabs>
+        <w:ind w:left="2880" w:hanging="360"/>
+      </w:pPr>
+      <w:rPr>
+        <w:rFonts w:ascii="Wingdings" w:hAnsi="Wingdings" w:hint="default"/>
+        <w:sz w:val="20"/>
+      </w:rPr>
+    </w:lvl>
+    <w:lvl w:ilvl="4" w:tentative="1">
+      <w:start w:val="1"/>
+      <w:numFmt w:val="bullet"/>
+      <w:lvlText w:val=""/>
+      <w:lvlJc w:val="left"/>
+      <w:pPr>
+        <w:tabs>
+          <w:tab w:val="num" w:pos="3600"/>
+        </w:tabs>
+        <w:ind w:left="3600" w:hanging="360"/>
+      </w:pPr>
+      <w:rPr>
+        <w:rFonts w:ascii="Wingdings" w:hAnsi="Wingdings" w:hint="default"/>
+        <w:sz w:val="20"/>
+      </w:rPr>
+    </w:lvl>
+    <w:lvl w:ilvl="5" w:tentative="1">
+      <w:start w:val="1"/>
+      <w:numFmt w:val="bullet"/>
+      <w:lvlText w:val=""/>
+      <w:lvlJc w:val="left"/>
+      <w:pPr>
+        <w:tabs>
+          <w:tab w:val="num" w:pos="4320"/>
+        </w:tabs>
+        <w:ind w:left="4320" w:hanging="360"/>
+      </w:pPr>
+      <w:rPr>
+        <w:rFonts w:ascii="Wingdings" w:hAnsi="Wingdings" w:hint="default"/>
+        <w:sz w:val="20"/>
+      </w:rPr>
+    </w:lvl>
+    <w:lvl w:ilvl="6" w:tentative="1">
+      <w:start w:val="1"/>
+      <w:numFmt w:val="bullet"/>
+      <w:lvlText w:val=""/>
+      <w:lvlJc w:val="left"/>
+      <w:pPr>
+        <w:tabs>
+          <w:tab w:val="num" w:pos="5040"/>
+        </w:tabs>
+        <w:ind w:left="5040" w:hanging="360"/>
+      </w:pPr>
+      <w:rPr>
+        <w:rFonts w:ascii="Wingdings" w:hAnsi="Wingdings" w:hint="default"/>
+        <w:sz w:val="20"/>
+      </w:rPr>
+    </w:lvl>
+    <w:lvl w:ilvl="7" w:tentative="1">
+      <w:start w:val="1"/>
+      <w:numFmt w:val="bullet"/>
+      <w:lvlText w:val=""/>
+      <w:lvlJc w:val="left"/>
+      <w:pPr>
+        <w:tabs>
+          <w:tab w:val="num" w:pos="5760"/>
+        </w:tabs>
+        <w:ind w:left="5760" w:hanging="360"/>
+      </w:pPr>
+      <w:rPr>
+        <w:rFonts w:ascii="Wingdings" w:hAnsi="Wingdings" w:hint="default"/>
+        <w:sz w:val="20"/>
+      </w:rPr>
+    </w:lvl>
+    <w:lvl w:ilvl="8" w:tentative="1">
+      <w:start w:val="1"/>
+      <w:numFmt w:val="bullet"/>
+      <w:lvlText w:val=""/>
+      <w:lvlJc w:val="left"/>
+      <w:pPr>
+        <w:tabs>
+          <w:tab w:val="num" w:pos="6480"/>
+        </w:tabs>
+        <w:ind w:left="6480" w:hanging="360"/>
+      </w:pPr>
+      <w:rPr>
+        <w:rFonts w:ascii="Wingdings" w:hAnsi="Wingdings" w:hint="default"/>
+        <w:sz w:val="20"/>
+      </w:rPr>
+    </w:lvl>
+  </w:abstractNum>
+  <w:abstractNum w:abstractNumId="23" w15:restartNumberingAfterBreak="0">
     <w:nsid w:val="229A1F52"/>
     <w:multiLevelType w:val="multilevel"/>
     <w:tmpl w:val="986C10A4"/>
@@ -14884,7 +16875,7 @@
       </w:rPr>
     </w:lvl>
   </w:abstractNum>
-  <w:abstractNum w:abstractNumId="23" w15:restartNumberingAfterBreak="0">
+  <w:abstractNum w:abstractNumId="24" w15:restartNumberingAfterBreak="0">
     <w:nsid w:val="25184514"/>
     <w:multiLevelType w:val="multilevel"/>
     <w:tmpl w:val="AB9AE540"/>
@@ -15033,7 +17024,156 @@
       </w:rPr>
     </w:lvl>
   </w:abstractNum>
-  <w:abstractNum w:abstractNumId="24" w15:restartNumberingAfterBreak="0">
+  <w:abstractNum w:abstractNumId="25" w15:restartNumberingAfterBreak="0">
+    <w:nsid w:val="257358F6"/>
+    <w:multiLevelType w:val="multilevel"/>
+    <w:tmpl w:val="46C69190"/>
+    <w:lvl w:ilvl="0">
+      <w:start w:val="1"/>
+      <w:numFmt w:val="bullet"/>
+      <w:lvlText w:val=""/>
+      <w:lvlJc w:val="left"/>
+      <w:pPr>
+        <w:tabs>
+          <w:tab w:val="num" w:pos="720"/>
+        </w:tabs>
+        <w:ind w:left="720" w:hanging="360"/>
+      </w:pPr>
+      <w:rPr>
+        <w:rFonts w:ascii="Symbol" w:hAnsi="Symbol" w:hint="default"/>
+        <w:sz w:val="20"/>
+      </w:rPr>
+    </w:lvl>
+    <w:lvl w:ilvl="1" w:tentative="1">
+      <w:start w:val="1"/>
+      <w:numFmt w:val="bullet"/>
+      <w:lvlText w:val="o"/>
+      <w:lvlJc w:val="left"/>
+      <w:pPr>
+        <w:tabs>
+          <w:tab w:val="num" w:pos="1440"/>
+        </w:tabs>
+        <w:ind w:left="1440" w:hanging="360"/>
+      </w:pPr>
+      <w:rPr>
+        <w:rFonts w:ascii="Courier New" w:hAnsi="Courier New" w:hint="default"/>
+        <w:sz w:val="20"/>
+      </w:rPr>
+    </w:lvl>
+    <w:lvl w:ilvl="2" w:tentative="1">
+      <w:start w:val="1"/>
+      <w:numFmt w:val="bullet"/>
+      <w:lvlText w:val=""/>
+      <w:lvlJc w:val="left"/>
+      <w:pPr>
+        <w:tabs>
+          <w:tab w:val="num" w:pos="2160"/>
+        </w:tabs>
+        <w:ind w:left="2160" w:hanging="360"/>
+      </w:pPr>
+      <w:rPr>
+        <w:rFonts w:ascii="Wingdings" w:hAnsi="Wingdings" w:hint="default"/>
+        <w:sz w:val="20"/>
+      </w:rPr>
+    </w:lvl>
+    <w:lvl w:ilvl="3" w:tentative="1">
+      <w:start w:val="1"/>
+      <w:numFmt w:val="bullet"/>
+      <w:lvlText w:val=""/>
+      <w:lvlJc w:val="left"/>
+      <w:pPr>
+        <w:tabs>
+          <w:tab w:val="num" w:pos="2880"/>
+        </w:tabs>
+        <w:ind w:left="2880" w:hanging="360"/>
+      </w:pPr>
+      <w:rPr>
+        <w:rFonts w:ascii="Wingdings" w:hAnsi="Wingdings" w:hint="default"/>
+        <w:sz w:val="20"/>
+      </w:rPr>
+    </w:lvl>
+    <w:lvl w:ilvl="4" w:tentative="1">
+      <w:start w:val="1"/>
+      <w:numFmt w:val="bullet"/>
+      <w:lvlText w:val=""/>
+      <w:lvlJc w:val="left"/>
+      <w:pPr>
+        <w:tabs>
+          <w:tab w:val="num" w:pos="3600"/>
+        </w:tabs>
+        <w:ind w:left="3600" w:hanging="360"/>
+      </w:pPr>
+      <w:rPr>
+        <w:rFonts w:ascii="Wingdings" w:hAnsi="Wingdings" w:hint="default"/>
+        <w:sz w:val="20"/>
+      </w:rPr>
+    </w:lvl>
+    <w:lvl w:ilvl="5" w:tentative="1">
+      <w:start w:val="1"/>
+      <w:numFmt w:val="bullet"/>
+      <w:lvlText w:val=""/>
+      <w:lvlJc w:val="left"/>
+      <w:pPr>
+        <w:tabs>
+          <w:tab w:val="num" w:pos="4320"/>
+        </w:tabs>
+        <w:ind w:left="4320" w:hanging="360"/>
+      </w:pPr>
+      <w:rPr>
+        <w:rFonts w:ascii="Wingdings" w:hAnsi="Wingdings" w:hint="default"/>
+        <w:sz w:val="20"/>
+      </w:rPr>
+    </w:lvl>
+    <w:lvl w:ilvl="6" w:tentative="1">
+      <w:start w:val="1"/>
+      <w:numFmt w:val="bullet"/>
+      <w:lvlText w:val=""/>
+      <w:lvlJc w:val="left"/>
+      <w:pPr>
+        <w:tabs>
+          <w:tab w:val="num" w:pos="5040"/>
+        </w:tabs>
+        <w:ind w:left="5040" w:hanging="360"/>
+      </w:pPr>
+      <w:rPr>
+        <w:rFonts w:ascii="Wingdings" w:hAnsi="Wingdings" w:hint="default"/>
+        <w:sz w:val="20"/>
+      </w:rPr>
+    </w:lvl>
+    <w:lvl w:ilvl="7" w:tentative="1">
+      <w:start w:val="1"/>
+      <w:numFmt w:val="bullet"/>
+      <w:lvlText w:val=""/>
+      <w:lvlJc w:val="left"/>
+      <w:pPr>
+        <w:tabs>
+          <w:tab w:val="num" w:pos="5760"/>
+        </w:tabs>
+        <w:ind w:left="5760" w:hanging="360"/>
+      </w:pPr>
+      <w:rPr>
+        <w:rFonts w:ascii="Wingdings" w:hAnsi="Wingdings" w:hint="default"/>
+        <w:sz w:val="20"/>
+      </w:rPr>
+    </w:lvl>
+    <w:lvl w:ilvl="8" w:tentative="1">
+      <w:start w:val="1"/>
+      <w:numFmt w:val="bullet"/>
+      <w:lvlText w:val=""/>
+      <w:lvlJc w:val="left"/>
+      <w:pPr>
+        <w:tabs>
+          <w:tab w:val="num" w:pos="6480"/>
+        </w:tabs>
+        <w:ind w:left="6480" w:hanging="360"/>
+      </w:pPr>
+      <w:rPr>
+        <w:rFonts w:ascii="Wingdings" w:hAnsi="Wingdings" w:hint="default"/>
+        <w:sz w:val="20"/>
+      </w:rPr>
+    </w:lvl>
+  </w:abstractNum>
+  <w:abstractNum w:abstractNumId="26" w15:restartNumberingAfterBreak="0">
     <w:nsid w:val="263E63CD"/>
     <w:multiLevelType w:val="multilevel"/>
     <w:tmpl w:val="19542E40"/>
@@ -15182,7 +17322,7 @@
       </w:rPr>
     </w:lvl>
   </w:abstractNum>
-  <w:abstractNum w:abstractNumId="25" w15:restartNumberingAfterBreak="0">
+  <w:abstractNum w:abstractNumId="27" w15:restartNumberingAfterBreak="0">
     <w:nsid w:val="26677F05"/>
     <w:multiLevelType w:val="multilevel"/>
     <w:tmpl w:val="886ADE9C"/>
@@ -15331,7 +17471,7 @@
       </w:rPr>
     </w:lvl>
   </w:abstractNum>
-  <w:abstractNum w:abstractNumId="26" w15:restartNumberingAfterBreak="0">
+  <w:abstractNum w:abstractNumId="28" w15:restartNumberingAfterBreak="0">
     <w:nsid w:val="27911C31"/>
     <w:multiLevelType w:val="multilevel"/>
     <w:tmpl w:val="6CC8A0E4"/>
@@ -15480,7 +17620,7 @@
       </w:rPr>
     </w:lvl>
   </w:abstractNum>
-  <w:abstractNum w:abstractNumId="27" w15:restartNumberingAfterBreak="0">
+  <w:abstractNum w:abstractNumId="29" w15:restartNumberingAfterBreak="0">
     <w:nsid w:val="2BDD752E"/>
     <w:multiLevelType w:val="multilevel"/>
     <w:tmpl w:val="6EE6DF54"/>
@@ -15629,7 +17769,7 @@
       </w:rPr>
     </w:lvl>
   </w:abstractNum>
-  <w:abstractNum w:abstractNumId="28" w15:restartNumberingAfterBreak="0">
+  <w:abstractNum w:abstractNumId="30" w15:restartNumberingAfterBreak="0">
     <w:nsid w:val="308D4B7F"/>
     <w:multiLevelType w:val="multilevel"/>
     <w:tmpl w:val="38CA028C"/>
@@ -15778,7 +17918,7 @@
       </w:rPr>
     </w:lvl>
   </w:abstractNum>
-  <w:abstractNum w:abstractNumId="29" w15:restartNumberingAfterBreak="0">
+  <w:abstractNum w:abstractNumId="31" w15:restartNumberingAfterBreak="0">
     <w:nsid w:val="32D605B7"/>
     <w:multiLevelType w:val="multilevel"/>
     <w:tmpl w:val="E7D46A74"/>
@@ -15927,7 +18067,7 @@
       </w:rPr>
     </w:lvl>
   </w:abstractNum>
-  <w:abstractNum w:abstractNumId="30" w15:restartNumberingAfterBreak="0">
+  <w:abstractNum w:abstractNumId="32" w15:restartNumberingAfterBreak="0">
     <w:nsid w:val="347C252F"/>
     <w:multiLevelType w:val="multilevel"/>
     <w:tmpl w:val="486CD208"/>
@@ -16076,7 +18216,7 @@
       </w:rPr>
     </w:lvl>
   </w:abstractNum>
-  <w:abstractNum w:abstractNumId="31" w15:restartNumberingAfterBreak="0">
+  <w:abstractNum w:abstractNumId="33" w15:restartNumberingAfterBreak="0">
     <w:nsid w:val="3525175A"/>
     <w:multiLevelType w:val="multilevel"/>
     <w:tmpl w:val="3D4628C0"/>
@@ -16225,7 +18365,7 @@
       </w:rPr>
     </w:lvl>
   </w:abstractNum>
-  <w:abstractNum w:abstractNumId="32" w15:restartNumberingAfterBreak="0">
+  <w:abstractNum w:abstractNumId="34" w15:restartNumberingAfterBreak="0">
     <w:nsid w:val="368954B2"/>
     <w:multiLevelType w:val="multilevel"/>
     <w:tmpl w:val="D7661B64"/>
@@ -16374,7 +18514,7 @@
       </w:rPr>
     </w:lvl>
   </w:abstractNum>
-  <w:abstractNum w:abstractNumId="33" w15:restartNumberingAfterBreak="0">
+  <w:abstractNum w:abstractNumId="35" w15:restartNumberingAfterBreak="0">
     <w:nsid w:val="39BB7E5B"/>
     <w:multiLevelType w:val="multilevel"/>
     <w:tmpl w:val="6A662A62"/>
@@ -16523,7 +18663,7 @@
       </w:rPr>
     </w:lvl>
   </w:abstractNum>
-  <w:abstractNum w:abstractNumId="34" w15:restartNumberingAfterBreak="0">
+  <w:abstractNum w:abstractNumId="36" w15:restartNumberingAfterBreak="0">
     <w:nsid w:val="3C6D5B18"/>
     <w:multiLevelType w:val="multilevel"/>
     <w:tmpl w:val="CE02D1A8"/>
@@ -16672,7 +18812,7 @@
       </w:rPr>
     </w:lvl>
   </w:abstractNum>
-  <w:abstractNum w:abstractNumId="35" w15:restartNumberingAfterBreak="0">
+  <w:abstractNum w:abstractNumId="37" w15:restartNumberingAfterBreak="0">
     <w:nsid w:val="3D2C7B24"/>
     <w:multiLevelType w:val="multilevel"/>
     <w:tmpl w:val="D5A80D1A"/>
@@ -16821,7 +18961,7 @@
       </w:rPr>
     </w:lvl>
   </w:abstractNum>
-  <w:abstractNum w:abstractNumId="36" w15:restartNumberingAfterBreak="0">
+  <w:abstractNum w:abstractNumId="38" w15:restartNumberingAfterBreak="0">
     <w:nsid w:val="3FF96CD3"/>
     <w:multiLevelType w:val="multilevel"/>
     <w:tmpl w:val="5C0EE1DA"/>
@@ -16970,7 +19110,7 @@
       </w:rPr>
     </w:lvl>
   </w:abstractNum>
-  <w:abstractNum w:abstractNumId="37" w15:restartNumberingAfterBreak="0">
+  <w:abstractNum w:abstractNumId="39" w15:restartNumberingAfterBreak="0">
     <w:nsid w:val="43345AC2"/>
     <w:multiLevelType w:val="multilevel"/>
     <w:tmpl w:val="2CB6B1A8"/>
@@ -17119,7 +19259,7 @@
       </w:rPr>
     </w:lvl>
   </w:abstractNum>
-  <w:abstractNum w:abstractNumId="38" w15:restartNumberingAfterBreak="0">
+  <w:abstractNum w:abstractNumId="40" w15:restartNumberingAfterBreak="0">
     <w:nsid w:val="46FE3EA9"/>
     <w:multiLevelType w:val="multilevel"/>
     <w:tmpl w:val="44C49E4A"/>
@@ -17268,7 +19408,7 @@
       </w:rPr>
     </w:lvl>
   </w:abstractNum>
-  <w:abstractNum w:abstractNumId="39" w15:restartNumberingAfterBreak="0">
+  <w:abstractNum w:abstractNumId="41" w15:restartNumberingAfterBreak="0">
     <w:nsid w:val="471A6C19"/>
     <w:multiLevelType w:val="multilevel"/>
     <w:tmpl w:val="7E02782A"/>
@@ -17417,7 +19557,7 @@
       </w:rPr>
     </w:lvl>
   </w:abstractNum>
-  <w:abstractNum w:abstractNumId="40" w15:restartNumberingAfterBreak="0">
+  <w:abstractNum w:abstractNumId="42" w15:restartNumberingAfterBreak="0">
     <w:nsid w:val="475D7E21"/>
     <w:multiLevelType w:val="multilevel"/>
     <w:tmpl w:val="271CE53C"/>
@@ -17566,7 +19706,7 @@
       </w:rPr>
     </w:lvl>
   </w:abstractNum>
-  <w:abstractNum w:abstractNumId="41" w15:restartNumberingAfterBreak="0">
+  <w:abstractNum w:abstractNumId="43" w15:restartNumberingAfterBreak="0">
     <w:nsid w:val="4E2C207C"/>
     <w:multiLevelType w:val="multilevel"/>
     <w:tmpl w:val="DEA863E0"/>
@@ -17715,7 +19855,7 @@
       </w:rPr>
     </w:lvl>
   </w:abstractNum>
-  <w:abstractNum w:abstractNumId="42" w15:restartNumberingAfterBreak="0">
+  <w:abstractNum w:abstractNumId="44" w15:restartNumberingAfterBreak="0">
     <w:nsid w:val="50580E35"/>
     <w:multiLevelType w:val="multilevel"/>
     <w:tmpl w:val="91760A22"/>
@@ -17864,7 +20004,7 @@
       </w:rPr>
     </w:lvl>
   </w:abstractNum>
-  <w:abstractNum w:abstractNumId="43" w15:restartNumberingAfterBreak="0">
+  <w:abstractNum w:abstractNumId="45" w15:restartNumberingAfterBreak="0">
     <w:nsid w:val="52344DB9"/>
     <w:multiLevelType w:val="multilevel"/>
     <w:tmpl w:val="FB44E81E"/>
@@ -18013,7 +20153,7 @@
       </w:rPr>
     </w:lvl>
   </w:abstractNum>
-  <w:abstractNum w:abstractNumId="44" w15:restartNumberingAfterBreak="0">
+  <w:abstractNum w:abstractNumId="46" w15:restartNumberingAfterBreak="0">
     <w:nsid w:val="596F4137"/>
     <w:multiLevelType w:val="multilevel"/>
     <w:tmpl w:val="53DA37B8"/>
@@ -18162,7 +20302,7 @@
       </w:rPr>
     </w:lvl>
   </w:abstractNum>
-  <w:abstractNum w:abstractNumId="45" w15:restartNumberingAfterBreak="0">
+  <w:abstractNum w:abstractNumId="47" w15:restartNumberingAfterBreak="0">
     <w:nsid w:val="5AF25034"/>
     <w:multiLevelType w:val="multilevel"/>
     <w:tmpl w:val="50A2CCDE"/>
@@ -18311,7 +20451,7 @@
       </w:rPr>
     </w:lvl>
   </w:abstractNum>
-  <w:abstractNum w:abstractNumId="46" w15:restartNumberingAfterBreak="0">
+  <w:abstractNum w:abstractNumId="48" w15:restartNumberingAfterBreak="0">
     <w:nsid w:val="63C70D60"/>
     <w:multiLevelType w:val="multilevel"/>
     <w:tmpl w:val="7DD868D6"/>
@@ -18460,7 +20600,156 @@
       </w:rPr>
     </w:lvl>
   </w:abstractNum>
-  <w:abstractNum w:abstractNumId="47" w15:restartNumberingAfterBreak="0">
+  <w:abstractNum w:abstractNumId="49" w15:restartNumberingAfterBreak="0">
+    <w:nsid w:val="673B194E"/>
+    <w:multiLevelType w:val="multilevel"/>
+    <w:tmpl w:val="085C1FEC"/>
+    <w:lvl w:ilvl="0">
+      <w:start w:val="1"/>
+      <w:numFmt w:val="bullet"/>
+      <w:lvlText w:val=""/>
+      <w:lvlJc w:val="left"/>
+      <w:pPr>
+        <w:tabs>
+          <w:tab w:val="num" w:pos="720"/>
+        </w:tabs>
+        <w:ind w:left="720" w:hanging="360"/>
+      </w:pPr>
+      <w:rPr>
+        <w:rFonts w:ascii="Symbol" w:hAnsi="Symbol" w:hint="default"/>
+        <w:sz w:val="20"/>
+      </w:rPr>
+    </w:lvl>
+    <w:lvl w:ilvl="1" w:tentative="1">
+      <w:start w:val="1"/>
+      <w:numFmt w:val="bullet"/>
+      <w:lvlText w:val="o"/>
+      <w:lvlJc w:val="left"/>
+      <w:pPr>
+        <w:tabs>
+          <w:tab w:val="num" w:pos="1440"/>
+        </w:tabs>
+        <w:ind w:left="1440" w:hanging="360"/>
+      </w:pPr>
+      <w:rPr>
+        <w:rFonts w:ascii="Courier New" w:hAnsi="Courier New" w:hint="default"/>
+        <w:sz w:val="20"/>
+      </w:rPr>
+    </w:lvl>
+    <w:lvl w:ilvl="2" w:tentative="1">
+      <w:start w:val="1"/>
+      <w:numFmt w:val="bullet"/>
+      <w:lvlText w:val=""/>
+      <w:lvlJc w:val="left"/>
+      <w:pPr>
+        <w:tabs>
+          <w:tab w:val="num" w:pos="2160"/>
+        </w:tabs>
+        <w:ind w:left="2160" w:hanging="360"/>
+      </w:pPr>
+      <w:rPr>
+        <w:rFonts w:ascii="Wingdings" w:hAnsi="Wingdings" w:hint="default"/>
+        <w:sz w:val="20"/>
+      </w:rPr>
+    </w:lvl>
+    <w:lvl w:ilvl="3" w:tentative="1">
+      <w:start w:val="1"/>
+      <w:numFmt w:val="bullet"/>
+      <w:lvlText w:val=""/>
+      <w:lvlJc w:val="left"/>
+      <w:pPr>
+        <w:tabs>
+          <w:tab w:val="num" w:pos="2880"/>
+        </w:tabs>
+        <w:ind w:left="2880" w:hanging="360"/>
+      </w:pPr>
+      <w:rPr>
+        <w:rFonts w:ascii="Wingdings" w:hAnsi="Wingdings" w:hint="default"/>
+        <w:sz w:val="20"/>
+      </w:rPr>
+    </w:lvl>
+    <w:lvl w:ilvl="4" w:tentative="1">
+      <w:start w:val="1"/>
+      <w:numFmt w:val="bullet"/>
+      <w:lvlText w:val=""/>
+      <w:lvlJc w:val="left"/>
+      <w:pPr>
+        <w:tabs>
+          <w:tab w:val="num" w:pos="3600"/>
+        </w:tabs>
+        <w:ind w:left="3600" w:hanging="360"/>
+      </w:pPr>
+      <w:rPr>
+        <w:rFonts w:ascii="Wingdings" w:hAnsi="Wingdings" w:hint="default"/>
+        <w:sz w:val="20"/>
+      </w:rPr>
+    </w:lvl>
+    <w:lvl w:ilvl="5" w:tentative="1">
+      <w:start w:val="1"/>
+      <w:numFmt w:val="bullet"/>
+      <w:lvlText w:val=""/>
+      <w:lvlJc w:val="left"/>
+      <w:pPr>
+        <w:tabs>
+          <w:tab w:val="num" w:pos="4320"/>
+        </w:tabs>
+        <w:ind w:left="4320" w:hanging="360"/>
+      </w:pPr>
+      <w:rPr>
+        <w:rFonts w:ascii="Wingdings" w:hAnsi="Wingdings" w:hint="default"/>
+        <w:sz w:val="20"/>
+      </w:rPr>
+    </w:lvl>
+    <w:lvl w:ilvl="6" w:tentative="1">
+      <w:start w:val="1"/>
+      <w:numFmt w:val="bullet"/>
+      <w:lvlText w:val=""/>
+      <w:lvlJc w:val="left"/>
+      <w:pPr>
+        <w:tabs>
+          <w:tab w:val="num" w:pos="5040"/>
+        </w:tabs>
+        <w:ind w:left="5040" w:hanging="360"/>
+      </w:pPr>
+      <w:rPr>
+        <w:rFonts w:ascii="Wingdings" w:hAnsi="Wingdings" w:hint="default"/>
+        <w:sz w:val="20"/>
+      </w:rPr>
+    </w:lvl>
+    <w:lvl w:ilvl="7" w:tentative="1">
+      <w:start w:val="1"/>
+      <w:numFmt w:val="bullet"/>
+      <w:lvlText w:val=""/>
+      <w:lvlJc w:val="left"/>
+      <w:pPr>
+        <w:tabs>
+          <w:tab w:val="num" w:pos="5760"/>
+        </w:tabs>
+        <w:ind w:left="5760" w:hanging="360"/>
+      </w:pPr>
+      <w:rPr>
+        <w:rFonts w:ascii="Wingdings" w:hAnsi="Wingdings" w:hint="default"/>
+        <w:sz w:val="20"/>
+      </w:rPr>
+    </w:lvl>
+    <w:lvl w:ilvl="8" w:tentative="1">
+      <w:start w:val="1"/>
+      <w:numFmt w:val="bullet"/>
+      <w:lvlText w:val=""/>
+      <w:lvlJc w:val="left"/>
+      <w:pPr>
+        <w:tabs>
+          <w:tab w:val="num" w:pos="6480"/>
+        </w:tabs>
+        <w:ind w:left="6480" w:hanging="360"/>
+      </w:pPr>
+      <w:rPr>
+        <w:rFonts w:ascii="Wingdings" w:hAnsi="Wingdings" w:hint="default"/>
+        <w:sz w:val="20"/>
+      </w:rPr>
+    </w:lvl>
+  </w:abstractNum>
+  <w:abstractNum w:abstractNumId="50" w15:restartNumberingAfterBreak="0">
     <w:nsid w:val="68001687"/>
     <w:multiLevelType w:val="multilevel"/>
     <w:tmpl w:val="E7880A6A"/>
@@ -18609,7 +20898,7 @@
       </w:rPr>
     </w:lvl>
   </w:abstractNum>
-  <w:abstractNum w:abstractNumId="48" w15:restartNumberingAfterBreak="0">
+  <w:abstractNum w:abstractNumId="51" w15:restartNumberingAfterBreak="0">
     <w:nsid w:val="707F0B98"/>
     <w:multiLevelType w:val="multilevel"/>
     <w:tmpl w:val="E0B4F426"/>
@@ -18758,7 +21047,156 @@
       </w:rPr>
     </w:lvl>
   </w:abstractNum>
-  <w:abstractNum w:abstractNumId="49" w15:restartNumberingAfterBreak="0">
+  <w:abstractNum w:abstractNumId="52" w15:restartNumberingAfterBreak="0">
+    <w:nsid w:val="72226116"/>
+    <w:multiLevelType w:val="multilevel"/>
+    <w:tmpl w:val="8446EF82"/>
+    <w:lvl w:ilvl="0">
+      <w:start w:val="1"/>
+      <w:numFmt w:val="bullet"/>
+      <w:lvlText w:val=""/>
+      <w:lvlJc w:val="left"/>
+      <w:pPr>
+        <w:tabs>
+          <w:tab w:val="num" w:pos="720"/>
+        </w:tabs>
+        <w:ind w:left="720" w:hanging="360"/>
+      </w:pPr>
+      <w:rPr>
+        <w:rFonts w:ascii="Symbol" w:hAnsi="Symbol" w:hint="default"/>
+        <w:sz w:val="20"/>
+      </w:rPr>
+    </w:lvl>
+    <w:lvl w:ilvl="1" w:tentative="1">
+      <w:start w:val="1"/>
+      <w:numFmt w:val="bullet"/>
+      <w:lvlText w:val="o"/>
+      <w:lvlJc w:val="left"/>
+      <w:pPr>
+        <w:tabs>
+          <w:tab w:val="num" w:pos="1440"/>
+        </w:tabs>
+        <w:ind w:left="1440" w:hanging="360"/>
+      </w:pPr>
+      <w:rPr>
+        <w:rFonts w:ascii="Courier New" w:hAnsi="Courier New" w:hint="default"/>
+        <w:sz w:val="20"/>
+      </w:rPr>
+    </w:lvl>
+    <w:lvl w:ilvl="2" w:tentative="1">
+      <w:start w:val="1"/>
+      <w:numFmt w:val="bullet"/>
+      <w:lvlText w:val=""/>
+      <w:lvlJc w:val="left"/>
+      <w:pPr>
+        <w:tabs>
+          <w:tab w:val="num" w:pos="2160"/>
+        </w:tabs>
+        <w:ind w:left="2160" w:hanging="360"/>
+      </w:pPr>
+      <w:rPr>
+        <w:rFonts w:ascii="Wingdings" w:hAnsi="Wingdings" w:hint="default"/>
+        <w:sz w:val="20"/>
+      </w:rPr>
+    </w:lvl>
+    <w:lvl w:ilvl="3" w:tentative="1">
+      <w:start w:val="1"/>
+      <w:numFmt w:val="bullet"/>
+      <w:lvlText w:val=""/>
+      <w:lvlJc w:val="left"/>
+      <w:pPr>
+        <w:tabs>
+          <w:tab w:val="num" w:pos="2880"/>
+        </w:tabs>
+        <w:ind w:left="2880" w:hanging="360"/>
+      </w:pPr>
+      <w:rPr>
+        <w:rFonts w:ascii="Wingdings" w:hAnsi="Wingdings" w:hint="default"/>
+        <w:sz w:val="20"/>
+      </w:rPr>
+    </w:lvl>
+    <w:lvl w:ilvl="4" w:tentative="1">
+      <w:start w:val="1"/>
+      <w:numFmt w:val="bullet"/>
+      <w:lvlText w:val=""/>
+      <w:lvlJc w:val="left"/>
+      <w:pPr>
+        <w:tabs>
+          <w:tab w:val="num" w:pos="3600"/>
+        </w:tabs>
+        <w:ind w:left="3600" w:hanging="360"/>
+      </w:pPr>
+      <w:rPr>
+        <w:rFonts w:ascii="Wingdings" w:hAnsi="Wingdings" w:hint="default"/>
+        <w:sz w:val="20"/>
+      </w:rPr>
+    </w:lvl>
+    <w:lvl w:ilvl="5" w:tentative="1">
+      <w:start w:val="1"/>
+      <w:numFmt w:val="bullet"/>
+      <w:lvlText w:val=""/>
+      <w:lvlJc w:val="left"/>
+      <w:pPr>
+        <w:tabs>
+          <w:tab w:val="num" w:pos="4320"/>
+        </w:tabs>
+        <w:ind w:left="4320" w:hanging="360"/>
+      </w:pPr>
+      <w:rPr>
+        <w:rFonts w:ascii="Wingdings" w:hAnsi="Wingdings" w:hint="default"/>
+        <w:sz w:val="20"/>
+      </w:rPr>
+    </w:lvl>
+    <w:lvl w:ilvl="6" w:tentative="1">
+      <w:start w:val="1"/>
+      <w:numFmt w:val="bullet"/>
+      <w:lvlText w:val=""/>
+      <w:lvlJc w:val="left"/>
+      <w:pPr>
+        <w:tabs>
+          <w:tab w:val="num" w:pos="5040"/>
+        </w:tabs>
+        <w:ind w:left="5040" w:hanging="360"/>
+      </w:pPr>
+      <w:rPr>
+        <w:rFonts w:ascii="Wingdings" w:hAnsi="Wingdings" w:hint="default"/>
+        <w:sz w:val="20"/>
+      </w:rPr>
+    </w:lvl>
+    <w:lvl w:ilvl="7" w:tentative="1">
+      <w:start w:val="1"/>
+      <w:numFmt w:val="bullet"/>
+      <w:lvlText w:val=""/>
+      <w:lvlJc w:val="left"/>
+      <w:pPr>
+        <w:tabs>
+          <w:tab w:val="num" w:pos="5760"/>
+        </w:tabs>
+        <w:ind w:left="5760" w:hanging="360"/>
+      </w:pPr>
+      <w:rPr>
+        <w:rFonts w:ascii="Wingdings" w:hAnsi="Wingdings" w:hint="default"/>
+        <w:sz w:val="20"/>
+      </w:rPr>
+    </w:lvl>
+    <w:lvl w:ilvl="8" w:tentative="1">
+      <w:start w:val="1"/>
+      <w:numFmt w:val="bullet"/>
+      <w:lvlText w:val=""/>
+      <w:lvlJc w:val="left"/>
+      <w:pPr>
+        <w:tabs>
+          <w:tab w:val="num" w:pos="6480"/>
+        </w:tabs>
+        <w:ind w:left="6480" w:hanging="360"/>
+      </w:pPr>
+      <w:rPr>
+        <w:rFonts w:ascii="Wingdings" w:hAnsi="Wingdings" w:hint="default"/>
+        <w:sz w:val="20"/>
+      </w:rPr>
+    </w:lvl>
+  </w:abstractNum>
+  <w:abstractNum w:abstractNumId="53" w15:restartNumberingAfterBreak="0">
     <w:nsid w:val="7F146378"/>
     <w:multiLevelType w:val="multilevel"/>
     <w:tmpl w:val="8D0CA590"/>
@@ -18911,7 +21349,7 @@
     <w:abstractNumId w:val="1"/>
   </w:num>
   <w:num w:numId="2" w16cid:durableId="186913055">
-    <w:abstractNumId w:val="44"/>
+    <w:abstractNumId w:val="46"/>
   </w:num>
   <w:num w:numId="3" w16cid:durableId="1756395217">
     <w:abstractNumId w:val="0"/>
@@ -18923,10 +21361,10 @@
     <w:abstractNumId w:val="19"/>
   </w:num>
   <w:num w:numId="6" w16cid:durableId="224413174">
-    <w:abstractNumId w:val="28"/>
+    <w:abstractNumId w:val="30"/>
   </w:num>
   <w:num w:numId="7" w16cid:durableId="775834910">
-    <w:abstractNumId w:val="27"/>
+    <w:abstractNumId w:val="29"/>
   </w:num>
   <w:num w:numId="8" w16cid:durableId="1926720009">
     <w:abstractNumId w:val="6"/>
@@ -18935,7 +21373,7 @@
     <w:abstractNumId w:val="3"/>
   </w:num>
   <w:num w:numId="10" w16cid:durableId="219488418">
-    <w:abstractNumId w:val="42"/>
+    <w:abstractNumId w:val="44"/>
   </w:num>
   <w:num w:numId="11" w16cid:durableId="701251664">
     <w:abstractNumId w:val="21"/>
@@ -18950,76 +21388,76 @@
     <w:abstractNumId w:val="14"/>
   </w:num>
   <w:num w:numId="15" w16cid:durableId="1421291583">
-    <w:abstractNumId w:val="31"/>
+    <w:abstractNumId w:val="33"/>
   </w:num>
   <w:num w:numId="16" w16cid:durableId="1209758109">
     <w:abstractNumId w:val="9"/>
   </w:num>
   <w:num w:numId="17" w16cid:durableId="881676976">
-    <w:abstractNumId w:val="33"/>
+    <w:abstractNumId w:val="35"/>
   </w:num>
   <w:num w:numId="18" w16cid:durableId="1926070255">
-    <w:abstractNumId w:val="47"/>
+    <w:abstractNumId w:val="50"/>
   </w:num>
   <w:num w:numId="19" w16cid:durableId="2040739466">
-    <w:abstractNumId w:val="40"/>
+    <w:abstractNumId w:val="42"/>
   </w:num>
   <w:num w:numId="20" w16cid:durableId="73479493">
-    <w:abstractNumId w:val="49"/>
+    <w:abstractNumId w:val="53"/>
   </w:num>
   <w:num w:numId="21" w16cid:durableId="1912497837">
-    <w:abstractNumId w:val="41"/>
+    <w:abstractNumId w:val="43"/>
   </w:num>
   <w:num w:numId="22" w16cid:durableId="173031148">
-    <w:abstractNumId w:val="35"/>
+    <w:abstractNumId w:val="37"/>
   </w:num>
   <w:num w:numId="23" w16cid:durableId="1314724728">
-    <w:abstractNumId w:val="25"/>
+    <w:abstractNumId w:val="27"/>
   </w:num>
   <w:num w:numId="24" w16cid:durableId="1006714741">
     <w:abstractNumId w:val="13"/>
   </w:num>
   <w:num w:numId="25" w16cid:durableId="308632313">
-    <w:abstractNumId w:val="30"/>
+    <w:abstractNumId w:val="32"/>
   </w:num>
   <w:num w:numId="26" w16cid:durableId="75631663">
-    <w:abstractNumId w:val="45"/>
+    <w:abstractNumId w:val="47"/>
   </w:num>
   <w:num w:numId="27" w16cid:durableId="1114716872">
     <w:abstractNumId w:val="20"/>
   </w:num>
   <w:num w:numId="28" w16cid:durableId="1398699538">
+    <w:abstractNumId w:val="26"/>
+  </w:num>
+  <w:num w:numId="29" w16cid:durableId="1043946692">
     <w:abstractNumId w:val="24"/>
   </w:num>
-  <w:num w:numId="29" w16cid:durableId="1043946692">
-    <w:abstractNumId w:val="23"/>
-  </w:num>
   <w:num w:numId="30" w16cid:durableId="1981570554">
-    <w:abstractNumId w:val="38"/>
+    <w:abstractNumId w:val="40"/>
   </w:num>
   <w:num w:numId="31" w16cid:durableId="1455294355">
     <w:abstractNumId w:val="2"/>
   </w:num>
   <w:num w:numId="32" w16cid:durableId="295643755">
-    <w:abstractNumId w:val="37"/>
+    <w:abstractNumId w:val="39"/>
   </w:num>
   <w:num w:numId="33" w16cid:durableId="81997789">
     <w:abstractNumId w:val="11"/>
   </w:num>
   <w:num w:numId="34" w16cid:durableId="1916355246">
-    <w:abstractNumId w:val="26"/>
+    <w:abstractNumId w:val="28"/>
   </w:num>
   <w:num w:numId="35" w16cid:durableId="1123615995">
-    <w:abstractNumId w:val="43"/>
+    <w:abstractNumId w:val="45"/>
   </w:num>
   <w:num w:numId="36" w16cid:durableId="529680704">
     <w:abstractNumId w:val="15"/>
   </w:num>
   <w:num w:numId="37" w16cid:durableId="591360421">
-    <w:abstractNumId w:val="46"/>
+    <w:abstractNumId w:val="48"/>
   </w:num>
   <w:num w:numId="38" w16cid:durableId="1436170511">
-    <w:abstractNumId w:val="34"/>
+    <w:abstractNumId w:val="36"/>
   </w:num>
   <w:num w:numId="39" w16cid:durableId="2134053419">
     <w:abstractNumId w:val="5"/>
@@ -19028,10 +21466,10 @@
     <w:abstractNumId w:val="17"/>
   </w:num>
   <w:num w:numId="41" w16cid:durableId="498471236">
-    <w:abstractNumId w:val="32"/>
+    <w:abstractNumId w:val="34"/>
   </w:num>
   <w:num w:numId="42" w16cid:durableId="885336282">
-    <w:abstractNumId w:val="29"/>
+    <w:abstractNumId w:val="31"/>
   </w:num>
   <w:num w:numId="43" w16cid:durableId="1358965275">
     <w:abstractNumId w:val="10"/>
@@ -19040,22 +21478,34 @@
     <w:abstractNumId w:val="16"/>
   </w:num>
   <w:num w:numId="45" w16cid:durableId="1949773064">
-    <w:abstractNumId w:val="22"/>
+    <w:abstractNumId w:val="23"/>
   </w:num>
   <w:num w:numId="46" w16cid:durableId="910693353">
-    <w:abstractNumId w:val="39"/>
+    <w:abstractNumId w:val="41"/>
   </w:num>
   <w:num w:numId="47" w16cid:durableId="1465273603">
     <w:abstractNumId w:val="18"/>
   </w:num>
   <w:num w:numId="48" w16cid:durableId="11147652">
-    <w:abstractNumId w:val="48"/>
+    <w:abstractNumId w:val="51"/>
   </w:num>
   <w:num w:numId="49" w16cid:durableId="559361278">
     <w:abstractNumId w:val="12"/>
   </w:num>
   <w:num w:numId="50" w16cid:durableId="220943341">
-    <w:abstractNumId w:val="36"/>
+    <w:abstractNumId w:val="38"/>
+  </w:num>
+  <w:num w:numId="51" w16cid:durableId="2027518060">
+    <w:abstractNumId w:val="52"/>
+  </w:num>
+  <w:num w:numId="52" w16cid:durableId="1469397143">
+    <w:abstractNumId w:val="25"/>
+  </w:num>
+  <w:num w:numId="53" w16cid:durableId="1863081819">
+    <w:abstractNumId w:val="22"/>
+  </w:num>
+  <w:num w:numId="54" w16cid:durableId="168911388">
+    <w:abstractNumId w:val="49"/>
   </w:num>
   <w:numIdMacAtCleanup w:val="50"/>
 </w:numbering>

--- a/ml m2/module 2 (1).docx
+++ b/ml m2/module 2 (1).docx
@@ -13282,8 +13282,994 @@
       </w:r>
     </w:p>
     <w:p>
+      <w:pPr>
+        <w:pBdr>
+          <w:bottom w:val="single" w:sz="6" w:space="1" w:color="auto"/>
+        </w:pBdr>
+      </w:pPr>
       <w:r>
         <w:t>)</w:t>
+      </w:r>
+    </w:p>
+    <w:p>
+      <w:pPr>
+        <w:rPr>
+          <w:b/>
+          <w:bCs/>
+        </w:rPr>
+      </w:pPr>
+      <w:r>
+        <w:rPr>
+          <w:b/>
+          <w:bCs/>
+        </w:rPr>
+        <w:t>Date &amp; Time Feature Engineering</w:t>
+      </w:r>
+    </w:p>
+    <w:p>
+      <w:pPr>
+        <w:numPr>
+          <w:ilvl w:val="0"/>
+          <w:numId w:val="55"/>
+        </w:numPr>
+      </w:pPr>
+      <w:r>
+        <w:rPr>
+          <w:b/>
+          <w:bCs/>
+        </w:rPr>
+        <w:t>Convert date to datetime</w:t>
+      </w:r>
+      <w:r>
+        <w:t xml:space="preserve"> using </w:t>
+      </w:r>
+      <w:proofErr w:type="spellStart"/>
+      <w:r>
+        <w:t>pd.to_</w:t>
+      </w:r>
+      <w:proofErr w:type="gramStart"/>
+      <w:r>
+        <w:t>datetime</w:t>
+      </w:r>
+      <w:proofErr w:type="spellEnd"/>
+      <w:r>
+        <w:t>(</w:t>
+      </w:r>
+      <w:proofErr w:type="gramEnd"/>
+      <w:r>
+        <w:t xml:space="preserve">). </w:t>
+      </w:r>
+    </w:p>
+    <w:p>
+      <w:pPr>
+        <w:numPr>
+          <w:ilvl w:val="0"/>
+          <w:numId w:val="55"/>
+        </w:numPr>
+      </w:pPr>
+      <w:proofErr w:type="gramStart"/>
+      <w:r>
+        <w:t xml:space="preserve">Use </w:t>
+      </w:r>
+      <w:r>
+        <w:rPr>
+          <w:b/>
+          <w:bCs/>
+        </w:rPr>
+        <w:t>.dt</w:t>
+      </w:r>
+      <w:proofErr w:type="gramEnd"/>
+      <w:r>
+        <w:t xml:space="preserve"> to extract useful features: </w:t>
+      </w:r>
+    </w:p>
+    <w:p>
+      <w:pPr>
+        <w:numPr>
+          <w:ilvl w:val="1"/>
+          <w:numId w:val="55"/>
+        </w:numPr>
+      </w:pPr>
+      <w:proofErr w:type="gramStart"/>
+      <w:r>
+        <w:t>.</w:t>
+      </w:r>
+      <w:proofErr w:type="spellStart"/>
+      <w:r>
+        <w:t>dt.day</w:t>
+      </w:r>
+      <w:proofErr w:type="spellEnd"/>
+      <w:proofErr w:type="gramEnd"/>
+      <w:r>
+        <w:t xml:space="preserve"> → Day </w:t>
+      </w:r>
+    </w:p>
+    <w:p>
+      <w:pPr>
+        <w:numPr>
+          <w:ilvl w:val="1"/>
+          <w:numId w:val="55"/>
+        </w:numPr>
+      </w:pPr>
+      <w:r>
+        <w:t>.</w:t>
+      </w:r>
+      <w:proofErr w:type="spellStart"/>
+      <w:proofErr w:type="gramStart"/>
+      <w:r>
+        <w:t>dt.month</w:t>
+      </w:r>
+      <w:proofErr w:type="spellEnd"/>
+      <w:proofErr w:type="gramEnd"/>
+      <w:r>
+        <w:t xml:space="preserve"> → Month </w:t>
+      </w:r>
+    </w:p>
+    <w:p>
+      <w:pPr>
+        <w:numPr>
+          <w:ilvl w:val="1"/>
+          <w:numId w:val="55"/>
+        </w:numPr>
+      </w:pPr>
+      <w:r>
+        <w:t>.</w:t>
+      </w:r>
+      <w:proofErr w:type="spellStart"/>
+      <w:proofErr w:type="gramStart"/>
+      <w:r>
+        <w:t>dt.year</w:t>
+      </w:r>
+      <w:proofErr w:type="spellEnd"/>
+      <w:proofErr w:type="gramEnd"/>
+      <w:r>
+        <w:t xml:space="preserve"> → Year </w:t>
+      </w:r>
+    </w:p>
+    <w:p>
+      <w:pPr>
+        <w:numPr>
+          <w:ilvl w:val="1"/>
+          <w:numId w:val="55"/>
+        </w:numPr>
+      </w:pPr>
+      <w:proofErr w:type="gramStart"/>
+      <w:r>
+        <w:t>.</w:t>
+      </w:r>
+      <w:proofErr w:type="spellStart"/>
+      <w:r>
+        <w:t>dt.day</w:t>
+      </w:r>
+      <w:proofErr w:type="gramEnd"/>
+      <w:r>
+        <w:t>_</w:t>
+      </w:r>
+      <w:proofErr w:type="gramStart"/>
+      <w:r>
+        <w:t>name</w:t>
+      </w:r>
+      <w:proofErr w:type="spellEnd"/>
+      <w:r>
+        <w:t>(</w:t>
+      </w:r>
+      <w:proofErr w:type="gramEnd"/>
+      <w:r>
+        <w:t xml:space="preserve">) → Day name </w:t>
+      </w:r>
+    </w:p>
+    <w:p>
+      <w:pPr>
+        <w:numPr>
+          <w:ilvl w:val="1"/>
+          <w:numId w:val="55"/>
+        </w:numPr>
+      </w:pPr>
+      <w:r>
+        <w:t>.</w:t>
+      </w:r>
+      <w:proofErr w:type="spellStart"/>
+      <w:proofErr w:type="gramStart"/>
+      <w:r>
+        <w:t>dt.quarter</w:t>
+      </w:r>
+      <w:proofErr w:type="spellEnd"/>
+      <w:proofErr w:type="gramEnd"/>
+      <w:r>
+        <w:t xml:space="preserve"> → Quarter </w:t>
+      </w:r>
+    </w:p>
+    <w:p>
+      <w:pPr>
+        <w:numPr>
+          <w:ilvl w:val="1"/>
+          <w:numId w:val="55"/>
+        </w:numPr>
+      </w:pPr>
+      <w:r>
+        <w:t>.</w:t>
+      </w:r>
+      <w:proofErr w:type="spellStart"/>
+      <w:proofErr w:type="gramStart"/>
+      <w:r>
+        <w:t>dt.hour</w:t>
+      </w:r>
+      <w:proofErr w:type="spellEnd"/>
+      <w:proofErr w:type="gramEnd"/>
+      <w:r>
+        <w:t xml:space="preserve"> → Hour </w:t>
+      </w:r>
+    </w:p>
+    <w:p>
+      <w:pPr>
+        <w:numPr>
+          <w:ilvl w:val="0"/>
+          <w:numId w:val="55"/>
+        </w:numPr>
+      </w:pPr>
+      <w:r>
+        <w:t xml:space="preserve">Create </w:t>
+      </w:r>
+      <w:r>
+        <w:rPr>
+          <w:b/>
+          <w:bCs/>
+        </w:rPr>
+        <w:t>Weekend</w:t>
+      </w:r>
+      <w:r>
+        <w:t xml:space="preserve"> flag: </w:t>
+      </w:r>
+    </w:p>
+    <w:p>
+      <w:proofErr w:type="spellStart"/>
+      <w:r>
+        <w:t>df</w:t>
+      </w:r>
+      <w:proofErr w:type="spellEnd"/>
+      <w:r>
+        <w:t xml:space="preserve">['Weekend'] = </w:t>
+      </w:r>
+      <w:proofErr w:type="spellStart"/>
+      <w:r>
+        <w:t>df</w:t>
+      </w:r>
+      <w:proofErr w:type="spellEnd"/>
+      <w:r>
+        <w:t>['Date'].</w:t>
+      </w:r>
+      <w:proofErr w:type="spellStart"/>
+      <w:proofErr w:type="gramStart"/>
+      <w:r>
+        <w:t>dt.dayofweek</w:t>
+      </w:r>
+      <w:proofErr w:type="spellEnd"/>
+      <w:proofErr w:type="gramEnd"/>
+      <w:r>
+        <w:t xml:space="preserve"> &gt;= 5</w:t>
+      </w:r>
+    </w:p>
+    <w:p>
+      <w:pPr>
+        <w:numPr>
+          <w:ilvl w:val="0"/>
+          <w:numId w:val="56"/>
+        </w:numPr>
+      </w:pPr>
+      <w:r>
+        <w:t xml:space="preserve">Calculate </w:t>
+      </w:r>
+      <w:r>
+        <w:rPr>
+          <w:b/>
+          <w:bCs/>
+        </w:rPr>
+        <w:t>time differences</w:t>
+      </w:r>
+      <w:r>
+        <w:t xml:space="preserve"> by subtracting date columns. </w:t>
+      </w:r>
+    </w:p>
+    <w:p>
+      <w:r>
+        <w:rPr>
+          <w:b/>
+          <w:bCs/>
+        </w:rPr>
+        <w:t>Example:</w:t>
+      </w:r>
+    </w:p>
+    <w:p>
+      <w:proofErr w:type="spellStart"/>
+      <w:r>
+        <w:t>df</w:t>
+      </w:r>
+      <w:proofErr w:type="spellEnd"/>
+      <w:r>
+        <w:t xml:space="preserve">['Date'] = </w:t>
+      </w:r>
+      <w:proofErr w:type="spellStart"/>
+      <w:r>
+        <w:t>pd.to_datetime</w:t>
+      </w:r>
+      <w:proofErr w:type="spellEnd"/>
+      <w:r>
+        <w:t>(</w:t>
+      </w:r>
+      <w:proofErr w:type="spellStart"/>
+      <w:r>
+        <w:t>df</w:t>
+      </w:r>
+      <w:proofErr w:type="spellEnd"/>
+      <w:r>
+        <w:t>['Date'])</w:t>
+      </w:r>
+    </w:p>
+    <w:p>
+      <w:proofErr w:type="spellStart"/>
+      <w:r>
+        <w:t>df</w:t>
+      </w:r>
+      <w:proofErr w:type="spellEnd"/>
+      <w:r>
+        <w:t xml:space="preserve">['Month'] = </w:t>
+      </w:r>
+      <w:proofErr w:type="spellStart"/>
+      <w:r>
+        <w:t>df</w:t>
+      </w:r>
+      <w:proofErr w:type="spellEnd"/>
+      <w:r>
+        <w:t>['Date'].</w:t>
+      </w:r>
+      <w:proofErr w:type="spellStart"/>
+      <w:proofErr w:type="gramStart"/>
+      <w:r>
+        <w:t>dt.month</w:t>
+      </w:r>
+      <w:proofErr w:type="spellEnd"/>
+      <w:proofErr w:type="gramEnd"/>
+    </w:p>
+    <w:p>
+      <w:proofErr w:type="spellStart"/>
+      <w:r>
+        <w:t>df</w:t>
+      </w:r>
+      <w:proofErr w:type="spellEnd"/>
+      <w:r>
+        <w:t xml:space="preserve">['Day'] = </w:t>
+      </w:r>
+      <w:proofErr w:type="spellStart"/>
+      <w:r>
+        <w:t>df</w:t>
+      </w:r>
+      <w:proofErr w:type="spellEnd"/>
+      <w:r>
+        <w:t>['Date'</w:t>
+      </w:r>
+      <w:proofErr w:type="gramStart"/>
+      <w:r>
+        <w:t>].</w:t>
+      </w:r>
+      <w:proofErr w:type="spellStart"/>
+      <w:r>
+        <w:t>dt.day</w:t>
+      </w:r>
+      <w:proofErr w:type="spellEnd"/>
+      <w:proofErr w:type="gramEnd"/>
+    </w:p>
+    <w:p>
+      <w:proofErr w:type="spellStart"/>
+      <w:r>
+        <w:t>df</w:t>
+      </w:r>
+      <w:proofErr w:type="spellEnd"/>
+      <w:r>
+        <w:t xml:space="preserve">['Year'] = </w:t>
+      </w:r>
+      <w:proofErr w:type="spellStart"/>
+      <w:r>
+        <w:t>df</w:t>
+      </w:r>
+      <w:proofErr w:type="spellEnd"/>
+      <w:r>
+        <w:t>['Date'].</w:t>
+      </w:r>
+      <w:proofErr w:type="spellStart"/>
+      <w:proofErr w:type="gramStart"/>
+      <w:r>
+        <w:t>dt.year</w:t>
+      </w:r>
+      <w:proofErr w:type="spellEnd"/>
+      <w:proofErr w:type="gramEnd"/>
+    </w:p>
+    <w:p>
+      <w:pPr>
+        <w:pBdr>
+          <w:bottom w:val="single" w:sz="6" w:space="1" w:color="auto"/>
+        </w:pBdr>
+      </w:pPr>
+      <w:r>
+        <w:rPr>
+          <w:b/>
+          <w:bCs/>
+        </w:rPr>
+        <w:t>Key idea:</w:t>
+      </w:r>
+      <w:r>
+        <w:t xml:space="preserve"> Convert dates → Extract meaningful features → Use them for ML.</w:t>
+      </w:r>
+    </w:p>
+    <w:p>
+      <w:pPr>
+        <w:rPr>
+          <w:b/>
+          <w:bCs/>
+        </w:rPr>
+      </w:pPr>
+      <w:r>
+        <w:rPr>
+          <w:b/>
+          <w:bCs/>
+        </w:rPr>
+        <w:t>Complete Case Analysis (CCA)</w:t>
+      </w:r>
+    </w:p>
+    <w:p>
+      <w:pPr>
+        <w:numPr>
+          <w:ilvl w:val="0"/>
+          <w:numId w:val="57"/>
+        </w:numPr>
+      </w:pPr>
+      <w:r>
+        <w:rPr>
+          <w:b/>
+          <w:bCs/>
+        </w:rPr>
+        <w:t>CCA</w:t>
+      </w:r>
+      <w:r>
+        <w:t xml:space="preserve"> handles missing data by </w:t>
+      </w:r>
+      <w:r>
+        <w:rPr>
+          <w:b/>
+          <w:bCs/>
+        </w:rPr>
+        <w:t>removing rows containing missing values</w:t>
+      </w:r>
+      <w:r>
+        <w:t xml:space="preserve">. </w:t>
+      </w:r>
+    </w:p>
+    <w:p>
+      <w:pPr>
+        <w:numPr>
+          <w:ilvl w:val="0"/>
+          <w:numId w:val="57"/>
+        </w:numPr>
+      </w:pPr>
+      <w:r>
+        <w:t xml:space="preserve">Best used when: </w:t>
+      </w:r>
+    </w:p>
+    <w:p>
+      <w:pPr>
+        <w:numPr>
+          <w:ilvl w:val="1"/>
+          <w:numId w:val="57"/>
+        </w:numPr>
+      </w:pPr>
+      <w:r>
+        <w:t xml:space="preserve">Missing data is </w:t>
+      </w:r>
+      <w:r>
+        <w:rPr>
+          <w:b/>
+          <w:bCs/>
+        </w:rPr>
+        <w:t xml:space="preserve">MCAR (Missing Completely </w:t>
+      </w:r>
+      <w:proofErr w:type="gramStart"/>
+      <w:r>
+        <w:rPr>
+          <w:b/>
+          <w:bCs/>
+        </w:rPr>
+        <w:t>At</w:t>
+      </w:r>
+      <w:proofErr w:type="gramEnd"/>
+      <w:r>
+        <w:rPr>
+          <w:b/>
+          <w:bCs/>
+        </w:rPr>
+        <w:t xml:space="preserve"> Random)</w:t>
+      </w:r>
+      <w:r>
+        <w:t xml:space="preserve">. </w:t>
+      </w:r>
+    </w:p>
+    <w:p>
+      <w:pPr>
+        <w:numPr>
+          <w:ilvl w:val="1"/>
+          <w:numId w:val="57"/>
+        </w:numPr>
+      </w:pPr>
+      <w:r>
+        <w:t xml:space="preserve">Missing values are </w:t>
+      </w:r>
+      <w:r>
+        <w:rPr>
+          <w:b/>
+          <w:bCs/>
+        </w:rPr>
+        <w:t>less than ~5%</w:t>
+      </w:r>
+      <w:r>
+        <w:t xml:space="preserve">. </w:t>
+      </w:r>
+    </w:p>
+    <w:p>
+      <w:pPr>
+        <w:numPr>
+          <w:ilvl w:val="0"/>
+          <w:numId w:val="57"/>
+        </w:numPr>
+      </w:pPr>
+      <w:r>
+        <w:rPr>
+          <w:b/>
+          <w:bCs/>
+        </w:rPr>
+        <w:lastRenderedPageBreak/>
+        <w:t>Advantages:</w:t>
+      </w:r>
+      <w:r>
+        <w:t xml:space="preserve"> Simple and easy to implement; distribution can remain similar. </w:t>
+      </w:r>
+    </w:p>
+    <w:p>
+      <w:pPr>
+        <w:numPr>
+          <w:ilvl w:val="0"/>
+          <w:numId w:val="57"/>
+        </w:numPr>
+      </w:pPr>
+      <w:r>
+        <w:rPr>
+          <w:b/>
+          <w:bCs/>
+        </w:rPr>
+        <w:t>Disadvantages:</w:t>
+      </w:r>
+      <w:r>
+        <w:t xml:space="preserve"> Causes data loss and may introduce bias. </w:t>
+      </w:r>
+    </w:p>
+    <w:p>
+      <w:pPr>
+        <w:numPr>
+          <w:ilvl w:val="0"/>
+          <w:numId w:val="57"/>
+        </w:numPr>
+      </w:pPr>
+      <w:r>
+        <w:t xml:space="preserve">Always compare the data </w:t>
+      </w:r>
+      <w:r>
+        <w:rPr>
+          <w:b/>
+          <w:bCs/>
+        </w:rPr>
+        <w:t>before and after CCA</w:t>
+      </w:r>
+      <w:r>
+        <w:t xml:space="preserve"> to check whether the distribution has changed. </w:t>
+      </w:r>
+    </w:p>
+    <w:p>
+      <w:r>
+        <w:rPr>
+          <w:b/>
+          <w:bCs/>
+        </w:rPr>
+        <w:t>Example:</w:t>
+      </w:r>
+    </w:p>
+    <w:p>
+      <w:proofErr w:type="spellStart"/>
+      <w:r>
+        <w:t>df</w:t>
+      </w:r>
+      <w:proofErr w:type="spellEnd"/>
+      <w:r>
+        <w:t xml:space="preserve"> = </w:t>
+      </w:r>
+      <w:proofErr w:type="spellStart"/>
+      <w:proofErr w:type="gramStart"/>
+      <w:r>
+        <w:t>df.dropna</w:t>
+      </w:r>
+      <w:proofErr w:type="spellEnd"/>
+      <w:proofErr w:type="gramEnd"/>
+      <w:r>
+        <w:t>()</w:t>
+      </w:r>
+    </w:p>
+    <w:p>
+      <w:r>
+        <w:t>Check missing values:</w:t>
+      </w:r>
+    </w:p>
+    <w:p>
+      <w:proofErr w:type="spellStart"/>
+      <w:proofErr w:type="gramStart"/>
+      <w:r>
+        <w:t>df.isnull</w:t>
+      </w:r>
+      <w:proofErr w:type="spellEnd"/>
+      <w:proofErr w:type="gramEnd"/>
+      <w:r>
+        <w:t>(</w:t>
+      </w:r>
+      <w:proofErr w:type="gramStart"/>
+      <w:r>
+        <w:t>).sum</w:t>
+      </w:r>
+      <w:proofErr w:type="gramEnd"/>
+      <w:r>
+        <w:t>()</w:t>
+      </w:r>
+    </w:p>
+    <w:p>
+      <w:pPr>
+        <w:pBdr>
+          <w:bottom w:val="single" w:sz="6" w:space="1" w:color="auto"/>
+        </w:pBdr>
+      </w:pPr>
+      <w:r>
+        <w:rPr>
+          <w:b/>
+          <w:bCs/>
+        </w:rPr>
+        <w:t>Key idea:</w:t>
+      </w:r>
+      <w:r>
+        <w:t xml:space="preserve"> Missing rows → Remove them → Check whether the remaining data is still representative.</w:t>
+      </w:r>
+    </w:p>
+    <w:p>
+      <w:pPr>
+        <w:rPr>
+          <w:b/>
+          <w:bCs/>
+        </w:rPr>
+      </w:pPr>
+      <w:r>
+        <w:rPr>
+          <w:b/>
+          <w:bCs/>
+        </w:rPr>
+        <w:t>1. Mean Imputation</w:t>
+      </w:r>
+    </w:p>
+    <w:p>
+      <w:r>
+        <w:t>Calculate the average:</w:t>
+      </w:r>
+    </w:p>
+    <w:p>
+      <w:r>
+        <w:t>(20 + 25 + 30 + 35) / 4 = 27.5</w:t>
+      </w:r>
+    </w:p>
+    <w:p>
+      <w:r>
+        <w:t xml:space="preserve">Replace </w:t>
+      </w:r>
+      <w:proofErr w:type="spellStart"/>
+      <w:r>
+        <w:t>NaN</w:t>
+      </w:r>
+      <w:proofErr w:type="spellEnd"/>
+      <w:r>
+        <w:t xml:space="preserve"> with </w:t>
+      </w:r>
+      <w:r>
+        <w:rPr>
+          <w:b/>
+          <w:bCs/>
+        </w:rPr>
+        <w:t>27.5</w:t>
+      </w:r>
+      <w:r>
+        <w:t>.</w:t>
+      </w:r>
+    </w:p>
+    <w:p>
+      <w:proofErr w:type="spellStart"/>
+      <w:r>
+        <w:t>df</w:t>
+      </w:r>
+      <w:proofErr w:type="spellEnd"/>
+      <w:r>
+        <w:t>['Age'</w:t>
+      </w:r>
+      <w:proofErr w:type="gramStart"/>
+      <w:r>
+        <w:t>].</w:t>
+      </w:r>
+      <w:proofErr w:type="spellStart"/>
+      <w:r>
+        <w:t>fillna</w:t>
+      </w:r>
+      <w:proofErr w:type="spellEnd"/>
+      <w:proofErr w:type="gramEnd"/>
+      <w:r>
+        <w:t>(</w:t>
+      </w:r>
+      <w:proofErr w:type="spellStart"/>
+      <w:r>
+        <w:t>df</w:t>
+      </w:r>
+      <w:proofErr w:type="spellEnd"/>
+      <w:r>
+        <w:t>['Age'</w:t>
+      </w:r>
+      <w:proofErr w:type="gramStart"/>
+      <w:r>
+        <w:t>].mean</w:t>
+      </w:r>
+      <w:proofErr w:type="gramEnd"/>
+      <w:r>
+        <w:t>())</w:t>
+      </w:r>
+    </w:p>
+    <w:p>
+      <w:pPr>
+        <w:rPr>
+          <w:b/>
+          <w:bCs/>
+        </w:rPr>
+      </w:pPr>
+      <w:r>
+        <w:rPr>
+          <w:b/>
+          <w:bCs/>
+        </w:rPr>
+        <w:t>2. Median Imputation</w:t>
+      </w:r>
+    </w:p>
+    <w:p>
+      <w:r>
+        <w:t>Sorted values:</w:t>
+      </w:r>
+    </w:p>
+    <w:p>
+      <w:r>
+        <w:t>20, 25, 30, 35</w:t>
+      </w:r>
+    </w:p>
+    <w:p>
+      <w:r>
+        <w:t xml:space="preserve">Median = </w:t>
+      </w:r>
+      <w:r>
+        <w:rPr>
+          <w:b/>
+          <w:bCs/>
+        </w:rPr>
+        <w:t>27.5</w:t>
+      </w:r>
+    </w:p>
+    <w:p>
+      <w:proofErr w:type="spellStart"/>
+      <w:r>
+        <w:t>df</w:t>
+      </w:r>
+      <w:proofErr w:type="spellEnd"/>
+      <w:r>
+        <w:t>['Age'</w:t>
+      </w:r>
+      <w:proofErr w:type="gramStart"/>
+      <w:r>
+        <w:t>].</w:t>
+      </w:r>
+      <w:proofErr w:type="spellStart"/>
+      <w:r>
+        <w:t>fillna</w:t>
+      </w:r>
+      <w:proofErr w:type="spellEnd"/>
+      <w:proofErr w:type="gramEnd"/>
+      <w:r>
+        <w:t>(</w:t>
+      </w:r>
+      <w:proofErr w:type="spellStart"/>
+      <w:r>
+        <w:t>df</w:t>
+      </w:r>
+      <w:proofErr w:type="spellEnd"/>
+      <w:r>
+        <w:t>['Age'</w:t>
+      </w:r>
+      <w:proofErr w:type="gramStart"/>
+      <w:r>
+        <w:t>].median</w:t>
+      </w:r>
+      <w:proofErr w:type="gramEnd"/>
+      <w:r>
+        <w:t>())</w:t>
+      </w:r>
+    </w:p>
+    <w:p>
+      <w:r>
+        <w:rPr>
+          <w:b/>
+          <w:bCs/>
+        </w:rPr>
+        <w:t>Median is better when outliers exist.</w:t>
+      </w:r>
+    </w:p>
+    <w:p>
+      <w:pPr>
+        <w:rPr>
+          <w:b/>
+          <w:bCs/>
+        </w:rPr>
+      </w:pPr>
+      <w:r>
+        <w:rPr>
+          <w:b/>
+          <w:bCs/>
+        </w:rPr>
+        <w:t>3. Arbitrary Value</w:t>
+      </w:r>
+    </w:p>
+    <w:p>
+      <w:r>
+        <w:t>Replace missing value with a fixed value:</w:t>
+      </w:r>
+    </w:p>
+    <w:p>
+      <w:r>
+        <w:t>20</w:t>
+      </w:r>
+    </w:p>
+    <w:p>
+      <w:r>
+        <w:t>25</w:t>
+      </w:r>
+    </w:p>
+    <w:p>
+      <w:r>
+        <w:t>-999</w:t>
+      </w:r>
+    </w:p>
+    <w:p>
+      <w:r>
+        <w:t>30</w:t>
+      </w:r>
+    </w:p>
+    <w:p>
+      <w:r>
+        <w:t>35</w:t>
+      </w:r>
+    </w:p>
+    <w:p>
+      <w:proofErr w:type="spellStart"/>
+      <w:r>
+        <w:t>df</w:t>
+      </w:r>
+      <w:proofErr w:type="spellEnd"/>
+      <w:r>
+        <w:t>['Age'</w:t>
+      </w:r>
+      <w:proofErr w:type="gramStart"/>
+      <w:r>
+        <w:t>].</w:t>
+      </w:r>
+      <w:proofErr w:type="spellStart"/>
+      <w:r>
+        <w:t>fillna</w:t>
+      </w:r>
+      <w:proofErr w:type="spellEnd"/>
+      <w:proofErr w:type="gramEnd"/>
+      <w:r>
+        <w:t>(-999)</w:t>
+      </w:r>
+    </w:p>
+    <w:p>
+      <w:pPr>
+        <w:rPr>
+          <w:b/>
+          <w:bCs/>
+        </w:rPr>
+      </w:pPr>
+      <w:r>
+        <w:rPr>
+          <w:b/>
+          <w:bCs/>
+        </w:rPr>
+        <w:t>4. End of Distribution</w:t>
+      </w:r>
+    </w:p>
+    <w:p>
+      <w:r>
+        <w:t>Replace missing value with an extreme value, for example:</w:t>
+      </w:r>
+    </w:p>
+    <w:p>
+      <w:r>
+        <w:t>Mean + 3 × Standard Deviation</w:t>
+      </w:r>
+    </w:p>
+    <w:p>
+      <w:r>
+        <w:lastRenderedPageBreak/>
+        <w:t>This keeps the missing value clearly separated from normal values.</w:t>
+      </w:r>
+    </w:p>
+    <w:p>
+      <w:pPr>
+        <w:rPr>
+          <w:b/>
+          <w:bCs/>
+        </w:rPr>
+      </w:pPr>
+      <w:r>
+        <w:rPr>
+          <w:b/>
+          <w:bCs/>
+        </w:rPr>
+        <w:t>5. Multivariate Imputation</w:t>
+      </w:r>
+    </w:p>
+    <w:p>
+      <w:r>
+        <w:t>Instead of looking only at Age, use other columns:</w:t>
+      </w:r>
+    </w:p>
+    <w:p>
+      <w:r>
+        <w:t>Age       Salary    Experience</w:t>
+      </w:r>
+    </w:p>
+    <w:p>
+      <w:r>
+        <w:t>25        30000     2</w:t>
+      </w:r>
+    </w:p>
+    <w:p>
+      <w:r>
+        <w:t>30        50000     5</w:t>
+      </w:r>
+    </w:p>
+    <w:p>
+      <w:proofErr w:type="spellStart"/>
+      <w:r>
+        <w:t>NaN</w:t>
+      </w:r>
+      <w:proofErr w:type="spellEnd"/>
+      <w:r>
+        <w:t xml:space="preserve">       45000     4</w:t>
+      </w:r>
+    </w:p>
+    <w:p>
+      <w:r>
+        <w:t xml:space="preserve">The model can use </w:t>
+      </w:r>
+      <w:r>
+        <w:rPr>
+          <w:b/>
+          <w:bCs/>
+        </w:rPr>
+        <w:t>Salary + Experience</w:t>
+      </w:r>
+      <w:r>
+        <w:t xml:space="preserve"> to estimate the missing Age.</w:t>
       </w:r>
     </w:p>
     <w:p/>
@@ -17621,6 +18607,155 @@
     </w:lvl>
   </w:abstractNum>
   <w:abstractNum w:abstractNumId="29" w15:restartNumberingAfterBreak="0">
+    <w:nsid w:val="289C1FE9"/>
+    <w:multiLevelType w:val="multilevel"/>
+    <w:tmpl w:val="B04CCDA0"/>
+    <w:lvl w:ilvl="0">
+      <w:start w:val="1"/>
+      <w:numFmt w:val="bullet"/>
+      <w:lvlText w:val=""/>
+      <w:lvlJc w:val="left"/>
+      <w:pPr>
+        <w:tabs>
+          <w:tab w:val="num" w:pos="720"/>
+        </w:tabs>
+        <w:ind w:left="720" w:hanging="360"/>
+      </w:pPr>
+      <w:rPr>
+        <w:rFonts w:ascii="Symbol" w:hAnsi="Symbol" w:hint="default"/>
+        <w:sz w:val="20"/>
+      </w:rPr>
+    </w:lvl>
+    <w:lvl w:ilvl="1">
+      <w:start w:val="1"/>
+      <w:numFmt w:val="bullet"/>
+      <w:lvlText w:val="o"/>
+      <w:lvlJc w:val="left"/>
+      <w:pPr>
+        <w:tabs>
+          <w:tab w:val="num" w:pos="1440"/>
+        </w:tabs>
+        <w:ind w:left="1440" w:hanging="360"/>
+      </w:pPr>
+      <w:rPr>
+        <w:rFonts w:ascii="Courier New" w:hAnsi="Courier New" w:hint="default"/>
+        <w:sz w:val="20"/>
+      </w:rPr>
+    </w:lvl>
+    <w:lvl w:ilvl="2" w:tentative="1">
+      <w:start w:val="1"/>
+      <w:numFmt w:val="bullet"/>
+      <w:lvlText w:val=""/>
+      <w:lvlJc w:val="left"/>
+      <w:pPr>
+        <w:tabs>
+          <w:tab w:val="num" w:pos="2160"/>
+        </w:tabs>
+        <w:ind w:left="2160" w:hanging="360"/>
+      </w:pPr>
+      <w:rPr>
+        <w:rFonts w:ascii="Wingdings" w:hAnsi="Wingdings" w:hint="default"/>
+        <w:sz w:val="20"/>
+      </w:rPr>
+    </w:lvl>
+    <w:lvl w:ilvl="3" w:tentative="1">
+      <w:start w:val="1"/>
+      <w:numFmt w:val="bullet"/>
+      <w:lvlText w:val=""/>
+      <w:lvlJc w:val="left"/>
+      <w:pPr>
+        <w:tabs>
+          <w:tab w:val="num" w:pos="2880"/>
+        </w:tabs>
+        <w:ind w:left="2880" w:hanging="360"/>
+      </w:pPr>
+      <w:rPr>
+        <w:rFonts w:ascii="Wingdings" w:hAnsi="Wingdings" w:hint="default"/>
+        <w:sz w:val="20"/>
+      </w:rPr>
+    </w:lvl>
+    <w:lvl w:ilvl="4" w:tentative="1">
+      <w:start w:val="1"/>
+      <w:numFmt w:val="bullet"/>
+      <w:lvlText w:val=""/>
+      <w:lvlJc w:val="left"/>
+      <w:pPr>
+        <w:tabs>
+          <w:tab w:val="num" w:pos="3600"/>
+        </w:tabs>
+        <w:ind w:left="3600" w:hanging="360"/>
+      </w:pPr>
+      <w:rPr>
+        <w:rFonts w:ascii="Wingdings" w:hAnsi="Wingdings" w:hint="default"/>
+        <w:sz w:val="20"/>
+      </w:rPr>
+    </w:lvl>
+    <w:lvl w:ilvl="5" w:tentative="1">
+      <w:start w:val="1"/>
+      <w:numFmt w:val="bullet"/>
+      <w:lvlText w:val=""/>
+      <w:lvlJc w:val="left"/>
+      <w:pPr>
+        <w:tabs>
+          <w:tab w:val="num" w:pos="4320"/>
+        </w:tabs>
+        <w:ind w:left="4320" w:hanging="360"/>
+      </w:pPr>
+      <w:rPr>
+        <w:rFonts w:ascii="Wingdings" w:hAnsi="Wingdings" w:hint="default"/>
+        <w:sz w:val="20"/>
+      </w:rPr>
+    </w:lvl>
+    <w:lvl w:ilvl="6" w:tentative="1">
+      <w:start w:val="1"/>
+      <w:numFmt w:val="bullet"/>
+      <w:lvlText w:val=""/>
+      <w:lvlJc w:val="left"/>
+      <w:pPr>
+        <w:tabs>
+          <w:tab w:val="num" w:pos="5040"/>
+        </w:tabs>
+        <w:ind w:left="5040" w:hanging="360"/>
+      </w:pPr>
+      <w:rPr>
+        <w:rFonts w:ascii="Wingdings" w:hAnsi="Wingdings" w:hint="default"/>
+        <w:sz w:val="20"/>
+      </w:rPr>
+    </w:lvl>
+    <w:lvl w:ilvl="7" w:tentative="1">
+      <w:start w:val="1"/>
+      <w:numFmt w:val="bullet"/>
+      <w:lvlText w:val=""/>
+      <w:lvlJc w:val="left"/>
+      <w:pPr>
+        <w:tabs>
+          <w:tab w:val="num" w:pos="5760"/>
+        </w:tabs>
+        <w:ind w:left="5760" w:hanging="360"/>
+      </w:pPr>
+      <w:rPr>
+        <w:rFonts w:ascii="Wingdings" w:hAnsi="Wingdings" w:hint="default"/>
+        <w:sz w:val="20"/>
+      </w:rPr>
+    </w:lvl>
+    <w:lvl w:ilvl="8" w:tentative="1">
+      <w:start w:val="1"/>
+      <w:numFmt w:val="bullet"/>
+      <w:lvlText w:val=""/>
+      <w:lvlJc w:val="left"/>
+      <w:pPr>
+        <w:tabs>
+          <w:tab w:val="num" w:pos="6480"/>
+        </w:tabs>
+        <w:ind w:left="6480" w:hanging="360"/>
+      </w:pPr>
+      <w:rPr>
+        <w:rFonts w:ascii="Wingdings" w:hAnsi="Wingdings" w:hint="default"/>
+        <w:sz w:val="20"/>
+      </w:rPr>
+    </w:lvl>
+  </w:abstractNum>
+  <w:abstractNum w:abstractNumId="30" w15:restartNumberingAfterBreak="0">
     <w:nsid w:val="2BDD752E"/>
     <w:multiLevelType w:val="multilevel"/>
     <w:tmpl w:val="6EE6DF54"/>
@@ -17769,7 +18904,7 @@
       </w:rPr>
     </w:lvl>
   </w:abstractNum>
-  <w:abstractNum w:abstractNumId="30" w15:restartNumberingAfterBreak="0">
+  <w:abstractNum w:abstractNumId="31" w15:restartNumberingAfterBreak="0">
     <w:nsid w:val="308D4B7F"/>
     <w:multiLevelType w:val="multilevel"/>
     <w:tmpl w:val="38CA028C"/>
@@ -17918,7 +19053,7 @@
       </w:rPr>
     </w:lvl>
   </w:abstractNum>
-  <w:abstractNum w:abstractNumId="31" w15:restartNumberingAfterBreak="0">
+  <w:abstractNum w:abstractNumId="32" w15:restartNumberingAfterBreak="0">
     <w:nsid w:val="32D605B7"/>
     <w:multiLevelType w:val="multilevel"/>
     <w:tmpl w:val="E7D46A74"/>
@@ -18067,7 +19202,7 @@
       </w:rPr>
     </w:lvl>
   </w:abstractNum>
-  <w:abstractNum w:abstractNumId="32" w15:restartNumberingAfterBreak="0">
+  <w:abstractNum w:abstractNumId="33" w15:restartNumberingAfterBreak="0">
     <w:nsid w:val="347C252F"/>
     <w:multiLevelType w:val="multilevel"/>
     <w:tmpl w:val="486CD208"/>
@@ -18216,7 +19351,7 @@
       </w:rPr>
     </w:lvl>
   </w:abstractNum>
-  <w:abstractNum w:abstractNumId="33" w15:restartNumberingAfterBreak="0">
+  <w:abstractNum w:abstractNumId="34" w15:restartNumberingAfterBreak="0">
     <w:nsid w:val="3525175A"/>
     <w:multiLevelType w:val="multilevel"/>
     <w:tmpl w:val="3D4628C0"/>
@@ -18365,7 +19500,7 @@
       </w:rPr>
     </w:lvl>
   </w:abstractNum>
-  <w:abstractNum w:abstractNumId="34" w15:restartNumberingAfterBreak="0">
+  <w:abstractNum w:abstractNumId="35" w15:restartNumberingAfterBreak="0">
     <w:nsid w:val="368954B2"/>
     <w:multiLevelType w:val="multilevel"/>
     <w:tmpl w:val="D7661B64"/>
@@ -18514,7 +19649,7 @@
       </w:rPr>
     </w:lvl>
   </w:abstractNum>
-  <w:abstractNum w:abstractNumId="35" w15:restartNumberingAfterBreak="0">
+  <w:abstractNum w:abstractNumId="36" w15:restartNumberingAfterBreak="0">
     <w:nsid w:val="39BB7E5B"/>
     <w:multiLevelType w:val="multilevel"/>
     <w:tmpl w:val="6A662A62"/>
@@ -18663,7 +19798,7 @@
       </w:rPr>
     </w:lvl>
   </w:abstractNum>
-  <w:abstractNum w:abstractNumId="36" w15:restartNumberingAfterBreak="0">
+  <w:abstractNum w:abstractNumId="37" w15:restartNumberingAfterBreak="0">
     <w:nsid w:val="3C6D5B18"/>
     <w:multiLevelType w:val="multilevel"/>
     <w:tmpl w:val="CE02D1A8"/>
@@ -18812,7 +19947,7 @@
       </w:rPr>
     </w:lvl>
   </w:abstractNum>
-  <w:abstractNum w:abstractNumId="37" w15:restartNumberingAfterBreak="0">
+  <w:abstractNum w:abstractNumId="38" w15:restartNumberingAfterBreak="0">
     <w:nsid w:val="3D2C7B24"/>
     <w:multiLevelType w:val="multilevel"/>
     <w:tmpl w:val="D5A80D1A"/>
@@ -18961,7 +20096,7 @@
       </w:rPr>
     </w:lvl>
   </w:abstractNum>
-  <w:abstractNum w:abstractNumId="38" w15:restartNumberingAfterBreak="0">
+  <w:abstractNum w:abstractNumId="39" w15:restartNumberingAfterBreak="0">
     <w:nsid w:val="3FF96CD3"/>
     <w:multiLevelType w:val="multilevel"/>
     <w:tmpl w:val="5C0EE1DA"/>
@@ -19110,7 +20245,7 @@
       </w:rPr>
     </w:lvl>
   </w:abstractNum>
-  <w:abstractNum w:abstractNumId="39" w15:restartNumberingAfterBreak="0">
+  <w:abstractNum w:abstractNumId="40" w15:restartNumberingAfterBreak="0">
     <w:nsid w:val="43345AC2"/>
     <w:multiLevelType w:val="multilevel"/>
     <w:tmpl w:val="2CB6B1A8"/>
@@ -19259,7 +20394,7 @@
       </w:rPr>
     </w:lvl>
   </w:abstractNum>
-  <w:abstractNum w:abstractNumId="40" w15:restartNumberingAfterBreak="0">
+  <w:abstractNum w:abstractNumId="41" w15:restartNumberingAfterBreak="0">
     <w:nsid w:val="46FE3EA9"/>
     <w:multiLevelType w:val="multilevel"/>
     <w:tmpl w:val="44C49E4A"/>
@@ -19408,7 +20543,7 @@
       </w:rPr>
     </w:lvl>
   </w:abstractNum>
-  <w:abstractNum w:abstractNumId="41" w15:restartNumberingAfterBreak="0">
+  <w:abstractNum w:abstractNumId="42" w15:restartNumberingAfterBreak="0">
     <w:nsid w:val="471A6C19"/>
     <w:multiLevelType w:val="multilevel"/>
     <w:tmpl w:val="7E02782A"/>
@@ -19557,7 +20692,7 @@
       </w:rPr>
     </w:lvl>
   </w:abstractNum>
-  <w:abstractNum w:abstractNumId="42" w15:restartNumberingAfterBreak="0">
+  <w:abstractNum w:abstractNumId="43" w15:restartNumberingAfterBreak="0">
     <w:nsid w:val="475D7E21"/>
     <w:multiLevelType w:val="multilevel"/>
     <w:tmpl w:val="271CE53C"/>
@@ -19706,7 +20841,7 @@
       </w:rPr>
     </w:lvl>
   </w:abstractNum>
-  <w:abstractNum w:abstractNumId="43" w15:restartNumberingAfterBreak="0">
+  <w:abstractNum w:abstractNumId="44" w15:restartNumberingAfterBreak="0">
     <w:nsid w:val="4E2C207C"/>
     <w:multiLevelType w:val="multilevel"/>
     <w:tmpl w:val="DEA863E0"/>
@@ -19855,7 +20990,7 @@
       </w:rPr>
     </w:lvl>
   </w:abstractNum>
-  <w:abstractNum w:abstractNumId="44" w15:restartNumberingAfterBreak="0">
+  <w:abstractNum w:abstractNumId="45" w15:restartNumberingAfterBreak="0">
     <w:nsid w:val="50580E35"/>
     <w:multiLevelType w:val="multilevel"/>
     <w:tmpl w:val="91760A22"/>
@@ -20004,7 +21139,7 @@
       </w:rPr>
     </w:lvl>
   </w:abstractNum>
-  <w:abstractNum w:abstractNumId="45" w15:restartNumberingAfterBreak="0">
+  <w:abstractNum w:abstractNumId="46" w15:restartNumberingAfterBreak="0">
     <w:nsid w:val="52344DB9"/>
     <w:multiLevelType w:val="multilevel"/>
     <w:tmpl w:val="FB44E81E"/>
@@ -20153,7 +21288,7 @@
       </w:rPr>
     </w:lvl>
   </w:abstractNum>
-  <w:abstractNum w:abstractNumId="46" w15:restartNumberingAfterBreak="0">
+  <w:abstractNum w:abstractNumId="47" w15:restartNumberingAfterBreak="0">
     <w:nsid w:val="596F4137"/>
     <w:multiLevelType w:val="multilevel"/>
     <w:tmpl w:val="53DA37B8"/>
@@ -20302,7 +21437,7 @@
       </w:rPr>
     </w:lvl>
   </w:abstractNum>
-  <w:abstractNum w:abstractNumId="47" w15:restartNumberingAfterBreak="0">
+  <w:abstractNum w:abstractNumId="48" w15:restartNumberingAfterBreak="0">
     <w:nsid w:val="5AF25034"/>
     <w:multiLevelType w:val="multilevel"/>
     <w:tmpl w:val="50A2CCDE"/>
@@ -20451,7 +21586,7 @@
       </w:rPr>
     </w:lvl>
   </w:abstractNum>
-  <w:abstractNum w:abstractNumId="48" w15:restartNumberingAfterBreak="0">
+  <w:abstractNum w:abstractNumId="49" w15:restartNumberingAfterBreak="0">
     <w:nsid w:val="63C70D60"/>
     <w:multiLevelType w:val="multilevel"/>
     <w:tmpl w:val="7DD868D6"/>
@@ -20600,7 +21735,7 @@
       </w:rPr>
     </w:lvl>
   </w:abstractNum>
-  <w:abstractNum w:abstractNumId="49" w15:restartNumberingAfterBreak="0">
+  <w:abstractNum w:abstractNumId="50" w15:restartNumberingAfterBreak="0">
     <w:nsid w:val="673B194E"/>
     <w:multiLevelType w:val="multilevel"/>
     <w:tmpl w:val="085C1FEC"/>
@@ -20749,7 +21884,7 @@
       </w:rPr>
     </w:lvl>
   </w:abstractNum>
-  <w:abstractNum w:abstractNumId="50" w15:restartNumberingAfterBreak="0">
+  <w:abstractNum w:abstractNumId="51" w15:restartNumberingAfterBreak="0">
     <w:nsid w:val="68001687"/>
     <w:multiLevelType w:val="multilevel"/>
     <w:tmpl w:val="E7880A6A"/>
@@ -20898,7 +22033,156 @@
       </w:rPr>
     </w:lvl>
   </w:abstractNum>
-  <w:abstractNum w:abstractNumId="51" w15:restartNumberingAfterBreak="0">
+  <w:abstractNum w:abstractNumId="52" w15:restartNumberingAfterBreak="0">
+    <w:nsid w:val="6C750204"/>
+    <w:multiLevelType w:val="multilevel"/>
+    <w:tmpl w:val="F29CEBE6"/>
+    <w:lvl w:ilvl="0">
+      <w:start w:val="1"/>
+      <w:numFmt w:val="bullet"/>
+      <w:lvlText w:val=""/>
+      <w:lvlJc w:val="left"/>
+      <w:pPr>
+        <w:tabs>
+          <w:tab w:val="num" w:pos="720"/>
+        </w:tabs>
+        <w:ind w:left="720" w:hanging="360"/>
+      </w:pPr>
+      <w:rPr>
+        <w:rFonts w:ascii="Symbol" w:hAnsi="Symbol" w:hint="default"/>
+        <w:sz w:val="20"/>
+      </w:rPr>
+    </w:lvl>
+    <w:lvl w:ilvl="1">
+      <w:start w:val="1"/>
+      <w:numFmt w:val="bullet"/>
+      <w:lvlText w:val="o"/>
+      <w:lvlJc w:val="left"/>
+      <w:pPr>
+        <w:tabs>
+          <w:tab w:val="num" w:pos="1440"/>
+        </w:tabs>
+        <w:ind w:left="1440" w:hanging="360"/>
+      </w:pPr>
+      <w:rPr>
+        <w:rFonts w:ascii="Courier New" w:hAnsi="Courier New" w:hint="default"/>
+        <w:sz w:val="20"/>
+      </w:rPr>
+    </w:lvl>
+    <w:lvl w:ilvl="2" w:tentative="1">
+      <w:start w:val="1"/>
+      <w:numFmt w:val="bullet"/>
+      <w:lvlText w:val=""/>
+      <w:lvlJc w:val="left"/>
+      <w:pPr>
+        <w:tabs>
+          <w:tab w:val="num" w:pos="2160"/>
+        </w:tabs>
+        <w:ind w:left="2160" w:hanging="360"/>
+      </w:pPr>
+      <w:rPr>
+        <w:rFonts w:ascii="Wingdings" w:hAnsi="Wingdings" w:hint="default"/>
+        <w:sz w:val="20"/>
+      </w:rPr>
+    </w:lvl>
+    <w:lvl w:ilvl="3" w:tentative="1">
+      <w:start w:val="1"/>
+      <w:numFmt w:val="bullet"/>
+      <w:lvlText w:val=""/>
+      <w:lvlJc w:val="left"/>
+      <w:pPr>
+        <w:tabs>
+          <w:tab w:val="num" w:pos="2880"/>
+        </w:tabs>
+        <w:ind w:left="2880" w:hanging="360"/>
+      </w:pPr>
+      <w:rPr>
+        <w:rFonts w:ascii="Wingdings" w:hAnsi="Wingdings" w:hint="default"/>
+        <w:sz w:val="20"/>
+      </w:rPr>
+    </w:lvl>
+    <w:lvl w:ilvl="4" w:tentative="1">
+      <w:start w:val="1"/>
+      <w:numFmt w:val="bullet"/>
+      <w:lvlText w:val=""/>
+      <w:lvlJc w:val="left"/>
+      <w:pPr>
+        <w:tabs>
+          <w:tab w:val="num" w:pos="3600"/>
+        </w:tabs>
+        <w:ind w:left="3600" w:hanging="360"/>
+      </w:pPr>
+      <w:rPr>
+        <w:rFonts w:ascii="Wingdings" w:hAnsi="Wingdings" w:hint="default"/>
+        <w:sz w:val="20"/>
+      </w:rPr>
+    </w:lvl>
+    <w:lvl w:ilvl="5" w:tentative="1">
+      <w:start w:val="1"/>
+      <w:numFmt w:val="bullet"/>
+      <w:lvlText w:val=""/>
+      <w:lvlJc w:val="left"/>
+      <w:pPr>
+        <w:tabs>
+          <w:tab w:val="num" w:pos="4320"/>
+        </w:tabs>
+        <w:ind w:left="4320" w:hanging="360"/>
+      </w:pPr>
+      <w:rPr>
+        <w:rFonts w:ascii="Wingdings" w:hAnsi="Wingdings" w:hint="default"/>
+        <w:sz w:val="20"/>
+      </w:rPr>
+    </w:lvl>
+    <w:lvl w:ilvl="6" w:tentative="1">
+      <w:start w:val="1"/>
+      <w:numFmt w:val="bullet"/>
+      <w:lvlText w:val=""/>
+      <w:lvlJc w:val="left"/>
+      <w:pPr>
+        <w:tabs>
+          <w:tab w:val="num" w:pos="5040"/>
+        </w:tabs>
+        <w:ind w:left="5040" w:hanging="360"/>
+      </w:pPr>
+      <w:rPr>
+        <w:rFonts w:ascii="Wingdings" w:hAnsi="Wingdings" w:hint="default"/>
+        <w:sz w:val="20"/>
+      </w:rPr>
+    </w:lvl>
+    <w:lvl w:ilvl="7" w:tentative="1">
+      <w:start w:val="1"/>
+      <w:numFmt w:val="bullet"/>
+      <w:lvlText w:val=""/>
+      <w:lvlJc w:val="left"/>
+      <w:pPr>
+        <w:tabs>
+          <w:tab w:val="num" w:pos="5760"/>
+        </w:tabs>
+        <w:ind w:left="5760" w:hanging="360"/>
+      </w:pPr>
+      <w:rPr>
+        <w:rFonts w:ascii="Wingdings" w:hAnsi="Wingdings" w:hint="default"/>
+        <w:sz w:val="20"/>
+      </w:rPr>
+    </w:lvl>
+    <w:lvl w:ilvl="8" w:tentative="1">
+      <w:start w:val="1"/>
+      <w:numFmt w:val="bullet"/>
+      <w:lvlText w:val=""/>
+      <w:lvlJc w:val="left"/>
+      <w:pPr>
+        <w:tabs>
+          <w:tab w:val="num" w:pos="6480"/>
+        </w:tabs>
+        <w:ind w:left="6480" w:hanging="360"/>
+      </w:pPr>
+      <w:rPr>
+        <w:rFonts w:ascii="Wingdings" w:hAnsi="Wingdings" w:hint="default"/>
+        <w:sz w:val="20"/>
+      </w:rPr>
+    </w:lvl>
+  </w:abstractNum>
+  <w:abstractNum w:abstractNumId="53" w15:restartNumberingAfterBreak="0">
     <w:nsid w:val="707F0B98"/>
     <w:multiLevelType w:val="multilevel"/>
     <w:tmpl w:val="E0B4F426"/>
@@ -21047,7 +22331,7 @@
       </w:rPr>
     </w:lvl>
   </w:abstractNum>
-  <w:abstractNum w:abstractNumId="52" w15:restartNumberingAfterBreak="0">
+  <w:abstractNum w:abstractNumId="54" w15:restartNumberingAfterBreak="0">
     <w:nsid w:val="72226116"/>
     <w:multiLevelType w:val="multilevel"/>
     <w:tmpl w:val="8446EF82"/>
@@ -21196,7 +22480,156 @@
       </w:rPr>
     </w:lvl>
   </w:abstractNum>
-  <w:abstractNum w:abstractNumId="53" w15:restartNumberingAfterBreak="0">
+  <w:abstractNum w:abstractNumId="55" w15:restartNumberingAfterBreak="0">
+    <w:nsid w:val="7ABE1D0D"/>
+    <w:multiLevelType w:val="multilevel"/>
+    <w:tmpl w:val="623622D0"/>
+    <w:lvl w:ilvl="0">
+      <w:start w:val="1"/>
+      <w:numFmt w:val="bullet"/>
+      <w:lvlText w:val=""/>
+      <w:lvlJc w:val="left"/>
+      <w:pPr>
+        <w:tabs>
+          <w:tab w:val="num" w:pos="720"/>
+        </w:tabs>
+        <w:ind w:left="720" w:hanging="360"/>
+      </w:pPr>
+      <w:rPr>
+        <w:rFonts w:ascii="Symbol" w:hAnsi="Symbol" w:hint="default"/>
+        <w:sz w:val="20"/>
+      </w:rPr>
+    </w:lvl>
+    <w:lvl w:ilvl="1" w:tentative="1">
+      <w:start w:val="1"/>
+      <w:numFmt w:val="bullet"/>
+      <w:lvlText w:val="o"/>
+      <w:lvlJc w:val="left"/>
+      <w:pPr>
+        <w:tabs>
+          <w:tab w:val="num" w:pos="1440"/>
+        </w:tabs>
+        <w:ind w:left="1440" w:hanging="360"/>
+      </w:pPr>
+      <w:rPr>
+        <w:rFonts w:ascii="Courier New" w:hAnsi="Courier New" w:hint="default"/>
+        <w:sz w:val="20"/>
+      </w:rPr>
+    </w:lvl>
+    <w:lvl w:ilvl="2" w:tentative="1">
+      <w:start w:val="1"/>
+      <w:numFmt w:val="bullet"/>
+      <w:lvlText w:val=""/>
+      <w:lvlJc w:val="left"/>
+      <w:pPr>
+        <w:tabs>
+          <w:tab w:val="num" w:pos="2160"/>
+        </w:tabs>
+        <w:ind w:left="2160" w:hanging="360"/>
+      </w:pPr>
+      <w:rPr>
+        <w:rFonts w:ascii="Wingdings" w:hAnsi="Wingdings" w:hint="default"/>
+        <w:sz w:val="20"/>
+      </w:rPr>
+    </w:lvl>
+    <w:lvl w:ilvl="3" w:tentative="1">
+      <w:start w:val="1"/>
+      <w:numFmt w:val="bullet"/>
+      <w:lvlText w:val=""/>
+      <w:lvlJc w:val="left"/>
+      <w:pPr>
+        <w:tabs>
+          <w:tab w:val="num" w:pos="2880"/>
+        </w:tabs>
+        <w:ind w:left="2880" w:hanging="360"/>
+      </w:pPr>
+      <w:rPr>
+        <w:rFonts w:ascii="Wingdings" w:hAnsi="Wingdings" w:hint="default"/>
+        <w:sz w:val="20"/>
+      </w:rPr>
+    </w:lvl>
+    <w:lvl w:ilvl="4" w:tentative="1">
+      <w:start w:val="1"/>
+      <w:numFmt w:val="bullet"/>
+      <w:lvlText w:val=""/>
+      <w:lvlJc w:val="left"/>
+      <w:pPr>
+        <w:tabs>
+          <w:tab w:val="num" w:pos="3600"/>
+        </w:tabs>
+        <w:ind w:left="3600" w:hanging="360"/>
+      </w:pPr>
+      <w:rPr>
+        <w:rFonts w:ascii="Wingdings" w:hAnsi="Wingdings" w:hint="default"/>
+        <w:sz w:val="20"/>
+      </w:rPr>
+    </w:lvl>
+    <w:lvl w:ilvl="5" w:tentative="1">
+      <w:start w:val="1"/>
+      <w:numFmt w:val="bullet"/>
+      <w:lvlText w:val=""/>
+      <w:lvlJc w:val="left"/>
+      <w:pPr>
+        <w:tabs>
+          <w:tab w:val="num" w:pos="4320"/>
+        </w:tabs>
+        <w:ind w:left="4320" w:hanging="360"/>
+      </w:pPr>
+      <w:rPr>
+        <w:rFonts w:ascii="Wingdings" w:hAnsi="Wingdings" w:hint="default"/>
+        <w:sz w:val="20"/>
+      </w:rPr>
+    </w:lvl>
+    <w:lvl w:ilvl="6" w:tentative="1">
+      <w:start w:val="1"/>
+      <w:numFmt w:val="bullet"/>
+      <w:lvlText w:val=""/>
+      <w:lvlJc w:val="left"/>
+      <w:pPr>
+        <w:tabs>
+          <w:tab w:val="num" w:pos="5040"/>
+        </w:tabs>
+        <w:ind w:left="5040" w:hanging="360"/>
+      </w:pPr>
+      <w:rPr>
+        <w:rFonts w:ascii="Wingdings" w:hAnsi="Wingdings" w:hint="default"/>
+        <w:sz w:val="20"/>
+      </w:rPr>
+    </w:lvl>
+    <w:lvl w:ilvl="7" w:tentative="1">
+      <w:start w:val="1"/>
+      <w:numFmt w:val="bullet"/>
+      <w:lvlText w:val=""/>
+      <w:lvlJc w:val="left"/>
+      <w:pPr>
+        <w:tabs>
+          <w:tab w:val="num" w:pos="5760"/>
+        </w:tabs>
+        <w:ind w:left="5760" w:hanging="360"/>
+      </w:pPr>
+      <w:rPr>
+        <w:rFonts w:ascii="Wingdings" w:hAnsi="Wingdings" w:hint="default"/>
+        <w:sz w:val="20"/>
+      </w:rPr>
+    </w:lvl>
+    <w:lvl w:ilvl="8" w:tentative="1">
+      <w:start w:val="1"/>
+      <w:numFmt w:val="bullet"/>
+      <w:lvlText w:val=""/>
+      <w:lvlJc w:val="left"/>
+      <w:pPr>
+        <w:tabs>
+          <w:tab w:val="num" w:pos="6480"/>
+        </w:tabs>
+        <w:ind w:left="6480" w:hanging="360"/>
+      </w:pPr>
+      <w:rPr>
+        <w:rFonts w:ascii="Wingdings" w:hAnsi="Wingdings" w:hint="default"/>
+        <w:sz w:val="20"/>
+      </w:rPr>
+    </w:lvl>
+  </w:abstractNum>
+  <w:abstractNum w:abstractNumId="56" w15:restartNumberingAfterBreak="0">
     <w:nsid w:val="7F146378"/>
     <w:multiLevelType w:val="multilevel"/>
     <w:tmpl w:val="8D0CA590"/>
@@ -21349,7 +22782,7 @@
     <w:abstractNumId w:val="1"/>
   </w:num>
   <w:num w:numId="2" w16cid:durableId="186913055">
-    <w:abstractNumId w:val="46"/>
+    <w:abstractNumId w:val="47"/>
   </w:num>
   <w:num w:numId="3" w16cid:durableId="1756395217">
     <w:abstractNumId w:val="0"/>
@@ -21361,10 +22794,10 @@
     <w:abstractNumId w:val="19"/>
   </w:num>
   <w:num w:numId="6" w16cid:durableId="224413174">
-    <w:abstractNumId w:val="30"/>
+    <w:abstractNumId w:val="31"/>
   </w:num>
   <w:num w:numId="7" w16cid:durableId="775834910">
-    <w:abstractNumId w:val="29"/>
+    <w:abstractNumId w:val="30"/>
   </w:num>
   <w:num w:numId="8" w16cid:durableId="1926720009">
     <w:abstractNumId w:val="6"/>
@@ -21373,7 +22806,7 @@
     <w:abstractNumId w:val="3"/>
   </w:num>
   <w:num w:numId="10" w16cid:durableId="219488418">
-    <w:abstractNumId w:val="44"/>
+    <w:abstractNumId w:val="45"/>
   </w:num>
   <w:num w:numId="11" w16cid:durableId="701251664">
     <w:abstractNumId w:val="21"/>
@@ -21388,28 +22821,28 @@
     <w:abstractNumId w:val="14"/>
   </w:num>
   <w:num w:numId="15" w16cid:durableId="1421291583">
-    <w:abstractNumId w:val="33"/>
+    <w:abstractNumId w:val="34"/>
   </w:num>
   <w:num w:numId="16" w16cid:durableId="1209758109">
     <w:abstractNumId w:val="9"/>
   </w:num>
   <w:num w:numId="17" w16cid:durableId="881676976">
-    <w:abstractNumId w:val="35"/>
+    <w:abstractNumId w:val="36"/>
   </w:num>
   <w:num w:numId="18" w16cid:durableId="1926070255">
-    <w:abstractNumId w:val="50"/>
+    <w:abstractNumId w:val="51"/>
   </w:num>
   <w:num w:numId="19" w16cid:durableId="2040739466">
-    <w:abstractNumId w:val="42"/>
+    <w:abstractNumId w:val="43"/>
   </w:num>
   <w:num w:numId="20" w16cid:durableId="73479493">
-    <w:abstractNumId w:val="53"/>
+    <w:abstractNumId w:val="56"/>
   </w:num>
   <w:num w:numId="21" w16cid:durableId="1912497837">
-    <w:abstractNumId w:val="43"/>
+    <w:abstractNumId w:val="44"/>
   </w:num>
   <w:num w:numId="22" w16cid:durableId="173031148">
-    <w:abstractNumId w:val="37"/>
+    <w:abstractNumId w:val="38"/>
   </w:num>
   <w:num w:numId="23" w16cid:durableId="1314724728">
     <w:abstractNumId w:val="27"/>
@@ -21418,10 +22851,10 @@
     <w:abstractNumId w:val="13"/>
   </w:num>
   <w:num w:numId="25" w16cid:durableId="308632313">
-    <w:abstractNumId w:val="32"/>
+    <w:abstractNumId w:val="33"/>
   </w:num>
   <w:num w:numId="26" w16cid:durableId="75631663">
-    <w:abstractNumId w:val="47"/>
+    <w:abstractNumId w:val="48"/>
   </w:num>
   <w:num w:numId="27" w16cid:durableId="1114716872">
     <w:abstractNumId w:val="20"/>
@@ -21433,13 +22866,13 @@
     <w:abstractNumId w:val="24"/>
   </w:num>
   <w:num w:numId="30" w16cid:durableId="1981570554">
-    <w:abstractNumId w:val="40"/>
+    <w:abstractNumId w:val="41"/>
   </w:num>
   <w:num w:numId="31" w16cid:durableId="1455294355">
     <w:abstractNumId w:val="2"/>
   </w:num>
   <w:num w:numId="32" w16cid:durableId="295643755">
-    <w:abstractNumId w:val="39"/>
+    <w:abstractNumId w:val="40"/>
   </w:num>
   <w:num w:numId="33" w16cid:durableId="81997789">
     <w:abstractNumId w:val="11"/>
@@ -21448,16 +22881,16 @@
     <w:abstractNumId w:val="28"/>
   </w:num>
   <w:num w:numId="35" w16cid:durableId="1123615995">
-    <w:abstractNumId w:val="45"/>
+    <w:abstractNumId w:val="46"/>
   </w:num>
   <w:num w:numId="36" w16cid:durableId="529680704">
     <w:abstractNumId w:val="15"/>
   </w:num>
   <w:num w:numId="37" w16cid:durableId="591360421">
-    <w:abstractNumId w:val="48"/>
+    <w:abstractNumId w:val="49"/>
   </w:num>
   <w:num w:numId="38" w16cid:durableId="1436170511">
-    <w:abstractNumId w:val="36"/>
+    <w:abstractNumId w:val="37"/>
   </w:num>
   <w:num w:numId="39" w16cid:durableId="2134053419">
     <w:abstractNumId w:val="5"/>
@@ -21466,10 +22899,10 @@
     <w:abstractNumId w:val="17"/>
   </w:num>
   <w:num w:numId="41" w16cid:durableId="498471236">
-    <w:abstractNumId w:val="34"/>
+    <w:abstractNumId w:val="35"/>
   </w:num>
   <w:num w:numId="42" w16cid:durableId="885336282">
-    <w:abstractNumId w:val="31"/>
+    <w:abstractNumId w:val="32"/>
   </w:num>
   <w:num w:numId="43" w16cid:durableId="1358965275">
     <w:abstractNumId w:val="10"/>
@@ -21481,22 +22914,22 @@
     <w:abstractNumId w:val="23"/>
   </w:num>
   <w:num w:numId="46" w16cid:durableId="910693353">
-    <w:abstractNumId w:val="41"/>
+    <w:abstractNumId w:val="42"/>
   </w:num>
   <w:num w:numId="47" w16cid:durableId="1465273603">
     <w:abstractNumId w:val="18"/>
   </w:num>
   <w:num w:numId="48" w16cid:durableId="11147652">
-    <w:abstractNumId w:val="51"/>
+    <w:abstractNumId w:val="53"/>
   </w:num>
   <w:num w:numId="49" w16cid:durableId="559361278">
     <w:abstractNumId w:val="12"/>
   </w:num>
   <w:num w:numId="50" w16cid:durableId="220943341">
-    <w:abstractNumId w:val="38"/>
+    <w:abstractNumId w:val="39"/>
   </w:num>
   <w:num w:numId="51" w16cid:durableId="2027518060">
-    <w:abstractNumId w:val="52"/>
+    <w:abstractNumId w:val="54"/>
   </w:num>
   <w:num w:numId="52" w16cid:durableId="1469397143">
     <w:abstractNumId w:val="25"/>
@@ -21505,7 +22938,16 @@
     <w:abstractNumId w:val="22"/>
   </w:num>
   <w:num w:numId="54" w16cid:durableId="168911388">
-    <w:abstractNumId w:val="49"/>
+    <w:abstractNumId w:val="50"/>
+  </w:num>
+  <w:num w:numId="55" w16cid:durableId="187569416">
+    <w:abstractNumId w:val="29"/>
+  </w:num>
+  <w:num w:numId="56" w16cid:durableId="2120567419">
+    <w:abstractNumId w:val="55"/>
+  </w:num>
+  <w:num w:numId="57" w16cid:durableId="959454216">
+    <w:abstractNumId w:val="52"/>
   </w:num>
   <w:numIdMacAtCleanup w:val="50"/>
 </w:numbering>

--- a/ml m2/module 2 (1).docx
+++ b/ml m2/module 2 (1).docx
@@ -14258,6 +14258,11 @@
       </w:r>
     </w:p>
     <w:p>
+      <w:pPr>
+        <w:pBdr>
+          <w:bottom w:val="single" w:sz="6" w:space="1" w:color="auto"/>
+        </w:pBdr>
+      </w:pPr>
       <w:r>
         <w:t xml:space="preserve">The model can use </w:t>
       </w:r>
@@ -14270,6 +14275,1481 @@
       </w:r>
       <w:r>
         <w:t xml:space="preserve"> to estimate the missing Age.</w:t>
+      </w:r>
+    </w:p>
+    <w:p>
+      <w:pPr>
+        <w:rPr>
+          <w:b/>
+          <w:bCs/>
+        </w:rPr>
+      </w:pPr>
+      <w:r>
+        <w:rPr>
+          <w:b/>
+          <w:bCs/>
+        </w:rPr>
+        <w:t>Categorical Missing Value Imputation</w:t>
+      </w:r>
+    </w:p>
+    <w:p>
+      <w:r>
+        <w:t xml:space="preserve">Categorical missing values are usually handled using </w:t>
+      </w:r>
+      <w:r>
+        <w:rPr>
+          <w:b/>
+          <w:bCs/>
+        </w:rPr>
+        <w:t>Most Frequent Imputation</w:t>
+      </w:r>
+      <w:r>
+        <w:t xml:space="preserve"> or </w:t>
+      </w:r>
+      <w:r>
+        <w:rPr>
+          <w:b/>
+          <w:bCs/>
+        </w:rPr>
+        <w:t>Missing Category Imputation</w:t>
+      </w:r>
+      <w:r>
+        <w:t>.</w:t>
+      </w:r>
+    </w:p>
+    <w:p>
+      <w:pPr>
+        <w:rPr>
+          <w:b/>
+          <w:bCs/>
+        </w:rPr>
+      </w:pPr>
+      <w:r>
+        <w:rPr>
+          <w:b/>
+          <w:bCs/>
+        </w:rPr>
+        <w:t>1. Most Frequent Imputation</w:t>
+      </w:r>
+    </w:p>
+    <w:p>
+      <w:r>
+        <w:t xml:space="preserve">Replace missing values with the </w:t>
+      </w:r>
+      <w:r>
+        <w:rPr>
+          <w:b/>
+          <w:bCs/>
+        </w:rPr>
+        <w:t>most common category (mode)</w:t>
+      </w:r>
+      <w:r>
+        <w:t>.</w:t>
+      </w:r>
+    </w:p>
+    <w:p>
+      <w:r>
+        <w:t>Example:</w:t>
+      </w:r>
+    </w:p>
+    <w:p>
+      <w:r>
+        <w:t>City</w:t>
+      </w:r>
+    </w:p>
+    <w:p>
+      <w:r>
+        <w:t>Bangalore</w:t>
+      </w:r>
+    </w:p>
+    <w:p>
+      <w:r>
+        <w:t>Mumbai</w:t>
+      </w:r>
+    </w:p>
+    <w:p>
+      <w:r>
+        <w:t>Bangalore</w:t>
+      </w:r>
+    </w:p>
+    <w:p>
+      <w:proofErr w:type="spellStart"/>
+      <w:r>
+        <w:t>NaN</w:t>
+      </w:r>
+      <w:proofErr w:type="spellEnd"/>
+    </w:p>
+    <w:p>
+      <w:r>
+        <w:t>Bangalore</w:t>
+      </w:r>
+    </w:p>
+    <w:p>
+      <w:r>
+        <w:t xml:space="preserve">Most frequent = </w:t>
+      </w:r>
+      <w:r>
+        <w:rPr>
+          <w:b/>
+          <w:bCs/>
+        </w:rPr>
+        <w:t>Bangalore</w:t>
+      </w:r>
+    </w:p>
+    <w:p>
+      <w:r>
+        <w:t>After imputation:</w:t>
+      </w:r>
+    </w:p>
+    <w:p>
+      <w:r>
+        <w:t>City</w:t>
+      </w:r>
+    </w:p>
+    <w:p>
+      <w:r>
+        <w:t>Bangalore</w:t>
+      </w:r>
+    </w:p>
+    <w:p>
+      <w:r>
+        <w:t>Mumbai</w:t>
+      </w:r>
+    </w:p>
+    <w:p>
+      <w:r>
+        <w:t>Bangalore</w:t>
+      </w:r>
+    </w:p>
+    <w:p>
+      <w:r>
+        <w:t>Bangalore</w:t>
+      </w:r>
+    </w:p>
+    <w:p>
+      <w:r>
+        <w:t>Bangalore</w:t>
+      </w:r>
+    </w:p>
+    <w:p>
+      <w:r>
+        <w:t xml:space="preserve">from </w:t>
+      </w:r>
+      <w:proofErr w:type="spellStart"/>
+      <w:proofErr w:type="gramStart"/>
+      <w:r>
+        <w:t>sklearn.impute</w:t>
+      </w:r>
+      <w:proofErr w:type="spellEnd"/>
+      <w:proofErr w:type="gramEnd"/>
+      <w:r>
+        <w:t xml:space="preserve"> import </w:t>
+      </w:r>
+      <w:proofErr w:type="spellStart"/>
+      <w:r>
+        <w:t>SimpleImputer</w:t>
+      </w:r>
+      <w:proofErr w:type="spellEnd"/>
+    </w:p>
+    <w:p/>
+    <w:p>
+      <w:r>
+        <w:t xml:space="preserve">imputer = </w:t>
+      </w:r>
+      <w:proofErr w:type="spellStart"/>
+      <w:r>
+        <w:t>SimpleImputer</w:t>
+      </w:r>
+      <w:proofErr w:type="spellEnd"/>
+      <w:r>
+        <w:t>(strategy='</w:t>
+      </w:r>
+      <w:proofErr w:type="spellStart"/>
+      <w:r>
+        <w:t>most_frequent</w:t>
+      </w:r>
+      <w:proofErr w:type="spellEnd"/>
+      <w:r>
+        <w:t>')</w:t>
+      </w:r>
+    </w:p>
+    <w:p>
+      <w:proofErr w:type="spellStart"/>
+      <w:r>
+        <w:lastRenderedPageBreak/>
+        <w:t>df</w:t>
+      </w:r>
+      <w:proofErr w:type="spellEnd"/>
+      <w:r>
+        <w:t xml:space="preserve">[['City']] = </w:t>
+      </w:r>
+      <w:proofErr w:type="spellStart"/>
+      <w:r>
+        <w:t>imputer.fit_transform</w:t>
+      </w:r>
+      <w:proofErr w:type="spellEnd"/>
+      <w:r>
+        <w:t>(</w:t>
+      </w:r>
+      <w:proofErr w:type="spellStart"/>
+      <w:r>
+        <w:t>df</w:t>
+      </w:r>
+      <w:proofErr w:type="spellEnd"/>
+      <w:r>
+        <w:t>[['City']])</w:t>
+      </w:r>
+    </w:p>
+    <w:p>
+      <w:r>
+        <w:rPr>
+          <w:b/>
+          <w:bCs/>
+        </w:rPr>
+        <w:t>Best when:</w:t>
+      </w:r>
+      <w:r>
+        <w:t xml:space="preserve"> Missing values are low (around </w:t>
+      </w:r>
+      <w:r>
+        <w:rPr>
+          <w:b/>
+          <w:bCs/>
+        </w:rPr>
+        <w:t>5% or less</w:t>
+      </w:r>
+      <w:r>
+        <w:t>) and mostly random.</w:t>
+      </w:r>
+    </w:p>
+    <w:p>
+      <w:r>
+        <w:rPr>
+          <w:b/>
+          <w:bCs/>
+        </w:rPr>
+        <w:t>Problem:</w:t>
+      </w:r>
+      <w:r>
+        <w:t xml:space="preserve"> It can increase the frequency of the most common category and change the original distribution.</w:t>
+      </w:r>
+    </w:p>
+    <w:p>
+      <w:pPr>
+        <w:rPr>
+          <w:b/>
+          <w:bCs/>
+        </w:rPr>
+      </w:pPr>
+      <w:r>
+        <w:rPr>
+          <w:b/>
+          <w:bCs/>
+        </w:rPr>
+        <w:t>2. Missing Category Imputation</w:t>
+      </w:r>
+    </w:p>
+    <w:p>
+      <w:r>
+        <w:t xml:space="preserve">Create a new category called </w:t>
+      </w:r>
+      <w:r>
+        <w:rPr>
+          <w:b/>
+          <w:bCs/>
+        </w:rPr>
+        <w:t>"Missing"</w:t>
+      </w:r>
+      <w:r>
+        <w:t>.</w:t>
+      </w:r>
+    </w:p>
+    <w:p>
+      <w:r>
+        <w:t>Example:</w:t>
+      </w:r>
+    </w:p>
+    <w:p>
+      <w:r>
+        <w:t>City</w:t>
+      </w:r>
+    </w:p>
+    <w:p>
+      <w:r>
+        <w:t>Bangalore</w:t>
+      </w:r>
+    </w:p>
+    <w:p>
+      <w:r>
+        <w:t>Mumbai</w:t>
+      </w:r>
+    </w:p>
+    <w:p>
+      <w:r>
+        <w:t>Bangalore</w:t>
+      </w:r>
+    </w:p>
+    <w:p>
+      <w:proofErr w:type="spellStart"/>
+      <w:r>
+        <w:t>NaN</w:t>
+      </w:r>
+      <w:proofErr w:type="spellEnd"/>
+    </w:p>
+    <w:p>
+      <w:r>
+        <w:t>Delhi</w:t>
+      </w:r>
+    </w:p>
+    <w:p>
+      <w:r>
+        <w:t>After:</w:t>
+      </w:r>
+    </w:p>
+    <w:p>
+      <w:r>
+        <w:t>City</w:t>
+      </w:r>
+    </w:p>
+    <w:p>
+      <w:r>
+        <w:t>Bangalore</w:t>
+      </w:r>
+    </w:p>
+    <w:p>
+      <w:r>
+        <w:t>Mumbai</w:t>
+      </w:r>
+    </w:p>
+    <w:p>
+      <w:r>
+        <w:t>Bangalore</w:t>
+      </w:r>
+    </w:p>
+    <w:p>
+      <w:r>
+        <w:t>Missing</w:t>
+      </w:r>
+    </w:p>
+    <w:p>
+      <w:r>
+        <w:t>Delhi</w:t>
+      </w:r>
+    </w:p>
+    <w:p>
+      <w:r>
+        <w:t xml:space="preserve">imputer = </w:t>
+      </w:r>
+      <w:proofErr w:type="spellStart"/>
+      <w:proofErr w:type="gramStart"/>
+      <w:r>
+        <w:t>SimpleImputer</w:t>
+      </w:r>
+      <w:proofErr w:type="spellEnd"/>
+      <w:r>
+        <w:t>(</w:t>
+      </w:r>
+      <w:proofErr w:type="gramEnd"/>
+    </w:p>
+    <w:p>
+      <w:r>
+        <w:t xml:space="preserve">    strategy='constant',</w:t>
+      </w:r>
+    </w:p>
+    <w:p>
+      <w:r>
+        <w:t xml:space="preserve">    </w:t>
+      </w:r>
+      <w:proofErr w:type="spellStart"/>
+      <w:r>
+        <w:t>fill_value</w:t>
+      </w:r>
+      <w:proofErr w:type="spellEnd"/>
+      <w:r>
+        <w:t>='Missing'</w:t>
+      </w:r>
+    </w:p>
+    <w:p>
+      <w:r>
+        <w:t>)</w:t>
+      </w:r>
+    </w:p>
+    <w:p/>
+    <w:p>
+      <w:proofErr w:type="spellStart"/>
+      <w:r>
+        <w:t>df</w:t>
+      </w:r>
+      <w:proofErr w:type="spellEnd"/>
+      <w:r>
+        <w:t xml:space="preserve">[['City']] = </w:t>
+      </w:r>
+      <w:proofErr w:type="spellStart"/>
+      <w:r>
+        <w:t>imputer.fit_transform</w:t>
+      </w:r>
+      <w:proofErr w:type="spellEnd"/>
+      <w:r>
+        <w:t>(</w:t>
+      </w:r>
+      <w:proofErr w:type="spellStart"/>
+      <w:r>
+        <w:t>df</w:t>
+      </w:r>
+      <w:proofErr w:type="spellEnd"/>
+      <w:r>
+        <w:t>[['City']])</w:t>
+      </w:r>
+    </w:p>
+    <w:p>
+      <w:r>
+        <w:rPr>
+          <w:b/>
+          <w:bCs/>
+        </w:rPr>
+        <w:t>Best when:</w:t>
+      </w:r>
+      <w:r>
+        <w:t xml:space="preserve"> A large amount of data is missing or the missingness itself may contain useful information.</w:t>
+      </w:r>
+    </w:p>
+    <w:p>
+      <w:pPr>
+        <w:rPr>
+          <w:b/>
+          <w:bCs/>
+        </w:rPr>
+      </w:pPr>
+      <w:r>
+        <w:rPr>
+          <w:b/>
+          <w:bCs/>
+        </w:rPr>
+        <w:t>Quick Rule</w:t>
+      </w:r>
+    </w:p>
+    <w:p>
+      <w:pPr>
+        <w:numPr>
+          <w:ilvl w:val="0"/>
+          <w:numId w:val="58"/>
+        </w:numPr>
+      </w:pPr>
+      <w:r>
+        <w:rPr>
+          <w:b/>
+          <w:bCs/>
+        </w:rPr>
+        <w:t>Small missing %</w:t>
+      </w:r>
+      <w:r>
+        <w:t xml:space="preserve"> → Most Frequent </w:t>
+      </w:r>
+    </w:p>
+    <w:p>
+      <w:pPr>
+        <w:numPr>
+          <w:ilvl w:val="0"/>
+          <w:numId w:val="58"/>
+        </w:numPr>
+      </w:pPr>
+      <w:r>
+        <w:rPr>
+          <w:b/>
+          <w:bCs/>
+        </w:rPr>
+        <w:t>Large missing % / missingness may matter</w:t>
+      </w:r>
+      <w:r>
+        <w:t xml:space="preserve"> → Missing Category </w:t>
+      </w:r>
+    </w:p>
+    <w:p>
+      <w:pPr>
+        <w:numPr>
+          <w:ilvl w:val="0"/>
+          <w:numId w:val="58"/>
+        </w:numPr>
+      </w:pPr>
+      <w:r>
+        <w:rPr>
+          <w:b/>
+          <w:bCs/>
+        </w:rPr>
+        <w:t>Numerical data</w:t>
+      </w:r>
+      <w:r>
+        <w:t xml:space="preserve"> → Mean / Median / other numerical imputation </w:t>
+      </w:r>
+    </w:p>
+    <w:p>
+      <w:pPr>
+        <w:numPr>
+          <w:ilvl w:val="0"/>
+          <w:numId w:val="58"/>
+        </w:numPr>
+      </w:pPr>
+      <w:r>
+        <w:rPr>
+          <w:b/>
+          <w:bCs/>
+        </w:rPr>
+        <w:lastRenderedPageBreak/>
+        <w:t>Categorical data</w:t>
+      </w:r>
+      <w:r>
+        <w:t xml:space="preserve"> → Mode / Missing category</w:t>
+      </w:r>
+      <w:r>
+        <w:br/>
+      </w:r>
+    </w:p>
+    <w:p>
+      <w:r>
+        <w:t xml:space="preserve">This video covers advanced techniques for </w:t>
+      </w:r>
+      <w:r>
+        <w:rPr>
+          <w:b/>
+          <w:bCs/>
+        </w:rPr>
+        <w:t>handling missing data</w:t>
+      </w:r>
+      <w:r>
+        <w:t xml:space="preserve"> in machine learning, building upon previous lessons on univariate data imputation. Here are the key topics discussed:</w:t>
+      </w:r>
+    </w:p>
+    <w:p>
+      <w:r>
+        <w:rPr>
+          <w:b/>
+          <w:bCs/>
+        </w:rPr>
+        <w:t>1. Random Sample Imputation</w:t>
+      </w:r>
+      <w:r>
+        <w:t xml:space="preserve"> (2:12 - 21:33)</w:t>
+      </w:r>
+    </w:p>
+    <w:p>
+      <w:pPr>
+        <w:numPr>
+          <w:ilvl w:val="0"/>
+          <w:numId w:val="59"/>
+        </w:numPr>
+      </w:pPr>
+      <w:r>
+        <w:rPr>
+          <w:b/>
+          <w:bCs/>
+        </w:rPr>
+        <w:t>Concept:</w:t>
+      </w:r>
+      <w:r>
+        <w:t> Instead of using mean, median, or mode, you fill missing values by randomly picking an existing observed value from the same column.</w:t>
+      </w:r>
+    </w:p>
+    <w:p>
+      <w:pPr>
+        <w:numPr>
+          <w:ilvl w:val="0"/>
+          <w:numId w:val="59"/>
+        </w:numPr>
+      </w:pPr>
+      <w:r>
+        <w:rPr>
+          <w:b/>
+          <w:bCs/>
+        </w:rPr>
+        <w:t>Benefits:</w:t>
+      </w:r>
+      <w:r>
+        <w:t> It helps preserve the original </w:t>
+      </w:r>
+      <w:r>
+        <w:rPr>
+          <w:b/>
+          <w:bCs/>
+        </w:rPr>
+        <w:t>data distribution</w:t>
+      </w:r>
+      <w:r>
+        <w:t> and variance, which is highly beneficial when using linear models.</w:t>
+      </w:r>
+    </w:p>
+    <w:p>
+      <w:pPr>
+        <w:numPr>
+          <w:ilvl w:val="0"/>
+          <w:numId w:val="59"/>
+        </w:numPr>
+      </w:pPr>
+      <w:r>
+        <w:rPr>
+          <w:b/>
+          <w:bCs/>
+        </w:rPr>
+        <w:t>Drawbacks:</w:t>
+      </w:r>
+      <w:r>
+        <w:t> It can alter the covariance (relationship) between variables. It also requires keeping the training set in memory for deployment, making it memory-intensive.</w:t>
+      </w:r>
+    </w:p>
+    <w:p>
+      <w:r>
+        <w:rPr>
+          <w:b/>
+          <w:bCs/>
+        </w:rPr>
+        <w:t>2. Missing Indicator</w:t>
+      </w:r>
+      <w:r>
+        <w:t xml:space="preserve"> (21:33 - 30:17)</w:t>
+      </w:r>
+    </w:p>
+    <w:p>
+      <w:pPr>
+        <w:numPr>
+          <w:ilvl w:val="0"/>
+          <w:numId w:val="60"/>
+        </w:numPr>
+      </w:pPr>
+      <w:r>
+        <w:rPr>
+          <w:b/>
+          <w:bCs/>
+        </w:rPr>
+        <w:t>Concept:</w:t>
+      </w:r>
+      <w:r>
+        <w:t> This involves creating a new binary column (True/False) that flags where the original data was missing.</w:t>
+      </w:r>
+    </w:p>
+    <w:p>
+      <w:pPr>
+        <w:numPr>
+          <w:ilvl w:val="0"/>
+          <w:numId w:val="60"/>
+        </w:numPr>
+      </w:pPr>
+      <w:r>
+        <w:rPr>
+          <w:b/>
+          <w:bCs/>
+        </w:rPr>
+        <w:t>Purpose:</w:t>
+      </w:r>
+      <w:r>
+        <w:t> It allows the machine learning model to distinguish between rows where data was present versus rows where it was missing. This can often improve model performance.</w:t>
+      </w:r>
+    </w:p>
+    <w:p>
+      <w:pPr>
+        <w:numPr>
+          <w:ilvl w:val="0"/>
+          <w:numId w:val="60"/>
+        </w:numPr>
+      </w:pPr>
+      <w:r>
+        <w:rPr>
+          <w:b/>
+          <w:bCs/>
+        </w:rPr>
+        <w:t>Implementation:</w:t>
+      </w:r>
+      <w:r>
+        <w:t> You can use the dedicated </w:t>
+      </w:r>
+      <w:proofErr w:type="spellStart"/>
+      <w:r>
+        <w:t>MissingIndicator</w:t>
+      </w:r>
+      <w:proofErr w:type="spellEnd"/>
+      <w:r>
+        <w:t> class or simply set </w:t>
+      </w:r>
+      <w:proofErr w:type="spellStart"/>
+      <w:r>
+        <w:t>add_indicator</w:t>
+      </w:r>
+      <w:proofErr w:type="spellEnd"/>
+      <w:r>
+        <w:t>=True in Scikit-Learn's </w:t>
+      </w:r>
+      <w:proofErr w:type="spellStart"/>
+      <w:r>
+        <w:t>SimpleImputer</w:t>
+      </w:r>
+      <w:proofErr w:type="spellEnd"/>
+      <w:r>
+        <w:t>.</w:t>
+      </w:r>
+    </w:p>
+    <w:p>
+      <w:r>
+        <w:rPr>
+          <w:b/>
+          <w:bCs/>
+        </w:rPr>
+        <w:t>3. Automatically Selecting Imputation Parameters</w:t>
+      </w:r>
+      <w:r>
+        <w:t xml:space="preserve"> (30:17 - 36:36)</w:t>
+      </w:r>
+    </w:p>
+    <w:p>
+      <w:pPr>
+        <w:numPr>
+          <w:ilvl w:val="0"/>
+          <w:numId w:val="61"/>
+        </w:numPr>
+      </w:pPr>
+      <w:r>
+        <w:rPr>
+          <w:b/>
+          <w:bCs/>
+        </w:rPr>
+        <w:t>Concept:</w:t>
+      </w:r>
+      <w:r>
+        <w:t> Using </w:t>
+      </w:r>
+      <w:proofErr w:type="spellStart"/>
+      <w:r>
+        <w:t>GridSearchCV</w:t>
+      </w:r>
+      <w:proofErr w:type="spellEnd"/>
+      <w:r>
+        <w:t> to automatically find the best imputation strategy (e.g., mean vs. median) for your specific dataset.</w:t>
+      </w:r>
+    </w:p>
+    <w:p>
+      <w:pPr>
+        <w:numPr>
+          <w:ilvl w:val="0"/>
+          <w:numId w:val="61"/>
+        </w:numPr>
+        <w:pBdr>
+          <w:bottom w:val="single" w:sz="6" w:space="1" w:color="auto"/>
+        </w:pBdr>
+      </w:pPr>
+      <w:r>
+        <w:rPr>
+          <w:b/>
+          <w:bCs/>
+        </w:rPr>
+        <w:t>Process:</w:t>
+      </w:r>
+      <w:r>
+        <w:t> This is done by creating a machine learning </w:t>
+      </w:r>
+      <w:r>
+        <w:rPr>
+          <w:b/>
+          <w:bCs/>
+        </w:rPr>
+        <w:t>pipeline</w:t>
+      </w:r>
+      <w:r>
+        <w:t> that includes the imputer and the model, allowing you to tune the imputation technique as a hyperparameter.</w:t>
+      </w:r>
+    </w:p>
+    <w:p>
+      <w:pPr>
+        <w:rPr>
+          <w:b/>
+          <w:bCs/>
+        </w:rPr>
+      </w:pPr>
+      <w:r>
+        <w:rPr>
+          <w:b/>
+          <w:bCs/>
+        </w:rPr>
+        <w:t>KNN Imputer</w:t>
+      </w:r>
+    </w:p>
+    <w:p>
+      <w:r>
+        <w:rPr>
+          <w:b/>
+          <w:bCs/>
+        </w:rPr>
+        <w:t>KNN Imputer</w:t>
+      </w:r>
+      <w:r>
+        <w:t xml:space="preserve"> is a </w:t>
+      </w:r>
+      <w:r>
+        <w:rPr>
+          <w:b/>
+          <w:bCs/>
+        </w:rPr>
+        <w:t>multivariate missing-value technique</w:t>
+      </w:r>
+      <w:r>
+        <w:t xml:space="preserve"> that uses other similar rows to estimate a missing value.</w:t>
+      </w:r>
+    </w:p>
+    <w:p>
+      <w:pPr>
+        <w:rPr>
+          <w:b/>
+          <w:bCs/>
+        </w:rPr>
+      </w:pPr>
+      <w:r>
+        <w:rPr>
+          <w:b/>
+          <w:bCs/>
+        </w:rPr>
+        <w:t>Concept</w:t>
+      </w:r>
+    </w:p>
+    <w:p>
+      <w:r>
+        <w:t xml:space="preserve">Think of it like asking </w:t>
+      </w:r>
+      <w:r>
+        <w:rPr>
+          <w:b/>
+          <w:bCs/>
+        </w:rPr>
+        <w:t>“Which existing data points are most similar to this row?”</w:t>
+      </w:r>
+    </w:p>
+    <w:p>
+      <w:r>
+        <w:t>Example:</w:t>
+      </w:r>
+    </w:p>
+    <w:p>
+      <w:r>
+        <w:t>Age   Salary   Experience</w:t>
+      </w:r>
+    </w:p>
+    <w:p>
+      <w:r>
+        <w:t>25    30000    2</w:t>
+      </w:r>
+    </w:p>
+    <w:p>
+      <w:r>
+        <w:t>30    40000    4</w:t>
+      </w:r>
+    </w:p>
+    <w:p>
+      <w:r>
+        <w:t xml:space="preserve">28    </w:t>
+      </w:r>
+      <w:proofErr w:type="spellStart"/>
+      <w:r>
+        <w:t>NaN</w:t>
+      </w:r>
+      <w:proofErr w:type="spellEnd"/>
+      <w:r>
+        <w:t xml:space="preserve">      3</w:t>
+      </w:r>
+    </w:p>
+    <w:p>
+      <w:r>
+        <w:t>35    50000    8</w:t>
+      </w:r>
+    </w:p>
+    <w:p>
+      <w:r>
+        <w:lastRenderedPageBreak/>
+        <w:t xml:space="preserve">For the missing </w:t>
+      </w:r>
+      <w:proofErr w:type="gramStart"/>
+      <w:r>
+        <w:t>Salary</w:t>
+      </w:r>
+      <w:proofErr w:type="gramEnd"/>
+      <w:r>
+        <w:t xml:space="preserve"> of the person aged 28, KNN looks at other features such as </w:t>
+      </w:r>
+      <w:r>
+        <w:rPr>
+          <w:b/>
+          <w:bCs/>
+        </w:rPr>
+        <w:t>Age and Experience</w:t>
+      </w:r>
+      <w:r>
+        <w:t xml:space="preserve"> and finds the most similar people.</w:t>
+      </w:r>
+    </w:p>
+    <w:p>
+      <w:r>
+        <w:t>If the nearest 2 people have salaries:</w:t>
+      </w:r>
+    </w:p>
+    <w:p>
+      <w:r>
+        <w:t>30000</w:t>
+      </w:r>
+    </w:p>
+    <w:p>
+      <w:r>
+        <w:t>40000</w:t>
+      </w:r>
+    </w:p>
+    <w:p>
+      <w:r>
+        <w:t>Then:</w:t>
+      </w:r>
+    </w:p>
+    <w:p>
+      <w:r>
+        <w:t>Estimated Salary = (30000 + 40000) / 2</w:t>
+      </w:r>
+    </w:p>
+    <w:p>
+      <w:r>
+        <w:t xml:space="preserve">                 = 35000</w:t>
+      </w:r>
+    </w:p>
+    <w:p>
+      <w:proofErr w:type="gramStart"/>
+      <w:r>
+        <w:t>So</w:t>
+      </w:r>
+      <w:proofErr w:type="gramEnd"/>
+      <w:r>
+        <w:t xml:space="preserve"> the missing value becomes </w:t>
+      </w:r>
+      <w:r>
+        <w:rPr>
+          <w:b/>
+          <w:bCs/>
+        </w:rPr>
+        <w:t>35000</w:t>
+      </w:r>
+      <w:r>
+        <w:t>.</w:t>
+      </w:r>
+    </w:p>
+    <w:p>
+      <w:pPr>
+        <w:rPr>
+          <w:b/>
+          <w:bCs/>
+        </w:rPr>
+      </w:pPr>
+      <w:r>
+        <w:rPr>
+          <w:b/>
+          <w:bCs/>
+        </w:rPr>
+        <w:t>How KNN Imputer Works</w:t>
+      </w:r>
+    </w:p>
+    <w:p>
+      <w:pPr>
+        <w:numPr>
+          <w:ilvl w:val="0"/>
+          <w:numId w:val="62"/>
+        </w:numPr>
+      </w:pPr>
+      <w:r>
+        <w:t xml:space="preserve">Find rows with similar feature values. </w:t>
+      </w:r>
+    </w:p>
+    <w:p>
+      <w:pPr>
+        <w:numPr>
+          <w:ilvl w:val="0"/>
+          <w:numId w:val="62"/>
+        </w:numPr>
+      </w:pPr>
+      <w:r>
+        <w:t xml:space="preserve">Calculate the </w:t>
+      </w:r>
+      <w:r>
+        <w:rPr>
+          <w:b/>
+          <w:bCs/>
+        </w:rPr>
+        <w:t>distance</w:t>
+      </w:r>
+      <w:r>
+        <w:t xml:space="preserve"> between rows. </w:t>
+      </w:r>
+    </w:p>
+    <w:p>
+      <w:pPr>
+        <w:numPr>
+          <w:ilvl w:val="0"/>
+          <w:numId w:val="62"/>
+        </w:numPr>
+      </w:pPr>
+      <w:r>
+        <w:t xml:space="preserve">Select the </w:t>
+      </w:r>
+      <w:r>
+        <w:rPr>
+          <w:b/>
+          <w:bCs/>
+        </w:rPr>
+        <w:t xml:space="preserve">K nearest </w:t>
+      </w:r>
+      <w:proofErr w:type="spellStart"/>
+      <w:r>
+        <w:rPr>
+          <w:b/>
+          <w:bCs/>
+        </w:rPr>
+        <w:t>neighbors</w:t>
+      </w:r>
+      <w:proofErr w:type="spellEnd"/>
+      <w:r>
+        <w:t xml:space="preserve">. </w:t>
+      </w:r>
+    </w:p>
+    <w:p>
+      <w:pPr>
+        <w:numPr>
+          <w:ilvl w:val="0"/>
+          <w:numId w:val="62"/>
+        </w:numPr>
+      </w:pPr>
+      <w:r>
+        <w:t xml:space="preserve">Use their values to estimate the missing value. </w:t>
+      </w:r>
+    </w:p>
+    <w:p>
+      <w:pPr>
+        <w:rPr>
+          <w:b/>
+          <w:bCs/>
+        </w:rPr>
+      </w:pPr>
+      <w:r>
+        <w:rPr>
+          <w:b/>
+          <w:bCs/>
+        </w:rPr>
+        <w:t>Syntax</w:t>
+      </w:r>
+    </w:p>
+    <w:p>
+      <w:r>
+        <w:t xml:space="preserve">from </w:t>
+      </w:r>
+      <w:proofErr w:type="spellStart"/>
+      <w:proofErr w:type="gramStart"/>
+      <w:r>
+        <w:t>sklearn.impute</w:t>
+      </w:r>
+      <w:proofErr w:type="spellEnd"/>
+      <w:proofErr w:type="gramEnd"/>
+      <w:r>
+        <w:t xml:space="preserve"> import </w:t>
+      </w:r>
+      <w:proofErr w:type="spellStart"/>
+      <w:r>
+        <w:t>KNNImputer</w:t>
+      </w:r>
+      <w:proofErr w:type="spellEnd"/>
+    </w:p>
+    <w:p/>
+    <w:p>
+      <w:r>
+        <w:t xml:space="preserve">imputer = </w:t>
+      </w:r>
+      <w:proofErr w:type="spellStart"/>
+      <w:r>
+        <w:t>KNNImputer</w:t>
+      </w:r>
+      <w:proofErr w:type="spellEnd"/>
+      <w:r>
+        <w:t>(</w:t>
+      </w:r>
+      <w:proofErr w:type="spellStart"/>
+      <w:r>
+        <w:t>n_neighbors</w:t>
+      </w:r>
+      <w:proofErr w:type="spellEnd"/>
+      <w:r>
+        <w:t>=3)</w:t>
+      </w:r>
+    </w:p>
+    <w:p/>
+    <w:p>
+      <w:proofErr w:type="spellStart"/>
+      <w:r>
+        <w:t>X_new</w:t>
+      </w:r>
+      <w:proofErr w:type="spellEnd"/>
+      <w:r>
+        <w:t xml:space="preserve"> = </w:t>
+      </w:r>
+      <w:proofErr w:type="spellStart"/>
+      <w:r>
+        <w:t>imputer.fit_transform</w:t>
+      </w:r>
+      <w:proofErr w:type="spellEnd"/>
+      <w:r>
+        <w:t>(X)</w:t>
+      </w:r>
+    </w:p>
+    <w:p>
+      <w:pPr>
+        <w:rPr>
+          <w:b/>
+          <w:bCs/>
+        </w:rPr>
+      </w:pPr>
+      <w:proofErr w:type="spellStart"/>
+      <w:r>
+        <w:rPr>
+          <w:b/>
+          <w:bCs/>
+        </w:rPr>
+        <w:t>n_neighbors</w:t>
+      </w:r>
+      <w:proofErr w:type="spellEnd"/>
+    </w:p>
+    <w:p>
+      <w:proofErr w:type="spellStart"/>
+      <w:r>
+        <w:t>KNNImputer</w:t>
+      </w:r>
+      <w:proofErr w:type="spellEnd"/>
+      <w:r>
+        <w:t>(</w:t>
+      </w:r>
+      <w:proofErr w:type="spellStart"/>
+      <w:r>
+        <w:t>n_neighbors</w:t>
+      </w:r>
+      <w:proofErr w:type="spellEnd"/>
+      <w:r>
+        <w:t>=3)</w:t>
+      </w:r>
+    </w:p>
+    <w:p>
+      <w:r>
+        <w:t xml:space="preserve">Means it uses the </w:t>
+      </w:r>
+      <w:r>
+        <w:rPr>
+          <w:b/>
+          <w:bCs/>
+        </w:rPr>
+        <w:t>3 nearest rows</w:t>
+      </w:r>
+      <w:r>
+        <w:t xml:space="preserve"> to calculate the missing value.</w:t>
+      </w:r>
+    </w:p>
+    <w:p>
+      <w:pPr>
+        <w:rPr>
+          <w:b/>
+          <w:bCs/>
+        </w:rPr>
+      </w:pPr>
+      <w:r>
+        <w:rPr>
+          <w:b/>
+          <w:bCs/>
+        </w:rPr>
+        <w:t>Weights</w:t>
+      </w:r>
+    </w:p>
+    <w:p>
+      <w:r>
+        <w:rPr>
+          <w:b/>
+          <w:bCs/>
+        </w:rPr>
+        <w:t>Uniform:</w:t>
+      </w:r>
+    </w:p>
+    <w:p>
+      <w:proofErr w:type="spellStart"/>
+      <w:r>
+        <w:t>KNNImputer</w:t>
+      </w:r>
+      <w:proofErr w:type="spellEnd"/>
+      <w:r>
+        <w:t>(weights='uniform')</w:t>
+      </w:r>
+    </w:p>
+    <w:p>
+      <w:r>
+        <w:t xml:space="preserve">All </w:t>
+      </w:r>
+      <w:proofErr w:type="spellStart"/>
+      <w:r>
+        <w:t>neighbors</w:t>
+      </w:r>
+      <w:proofErr w:type="spellEnd"/>
+      <w:r>
+        <w:t xml:space="preserve"> have equal importance.</w:t>
+      </w:r>
+    </w:p>
+    <w:p>
+      <w:r>
+        <w:rPr>
+          <w:b/>
+          <w:bCs/>
+        </w:rPr>
+        <w:t>Distance:</w:t>
+      </w:r>
+    </w:p>
+    <w:p>
+      <w:proofErr w:type="spellStart"/>
+      <w:r>
+        <w:t>KNNImputer</w:t>
+      </w:r>
+      <w:proofErr w:type="spellEnd"/>
+      <w:r>
+        <w:t>(weights='distance')</w:t>
+      </w:r>
+    </w:p>
+    <w:p>
+      <w:r>
+        <w:t xml:space="preserve">Closer </w:t>
+      </w:r>
+      <w:proofErr w:type="spellStart"/>
+      <w:r>
+        <w:t>neighbors</w:t>
+      </w:r>
+      <w:proofErr w:type="spellEnd"/>
+      <w:r>
+        <w:t xml:space="preserve"> have </w:t>
+      </w:r>
+      <w:r>
+        <w:rPr>
+          <w:b/>
+          <w:bCs/>
+        </w:rPr>
+        <w:t>more importance</w:t>
+      </w:r>
+      <w:r>
+        <w:t>.</w:t>
+      </w:r>
+    </w:p>
+    <w:p>
+      <w:pPr>
+        <w:rPr>
+          <w:b/>
+          <w:bCs/>
+        </w:rPr>
+      </w:pPr>
+      <w:r>
+        <w:rPr>
+          <w:b/>
+          <w:bCs/>
+        </w:rPr>
+        <w:t>Advantages</w:t>
+      </w:r>
+    </w:p>
+    <w:p>
+      <w:pPr>
+        <w:numPr>
+          <w:ilvl w:val="0"/>
+          <w:numId w:val="63"/>
+        </w:numPr>
+      </w:pPr>
+      <w:r>
+        <w:lastRenderedPageBreak/>
+        <w:t xml:space="preserve">Uses information from multiple columns. </w:t>
+      </w:r>
+    </w:p>
+    <w:p>
+      <w:pPr>
+        <w:numPr>
+          <w:ilvl w:val="0"/>
+          <w:numId w:val="63"/>
+        </w:numPr>
+      </w:pPr>
+      <w:r>
+        <w:t xml:space="preserve">Usually better than simple mean/median imputation. </w:t>
+      </w:r>
+    </w:p>
+    <w:p>
+      <w:pPr>
+        <w:numPr>
+          <w:ilvl w:val="0"/>
+          <w:numId w:val="63"/>
+        </w:numPr>
+      </w:pPr>
+      <w:r>
+        <w:t xml:space="preserve">Preserves relationships between features. </w:t>
+      </w:r>
+    </w:p>
+    <w:p>
+      <w:pPr>
+        <w:rPr>
+          <w:b/>
+          <w:bCs/>
+        </w:rPr>
+      </w:pPr>
+      <w:r>
+        <w:rPr>
+          <w:b/>
+          <w:bCs/>
+        </w:rPr>
+        <w:t>Disadvantages</w:t>
+      </w:r>
+    </w:p>
+    <w:p>
+      <w:pPr>
+        <w:numPr>
+          <w:ilvl w:val="0"/>
+          <w:numId w:val="64"/>
+        </w:numPr>
+      </w:pPr>
+      <w:r>
+        <w:t xml:space="preserve">Computationally expensive. </w:t>
+      </w:r>
+    </w:p>
+    <w:p>
+      <w:pPr>
+        <w:numPr>
+          <w:ilvl w:val="0"/>
+          <w:numId w:val="64"/>
+        </w:numPr>
+      </w:pPr>
+      <w:r>
+        <w:t xml:space="preserve">Requires more memory. </w:t>
+      </w:r>
+    </w:p>
+    <w:p>
+      <w:pPr>
+        <w:numPr>
+          <w:ilvl w:val="0"/>
+          <w:numId w:val="64"/>
+        </w:numPr>
+      </w:pPr>
+      <w:r>
+        <w:t xml:space="preserve">Sensitive to feature scale. </w:t>
+      </w:r>
+    </w:p>
+    <w:p>
+      <w:pPr>
+        <w:rPr>
+          <w:b/>
+          <w:bCs/>
+        </w:rPr>
+      </w:pPr>
+      <w:r>
+        <w:rPr>
+          <w:b/>
+          <w:bCs/>
+        </w:rPr>
+        <w:t>Important</w:t>
+      </w:r>
+    </w:p>
+    <w:p>
+      <w:r>
+        <w:t xml:space="preserve">Since KNN uses </w:t>
+      </w:r>
+      <w:r>
+        <w:rPr>
+          <w:b/>
+          <w:bCs/>
+        </w:rPr>
+        <w:t>distance</w:t>
+      </w:r>
+      <w:r>
+        <w:t>, scaling should generally be done before KNN:</w:t>
+      </w:r>
+    </w:p>
+    <w:p>
+      <w:r>
+        <w:t xml:space="preserve">from </w:t>
+      </w:r>
+      <w:proofErr w:type="spellStart"/>
+      <w:proofErr w:type="gramStart"/>
+      <w:r>
+        <w:t>sklearn.preprocessing</w:t>
+      </w:r>
+      <w:proofErr w:type="spellEnd"/>
+      <w:proofErr w:type="gramEnd"/>
+      <w:r>
+        <w:t xml:space="preserve"> import </w:t>
+      </w:r>
+      <w:proofErr w:type="spellStart"/>
+      <w:r>
+        <w:t>StandardScaler</w:t>
+      </w:r>
+      <w:proofErr w:type="spellEnd"/>
+    </w:p>
+    <w:p/>
+    <w:p>
+      <w:r>
+        <w:t xml:space="preserve">scaler = </w:t>
+      </w:r>
+      <w:proofErr w:type="spellStart"/>
+      <w:proofErr w:type="gramStart"/>
+      <w:r>
+        <w:t>StandardScaler</w:t>
+      </w:r>
+      <w:proofErr w:type="spellEnd"/>
+      <w:r>
+        <w:t>(</w:t>
+      </w:r>
+      <w:proofErr w:type="gramEnd"/>
+      <w:r>
+        <w:t>)</w:t>
+      </w:r>
+    </w:p>
+    <w:p>
+      <w:proofErr w:type="spellStart"/>
+      <w:r>
+        <w:t>X_scaled</w:t>
+      </w:r>
+      <w:proofErr w:type="spellEnd"/>
+      <w:r>
+        <w:t xml:space="preserve"> = </w:t>
+      </w:r>
+      <w:proofErr w:type="spellStart"/>
+      <w:r>
+        <w:t>scaler.fit_transform</w:t>
+      </w:r>
+      <w:proofErr w:type="spellEnd"/>
+      <w:r>
+        <w:t>(X)</w:t>
+      </w:r>
+    </w:p>
+    <w:p>
+      <w:r>
+        <w:rPr>
+          <w:b/>
+          <w:bCs/>
+        </w:rPr>
+        <w:t>Key idea:</w:t>
+      </w:r>
+      <w:r>
+        <w:br/>
+      </w:r>
+      <w:r>
+        <w:rPr>
+          <w:b/>
+          <w:bCs/>
+        </w:rPr>
+        <w:t xml:space="preserve">Missing value → Find similar rows → Select K nearest </w:t>
+      </w:r>
+      <w:proofErr w:type="spellStart"/>
+      <w:r>
+        <w:rPr>
+          <w:b/>
+          <w:bCs/>
+        </w:rPr>
+        <w:t>neighbors</w:t>
+      </w:r>
+      <w:proofErr w:type="spellEnd"/>
+      <w:r>
+        <w:rPr>
+          <w:b/>
+          <w:bCs/>
+        </w:rPr>
+        <w:t xml:space="preserve"> → Use their values → Fill the missing value.</w:t>
       </w:r>
     </w:p>
     <w:p/>
@@ -18756,6 +20236,155 @@
     </w:lvl>
   </w:abstractNum>
   <w:abstractNum w:abstractNumId="30" w15:restartNumberingAfterBreak="0">
+    <w:nsid w:val="2BC60BDD"/>
+    <w:multiLevelType w:val="multilevel"/>
+    <w:tmpl w:val="AB44CFFE"/>
+    <w:lvl w:ilvl="0">
+      <w:start w:val="1"/>
+      <w:numFmt w:val="bullet"/>
+      <w:lvlText w:val=""/>
+      <w:lvlJc w:val="left"/>
+      <w:pPr>
+        <w:tabs>
+          <w:tab w:val="num" w:pos="720"/>
+        </w:tabs>
+        <w:ind w:left="720" w:hanging="360"/>
+      </w:pPr>
+      <w:rPr>
+        <w:rFonts w:ascii="Symbol" w:hAnsi="Symbol" w:hint="default"/>
+        <w:sz w:val="20"/>
+      </w:rPr>
+    </w:lvl>
+    <w:lvl w:ilvl="1" w:tentative="1">
+      <w:start w:val="1"/>
+      <w:numFmt w:val="bullet"/>
+      <w:lvlText w:val=""/>
+      <w:lvlJc w:val="left"/>
+      <w:pPr>
+        <w:tabs>
+          <w:tab w:val="num" w:pos="1440"/>
+        </w:tabs>
+        <w:ind w:left="1440" w:hanging="360"/>
+      </w:pPr>
+      <w:rPr>
+        <w:rFonts w:ascii="Symbol" w:hAnsi="Symbol" w:hint="default"/>
+        <w:sz w:val="20"/>
+      </w:rPr>
+    </w:lvl>
+    <w:lvl w:ilvl="2" w:tentative="1">
+      <w:start w:val="1"/>
+      <w:numFmt w:val="bullet"/>
+      <w:lvlText w:val=""/>
+      <w:lvlJc w:val="left"/>
+      <w:pPr>
+        <w:tabs>
+          <w:tab w:val="num" w:pos="2160"/>
+        </w:tabs>
+        <w:ind w:left="2160" w:hanging="360"/>
+      </w:pPr>
+      <w:rPr>
+        <w:rFonts w:ascii="Symbol" w:hAnsi="Symbol" w:hint="default"/>
+        <w:sz w:val="20"/>
+      </w:rPr>
+    </w:lvl>
+    <w:lvl w:ilvl="3" w:tentative="1">
+      <w:start w:val="1"/>
+      <w:numFmt w:val="bullet"/>
+      <w:lvlText w:val=""/>
+      <w:lvlJc w:val="left"/>
+      <w:pPr>
+        <w:tabs>
+          <w:tab w:val="num" w:pos="2880"/>
+        </w:tabs>
+        <w:ind w:left="2880" w:hanging="360"/>
+      </w:pPr>
+      <w:rPr>
+        <w:rFonts w:ascii="Symbol" w:hAnsi="Symbol" w:hint="default"/>
+        <w:sz w:val="20"/>
+      </w:rPr>
+    </w:lvl>
+    <w:lvl w:ilvl="4" w:tentative="1">
+      <w:start w:val="1"/>
+      <w:numFmt w:val="bullet"/>
+      <w:lvlText w:val=""/>
+      <w:lvlJc w:val="left"/>
+      <w:pPr>
+        <w:tabs>
+          <w:tab w:val="num" w:pos="3600"/>
+        </w:tabs>
+        <w:ind w:left="3600" w:hanging="360"/>
+      </w:pPr>
+      <w:rPr>
+        <w:rFonts w:ascii="Symbol" w:hAnsi="Symbol" w:hint="default"/>
+        <w:sz w:val="20"/>
+      </w:rPr>
+    </w:lvl>
+    <w:lvl w:ilvl="5" w:tentative="1">
+      <w:start w:val="1"/>
+      <w:numFmt w:val="bullet"/>
+      <w:lvlText w:val=""/>
+      <w:lvlJc w:val="left"/>
+      <w:pPr>
+        <w:tabs>
+          <w:tab w:val="num" w:pos="4320"/>
+        </w:tabs>
+        <w:ind w:left="4320" w:hanging="360"/>
+      </w:pPr>
+      <w:rPr>
+        <w:rFonts w:ascii="Symbol" w:hAnsi="Symbol" w:hint="default"/>
+        <w:sz w:val="20"/>
+      </w:rPr>
+    </w:lvl>
+    <w:lvl w:ilvl="6" w:tentative="1">
+      <w:start w:val="1"/>
+      <w:numFmt w:val="bullet"/>
+      <w:lvlText w:val=""/>
+      <w:lvlJc w:val="left"/>
+      <w:pPr>
+        <w:tabs>
+          <w:tab w:val="num" w:pos="5040"/>
+        </w:tabs>
+        <w:ind w:left="5040" w:hanging="360"/>
+      </w:pPr>
+      <w:rPr>
+        <w:rFonts w:ascii="Symbol" w:hAnsi="Symbol" w:hint="default"/>
+        <w:sz w:val="20"/>
+      </w:rPr>
+    </w:lvl>
+    <w:lvl w:ilvl="7" w:tentative="1">
+      <w:start w:val="1"/>
+      <w:numFmt w:val="bullet"/>
+      <w:lvlText w:val=""/>
+      <w:lvlJc w:val="left"/>
+      <w:pPr>
+        <w:tabs>
+          <w:tab w:val="num" w:pos="5760"/>
+        </w:tabs>
+        <w:ind w:left="5760" w:hanging="360"/>
+      </w:pPr>
+      <w:rPr>
+        <w:rFonts w:ascii="Symbol" w:hAnsi="Symbol" w:hint="default"/>
+        <w:sz w:val="20"/>
+      </w:rPr>
+    </w:lvl>
+    <w:lvl w:ilvl="8" w:tentative="1">
+      <w:start w:val="1"/>
+      <w:numFmt w:val="bullet"/>
+      <w:lvlText w:val=""/>
+      <w:lvlJc w:val="left"/>
+      <w:pPr>
+        <w:tabs>
+          <w:tab w:val="num" w:pos="6480"/>
+        </w:tabs>
+        <w:ind w:left="6480" w:hanging="360"/>
+      </w:pPr>
+      <w:rPr>
+        <w:rFonts w:ascii="Symbol" w:hAnsi="Symbol" w:hint="default"/>
+        <w:sz w:val="20"/>
+      </w:rPr>
+    </w:lvl>
+  </w:abstractNum>
+  <w:abstractNum w:abstractNumId="31" w15:restartNumberingAfterBreak="0">
     <w:nsid w:val="2BDD752E"/>
     <w:multiLevelType w:val="multilevel"/>
     <w:tmpl w:val="6EE6DF54"/>
@@ -18904,7 +20533,7 @@
       </w:rPr>
     </w:lvl>
   </w:abstractNum>
-  <w:abstractNum w:abstractNumId="31" w15:restartNumberingAfterBreak="0">
+  <w:abstractNum w:abstractNumId="32" w15:restartNumberingAfterBreak="0">
     <w:nsid w:val="308D4B7F"/>
     <w:multiLevelType w:val="multilevel"/>
     <w:tmpl w:val="38CA028C"/>
@@ -19053,7 +20682,120 @@
       </w:rPr>
     </w:lvl>
   </w:abstractNum>
-  <w:abstractNum w:abstractNumId="32" w15:restartNumberingAfterBreak="0">
+  <w:abstractNum w:abstractNumId="33" w15:restartNumberingAfterBreak="0">
+    <w:nsid w:val="30A1496D"/>
+    <w:multiLevelType w:val="multilevel"/>
+    <w:tmpl w:val="39E0C992"/>
+    <w:lvl w:ilvl="0">
+      <w:start w:val="1"/>
+      <w:numFmt w:val="decimal"/>
+      <w:lvlText w:val="%1."/>
+      <w:lvlJc w:val="left"/>
+      <w:pPr>
+        <w:tabs>
+          <w:tab w:val="num" w:pos="720"/>
+        </w:tabs>
+        <w:ind w:left="720" w:hanging="360"/>
+      </w:pPr>
+    </w:lvl>
+    <w:lvl w:ilvl="1" w:tentative="1">
+      <w:start w:val="1"/>
+      <w:numFmt w:val="decimal"/>
+      <w:lvlText w:val="%2."/>
+      <w:lvlJc w:val="left"/>
+      <w:pPr>
+        <w:tabs>
+          <w:tab w:val="num" w:pos="1440"/>
+        </w:tabs>
+        <w:ind w:left="1440" w:hanging="360"/>
+      </w:pPr>
+    </w:lvl>
+    <w:lvl w:ilvl="2" w:tentative="1">
+      <w:start w:val="1"/>
+      <w:numFmt w:val="decimal"/>
+      <w:lvlText w:val="%3."/>
+      <w:lvlJc w:val="left"/>
+      <w:pPr>
+        <w:tabs>
+          <w:tab w:val="num" w:pos="2160"/>
+        </w:tabs>
+        <w:ind w:left="2160" w:hanging="360"/>
+      </w:pPr>
+    </w:lvl>
+    <w:lvl w:ilvl="3" w:tentative="1">
+      <w:start w:val="1"/>
+      <w:numFmt w:val="decimal"/>
+      <w:lvlText w:val="%4."/>
+      <w:lvlJc w:val="left"/>
+      <w:pPr>
+        <w:tabs>
+          <w:tab w:val="num" w:pos="2880"/>
+        </w:tabs>
+        <w:ind w:left="2880" w:hanging="360"/>
+      </w:pPr>
+    </w:lvl>
+    <w:lvl w:ilvl="4" w:tentative="1">
+      <w:start w:val="1"/>
+      <w:numFmt w:val="decimal"/>
+      <w:lvlText w:val="%5."/>
+      <w:lvlJc w:val="left"/>
+      <w:pPr>
+        <w:tabs>
+          <w:tab w:val="num" w:pos="3600"/>
+        </w:tabs>
+        <w:ind w:left="3600" w:hanging="360"/>
+      </w:pPr>
+    </w:lvl>
+    <w:lvl w:ilvl="5" w:tentative="1">
+      <w:start w:val="1"/>
+      <w:numFmt w:val="decimal"/>
+      <w:lvlText w:val="%6."/>
+      <w:lvlJc w:val="left"/>
+      <w:pPr>
+        <w:tabs>
+          <w:tab w:val="num" w:pos="4320"/>
+        </w:tabs>
+        <w:ind w:left="4320" w:hanging="360"/>
+      </w:pPr>
+    </w:lvl>
+    <w:lvl w:ilvl="6" w:tentative="1">
+      <w:start w:val="1"/>
+      <w:numFmt w:val="decimal"/>
+      <w:lvlText w:val="%7."/>
+      <w:lvlJc w:val="left"/>
+      <w:pPr>
+        <w:tabs>
+          <w:tab w:val="num" w:pos="5040"/>
+        </w:tabs>
+        <w:ind w:left="5040" w:hanging="360"/>
+      </w:pPr>
+    </w:lvl>
+    <w:lvl w:ilvl="7" w:tentative="1">
+      <w:start w:val="1"/>
+      <w:numFmt w:val="decimal"/>
+      <w:lvlText w:val="%8."/>
+      <w:lvlJc w:val="left"/>
+      <w:pPr>
+        <w:tabs>
+          <w:tab w:val="num" w:pos="5760"/>
+        </w:tabs>
+        <w:ind w:left="5760" w:hanging="360"/>
+      </w:pPr>
+    </w:lvl>
+    <w:lvl w:ilvl="8" w:tentative="1">
+      <w:start w:val="1"/>
+      <w:numFmt w:val="decimal"/>
+      <w:lvlText w:val="%9."/>
+      <w:lvlJc w:val="left"/>
+      <w:pPr>
+        <w:tabs>
+          <w:tab w:val="num" w:pos="6480"/>
+        </w:tabs>
+        <w:ind w:left="6480" w:hanging="360"/>
+      </w:pPr>
+    </w:lvl>
+  </w:abstractNum>
+  <w:abstractNum w:abstractNumId="34" w15:restartNumberingAfterBreak="0">
     <w:nsid w:val="32D605B7"/>
     <w:multiLevelType w:val="multilevel"/>
     <w:tmpl w:val="E7D46A74"/>
@@ -19202,7 +20944,7 @@
       </w:rPr>
     </w:lvl>
   </w:abstractNum>
-  <w:abstractNum w:abstractNumId="33" w15:restartNumberingAfterBreak="0">
+  <w:abstractNum w:abstractNumId="35" w15:restartNumberingAfterBreak="0">
     <w:nsid w:val="347C252F"/>
     <w:multiLevelType w:val="multilevel"/>
     <w:tmpl w:val="486CD208"/>
@@ -19351,7 +21093,7 @@
       </w:rPr>
     </w:lvl>
   </w:abstractNum>
-  <w:abstractNum w:abstractNumId="34" w15:restartNumberingAfterBreak="0">
+  <w:abstractNum w:abstractNumId="36" w15:restartNumberingAfterBreak="0">
     <w:nsid w:val="3525175A"/>
     <w:multiLevelType w:val="multilevel"/>
     <w:tmpl w:val="3D4628C0"/>
@@ -19500,7 +21242,156 @@
       </w:rPr>
     </w:lvl>
   </w:abstractNum>
-  <w:abstractNum w:abstractNumId="35" w15:restartNumberingAfterBreak="0">
+  <w:abstractNum w:abstractNumId="37" w15:restartNumberingAfterBreak="0">
+    <w:nsid w:val="353E453E"/>
+    <w:multiLevelType w:val="multilevel"/>
+    <w:tmpl w:val="42DEB96E"/>
+    <w:lvl w:ilvl="0">
+      <w:start w:val="1"/>
+      <w:numFmt w:val="bullet"/>
+      <w:lvlText w:val=""/>
+      <w:lvlJc w:val="left"/>
+      <w:pPr>
+        <w:tabs>
+          <w:tab w:val="num" w:pos="720"/>
+        </w:tabs>
+        <w:ind w:left="720" w:hanging="360"/>
+      </w:pPr>
+      <w:rPr>
+        <w:rFonts w:ascii="Symbol" w:hAnsi="Symbol" w:hint="default"/>
+        <w:sz w:val="20"/>
+      </w:rPr>
+    </w:lvl>
+    <w:lvl w:ilvl="1" w:tentative="1">
+      <w:start w:val="1"/>
+      <w:numFmt w:val="bullet"/>
+      <w:lvlText w:val="o"/>
+      <w:lvlJc w:val="left"/>
+      <w:pPr>
+        <w:tabs>
+          <w:tab w:val="num" w:pos="1440"/>
+        </w:tabs>
+        <w:ind w:left="1440" w:hanging="360"/>
+      </w:pPr>
+      <w:rPr>
+        <w:rFonts w:ascii="Courier New" w:hAnsi="Courier New" w:hint="default"/>
+        <w:sz w:val="20"/>
+      </w:rPr>
+    </w:lvl>
+    <w:lvl w:ilvl="2" w:tentative="1">
+      <w:start w:val="1"/>
+      <w:numFmt w:val="bullet"/>
+      <w:lvlText w:val=""/>
+      <w:lvlJc w:val="left"/>
+      <w:pPr>
+        <w:tabs>
+          <w:tab w:val="num" w:pos="2160"/>
+        </w:tabs>
+        <w:ind w:left="2160" w:hanging="360"/>
+      </w:pPr>
+      <w:rPr>
+        <w:rFonts w:ascii="Wingdings" w:hAnsi="Wingdings" w:hint="default"/>
+        <w:sz w:val="20"/>
+      </w:rPr>
+    </w:lvl>
+    <w:lvl w:ilvl="3" w:tentative="1">
+      <w:start w:val="1"/>
+      <w:numFmt w:val="bullet"/>
+      <w:lvlText w:val=""/>
+      <w:lvlJc w:val="left"/>
+      <w:pPr>
+        <w:tabs>
+          <w:tab w:val="num" w:pos="2880"/>
+        </w:tabs>
+        <w:ind w:left="2880" w:hanging="360"/>
+      </w:pPr>
+      <w:rPr>
+        <w:rFonts w:ascii="Wingdings" w:hAnsi="Wingdings" w:hint="default"/>
+        <w:sz w:val="20"/>
+      </w:rPr>
+    </w:lvl>
+    <w:lvl w:ilvl="4" w:tentative="1">
+      <w:start w:val="1"/>
+      <w:numFmt w:val="bullet"/>
+      <w:lvlText w:val=""/>
+      <w:lvlJc w:val="left"/>
+      <w:pPr>
+        <w:tabs>
+          <w:tab w:val="num" w:pos="3600"/>
+        </w:tabs>
+        <w:ind w:left="3600" w:hanging="360"/>
+      </w:pPr>
+      <w:rPr>
+        <w:rFonts w:ascii="Wingdings" w:hAnsi="Wingdings" w:hint="default"/>
+        <w:sz w:val="20"/>
+      </w:rPr>
+    </w:lvl>
+    <w:lvl w:ilvl="5" w:tentative="1">
+      <w:start w:val="1"/>
+      <w:numFmt w:val="bullet"/>
+      <w:lvlText w:val=""/>
+      <w:lvlJc w:val="left"/>
+      <w:pPr>
+        <w:tabs>
+          <w:tab w:val="num" w:pos="4320"/>
+        </w:tabs>
+        <w:ind w:left="4320" w:hanging="360"/>
+      </w:pPr>
+      <w:rPr>
+        <w:rFonts w:ascii="Wingdings" w:hAnsi="Wingdings" w:hint="default"/>
+        <w:sz w:val="20"/>
+      </w:rPr>
+    </w:lvl>
+    <w:lvl w:ilvl="6" w:tentative="1">
+      <w:start w:val="1"/>
+      <w:numFmt w:val="bullet"/>
+      <w:lvlText w:val=""/>
+      <w:lvlJc w:val="left"/>
+      <w:pPr>
+        <w:tabs>
+          <w:tab w:val="num" w:pos="5040"/>
+        </w:tabs>
+        <w:ind w:left="5040" w:hanging="360"/>
+      </w:pPr>
+      <w:rPr>
+        <w:rFonts w:ascii="Wingdings" w:hAnsi="Wingdings" w:hint="default"/>
+        <w:sz w:val="20"/>
+      </w:rPr>
+    </w:lvl>
+    <w:lvl w:ilvl="7" w:tentative="1">
+      <w:start w:val="1"/>
+      <w:numFmt w:val="bullet"/>
+      <w:lvlText w:val=""/>
+      <w:lvlJc w:val="left"/>
+      <w:pPr>
+        <w:tabs>
+          <w:tab w:val="num" w:pos="5760"/>
+        </w:tabs>
+        <w:ind w:left="5760" w:hanging="360"/>
+      </w:pPr>
+      <w:rPr>
+        <w:rFonts w:ascii="Wingdings" w:hAnsi="Wingdings" w:hint="default"/>
+        <w:sz w:val="20"/>
+      </w:rPr>
+    </w:lvl>
+    <w:lvl w:ilvl="8" w:tentative="1">
+      <w:start w:val="1"/>
+      <w:numFmt w:val="bullet"/>
+      <w:lvlText w:val=""/>
+      <w:lvlJc w:val="left"/>
+      <w:pPr>
+        <w:tabs>
+          <w:tab w:val="num" w:pos="6480"/>
+        </w:tabs>
+        <w:ind w:left="6480" w:hanging="360"/>
+      </w:pPr>
+      <w:rPr>
+        <w:rFonts w:ascii="Wingdings" w:hAnsi="Wingdings" w:hint="default"/>
+        <w:sz w:val="20"/>
+      </w:rPr>
+    </w:lvl>
+  </w:abstractNum>
+  <w:abstractNum w:abstractNumId="38" w15:restartNumberingAfterBreak="0">
     <w:nsid w:val="368954B2"/>
     <w:multiLevelType w:val="multilevel"/>
     <w:tmpl w:val="D7661B64"/>
@@ -19649,7 +21540,7 @@
       </w:rPr>
     </w:lvl>
   </w:abstractNum>
-  <w:abstractNum w:abstractNumId="36" w15:restartNumberingAfterBreak="0">
+  <w:abstractNum w:abstractNumId="39" w15:restartNumberingAfterBreak="0">
     <w:nsid w:val="39BB7E5B"/>
     <w:multiLevelType w:val="multilevel"/>
     <w:tmpl w:val="6A662A62"/>
@@ -19798,7 +21689,7 @@
       </w:rPr>
     </w:lvl>
   </w:abstractNum>
-  <w:abstractNum w:abstractNumId="37" w15:restartNumberingAfterBreak="0">
+  <w:abstractNum w:abstractNumId="40" w15:restartNumberingAfterBreak="0">
     <w:nsid w:val="3C6D5B18"/>
     <w:multiLevelType w:val="multilevel"/>
     <w:tmpl w:val="CE02D1A8"/>
@@ -19947,7 +21838,7 @@
       </w:rPr>
     </w:lvl>
   </w:abstractNum>
-  <w:abstractNum w:abstractNumId="38" w15:restartNumberingAfterBreak="0">
+  <w:abstractNum w:abstractNumId="41" w15:restartNumberingAfterBreak="0">
     <w:nsid w:val="3D2C7B24"/>
     <w:multiLevelType w:val="multilevel"/>
     <w:tmpl w:val="D5A80D1A"/>
@@ -20096,7 +21987,305 @@
       </w:rPr>
     </w:lvl>
   </w:abstractNum>
-  <w:abstractNum w:abstractNumId="39" w15:restartNumberingAfterBreak="0">
+  <w:abstractNum w:abstractNumId="42" w15:restartNumberingAfterBreak="0">
+    <w:nsid w:val="3DAB04ED"/>
+    <w:multiLevelType w:val="multilevel"/>
+    <w:tmpl w:val="58B44E7A"/>
+    <w:lvl w:ilvl="0">
+      <w:start w:val="1"/>
+      <w:numFmt w:val="bullet"/>
+      <w:lvlText w:val=""/>
+      <w:lvlJc w:val="left"/>
+      <w:pPr>
+        <w:tabs>
+          <w:tab w:val="num" w:pos="720"/>
+        </w:tabs>
+        <w:ind w:left="720" w:hanging="360"/>
+      </w:pPr>
+      <w:rPr>
+        <w:rFonts w:ascii="Symbol" w:hAnsi="Symbol" w:hint="default"/>
+        <w:sz w:val="20"/>
+      </w:rPr>
+    </w:lvl>
+    <w:lvl w:ilvl="1" w:tentative="1">
+      <w:start w:val="1"/>
+      <w:numFmt w:val="bullet"/>
+      <w:lvlText w:val="o"/>
+      <w:lvlJc w:val="left"/>
+      <w:pPr>
+        <w:tabs>
+          <w:tab w:val="num" w:pos="1440"/>
+        </w:tabs>
+        <w:ind w:left="1440" w:hanging="360"/>
+      </w:pPr>
+      <w:rPr>
+        <w:rFonts w:ascii="Courier New" w:hAnsi="Courier New" w:hint="default"/>
+        <w:sz w:val="20"/>
+      </w:rPr>
+    </w:lvl>
+    <w:lvl w:ilvl="2" w:tentative="1">
+      <w:start w:val="1"/>
+      <w:numFmt w:val="bullet"/>
+      <w:lvlText w:val=""/>
+      <w:lvlJc w:val="left"/>
+      <w:pPr>
+        <w:tabs>
+          <w:tab w:val="num" w:pos="2160"/>
+        </w:tabs>
+        <w:ind w:left="2160" w:hanging="360"/>
+      </w:pPr>
+      <w:rPr>
+        <w:rFonts w:ascii="Wingdings" w:hAnsi="Wingdings" w:hint="default"/>
+        <w:sz w:val="20"/>
+      </w:rPr>
+    </w:lvl>
+    <w:lvl w:ilvl="3" w:tentative="1">
+      <w:start w:val="1"/>
+      <w:numFmt w:val="bullet"/>
+      <w:lvlText w:val=""/>
+      <w:lvlJc w:val="left"/>
+      <w:pPr>
+        <w:tabs>
+          <w:tab w:val="num" w:pos="2880"/>
+        </w:tabs>
+        <w:ind w:left="2880" w:hanging="360"/>
+      </w:pPr>
+      <w:rPr>
+        <w:rFonts w:ascii="Wingdings" w:hAnsi="Wingdings" w:hint="default"/>
+        <w:sz w:val="20"/>
+      </w:rPr>
+    </w:lvl>
+    <w:lvl w:ilvl="4" w:tentative="1">
+      <w:start w:val="1"/>
+      <w:numFmt w:val="bullet"/>
+      <w:lvlText w:val=""/>
+      <w:lvlJc w:val="left"/>
+      <w:pPr>
+        <w:tabs>
+          <w:tab w:val="num" w:pos="3600"/>
+        </w:tabs>
+        <w:ind w:left="3600" w:hanging="360"/>
+      </w:pPr>
+      <w:rPr>
+        <w:rFonts w:ascii="Wingdings" w:hAnsi="Wingdings" w:hint="default"/>
+        <w:sz w:val="20"/>
+      </w:rPr>
+    </w:lvl>
+    <w:lvl w:ilvl="5" w:tentative="1">
+      <w:start w:val="1"/>
+      <w:numFmt w:val="bullet"/>
+      <w:lvlText w:val=""/>
+      <w:lvlJc w:val="left"/>
+      <w:pPr>
+        <w:tabs>
+          <w:tab w:val="num" w:pos="4320"/>
+        </w:tabs>
+        <w:ind w:left="4320" w:hanging="360"/>
+      </w:pPr>
+      <w:rPr>
+        <w:rFonts w:ascii="Wingdings" w:hAnsi="Wingdings" w:hint="default"/>
+        <w:sz w:val="20"/>
+      </w:rPr>
+    </w:lvl>
+    <w:lvl w:ilvl="6" w:tentative="1">
+      <w:start w:val="1"/>
+      <w:numFmt w:val="bullet"/>
+      <w:lvlText w:val=""/>
+      <w:lvlJc w:val="left"/>
+      <w:pPr>
+        <w:tabs>
+          <w:tab w:val="num" w:pos="5040"/>
+        </w:tabs>
+        <w:ind w:left="5040" w:hanging="360"/>
+      </w:pPr>
+      <w:rPr>
+        <w:rFonts w:ascii="Wingdings" w:hAnsi="Wingdings" w:hint="default"/>
+        <w:sz w:val="20"/>
+      </w:rPr>
+    </w:lvl>
+    <w:lvl w:ilvl="7" w:tentative="1">
+      <w:start w:val="1"/>
+      <w:numFmt w:val="bullet"/>
+      <w:lvlText w:val=""/>
+      <w:lvlJc w:val="left"/>
+      <w:pPr>
+        <w:tabs>
+          <w:tab w:val="num" w:pos="5760"/>
+        </w:tabs>
+        <w:ind w:left="5760" w:hanging="360"/>
+      </w:pPr>
+      <w:rPr>
+        <w:rFonts w:ascii="Wingdings" w:hAnsi="Wingdings" w:hint="default"/>
+        <w:sz w:val="20"/>
+      </w:rPr>
+    </w:lvl>
+    <w:lvl w:ilvl="8" w:tentative="1">
+      <w:start w:val="1"/>
+      <w:numFmt w:val="bullet"/>
+      <w:lvlText w:val=""/>
+      <w:lvlJc w:val="left"/>
+      <w:pPr>
+        <w:tabs>
+          <w:tab w:val="num" w:pos="6480"/>
+        </w:tabs>
+        <w:ind w:left="6480" w:hanging="360"/>
+      </w:pPr>
+      <w:rPr>
+        <w:rFonts w:ascii="Wingdings" w:hAnsi="Wingdings" w:hint="default"/>
+        <w:sz w:val="20"/>
+      </w:rPr>
+    </w:lvl>
+  </w:abstractNum>
+  <w:abstractNum w:abstractNumId="43" w15:restartNumberingAfterBreak="0">
+    <w:nsid w:val="3E811E56"/>
+    <w:multiLevelType w:val="multilevel"/>
+    <w:tmpl w:val="1AE40F4A"/>
+    <w:lvl w:ilvl="0">
+      <w:start w:val="1"/>
+      <w:numFmt w:val="bullet"/>
+      <w:lvlText w:val=""/>
+      <w:lvlJc w:val="left"/>
+      <w:pPr>
+        <w:tabs>
+          <w:tab w:val="num" w:pos="720"/>
+        </w:tabs>
+        <w:ind w:left="720" w:hanging="360"/>
+      </w:pPr>
+      <w:rPr>
+        <w:rFonts w:ascii="Symbol" w:hAnsi="Symbol" w:hint="default"/>
+        <w:sz w:val="20"/>
+      </w:rPr>
+    </w:lvl>
+    <w:lvl w:ilvl="1" w:tentative="1">
+      <w:start w:val="1"/>
+      <w:numFmt w:val="bullet"/>
+      <w:lvlText w:val=""/>
+      <w:lvlJc w:val="left"/>
+      <w:pPr>
+        <w:tabs>
+          <w:tab w:val="num" w:pos="1440"/>
+        </w:tabs>
+        <w:ind w:left="1440" w:hanging="360"/>
+      </w:pPr>
+      <w:rPr>
+        <w:rFonts w:ascii="Symbol" w:hAnsi="Symbol" w:hint="default"/>
+        <w:sz w:val="20"/>
+      </w:rPr>
+    </w:lvl>
+    <w:lvl w:ilvl="2" w:tentative="1">
+      <w:start w:val="1"/>
+      <w:numFmt w:val="bullet"/>
+      <w:lvlText w:val=""/>
+      <w:lvlJc w:val="left"/>
+      <w:pPr>
+        <w:tabs>
+          <w:tab w:val="num" w:pos="2160"/>
+        </w:tabs>
+        <w:ind w:left="2160" w:hanging="360"/>
+      </w:pPr>
+      <w:rPr>
+        <w:rFonts w:ascii="Symbol" w:hAnsi="Symbol" w:hint="default"/>
+        <w:sz w:val="20"/>
+      </w:rPr>
+    </w:lvl>
+    <w:lvl w:ilvl="3" w:tentative="1">
+      <w:start w:val="1"/>
+      <w:numFmt w:val="bullet"/>
+      <w:lvlText w:val=""/>
+      <w:lvlJc w:val="left"/>
+      <w:pPr>
+        <w:tabs>
+          <w:tab w:val="num" w:pos="2880"/>
+        </w:tabs>
+        <w:ind w:left="2880" w:hanging="360"/>
+      </w:pPr>
+      <w:rPr>
+        <w:rFonts w:ascii="Symbol" w:hAnsi="Symbol" w:hint="default"/>
+        <w:sz w:val="20"/>
+      </w:rPr>
+    </w:lvl>
+    <w:lvl w:ilvl="4" w:tentative="1">
+      <w:start w:val="1"/>
+      <w:numFmt w:val="bullet"/>
+      <w:lvlText w:val=""/>
+      <w:lvlJc w:val="left"/>
+      <w:pPr>
+        <w:tabs>
+          <w:tab w:val="num" w:pos="3600"/>
+        </w:tabs>
+        <w:ind w:left="3600" w:hanging="360"/>
+      </w:pPr>
+      <w:rPr>
+        <w:rFonts w:ascii="Symbol" w:hAnsi="Symbol" w:hint="default"/>
+        <w:sz w:val="20"/>
+      </w:rPr>
+    </w:lvl>
+    <w:lvl w:ilvl="5" w:tentative="1">
+      <w:start w:val="1"/>
+      <w:numFmt w:val="bullet"/>
+      <w:lvlText w:val=""/>
+      <w:lvlJc w:val="left"/>
+      <w:pPr>
+        <w:tabs>
+          <w:tab w:val="num" w:pos="4320"/>
+        </w:tabs>
+        <w:ind w:left="4320" w:hanging="360"/>
+      </w:pPr>
+      <w:rPr>
+        <w:rFonts w:ascii="Symbol" w:hAnsi="Symbol" w:hint="default"/>
+        <w:sz w:val="20"/>
+      </w:rPr>
+    </w:lvl>
+    <w:lvl w:ilvl="6" w:tentative="1">
+      <w:start w:val="1"/>
+      <w:numFmt w:val="bullet"/>
+      <w:lvlText w:val=""/>
+      <w:lvlJc w:val="left"/>
+      <w:pPr>
+        <w:tabs>
+          <w:tab w:val="num" w:pos="5040"/>
+        </w:tabs>
+        <w:ind w:left="5040" w:hanging="360"/>
+      </w:pPr>
+      <w:rPr>
+        <w:rFonts w:ascii="Symbol" w:hAnsi="Symbol" w:hint="default"/>
+        <w:sz w:val="20"/>
+      </w:rPr>
+    </w:lvl>
+    <w:lvl w:ilvl="7" w:tentative="1">
+      <w:start w:val="1"/>
+      <w:numFmt w:val="bullet"/>
+      <w:lvlText w:val=""/>
+      <w:lvlJc w:val="left"/>
+      <w:pPr>
+        <w:tabs>
+          <w:tab w:val="num" w:pos="5760"/>
+        </w:tabs>
+        <w:ind w:left="5760" w:hanging="360"/>
+      </w:pPr>
+      <w:rPr>
+        <w:rFonts w:ascii="Symbol" w:hAnsi="Symbol" w:hint="default"/>
+        <w:sz w:val="20"/>
+      </w:rPr>
+    </w:lvl>
+    <w:lvl w:ilvl="8" w:tentative="1">
+      <w:start w:val="1"/>
+      <w:numFmt w:val="bullet"/>
+      <w:lvlText w:val=""/>
+      <w:lvlJc w:val="left"/>
+      <w:pPr>
+        <w:tabs>
+          <w:tab w:val="num" w:pos="6480"/>
+        </w:tabs>
+        <w:ind w:left="6480" w:hanging="360"/>
+      </w:pPr>
+      <w:rPr>
+        <w:rFonts w:ascii="Symbol" w:hAnsi="Symbol" w:hint="default"/>
+        <w:sz w:val="20"/>
+      </w:rPr>
+    </w:lvl>
+  </w:abstractNum>
+  <w:abstractNum w:abstractNumId="44" w15:restartNumberingAfterBreak="0">
     <w:nsid w:val="3FF96CD3"/>
     <w:multiLevelType w:val="multilevel"/>
     <w:tmpl w:val="5C0EE1DA"/>
@@ -20245,7 +22434,7 @@
       </w:rPr>
     </w:lvl>
   </w:abstractNum>
-  <w:abstractNum w:abstractNumId="40" w15:restartNumberingAfterBreak="0">
+  <w:abstractNum w:abstractNumId="45" w15:restartNumberingAfterBreak="0">
     <w:nsid w:val="43345AC2"/>
     <w:multiLevelType w:val="multilevel"/>
     <w:tmpl w:val="2CB6B1A8"/>
@@ -20394,7 +22583,7 @@
       </w:rPr>
     </w:lvl>
   </w:abstractNum>
-  <w:abstractNum w:abstractNumId="41" w15:restartNumberingAfterBreak="0">
+  <w:abstractNum w:abstractNumId="46" w15:restartNumberingAfterBreak="0">
     <w:nsid w:val="46FE3EA9"/>
     <w:multiLevelType w:val="multilevel"/>
     <w:tmpl w:val="44C49E4A"/>
@@ -20543,7 +22732,7 @@
       </w:rPr>
     </w:lvl>
   </w:abstractNum>
-  <w:abstractNum w:abstractNumId="42" w15:restartNumberingAfterBreak="0">
+  <w:abstractNum w:abstractNumId="47" w15:restartNumberingAfterBreak="0">
     <w:nsid w:val="471A6C19"/>
     <w:multiLevelType w:val="multilevel"/>
     <w:tmpl w:val="7E02782A"/>
@@ -20692,7 +22881,7 @@
       </w:rPr>
     </w:lvl>
   </w:abstractNum>
-  <w:abstractNum w:abstractNumId="43" w15:restartNumberingAfterBreak="0">
+  <w:abstractNum w:abstractNumId="48" w15:restartNumberingAfterBreak="0">
     <w:nsid w:val="475D7E21"/>
     <w:multiLevelType w:val="multilevel"/>
     <w:tmpl w:val="271CE53C"/>
@@ -20841,7 +23030,7 @@
       </w:rPr>
     </w:lvl>
   </w:abstractNum>
-  <w:abstractNum w:abstractNumId="44" w15:restartNumberingAfterBreak="0">
+  <w:abstractNum w:abstractNumId="49" w15:restartNumberingAfterBreak="0">
     <w:nsid w:val="4E2C207C"/>
     <w:multiLevelType w:val="multilevel"/>
     <w:tmpl w:val="DEA863E0"/>
@@ -20990,7 +23179,7 @@
       </w:rPr>
     </w:lvl>
   </w:abstractNum>
-  <w:abstractNum w:abstractNumId="45" w15:restartNumberingAfterBreak="0">
+  <w:abstractNum w:abstractNumId="50" w15:restartNumberingAfterBreak="0">
     <w:nsid w:val="50580E35"/>
     <w:multiLevelType w:val="multilevel"/>
     <w:tmpl w:val="91760A22"/>
@@ -21139,7 +23328,7 @@
       </w:rPr>
     </w:lvl>
   </w:abstractNum>
-  <w:abstractNum w:abstractNumId="46" w15:restartNumberingAfterBreak="0">
+  <w:abstractNum w:abstractNumId="51" w15:restartNumberingAfterBreak="0">
     <w:nsid w:val="52344DB9"/>
     <w:multiLevelType w:val="multilevel"/>
     <w:tmpl w:val="FB44E81E"/>
@@ -21288,7 +23477,7 @@
       </w:rPr>
     </w:lvl>
   </w:abstractNum>
-  <w:abstractNum w:abstractNumId="47" w15:restartNumberingAfterBreak="0">
+  <w:abstractNum w:abstractNumId="52" w15:restartNumberingAfterBreak="0">
     <w:nsid w:val="596F4137"/>
     <w:multiLevelType w:val="multilevel"/>
     <w:tmpl w:val="53DA37B8"/>
@@ -21437,7 +23626,7 @@
       </w:rPr>
     </w:lvl>
   </w:abstractNum>
-  <w:abstractNum w:abstractNumId="48" w15:restartNumberingAfterBreak="0">
+  <w:abstractNum w:abstractNumId="53" w15:restartNumberingAfterBreak="0">
     <w:nsid w:val="5AF25034"/>
     <w:multiLevelType w:val="multilevel"/>
     <w:tmpl w:val="50A2CCDE"/>
@@ -21586,7 +23775,7 @@
       </w:rPr>
     </w:lvl>
   </w:abstractNum>
-  <w:abstractNum w:abstractNumId="49" w15:restartNumberingAfterBreak="0">
+  <w:abstractNum w:abstractNumId="54" w15:restartNumberingAfterBreak="0">
     <w:nsid w:val="63C70D60"/>
     <w:multiLevelType w:val="multilevel"/>
     <w:tmpl w:val="7DD868D6"/>
@@ -21735,7 +23924,7 @@
       </w:rPr>
     </w:lvl>
   </w:abstractNum>
-  <w:abstractNum w:abstractNumId="50" w15:restartNumberingAfterBreak="0">
+  <w:abstractNum w:abstractNumId="55" w15:restartNumberingAfterBreak="0">
     <w:nsid w:val="673B194E"/>
     <w:multiLevelType w:val="multilevel"/>
     <w:tmpl w:val="085C1FEC"/>
@@ -21884,7 +24073,7 @@
       </w:rPr>
     </w:lvl>
   </w:abstractNum>
-  <w:abstractNum w:abstractNumId="51" w15:restartNumberingAfterBreak="0">
+  <w:abstractNum w:abstractNumId="56" w15:restartNumberingAfterBreak="0">
     <w:nsid w:val="68001687"/>
     <w:multiLevelType w:val="multilevel"/>
     <w:tmpl w:val="E7880A6A"/>
@@ -22033,7 +24222,7 @@
       </w:rPr>
     </w:lvl>
   </w:abstractNum>
-  <w:abstractNum w:abstractNumId="52" w15:restartNumberingAfterBreak="0">
+  <w:abstractNum w:abstractNumId="57" w15:restartNumberingAfterBreak="0">
     <w:nsid w:val="6C750204"/>
     <w:multiLevelType w:val="multilevel"/>
     <w:tmpl w:val="F29CEBE6"/>
@@ -22182,7 +24371,7 @@
       </w:rPr>
     </w:lvl>
   </w:abstractNum>
-  <w:abstractNum w:abstractNumId="53" w15:restartNumberingAfterBreak="0">
+  <w:abstractNum w:abstractNumId="58" w15:restartNumberingAfterBreak="0">
     <w:nsid w:val="707F0B98"/>
     <w:multiLevelType w:val="multilevel"/>
     <w:tmpl w:val="E0B4F426"/>
@@ -22331,7 +24520,7 @@
       </w:rPr>
     </w:lvl>
   </w:abstractNum>
-  <w:abstractNum w:abstractNumId="54" w15:restartNumberingAfterBreak="0">
+  <w:abstractNum w:abstractNumId="59" w15:restartNumberingAfterBreak="0">
     <w:nsid w:val="72226116"/>
     <w:multiLevelType w:val="multilevel"/>
     <w:tmpl w:val="8446EF82"/>
@@ -22480,7 +24669,305 @@
       </w:rPr>
     </w:lvl>
   </w:abstractNum>
-  <w:abstractNum w:abstractNumId="55" w15:restartNumberingAfterBreak="0">
+  <w:abstractNum w:abstractNumId="60" w15:restartNumberingAfterBreak="0">
+    <w:nsid w:val="752907CE"/>
+    <w:multiLevelType w:val="multilevel"/>
+    <w:tmpl w:val="2C2299DC"/>
+    <w:lvl w:ilvl="0">
+      <w:start w:val="1"/>
+      <w:numFmt w:val="bullet"/>
+      <w:lvlText w:val=""/>
+      <w:lvlJc w:val="left"/>
+      <w:pPr>
+        <w:tabs>
+          <w:tab w:val="num" w:pos="720"/>
+        </w:tabs>
+        <w:ind w:left="720" w:hanging="360"/>
+      </w:pPr>
+      <w:rPr>
+        <w:rFonts w:ascii="Symbol" w:hAnsi="Symbol" w:hint="default"/>
+        <w:sz w:val="20"/>
+      </w:rPr>
+    </w:lvl>
+    <w:lvl w:ilvl="1" w:tentative="1">
+      <w:start w:val="1"/>
+      <w:numFmt w:val="bullet"/>
+      <w:lvlText w:val=""/>
+      <w:lvlJc w:val="left"/>
+      <w:pPr>
+        <w:tabs>
+          <w:tab w:val="num" w:pos="1440"/>
+        </w:tabs>
+        <w:ind w:left="1440" w:hanging="360"/>
+      </w:pPr>
+      <w:rPr>
+        <w:rFonts w:ascii="Symbol" w:hAnsi="Symbol" w:hint="default"/>
+        <w:sz w:val="20"/>
+      </w:rPr>
+    </w:lvl>
+    <w:lvl w:ilvl="2" w:tentative="1">
+      <w:start w:val="1"/>
+      <w:numFmt w:val="bullet"/>
+      <w:lvlText w:val=""/>
+      <w:lvlJc w:val="left"/>
+      <w:pPr>
+        <w:tabs>
+          <w:tab w:val="num" w:pos="2160"/>
+        </w:tabs>
+        <w:ind w:left="2160" w:hanging="360"/>
+      </w:pPr>
+      <w:rPr>
+        <w:rFonts w:ascii="Symbol" w:hAnsi="Symbol" w:hint="default"/>
+        <w:sz w:val="20"/>
+      </w:rPr>
+    </w:lvl>
+    <w:lvl w:ilvl="3" w:tentative="1">
+      <w:start w:val="1"/>
+      <w:numFmt w:val="bullet"/>
+      <w:lvlText w:val=""/>
+      <w:lvlJc w:val="left"/>
+      <w:pPr>
+        <w:tabs>
+          <w:tab w:val="num" w:pos="2880"/>
+        </w:tabs>
+        <w:ind w:left="2880" w:hanging="360"/>
+      </w:pPr>
+      <w:rPr>
+        <w:rFonts w:ascii="Symbol" w:hAnsi="Symbol" w:hint="default"/>
+        <w:sz w:val="20"/>
+      </w:rPr>
+    </w:lvl>
+    <w:lvl w:ilvl="4" w:tentative="1">
+      <w:start w:val="1"/>
+      <w:numFmt w:val="bullet"/>
+      <w:lvlText w:val=""/>
+      <w:lvlJc w:val="left"/>
+      <w:pPr>
+        <w:tabs>
+          <w:tab w:val="num" w:pos="3600"/>
+        </w:tabs>
+        <w:ind w:left="3600" w:hanging="360"/>
+      </w:pPr>
+      <w:rPr>
+        <w:rFonts w:ascii="Symbol" w:hAnsi="Symbol" w:hint="default"/>
+        <w:sz w:val="20"/>
+      </w:rPr>
+    </w:lvl>
+    <w:lvl w:ilvl="5" w:tentative="1">
+      <w:start w:val="1"/>
+      <w:numFmt w:val="bullet"/>
+      <w:lvlText w:val=""/>
+      <w:lvlJc w:val="left"/>
+      <w:pPr>
+        <w:tabs>
+          <w:tab w:val="num" w:pos="4320"/>
+        </w:tabs>
+        <w:ind w:left="4320" w:hanging="360"/>
+      </w:pPr>
+      <w:rPr>
+        <w:rFonts w:ascii="Symbol" w:hAnsi="Symbol" w:hint="default"/>
+        <w:sz w:val="20"/>
+      </w:rPr>
+    </w:lvl>
+    <w:lvl w:ilvl="6" w:tentative="1">
+      <w:start w:val="1"/>
+      <w:numFmt w:val="bullet"/>
+      <w:lvlText w:val=""/>
+      <w:lvlJc w:val="left"/>
+      <w:pPr>
+        <w:tabs>
+          <w:tab w:val="num" w:pos="5040"/>
+        </w:tabs>
+        <w:ind w:left="5040" w:hanging="360"/>
+      </w:pPr>
+      <w:rPr>
+        <w:rFonts w:ascii="Symbol" w:hAnsi="Symbol" w:hint="default"/>
+        <w:sz w:val="20"/>
+      </w:rPr>
+    </w:lvl>
+    <w:lvl w:ilvl="7" w:tentative="1">
+      <w:start w:val="1"/>
+      <w:numFmt w:val="bullet"/>
+      <w:lvlText w:val=""/>
+      <w:lvlJc w:val="left"/>
+      <w:pPr>
+        <w:tabs>
+          <w:tab w:val="num" w:pos="5760"/>
+        </w:tabs>
+        <w:ind w:left="5760" w:hanging="360"/>
+      </w:pPr>
+      <w:rPr>
+        <w:rFonts w:ascii="Symbol" w:hAnsi="Symbol" w:hint="default"/>
+        <w:sz w:val="20"/>
+      </w:rPr>
+    </w:lvl>
+    <w:lvl w:ilvl="8" w:tentative="1">
+      <w:start w:val="1"/>
+      <w:numFmt w:val="bullet"/>
+      <w:lvlText w:val=""/>
+      <w:lvlJc w:val="left"/>
+      <w:pPr>
+        <w:tabs>
+          <w:tab w:val="num" w:pos="6480"/>
+        </w:tabs>
+        <w:ind w:left="6480" w:hanging="360"/>
+      </w:pPr>
+      <w:rPr>
+        <w:rFonts w:ascii="Symbol" w:hAnsi="Symbol" w:hint="default"/>
+        <w:sz w:val="20"/>
+      </w:rPr>
+    </w:lvl>
+  </w:abstractNum>
+  <w:abstractNum w:abstractNumId="61" w15:restartNumberingAfterBreak="0">
+    <w:nsid w:val="76C35939"/>
+    <w:multiLevelType w:val="multilevel"/>
+    <w:tmpl w:val="7618E082"/>
+    <w:lvl w:ilvl="0">
+      <w:start w:val="1"/>
+      <w:numFmt w:val="bullet"/>
+      <w:lvlText w:val=""/>
+      <w:lvlJc w:val="left"/>
+      <w:pPr>
+        <w:tabs>
+          <w:tab w:val="num" w:pos="720"/>
+        </w:tabs>
+        <w:ind w:left="720" w:hanging="360"/>
+      </w:pPr>
+      <w:rPr>
+        <w:rFonts w:ascii="Symbol" w:hAnsi="Symbol" w:hint="default"/>
+        <w:sz w:val="20"/>
+      </w:rPr>
+    </w:lvl>
+    <w:lvl w:ilvl="1" w:tentative="1">
+      <w:start w:val="1"/>
+      <w:numFmt w:val="bullet"/>
+      <w:lvlText w:val="o"/>
+      <w:lvlJc w:val="left"/>
+      <w:pPr>
+        <w:tabs>
+          <w:tab w:val="num" w:pos="1440"/>
+        </w:tabs>
+        <w:ind w:left="1440" w:hanging="360"/>
+      </w:pPr>
+      <w:rPr>
+        <w:rFonts w:ascii="Courier New" w:hAnsi="Courier New" w:hint="default"/>
+        <w:sz w:val="20"/>
+      </w:rPr>
+    </w:lvl>
+    <w:lvl w:ilvl="2" w:tentative="1">
+      <w:start w:val="1"/>
+      <w:numFmt w:val="bullet"/>
+      <w:lvlText w:val=""/>
+      <w:lvlJc w:val="left"/>
+      <w:pPr>
+        <w:tabs>
+          <w:tab w:val="num" w:pos="2160"/>
+        </w:tabs>
+        <w:ind w:left="2160" w:hanging="360"/>
+      </w:pPr>
+      <w:rPr>
+        <w:rFonts w:ascii="Wingdings" w:hAnsi="Wingdings" w:hint="default"/>
+        <w:sz w:val="20"/>
+      </w:rPr>
+    </w:lvl>
+    <w:lvl w:ilvl="3" w:tentative="1">
+      <w:start w:val="1"/>
+      <w:numFmt w:val="bullet"/>
+      <w:lvlText w:val=""/>
+      <w:lvlJc w:val="left"/>
+      <w:pPr>
+        <w:tabs>
+          <w:tab w:val="num" w:pos="2880"/>
+        </w:tabs>
+        <w:ind w:left="2880" w:hanging="360"/>
+      </w:pPr>
+      <w:rPr>
+        <w:rFonts w:ascii="Wingdings" w:hAnsi="Wingdings" w:hint="default"/>
+        <w:sz w:val="20"/>
+      </w:rPr>
+    </w:lvl>
+    <w:lvl w:ilvl="4" w:tentative="1">
+      <w:start w:val="1"/>
+      <w:numFmt w:val="bullet"/>
+      <w:lvlText w:val=""/>
+      <w:lvlJc w:val="left"/>
+      <w:pPr>
+        <w:tabs>
+          <w:tab w:val="num" w:pos="3600"/>
+        </w:tabs>
+        <w:ind w:left="3600" w:hanging="360"/>
+      </w:pPr>
+      <w:rPr>
+        <w:rFonts w:ascii="Wingdings" w:hAnsi="Wingdings" w:hint="default"/>
+        <w:sz w:val="20"/>
+      </w:rPr>
+    </w:lvl>
+    <w:lvl w:ilvl="5" w:tentative="1">
+      <w:start w:val="1"/>
+      <w:numFmt w:val="bullet"/>
+      <w:lvlText w:val=""/>
+      <w:lvlJc w:val="left"/>
+      <w:pPr>
+        <w:tabs>
+          <w:tab w:val="num" w:pos="4320"/>
+        </w:tabs>
+        <w:ind w:left="4320" w:hanging="360"/>
+      </w:pPr>
+      <w:rPr>
+        <w:rFonts w:ascii="Wingdings" w:hAnsi="Wingdings" w:hint="default"/>
+        <w:sz w:val="20"/>
+      </w:rPr>
+    </w:lvl>
+    <w:lvl w:ilvl="6" w:tentative="1">
+      <w:start w:val="1"/>
+      <w:numFmt w:val="bullet"/>
+      <w:lvlText w:val=""/>
+      <w:lvlJc w:val="left"/>
+      <w:pPr>
+        <w:tabs>
+          <w:tab w:val="num" w:pos="5040"/>
+        </w:tabs>
+        <w:ind w:left="5040" w:hanging="360"/>
+      </w:pPr>
+      <w:rPr>
+        <w:rFonts w:ascii="Wingdings" w:hAnsi="Wingdings" w:hint="default"/>
+        <w:sz w:val="20"/>
+      </w:rPr>
+    </w:lvl>
+    <w:lvl w:ilvl="7" w:tentative="1">
+      <w:start w:val="1"/>
+      <w:numFmt w:val="bullet"/>
+      <w:lvlText w:val=""/>
+      <w:lvlJc w:val="left"/>
+      <w:pPr>
+        <w:tabs>
+          <w:tab w:val="num" w:pos="5760"/>
+        </w:tabs>
+        <w:ind w:left="5760" w:hanging="360"/>
+      </w:pPr>
+      <w:rPr>
+        <w:rFonts w:ascii="Wingdings" w:hAnsi="Wingdings" w:hint="default"/>
+        <w:sz w:val="20"/>
+      </w:rPr>
+    </w:lvl>
+    <w:lvl w:ilvl="8" w:tentative="1">
+      <w:start w:val="1"/>
+      <w:numFmt w:val="bullet"/>
+      <w:lvlText w:val=""/>
+      <w:lvlJc w:val="left"/>
+      <w:pPr>
+        <w:tabs>
+          <w:tab w:val="num" w:pos="6480"/>
+        </w:tabs>
+        <w:ind w:left="6480" w:hanging="360"/>
+      </w:pPr>
+      <w:rPr>
+        <w:rFonts w:ascii="Wingdings" w:hAnsi="Wingdings" w:hint="default"/>
+        <w:sz w:val="20"/>
+      </w:rPr>
+    </w:lvl>
+  </w:abstractNum>
+  <w:abstractNum w:abstractNumId="62" w15:restartNumberingAfterBreak="0">
     <w:nsid w:val="7ABE1D0D"/>
     <w:multiLevelType w:val="multilevel"/>
     <w:tmpl w:val="623622D0"/>
@@ -22629,7 +25116,7 @@
       </w:rPr>
     </w:lvl>
   </w:abstractNum>
-  <w:abstractNum w:abstractNumId="56" w15:restartNumberingAfterBreak="0">
+  <w:abstractNum w:abstractNumId="63" w15:restartNumberingAfterBreak="0">
     <w:nsid w:val="7F146378"/>
     <w:multiLevelType w:val="multilevel"/>
     <w:tmpl w:val="8D0CA590"/>
@@ -22782,7 +25269,7 @@
     <w:abstractNumId w:val="1"/>
   </w:num>
   <w:num w:numId="2" w16cid:durableId="186913055">
-    <w:abstractNumId w:val="47"/>
+    <w:abstractNumId w:val="52"/>
   </w:num>
   <w:num w:numId="3" w16cid:durableId="1756395217">
     <w:abstractNumId w:val="0"/>
@@ -22794,10 +25281,10 @@
     <w:abstractNumId w:val="19"/>
   </w:num>
   <w:num w:numId="6" w16cid:durableId="224413174">
-    <w:abstractNumId w:val="31"/>
+    <w:abstractNumId w:val="32"/>
   </w:num>
   <w:num w:numId="7" w16cid:durableId="775834910">
-    <w:abstractNumId w:val="30"/>
+    <w:abstractNumId w:val="31"/>
   </w:num>
   <w:num w:numId="8" w16cid:durableId="1926720009">
     <w:abstractNumId w:val="6"/>
@@ -22806,7 +25293,7 @@
     <w:abstractNumId w:val="3"/>
   </w:num>
   <w:num w:numId="10" w16cid:durableId="219488418">
-    <w:abstractNumId w:val="45"/>
+    <w:abstractNumId w:val="50"/>
   </w:num>
   <w:num w:numId="11" w16cid:durableId="701251664">
     <w:abstractNumId w:val="21"/>
@@ -22821,28 +25308,28 @@
     <w:abstractNumId w:val="14"/>
   </w:num>
   <w:num w:numId="15" w16cid:durableId="1421291583">
-    <w:abstractNumId w:val="34"/>
+    <w:abstractNumId w:val="36"/>
   </w:num>
   <w:num w:numId="16" w16cid:durableId="1209758109">
     <w:abstractNumId w:val="9"/>
   </w:num>
   <w:num w:numId="17" w16cid:durableId="881676976">
-    <w:abstractNumId w:val="36"/>
+    <w:abstractNumId w:val="39"/>
   </w:num>
   <w:num w:numId="18" w16cid:durableId="1926070255">
-    <w:abstractNumId w:val="51"/>
+    <w:abstractNumId w:val="56"/>
   </w:num>
   <w:num w:numId="19" w16cid:durableId="2040739466">
-    <w:abstractNumId w:val="43"/>
+    <w:abstractNumId w:val="48"/>
   </w:num>
   <w:num w:numId="20" w16cid:durableId="73479493">
-    <w:abstractNumId w:val="56"/>
+    <w:abstractNumId w:val="63"/>
   </w:num>
   <w:num w:numId="21" w16cid:durableId="1912497837">
-    <w:abstractNumId w:val="44"/>
+    <w:abstractNumId w:val="49"/>
   </w:num>
   <w:num w:numId="22" w16cid:durableId="173031148">
-    <w:abstractNumId w:val="38"/>
+    <w:abstractNumId w:val="41"/>
   </w:num>
   <w:num w:numId="23" w16cid:durableId="1314724728">
     <w:abstractNumId w:val="27"/>
@@ -22851,10 +25338,10 @@
     <w:abstractNumId w:val="13"/>
   </w:num>
   <w:num w:numId="25" w16cid:durableId="308632313">
-    <w:abstractNumId w:val="33"/>
+    <w:abstractNumId w:val="35"/>
   </w:num>
   <w:num w:numId="26" w16cid:durableId="75631663">
-    <w:abstractNumId w:val="48"/>
+    <w:abstractNumId w:val="53"/>
   </w:num>
   <w:num w:numId="27" w16cid:durableId="1114716872">
     <w:abstractNumId w:val="20"/>
@@ -22866,13 +25353,13 @@
     <w:abstractNumId w:val="24"/>
   </w:num>
   <w:num w:numId="30" w16cid:durableId="1981570554">
-    <w:abstractNumId w:val="41"/>
+    <w:abstractNumId w:val="46"/>
   </w:num>
   <w:num w:numId="31" w16cid:durableId="1455294355">
     <w:abstractNumId w:val="2"/>
   </w:num>
   <w:num w:numId="32" w16cid:durableId="295643755">
-    <w:abstractNumId w:val="40"/>
+    <w:abstractNumId w:val="45"/>
   </w:num>
   <w:num w:numId="33" w16cid:durableId="81997789">
     <w:abstractNumId w:val="11"/>
@@ -22881,16 +25368,16 @@
     <w:abstractNumId w:val="28"/>
   </w:num>
   <w:num w:numId="35" w16cid:durableId="1123615995">
-    <w:abstractNumId w:val="46"/>
+    <w:abstractNumId w:val="51"/>
   </w:num>
   <w:num w:numId="36" w16cid:durableId="529680704">
     <w:abstractNumId w:val="15"/>
   </w:num>
   <w:num w:numId="37" w16cid:durableId="591360421">
-    <w:abstractNumId w:val="49"/>
+    <w:abstractNumId w:val="54"/>
   </w:num>
   <w:num w:numId="38" w16cid:durableId="1436170511">
-    <w:abstractNumId w:val="37"/>
+    <w:abstractNumId w:val="40"/>
   </w:num>
   <w:num w:numId="39" w16cid:durableId="2134053419">
     <w:abstractNumId w:val="5"/>
@@ -22899,10 +25386,10 @@
     <w:abstractNumId w:val="17"/>
   </w:num>
   <w:num w:numId="41" w16cid:durableId="498471236">
-    <w:abstractNumId w:val="35"/>
+    <w:abstractNumId w:val="38"/>
   </w:num>
   <w:num w:numId="42" w16cid:durableId="885336282">
-    <w:abstractNumId w:val="32"/>
+    <w:abstractNumId w:val="34"/>
   </w:num>
   <w:num w:numId="43" w16cid:durableId="1358965275">
     <w:abstractNumId w:val="10"/>
@@ -22914,22 +25401,22 @@
     <w:abstractNumId w:val="23"/>
   </w:num>
   <w:num w:numId="46" w16cid:durableId="910693353">
-    <w:abstractNumId w:val="42"/>
+    <w:abstractNumId w:val="47"/>
   </w:num>
   <w:num w:numId="47" w16cid:durableId="1465273603">
     <w:abstractNumId w:val="18"/>
   </w:num>
   <w:num w:numId="48" w16cid:durableId="11147652">
-    <w:abstractNumId w:val="53"/>
+    <w:abstractNumId w:val="58"/>
   </w:num>
   <w:num w:numId="49" w16cid:durableId="559361278">
     <w:abstractNumId w:val="12"/>
   </w:num>
   <w:num w:numId="50" w16cid:durableId="220943341">
-    <w:abstractNumId w:val="39"/>
+    <w:abstractNumId w:val="44"/>
   </w:num>
   <w:num w:numId="51" w16cid:durableId="2027518060">
-    <w:abstractNumId w:val="54"/>
+    <w:abstractNumId w:val="59"/>
   </w:num>
   <w:num w:numId="52" w16cid:durableId="1469397143">
     <w:abstractNumId w:val="25"/>
@@ -22938,18 +25425,39 @@
     <w:abstractNumId w:val="22"/>
   </w:num>
   <w:num w:numId="54" w16cid:durableId="168911388">
-    <w:abstractNumId w:val="50"/>
+    <w:abstractNumId w:val="55"/>
   </w:num>
   <w:num w:numId="55" w16cid:durableId="187569416">
     <w:abstractNumId w:val="29"/>
   </w:num>
   <w:num w:numId="56" w16cid:durableId="2120567419">
-    <w:abstractNumId w:val="55"/>
+    <w:abstractNumId w:val="62"/>
   </w:num>
   <w:num w:numId="57" w16cid:durableId="959454216">
-    <w:abstractNumId w:val="52"/>
+    <w:abstractNumId w:val="57"/>
   </w:num>
-  <w:numIdMacAtCleanup w:val="50"/>
+  <w:num w:numId="58" w16cid:durableId="480847226">
+    <w:abstractNumId w:val="37"/>
+  </w:num>
+  <w:num w:numId="59" w16cid:durableId="228001699">
+    <w:abstractNumId w:val="60"/>
+  </w:num>
+  <w:num w:numId="60" w16cid:durableId="1969967210">
+    <w:abstractNumId w:val="30"/>
+  </w:num>
+  <w:num w:numId="61" w16cid:durableId="2025091807">
+    <w:abstractNumId w:val="43"/>
+  </w:num>
+  <w:num w:numId="62" w16cid:durableId="1003585473">
+    <w:abstractNumId w:val="33"/>
+  </w:num>
+  <w:num w:numId="63" w16cid:durableId="1122961816">
+    <w:abstractNumId w:val="61"/>
+  </w:num>
+  <w:num w:numId="64" w16cid:durableId="110057574">
+    <w:abstractNumId w:val="42"/>
+  </w:num>
+  <w:numIdMacAtCleanup w:val="64"/>
 </w:numbering>
 </file>
 
